--- a/downloads/teacher/ai-7-week-31.docx
+++ b/downloads/teacher/ai-7-week-31.docx
@@ -1974,6 +1974,396 @@
         <w:t>For the Reproducible AI Research Study, retain an annotated worked trace and the changed-case reasoning. Connect the claim to its records, units and assumptions so another investigator can challenge or reproduce it.</w:t>
       </w:r>
     </w:p>
+    <w:p>
+      <w:pPr>
+        <w:pStyle w:val="Heading1"/>
+      </w:pPr>
+      <w:r>
+        <w:t>07. Prepare, teach and assess</w:t>
+      </w:r>
+    </w:p>
+    <w:p>
+      <w:r>
+        <w:t>Teaching target: Explain the mechanism and terminology of writing results and limitations</w:t>
+      </w:r>
+    </w:p>
+    <w:p>
+      <w:r>
+        <w:t>Prepare the labelled worked-case picture, the matching workbook, fictional input cards and a place for individual responses. Check a local Python 3 environment before class; have a paper-trace version ready.</w:t>
+      </w:r>
+    </w:p>
+    <w:tbl>
+      <w:tblPr>
+        <w:tblStyle w:val="LightShading-Accent1"/>
+        <w:tblW w:type="auto" w:w="0"/>
+        <w:tblLook w:firstColumn="1" w:firstRow="1" w:lastColumn="0" w:lastRow="0" w:noHBand="0" w:noVBand="1" w:val="04A0"/>
+      </w:tblPr>
+      <w:tblGrid>
+        <w:gridCol w:w="3408"/>
+        <w:gridCol w:w="3408"/>
+        <w:gridCol w:w="3408"/>
+      </w:tblGrid>
+      <w:tr>
+        <w:trPr>
+          <w:tblHeader/>
+        </w:trPr>
+        <w:tc>
+          <w:tcPr>
+            <w:tcW w:type="dxa" w:w="3408"/>
+          </w:tcPr>
+          <w:p>
+            <w:r>
+              <w:t>Session</w:t>
+            </w:r>
+          </w:p>
+        </w:tc>
+        <w:tc>
+          <w:tcPr>
+            <w:tcW w:type="dxa" w:w="3408"/>
+          </w:tcPr>
+          <w:p>
+            <w:r>
+              <w:t>Plan</w:t>
+            </w:r>
+          </w:p>
+        </w:tc>
+        <w:tc>
+          <w:tcPr>
+            <w:tcW w:type="dxa" w:w="3408"/>
+          </w:tcPr>
+          <w:p>
+            <w:r>
+              <w:t>Resources</w:t>
+            </w:r>
+          </w:p>
+        </w:tc>
+      </w:tr>
+      <w:tr>
+        <w:tc>
+          <w:tcPr>
+            <w:tcW w:type="dxa" w:w="3408"/>
+          </w:tcPr>
+          <w:p>
+            <w:r>
+              <w:t>Session 1 · Understand · 45 min</w:t>
+            </w:r>
+          </w:p>
+        </w:tc>
+        <w:tc>
+          <w:tcPr>
+            <w:tcW w:type="dxa" w:w="3408"/>
+          </w:tcPr>
+          <w:p>
+            <w:r>
+              <w:t>0–7: recall and prerequisite; 7–15: inspect the concrete case and predict; 15–30: teacher models the worked trace; 30–40: learners explain a step using the text and visual; 40–45: check the core idea.</w:t>
+            </w:r>
+          </w:p>
+        </w:tc>
+        <w:tc>
+          <w:tcPr>
+            <w:tcW w:type="dxa" w:w="3408"/>
+          </w:tcPr>
+          <w:p>
+            <w:r>
+              <w:t>Sections 1–6; record the brief recall in the workbook.</w:t>
+            </w:r>
+          </w:p>
+        </w:tc>
+      </w:tr>
+      <w:tr>
+        <w:tc>
+          <w:tcPr>
+            <w:tcW w:type="dxa" w:w="3408"/>
+          </w:tcPr>
+          <w:p>
+            <w:r>
+              <w:t>Session 2 · Practise · 45 min</w:t>
+            </w:r>
+          </w:p>
+        </w:tc>
+        <w:tc>
+          <w:tcPr>
+            <w:tcW w:type="dxa" w:w="3408"/>
+          </w:tcPr>
+          <w:p>
+            <w:r>
+              <w:t>0–5: retrieve the procedure; 5–15: W2 completion practice; 15–23: explain and check with a partner; 23–30: each learner answers the misconception check; 30–40: targeted reteaching or a harder variation; 40–45: prepare the investigation.</w:t>
+            </w:r>
+          </w:p>
+        </w:tc>
+        <w:tc>
+          <w:tcPr>
+            <w:tcW w:type="dxa" w:w="3408"/>
+          </w:tcPr>
+          <w:p>
+            <w:r>
+              <w:t>Sections 7–10; use the matching workbook W2 and misconception check.</w:t>
+            </w:r>
+          </w:p>
+        </w:tc>
+      </w:tr>
+      <w:tr>
+        <w:tc>
+          <w:tcPr>
+            <w:tcW w:type="dxa" w:w="3408"/>
+          </w:tcPr>
+          <w:p>
+            <w:r>
+              <w:t>Session 3 · Investigate and transfer · 45 min</w:t>
+            </w:r>
+          </w:p>
+        </w:tc>
+        <w:tc>
+          <w:tcPr>
+            <w:tcW w:type="dxa" w:w="3408"/>
+          </w:tcPr>
+          <w:p>
+            <w:r>
+              <w:t>0–5: retrieve the decision rule; 5–20: investigate or trace; 20–30: start the independent case; 30–38: connect the project; 38–43: act on feedback; 43–45: plan the return check.</w:t>
+            </w:r>
+          </w:p>
+        </w:tc>
+        <w:tc>
+          <w:tcPr>
+            <w:tcW w:type="dxa" w:w="3408"/>
+          </w:tcPr>
+          <w:p>
+            <w:r>
+              <w:t>Sections 9 and 11–14. Give extra time to finish the full task set; use Section 15 when the week includes a coding lab.</w:t>
+            </w:r>
+          </w:p>
+        </w:tc>
+      </w:tr>
+    </w:tbl>
+    <w:p>
+      <w:r>
+        <w:t>Before class, solve the supported practice: B passes9/12, A8/12; three B failures all concern conflicting sources. No user study occurred. Show the intermediate steps and give the conclusion with its scope.</w:t>
+      </w:r>
+    </w:p>
+    <w:p>
+      <w:r>
+        <w:t>Reasoned practice answer: Teacher explanation: 75% versus66.667%, gain8.333 points on12 cases; conflict failures remain. No classroom usefulness or universal reliability claim is supported.</w:t>
+      </w:r>
+    </w:p>
+    <w:p>
+      <w:r>
+        <w:t>Check every learner before discussion: Use the worked case for Writing results and limitations. Proposed explanation: “The worked result establishes every future case”. Decide whether this explanation is supported. Point to the step or supplied fact that decides; explain your repair if needed.</w:t>
+      </w:r>
+    </w:p>
+    <w:p>
+      <w:r>
+        <w:t>Misconception repair: A limitation should directly bound the corresponding claim rather than contradict an oversized headline.</w:t>
+      </w:r>
+    </w:p>
+    <w:p>
+      <w:r>
+        <w:t>Support: read the exact case aloud, enlarge the labelled picture, supply input cards and model only the first deciding step. Accept a spoken explanation or drawing; retain the reasoning goal.</w:t>
+      </w:r>
+    </w:p>
+    <w:p>
+      <w:r>
+        <w:t>Extension: Write "B makes every student smarter". Require a prediction and a reason before comparing. Expected result: Remove that sentence as unsupported by the study. Reason: The measured unit was answers, not student understanding or intelligence.</w:t>
+      </w:r>
+    </w:p>
+    <w:p>
+      <w:r>
+        <w:t>Independent assessment: withhold the reserved answer until the learner has attempted the new case. Record support separately from correctness.</w:t>
+      </w:r>
+    </w:p>
+    <w:tbl>
+      <w:tblPr>
+        <w:tblStyle w:val="LightShading-Accent1"/>
+        <w:tblW w:type="auto" w:w="0"/>
+        <w:tblLook w:firstColumn="1" w:firstRow="1" w:lastColumn="0" w:lastRow="0" w:noHBand="0" w:noVBand="1" w:val="04A0"/>
+      </w:tblPr>
+      <w:tblGrid>
+        <w:gridCol w:w="2556"/>
+        <w:gridCol w:w="2556"/>
+        <w:gridCol w:w="2556"/>
+        <w:gridCol w:w="2556"/>
+      </w:tblGrid>
+      <w:tr>
+        <w:trPr>
+          <w:tblHeader/>
+        </w:trPr>
+        <w:tc>
+          <w:tcPr>
+            <w:tcW w:type="dxa" w:w="2556"/>
+          </w:tcPr>
+          <w:p>
+            <w:r>
+              <w:t>Criterion</w:t>
+            </w:r>
+          </w:p>
+        </w:tc>
+        <w:tc>
+          <w:tcPr>
+            <w:tcW w:type="dxa" w:w="2556"/>
+          </w:tcPr>
+          <w:p>
+            <w:r>
+              <w:t>Not yet</w:t>
+            </w:r>
+          </w:p>
+        </w:tc>
+        <w:tc>
+          <w:tcPr>
+            <w:tcW w:type="dxa" w:w="2556"/>
+          </w:tcPr>
+          <w:p>
+            <w:r>
+              <w:t>With support</w:t>
+            </w:r>
+          </w:p>
+        </w:tc>
+        <w:tc>
+          <w:tcPr>
+            <w:tcW w:type="dxa" w:w="2556"/>
+          </w:tcPr>
+          <w:p>
+            <w:r>
+              <w:t>Independent</w:t>
+            </w:r>
+          </w:p>
+        </w:tc>
+      </w:tr>
+      <w:tr>
+        <w:tc>
+          <w:tcPr>
+            <w:tcW w:type="dxa" w:w="2556"/>
+          </w:tcPr>
+          <w:p>
+            <w:r>
+              <w:t>Explanation</w:t>
+            </w:r>
+          </w:p>
+        </w:tc>
+        <w:tc>
+          <w:tcPr>
+            <w:tcW w:type="dxa" w:w="2556"/>
+          </w:tcPr>
+          <w:p>
+            <w:r>
+              <w:t>Names an answer without a deciding fact</w:t>
+            </w:r>
+          </w:p>
+        </w:tc>
+        <w:tc>
+          <w:tcPr>
+            <w:tcW w:type="dxa" w:w="2556"/>
+          </w:tcPr>
+          <w:p>
+            <w:r>
+              <w:t>Uses a hint to link fact and decision</w:t>
+            </w:r>
+          </w:p>
+        </w:tc>
+        <w:tc>
+          <w:tcPr>
+            <w:tcW w:type="dxa" w:w="2556"/>
+          </w:tcPr>
+          <w:p>
+            <w:r>
+              <w:t>Explains the deciding fact in own words</w:t>
+            </w:r>
+          </w:p>
+        </w:tc>
+      </w:tr>
+      <w:tr>
+        <w:tc>
+          <w:tcPr>
+            <w:tcW w:type="dxa" w:w="2556"/>
+          </w:tcPr>
+          <w:p>
+            <w:r>
+              <w:t>Trace or test</w:t>
+            </w:r>
+          </w:p>
+        </w:tc>
+        <w:tc>
+          <w:tcPr>
+            <w:tcW w:type="dxa" w:w="2556"/>
+          </w:tcPr>
+          <w:p>
+            <w:r>
+              <w:t>Cannot connect input and result</w:t>
+            </w:r>
+          </w:p>
+        </w:tc>
+        <w:tc>
+          <w:tcPr>
+            <w:tcW w:type="dxa" w:w="2556"/>
+          </w:tcPr>
+          <w:p>
+            <w:r>
+              <w:t>Completes steps with prompts</w:t>
+            </w:r>
+          </w:p>
+        </w:tc>
+        <w:tc>
+          <w:tcPr>
+            <w:tcW w:type="dxa" w:w="2556"/>
+          </w:tcPr>
+          <w:p>
+            <w:r>
+              <w:t>Traces or tests a changed case accurately</w:t>
+            </w:r>
+          </w:p>
+        </w:tc>
+      </w:tr>
+      <w:tr>
+        <w:tc>
+          <w:tcPr>
+            <w:tcW w:type="dxa" w:w="2556"/>
+          </w:tcPr>
+          <w:p>
+            <w:r>
+              <w:t>Limits and revision</w:t>
+            </w:r>
+          </w:p>
+        </w:tc>
+        <w:tc>
+          <w:tcPr>
+            <w:tcW w:type="dxa" w:w="2556"/>
+          </w:tcPr>
+          <w:p>
+            <w:r>
+              <w:t>Claims more than evidence supports</w:t>
+            </w:r>
+          </w:p>
+        </w:tc>
+        <w:tc>
+          <w:tcPr>
+            <w:tcW w:type="dxa" w:w="2556"/>
+          </w:tcPr>
+          <w:p>
+            <w:r>
+              <w:t>Names a limit after a prompt</w:t>
+            </w:r>
+          </w:p>
+        </w:tc>
+        <w:tc>
+          <w:tcPr>
+            <w:tcW w:type="dxa" w:w="2556"/>
+          </w:tcPr>
+          <w:p>
+            <w:r>
+              <w:t>States a defensible limit and useful next test</w:t>
+            </w:r>
+          </w:p>
+        </w:tc>
+      </w:tr>
+    </w:tbl>
+    <w:p>
+      <w:r>
+        <w:t>Project checkpoint: Present and defend. Demonstrate the system, explain one failure and justify the next improvement with evidence.</w:t>
+      </w:r>
+    </w:p>
+    <w:p>
+      <w:r>
+        <w:t>Use the weekly teacher answer for topic-specific reasoning. A saved progress tick is an activity record; judge mastery from the learner’s explanation and evidence.</w:t>
+      </w:r>
+    </w:p>
     <w:sectPr>
       <w:pgSz w:w="12240" w:h="15840"/>
       <w:pgMar w:top="936" w:right="1008" w:bottom="936" w:left="1008" w:header="720" w:footer="720" w:gutter="0"/>

--- a/downloads/teacher/ai-7-week-31.docx
+++ b/downloads/teacher/ai-7-week-31.docx
@@ -2364,6 +2364,39 @@
         <w:t>Use the weekly teacher answer for topic-specific reasoning. A saved progress tick is an activity record; judge mastery from the learner’s explanation and evidence.</w:t>
       </w:r>
     </w:p>
+    <w:p>
+      <w:pPr>
+        <w:pStyle w:val="Heading1"/>
+      </w:pPr>
+      <w:r>
+        <w:t>08. Use feedback, labs and repair paths</w:t>
+      </w:r>
+    </w:p>
+    <w:p>
+      <w:r>
+        <w:t>Use the two formative questions as supported practice, not as independent mastery scores. Discuss the deciding evidence rather than accepting a guessed selection.</w:t>
+      </w:r>
+    </w:p>
+    <w:p>
+      <w:r>
+        <w:t>The feedback comes from the reviewed public worked case. Do not reveal the separately reserved independent teacher answer until the learner has attempted that case.</w:t>
+      </w:r>
+    </w:p>
+    <w:p>
+      <w:r>
+        <w:t>Ask students to predict before running code. Preserve errors and actual outputs; collect a changed test and an explanation. The branch-boundary and indexing lessons deliberately include failure cases.</w:t>
+      </w:r>
+    </w:p>
+    <w:p>
+      <w:r>
+        <w:t>Use the earlier worked-explanation links to address a specific missing building block, then return to the current question. Adapt this suggestion after observing the learner; it is not an automatic diagnosis.</w:t>
+      </w:r>
+    </w:p>
+    <w:p>
+      <w:r>
+        <w:t>Collect the completed-work portfolio as evidence. Record support separately from correctness, and assess explanation, trace/test and limitations. Progress ticks and quiz selections alone do not establish mastery.</w:t>
+      </w:r>
+    </w:p>
     <w:sectPr>
       <w:pgSz w:w="12240" w:h="15840"/>
       <w:pgMar w:top="936" w:right="1008" w:bottom="936" w:left="1008" w:header="720" w:footer="720" w:gutter="0"/>

--- a/downloads/teacher/ai-7-week-31.docx
+++ b/downloads/teacher/ai-7-week-31.docx
@@ -29,16 +29,39 @@
       </w:r>
     </w:p>
     <w:p>
-      <w:pPr>
-        <w:pStyle w:val="Heading3"/>
-      </w:pPr>
-      <w:r>
-        <w:t>Teach the learning cycle</w:t>
+      <w:r>
+        <w:t>Prepare Writing results and limitations: check the target, prerequisites, resources and adaptable teaching schedule.</w:t>
       </w:r>
     </w:p>
     <w:p>
-      <w:r>
-        <w:t>Primary target: Explain the mechanism and terminology of writing results and limitations</w:t>
+      <w:pPr>
+        <w:pStyle w:val="Heading3"/>
+      </w:pPr>
+      <w:r>
+        <w:t>Teach the learning cycle</w:t>
+      </w:r>
+    </w:p>
+    <w:p>
+      <w:pPr>
+        <w:spacing w:line="336" w:lineRule="auto" w:after="180"/>
+      </w:pPr>
+      <w:r>
+        <w:rPr>
+          <w:b w:val="0"/>
+        </w:rPr>
+        <w:t xml:space="preserve">Primary target: Explain the </w:t>
+      </w:r>
+      <w:r>
+        <w:rPr>
+          <w:b/>
+        </w:rPr>
+        <w:t>mechanism</w:t>
+      </w:r>
+      <w:r>
+        <w:rPr>
+          <w:b w:val="0"/>
+        </w:rPr>
+        <w:t xml:space="preserve"> and terminology of writing results and limitations</w:t>
       </w:r>
     </w:p>
     <w:tbl>
@@ -185,16 +208,37 @@
       </w:tr>
     </w:tbl>
     <w:p>
-      <w:r>
-        <w:t>This is a starting allocation of 135 minutes, not a validated duration. Preserve all named topics. Schedule extra time for connected examples, the full investigation, independent cases and project building. Repeated copies of a case share one recorded attempt; they are not new evidence.</w:t>
+      <w:pPr>
+        <w:spacing w:line="336" w:lineRule="auto" w:after="180"/>
+      </w:pPr>
+      <w:r>
+        <w:rPr>
+          <w:b w:val="0"/>
+        </w:rPr>
+        <w:t>This is a starting allocation of 135 minutes, not a validated duration. Preserve all named topics. Schedule extra time for connected examples, the full investigation, independent cases and project building.</w:t>
       </w:r>
     </w:p>
     <w:p>
       <w:pPr>
-        <w:pStyle w:val="Heading3"/>
-      </w:pPr>
-      <w:r>
-        <w:t>Retrieval answer guidance</w:t>
+        <w:spacing w:line="336" w:lineRule="auto" w:after="180"/>
+      </w:pPr>
+      <w:r>
+        <w:rPr>
+          <w:b w:val="0"/>
+        </w:rPr>
+        <w:t xml:space="preserve">Repeated copies of a case share one recorded attempt; they are not new </w:t>
+      </w:r>
+      <w:r>
+        <w:rPr>
+          <w:b/>
+        </w:rPr>
+        <w:t>evidence</w:t>
+      </w:r>
+      <w:r>
+        <w:rPr>
+          <w:b w:val="0"/>
+        </w:rPr>
+        <w:t>.</w:t>
       </w:r>
     </w:p>
     <w:p>
@@ -202,178 +246,612 @@
         <w:pStyle w:val="Heading3"/>
       </w:pPr>
       <w:r>
-        <w:t>Writing the methods section</w:t>
+        <w:t>Retrieval answer guidance</w:t>
       </w:r>
     </w:p>
     <w:p>
-      <w:r>
-        <w:t>Without opening the old lesson, explain one key idea from Writing the methods section. Give an example and a mistake that the idea helps you avoid.</w:t>
+      <w:pPr>
+        <w:pStyle w:val="Heading3"/>
+      </w:pPr>
+      <w:r>
+        <w:t>Writing the methods section</w:t>
       </w:r>
     </w:p>
     <w:p>
-      <w:r>
-        <w:t>Look for: Explain the mechanism and terminology of writing the methods section</w:t>
+      <w:pPr>
+        <w:spacing w:line="336" w:lineRule="auto" w:after="180"/>
+      </w:pPr>
+      <w:r>
+        <w:rPr>
+          <w:b w:val="0"/>
+        </w:rPr>
+        <w:t>Without opening the old lesson, explain one key idea from Writing the methods section. Give an example and a mistake that the idea helps you avoid.</w:t>
       </w:r>
     </w:p>
     <w:p>
-      <w:r>
-        <w:t>Reference example, not the only acceptable wording: Teacher explanation: A methods section should let a reader reconstruct the design and computation. Detail should explain choices that affect evidence. Report question, units, sampling, permissions, data roles, baseline, procedure, metrics, uncertainty assumptions, missing/exclusion handling and versions. Distinguish prespecified and later changes.</w:t>
+      <w:pPr>
+        <w:spacing w:line="336" w:lineRule="auto" w:after="180"/>
+      </w:pPr>
+      <w:r>
+        <w:rPr>
+          <w:b w:val="0"/>
+        </w:rPr>
+        <w:t xml:space="preserve">Look for: Explain the </w:t>
+      </w:r>
+      <w:r>
+        <w:rPr>
+          <w:b/>
+        </w:rPr>
+        <w:t>mechanism</w:t>
+      </w:r>
+      <w:r>
+        <w:rPr>
+          <w:b w:val="0"/>
+        </w:rPr>
+        <w:t xml:space="preserve"> and terminology of writing the methods section</w:t>
       </w:r>
     </w:p>
     <w:p>
       <w:pPr>
-        <w:pStyle w:val="Heading3"/>
-      </w:pPr>
-      <w:r>
-        <w:t>Negative results and claim revision</w:t>
+        <w:spacing w:line="336" w:lineRule="auto" w:after="180"/>
+      </w:pPr>
+      <w:r>
+        <w:rPr>
+          <w:b w:val="0"/>
+        </w:rPr>
+        <w:t xml:space="preserve">Reference example, not the only acceptable wording: Teacher explanation: A methods section should let a reader reconstruct the design and computation. Detail should explain choices that affect </w:t>
+      </w:r>
+      <w:r>
+        <w:rPr>
+          <w:b/>
+        </w:rPr>
+        <w:t>evidence</w:t>
+      </w:r>
+      <w:r>
+        <w:rPr>
+          <w:b w:val="0"/>
+        </w:rPr>
+        <w:t>.</w:t>
       </w:r>
     </w:p>
     <w:p>
-      <w:r>
-        <w:t>Without opening the old lesson, explain one key idea from Negative results and claim revision. Give an example and a mistake that the idea helps you avoid.</w:t>
+      <w:pPr>
+        <w:spacing w:line="336" w:lineRule="auto" w:after="180"/>
+      </w:pPr>
+      <w:r>
+        <w:rPr>
+          <w:b w:val="0"/>
+        </w:rPr>
+        <w:t>Report question, units, sampling, permissions, data roles, baseline, procedure, metrics, uncertainty assumptions, missing/exclusion handling and versions. Distinguish prespecified and later changes.</w:t>
       </w:r>
     </w:p>
     <w:p>
-      <w:r>
-        <w:t>Look for: Explain the mechanism and terminology of negative results and claim revision</w:t>
+      <w:pPr>
+        <w:pStyle w:val="Heading3"/>
+      </w:pPr>
+      <w:r>
+        <w:t>Negative results and claim revision</w:t>
       </w:r>
     </w:p>
     <w:p>
-      <w:r>
-        <w:t>Reference example, not the only acceptable wording: Teacher explanation: Negative results report that the evidence did not meet a declared expectation. They can reveal design limits or useful constraints without proving no effect anywhere. Compare results with the original criterion and uncertainty assumptions. Preserve the failed hypothesis, discuss plausible mechanisms and label revised questions as new work.</w:t>
+      <w:pPr>
+        <w:spacing w:line="336" w:lineRule="auto" w:after="180"/>
+      </w:pPr>
+      <w:r>
+        <w:rPr>
+          <w:b w:val="0"/>
+        </w:rPr>
+        <w:t>Without opening the old lesson, explain one key idea from Negative results and claim revision. Give an example and a mistake that the idea helps you avoid.</w:t>
       </w:r>
     </w:p>
     <w:p>
       <w:pPr>
-        <w:pStyle w:val="Heading3"/>
-      </w:pPr>
-      <w:r>
-        <w:t>Running the primary experiment</w:t>
+        <w:spacing w:line="336" w:lineRule="auto" w:after="180"/>
+      </w:pPr>
+      <w:r>
+        <w:rPr>
+          <w:b w:val="0"/>
+        </w:rPr>
+        <w:t xml:space="preserve">Look for: Explain the </w:t>
+      </w:r>
+      <w:r>
+        <w:rPr>
+          <w:b/>
+        </w:rPr>
+        <w:t>mechanism</w:t>
+      </w:r>
+      <w:r>
+        <w:rPr>
+          <w:b w:val="0"/>
+        </w:rPr>
+        <w:t xml:space="preserve"> and terminology of negative results and claim revision</w:t>
       </w:r>
     </w:p>
     <w:p>
-      <w:r>
-        <w:t>Without opening the old lesson, explain one key idea from Running the primary experiment. Give an example and a mistake that the idea helps you avoid.</w:t>
+      <w:pPr>
+        <w:spacing w:line="336" w:lineRule="auto" w:after="180"/>
+      </w:pPr>
+      <w:r>
+        <w:rPr>
+          <w:b w:val="0"/>
+        </w:rPr>
+        <w:t xml:space="preserve">Reference example, not the only acceptable wording: Teacher explanation: Negative results report that the </w:t>
+      </w:r>
+      <w:r>
+        <w:rPr>
+          <w:b/>
+        </w:rPr>
+        <w:t>evidence</w:t>
+      </w:r>
+      <w:r>
+        <w:rPr>
+          <w:b w:val="0"/>
+        </w:rPr>
+        <w:t xml:space="preserve"> did not meet a declared expectation.</w:t>
       </w:r>
     </w:p>
     <w:p>
-      <w:r>
-        <w:t>Look for: Explain the mechanism and terminology of running the primary experiment</w:t>
+      <w:pPr>
+        <w:spacing w:line="336" w:lineRule="auto" w:after="180"/>
+      </w:pPr>
+      <w:r>
+        <w:rPr>
+          <w:b w:val="0"/>
+        </w:rPr>
+        <w:t>They can reveal design limits or useful constraints without proving no effect anywhere. Compare results with the original criterion and uncertainty assumptions.</w:t>
       </w:r>
     </w:p>
     <w:p>
-      <w:r>
-        <w:t>Reference example, not the only acceptable wording: Teacher explanation: The primary experiment follows the frozen plan and captures every eligible outcome. Unexpected failures are recorded rather than silently retried away. Run declared cases, store raw paired results and deviations, and keep primary analysis separate from exploratory repairs. Stop or escalate only according to the stated rule.</w:t>
+      <w:pPr>
+        <w:spacing w:line="336" w:lineRule="auto" w:after="180"/>
+      </w:pPr>
+      <w:r>
+        <w:rPr>
+          <w:b w:val="0"/>
+        </w:rPr>
+        <w:t xml:space="preserve">Preserve the failed hypothesis, discuss plausible </w:t>
+      </w:r>
+      <w:r>
+        <w:rPr>
+          <w:b/>
+        </w:rPr>
+        <w:t>mechanism</w:t>
+      </w:r>
+      <w:r>
+        <w:rPr>
+          <w:b w:val="0"/>
+        </w:rPr>
+        <w:t>s and label revised questions as new work.</w:t>
       </w:r>
     </w:p>
     <w:p>
-      <w:r>
-        <w:t>Two 45-minute sessions. Results and limitations should state observed estimates before interpreting them. Separate measured comparisons from causal or deployment claims. Use the supplied constructed scenarios to make the mechanism inspectable. Collect W4 before sharing solutions. Students should name intermediate evidence and limitations; classroom pacing and learning effectiveness remain unvalidated.</w:t>
+      <w:pPr>
+        <w:pStyle w:val="Heading3"/>
+      </w:pPr>
+      <w:r>
+        <w:t>Running the primary experiment</w:t>
       </w:r>
     </w:p>
     <w:p>
       <w:pPr>
-        <w:pStyle w:val="Heading3"/>
-      </w:pPr>
-      <w:r>
-        <w:t>Outcomes</w:t>
+        <w:spacing w:line="336" w:lineRule="auto" w:after="180"/>
+      </w:pPr>
+      <w:r>
+        <w:rPr>
+          <w:b w:val="0"/>
+        </w:rPr>
+        <w:t>Without opening the old lesson, explain one key idea from Running the primary experiment. Give an example and a mistake that the idea helps you avoid.</w:t>
       </w:r>
     </w:p>
     <w:p>
-      <w:r>
-        <w:t>Explain the mechanism and terminology of writing results and limitations</w:t>
+      <w:pPr>
+        <w:spacing w:line="336" w:lineRule="auto" w:after="180"/>
+      </w:pPr>
+      <w:r>
+        <w:rPr>
+          <w:b w:val="0"/>
+        </w:rPr>
+        <w:t xml:space="preserve">Look for: Explain the </w:t>
+      </w:r>
+      <w:r>
+        <w:rPr>
+          <w:b/>
+        </w:rPr>
+        <w:t>mechanism</w:t>
+      </w:r>
+      <w:r>
+        <w:rPr>
+          <w:b w:val="0"/>
+        </w:rPr>
+        <w:t xml:space="preserve"> and terminology of running the primary experiment</w:t>
       </w:r>
     </w:p>
     <w:p>
-      <w:r>
-        <w:t>Apply the stated procedure to a new case with a traceable result</w:t>
+      <w:pPr>
+        <w:spacing w:line="336" w:lineRule="auto" w:after="180"/>
+      </w:pPr>
+      <w:r>
+        <w:rPr>
+          <w:b w:val="0"/>
+        </w:rPr>
+        <w:t>Reference example, not the only acceptable wording: Teacher explanation: The primary experiment follows the frozen plan and captures every eligible outcome. Unexpected failures are recorded rather than silently retried away.</w:t>
       </w:r>
     </w:p>
     <w:p>
-      <w:r>
-        <w:t>Identify an assumption or limitation and design a revealing follow-up</w:t>
+      <w:pPr>
+        <w:spacing w:line="336" w:lineRule="auto" w:after="180"/>
+      </w:pPr>
+      <w:r>
+        <w:rPr>
+          <w:b w:val="0"/>
+        </w:rPr>
+        <w:t>Run declared cases, store raw paired results and deviations, and keep primary analysis separate from exploratory repairs. Stop or escalate only according to the stated rule.</w:t>
       </w:r>
     </w:p>
     <w:p>
       <w:pPr>
-        <w:pStyle w:val="Heading3"/>
-      </w:pPr>
-      <w:r>
-        <w:t>Preparation</w:t>
+        <w:spacing w:line="336" w:lineRule="auto" w:after="180"/>
+      </w:pPr>
+      <w:r>
+        <w:rPr>
+          <w:b w:val="0"/>
+        </w:rPr>
+        <w:t>Two 45-minute sessions. Results and limitations should state observed estimates before interpreting them. Separate measured comparisons from causal or deployment claims.</w:t>
       </w:r>
     </w:p>
     <w:p>
-      <w:r>
-        <w:t>Lesson and workbook; paper and pencil</w:t>
+      <w:pPr>
+        <w:spacing w:line="336" w:lineRule="auto" w:after="180"/>
+      </w:pPr>
+      <w:r>
+        <w:rPr>
+          <w:b w:val="0"/>
+        </w:rPr>
+        <w:t xml:space="preserve">Use the supplied constructed scenarios to make the </w:t>
+      </w:r>
+      <w:r>
+        <w:rPr>
+          <w:b/>
+        </w:rPr>
+        <w:t>mechanism</w:t>
+      </w:r>
+      <w:r>
+        <w:rPr>
+          <w:b w:val="0"/>
+        </w:rPr>
+        <w:t xml:space="preserve"> inspectable. Collect W4 before sharing solutions.</w:t>
       </w:r>
     </w:p>
     <w:p>
-      <w:r>
-        <w:t>Calculator and optional local Python 3 for arithmetic; no live API or private data</w:t>
+      <w:pPr>
+        <w:spacing w:line="336" w:lineRule="auto" w:after="180"/>
+      </w:pPr>
+      <w:r>
+        <w:rPr>
+          <w:b w:val="0"/>
+        </w:rPr>
+        <w:t xml:space="preserve">Students should name intermediate </w:t>
+      </w:r>
+      <w:r>
+        <w:rPr>
+          <w:b/>
+        </w:rPr>
+        <w:t>evidence</w:t>
+      </w:r>
+      <w:r>
+        <w:rPr>
+          <w:b w:val="0"/>
+        </w:rPr>
+        <w:t xml:space="preserve"> and limitations; classroom pacing and learning effectiveness remain unvalidated.</w:t>
       </w:r>
     </w:p>
     <w:p>
-      <w:r>
-        <w:t>Prepare the fresh retry separately and withhold its solution until after collection</w:t>
+      <w:pPr>
+        <w:pStyle w:val="Heading3"/>
+      </w:pPr>
+      <w:r>
+        <w:t>Outcomes</w:t>
       </w:r>
     </w:p>
     <w:p>
       <w:pPr>
-        <w:pStyle w:val="Heading3"/>
-      </w:pPr>
-      <w:r>
-        <w:t>Prerequisite answer</w:t>
+        <w:spacing w:line="336" w:lineRule="auto" w:after="180"/>
+      </w:pPr>
+      <w:r>
+        <w:rPr>
+          <w:b w:val="0"/>
+        </w:rPr>
+        <w:t xml:space="preserve">Explain the </w:t>
+      </w:r>
+      <w:r>
+        <w:rPr>
+          <w:b/>
+        </w:rPr>
+        <w:t>mechanism</w:t>
+      </w:r>
+      <w:r>
+        <w:rPr>
+          <w:b w:val="0"/>
+        </w:rPr>
+        <w:t xml:space="preserve"> and terminology of writing results and limitations</w:t>
       </w:r>
     </w:p>
     <w:p>
-      <w:r>
-        <w:t>A result depends on the inputs, procedure and conditions that produced it. Preserve data roles and distinguish observed outcomes from predictions or unmeasured conditions. If the prior concept cannot be explained, use a short retrieval activity before this chapter.</w:t>
+      <w:pPr>
+        <w:spacing w:line="336" w:lineRule="auto" w:after="180"/>
+      </w:pPr>
+      <w:r>
+        <w:rPr>
+          <w:b w:val="0"/>
+        </w:rPr>
+        <w:t>Apply the stated procedure to a new case with a traceable result</w:t>
       </w:r>
     </w:p>
     <w:p>
       <w:pPr>
-        <w:pStyle w:val="Heading3"/>
-      </w:pPr>
-      <w:r>
-        <w:t>End goal for the pictorial case</w:t>
+        <w:spacing w:line="336" w:lineRule="auto" w:after="180"/>
+      </w:pPr>
+      <w:r>
+        <w:rPr>
+          <w:b w:val="0"/>
+        </w:rPr>
+        <w:t>Identify an assumption or limitation and design a revealing follow-up</w:t>
       </w:r>
     </w:p>
     <w:p>
-      <w:r>
-        <w:t>Explain writing results and limitations using the records and boundaries of this fictional investigation.</w:t>
+      <w:pPr>
+        <w:pStyle w:val="Heading3"/>
+      </w:pPr>
+      <w:r>
+        <w:t>Preparation</w:t>
       </w:r>
     </w:p>
     <w:p>
-      <w:r>
-        <w:t>This added worked case illustrates the week’s main idea. Retain all original and connected topics; schedule its practice within the teaching cycle.</w:t>
+      <w:pPr>
+        <w:spacing w:line="336" w:lineRule="auto" w:after="180"/>
+      </w:pPr>
+      <w:r>
+        <w:rPr>
+          <w:b w:val="0"/>
+        </w:rPr>
+        <w:t>Lesson and workbook; paper and pencil</w:t>
       </w:r>
     </w:p>
     <w:p>
       <w:pPr>
-        <w:pStyle w:val="Heading1"/>
-      </w:pPr>
-      <w:r>
-        <w:t>02. Explain and model the mechanism</w:t>
+        <w:spacing w:line="336" w:lineRule="auto" w:after="180"/>
+      </w:pPr>
+      <w:r>
+        <w:rPr>
+          <w:b w:val="0"/>
+        </w:rPr>
+        <w:t>Calculator and optional local Python 3 for arithmetic; no live API or private data</w:t>
       </w:r>
     </w:p>
     <w:p>
-      <w:r>
-        <w:t>Results and limitations should state observed estimates before interpreting them. Separate measured comparisons from causal or deployment claims.</w:t>
+      <w:pPr>
+        <w:spacing w:line="336" w:lineRule="auto" w:after="180"/>
+      </w:pPr>
+      <w:r>
+        <w:rPr>
+          <w:b w:val="0"/>
+        </w:rPr>
+        <w:t>Prepare the fresh retry separately and withhold its solution until after collection</w:t>
       </w:r>
     </w:p>
     <w:p>
-      <w:r>
-        <w:t>Begin by writing the question the procedure is intended to answer. Identify the information already supplied, the information it will produce and the information still missing. These are constructed classroom examples; they do not require live accounts, private records or an external service. Do not treat a plausible explanation as a measured outcome.</w:t>
+      <w:pPr>
+        <w:pStyle w:val="Heading3"/>
+      </w:pPr>
+      <w:r>
+        <w:t>Prerequisite answer</w:t>
       </w:r>
     </w:p>
     <w:p>
-      <w:r>
-        <w:t>Give counts, denominators, effect sizes, valid uncertainty and failed conditions. State missing evidence and preserve the original primary outcome.</w:t>
+      <w:pPr>
+        <w:spacing w:line="336" w:lineRule="auto" w:after="180"/>
+      </w:pPr>
+      <w:r>
+        <w:rPr>
+          <w:b w:val="0"/>
+        </w:rPr>
+        <w:t xml:space="preserve">A result depends on the </w:t>
+      </w:r>
+      <w:r>
+        <w:rPr>
+          <w:b/>
+        </w:rPr>
+        <w:t>input</w:t>
+      </w:r>
+      <w:r>
+        <w:rPr>
+          <w:b w:val="0"/>
+        </w:rPr>
+        <w:t xml:space="preserve">s, procedure and conditions that produced it. Preserve data roles and distinguish observed outcomes from </w:t>
+      </w:r>
+      <w:r>
+        <w:rPr>
+          <w:b/>
+        </w:rPr>
+        <w:t>prediction</w:t>
+      </w:r>
+      <w:r>
+        <w:rPr>
+          <w:b w:val="0"/>
+        </w:rPr>
+        <w:t>s or unmeasured conditions.</w:t>
       </w:r>
     </w:p>
     <w:p>
-      <w:r>
-        <w:t>Before applying the procedure, write its units, denominator or decision boundary where relevant. A partner should be able to repeat each step using the same inputs. If a required input is absent or violates the stated contract, record that condition explicitly instead of quietly replacing it with a convenient value.</w:t>
+      <w:pPr>
+        <w:spacing w:line="336" w:lineRule="auto" w:after="180"/>
+      </w:pPr>
+      <w:r>
+        <w:rPr>
+          <w:b w:val="0"/>
+        </w:rPr>
+        <w:t>If the prior concept cannot be explained, use a short retrieval activity before this chapter.</w:t>
+      </w:r>
+    </w:p>
+    <w:p>
+      <w:pPr>
+        <w:pStyle w:val="Heading3"/>
+      </w:pPr>
+      <w:r>
+        <w:t>End goal for the pictorial case</w:t>
+      </w:r>
+    </w:p>
+    <w:p>
+      <w:pPr>
+        <w:spacing w:line="336" w:lineRule="auto" w:after="180"/>
+      </w:pPr>
+      <w:r>
+        <w:rPr>
+          <w:b w:val="0"/>
+        </w:rPr>
+        <w:t>Explain writing results and limitations using the records and boundaries of this fictional investigation.</w:t>
+      </w:r>
+    </w:p>
+    <w:p>
+      <w:pPr>
+        <w:spacing w:line="336" w:lineRule="auto" w:after="180"/>
+      </w:pPr>
+      <w:r>
+        <w:rPr>
+          <w:b w:val="0"/>
+        </w:rPr>
+        <w:t>This added worked case illustrates the week’s main idea. Retain all original and connected topics; schedule its practice within the teaching cycle.</w:t>
+      </w:r>
+    </w:p>
+    <w:p>
+      <w:pPr>
+        <w:pStyle w:val="Heading1"/>
+      </w:pPr>
+      <w:r>
+        <w:t>02. Explain and model the mechanism</w:t>
+      </w:r>
+    </w:p>
+    <w:p>
+      <w:r>
+        <w:t>Model Writing results and limitations using the supplied case, labelled mechanism and reasoning. Make the scope of each conclusion explicit.</w:t>
+      </w:r>
+    </w:p>
+    <w:p>
+      <w:pPr>
+        <w:spacing w:line="336" w:lineRule="auto" w:after="180"/>
+      </w:pPr>
+      <w:r>
+        <w:rPr>
+          <w:b w:val="0"/>
+        </w:rPr>
+        <w:t>Results and limitations should state observed estimates before interpreting them. Separate measured comparisons from causal or deployment claims.</w:t>
+      </w:r>
+    </w:p>
+    <w:p>
+      <w:pPr>
+        <w:pStyle w:val="Heading3"/>
+      </w:pPr>
+      <w:r>
+        <w:t>Explain Writing results and limitations · 1</w:t>
+      </w:r>
+    </w:p>
+    <w:p>
+      <w:pPr>
+        <w:spacing w:line="336" w:lineRule="auto" w:after="180"/>
+      </w:pPr>
+      <w:r>
+        <w:rPr>
+          <w:b w:val="0"/>
+        </w:rPr>
+        <w:t>Begin by writing the question the procedure is intended to answer. Identify the information already supplied, the information it will produce and the information still missing.</w:t>
+      </w:r>
+    </w:p>
+    <w:p>
+      <w:pPr>
+        <w:spacing w:line="336" w:lineRule="auto" w:after="180"/>
+      </w:pPr>
+      <w:r>
+        <w:rPr>
+          <w:b w:val="0"/>
+        </w:rPr>
+        <w:t>These are constructed classroom examples; they do not require live accounts, private records or an external service. Do not treat a plausible explanation as a measured outcome.</w:t>
+      </w:r>
+    </w:p>
+    <w:p>
+      <w:pPr>
+        <w:spacing w:line="336" w:lineRule="auto" w:after="180"/>
+      </w:pPr>
+      <w:r>
+        <w:rPr>
+          <w:b w:val="0"/>
+        </w:rPr>
+        <w:t xml:space="preserve">Give counts, denominators, effect sizes, valid uncertainty and failed conditions. State missing </w:t>
+      </w:r>
+      <w:r>
+        <w:rPr>
+          <w:b/>
+        </w:rPr>
+        <w:t>evidence</w:t>
+      </w:r>
+      <w:r>
+        <w:rPr>
+          <w:b w:val="0"/>
+        </w:rPr>
+        <w:t xml:space="preserve"> and preserve the original primary outcome.</w:t>
+      </w:r>
+    </w:p>
+    <w:p>
+      <w:pPr>
+        <w:pStyle w:val="Heading3"/>
+      </w:pPr>
+      <w:r>
+        <w:t>Explain Writing results and limitations · 2</w:t>
+      </w:r>
+    </w:p>
+    <w:p>
+      <w:pPr>
+        <w:spacing w:line="336" w:lineRule="auto" w:after="180"/>
+      </w:pPr>
+      <w:r>
+        <w:rPr>
+          <w:b w:val="0"/>
+        </w:rPr>
+        <w:t xml:space="preserve">Before applying the procedure, write its units, denominator or decision boundary where relevant. A partner should be able to repeat each step using the same </w:t>
+      </w:r>
+      <w:r>
+        <w:rPr>
+          <w:b/>
+        </w:rPr>
+        <w:t>input</w:t>
+      </w:r>
+      <w:r>
+        <w:rPr>
+          <w:b w:val="0"/>
+        </w:rPr>
+        <w:t>s.</w:t>
+      </w:r>
+    </w:p>
+    <w:p>
+      <w:pPr>
+        <w:spacing w:line="336" w:lineRule="auto" w:after="180"/>
+      </w:pPr>
+      <w:r>
+        <w:rPr>
+          <w:b w:val="0"/>
+        </w:rPr>
+        <w:t xml:space="preserve">If a required </w:t>
+      </w:r>
+      <w:r>
+        <w:rPr>
+          <w:b/>
+        </w:rPr>
+        <w:t>input</w:t>
+      </w:r>
+      <w:r>
+        <w:rPr>
+          <w:b w:val="0"/>
+        </w:rPr>
+        <w:t xml:space="preserve"> is absent or violates the stated contract, record that condition explicitly instead of quietly replacing it with a convenient value.</w:t>
       </w:r>
     </w:p>
     <w:tbl>
@@ -571,36 +1049,198 @@
       </w:r>
     </w:p>
     <w:p>
-      <w:r>
-        <w:t>Guided: 75% versus66.667%, gain8.333 points on12 cases; conflict failures remain. No classroom usefulness or universal reliability claim is supported. Qualification: A limitation should directly bound the corresponding claim rather than contradict an oversized headline. Exit: accept a concrete variation with its predicted outcome and a stated condition that would challenge the mechanism; reject a claim resting on unmeasured evidence.</w:t>
+      <w:pPr>
+        <w:pStyle w:val="Heading3"/>
+      </w:pPr>
+      <w:r>
+        <w:t>Explain Writing results and limitations · 3</w:t>
       </w:r>
     </w:p>
     <w:p>
       <w:pPr>
-        <w:pStyle w:val="Heading3"/>
-      </w:pPr>
-      <w:r>
-        <w:t>Model the reasoning aloud</w:t>
+        <w:spacing w:line="336" w:lineRule="auto" w:after="180"/>
+      </w:pPr>
+      <w:r>
+        <w:rPr>
+          <w:b w:val="0"/>
+        </w:rPr>
+        <w:t>Guided: 75% versus66.667%, gain8.333 points on12 cases; conflict failures remain. No classroom usefulness or universal reliability claim is supported.</w:t>
       </w:r>
     </w:p>
     <w:p>
-      <w:r>
-        <w:t>Use the complete worked example below before asking learners to complete W2. Reveal a small part, invite a prediction, then explain the deciding step. These teacher notes contain solutions; do not reveal the independent case answer during modelling.</w:t>
+      <w:pPr>
+        <w:spacing w:line="336" w:lineRule="auto" w:after="180"/>
+      </w:pPr>
+      <w:r>
+        <w:rPr>
+          <w:b w:val="0"/>
+        </w:rPr>
+        <w:t>Qualification: A limitation should directly bound the corresponding claim rather than contradict an oversized headline.</w:t>
       </w:r>
     </w:p>
     <w:p>
-      <w:r>
-        <w:t>B passes9/12, A8/12; three B failures all concern conflicting sources. No user study occurred.</w:t>
+      <w:pPr>
+        <w:spacing w:line="336" w:lineRule="auto" w:after="180"/>
+      </w:pPr>
+      <w:r>
+        <w:rPr>
+          <w:b w:val="0"/>
+        </w:rPr>
+        <w:t xml:space="preserve">Exit: accept a concrete variation with its predicted outcome and a stated condition that would challenge the </w:t>
+      </w:r>
+      <w:r>
+        <w:rPr>
+          <w:b/>
+        </w:rPr>
+        <w:t>mechanism</w:t>
+      </w:r>
+      <w:r>
+        <w:rPr>
+          <w:b w:val="0"/>
+        </w:rPr>
+        <w:t xml:space="preserve">; reject a claim resting on unmeasured </w:t>
+      </w:r>
+      <w:r>
+        <w:rPr>
+          <w:b/>
+        </w:rPr>
+        <w:t>evidence</w:t>
+      </w:r>
+      <w:r>
+        <w:rPr>
+          <w:b w:val="0"/>
+        </w:rPr>
+        <w:t>.</w:t>
       </w:r>
     </w:p>
     <w:p>
-      <w:r>
-        <w:t>75% versus66.667%, gain8.333 points on12 cases; conflict failures remain. No classroom usefulness or universal reliability claim is supported.</w:t>
+      <w:pPr>
+        <w:pStyle w:val="Heading3"/>
+      </w:pPr>
+      <w:r>
+        <w:t>Model the reasoning aloud</w:t>
       </w:r>
     </w:p>
     <w:p>
-      <w:r>
-        <w:t>Compare the intermediate evidence with the final statement. Explain why each number or decision follows from the stated inputs. The conclusion belongs to this scenario and procedure; changing the inputs, evaluation population or authority can change what it establishes. Retain the raw record so a later revision can be compared honestly.</w:t>
+      <w:pPr>
+        <w:spacing w:line="336" w:lineRule="auto" w:after="180"/>
+      </w:pPr>
+      <w:r>
+        <w:rPr>
+          <w:b w:val="0"/>
+        </w:rPr>
+        <w:t xml:space="preserve">Use the complete worked example below before asking learners to complete W2. Reveal a small part, invite a </w:t>
+      </w:r>
+      <w:r>
+        <w:rPr>
+          <w:b/>
+        </w:rPr>
+        <w:t>prediction</w:t>
+      </w:r>
+      <w:r>
+        <w:rPr>
+          <w:b w:val="0"/>
+        </w:rPr>
+        <w:t>, then explain the deciding step.</w:t>
+      </w:r>
+    </w:p>
+    <w:p>
+      <w:pPr>
+        <w:spacing w:line="336" w:lineRule="auto" w:after="180"/>
+      </w:pPr>
+      <w:r>
+        <w:rPr>
+          <w:b w:val="0"/>
+        </w:rPr>
+        <w:t>These teacher notes contain solutions; do not reveal the independent case answer during modelling.</w:t>
+      </w:r>
+    </w:p>
+    <w:p>
+      <w:pPr>
+        <w:spacing w:line="336" w:lineRule="auto" w:after="180"/>
+      </w:pPr>
+      <w:r>
+        <w:rPr>
+          <w:b w:val="0"/>
+        </w:rPr>
+        <w:t>B passes9/12, A8/12; three B failures all concern conflicting sources. No user study occurred.</w:t>
+      </w:r>
+    </w:p>
+    <w:p>
+      <w:pPr>
+        <w:spacing w:line="336" w:lineRule="auto" w:after="180"/>
+      </w:pPr>
+      <w:r>
+        <w:rPr>
+          <w:b w:val="0"/>
+        </w:rPr>
+        <w:t>75% versus66.667%, gain8.333 points on12 cases; conflict failures remain. No classroom usefulness or universal reliability claim is supported.</w:t>
+      </w:r>
+    </w:p>
+    <w:p>
+      <w:pPr>
+        <w:pStyle w:val="Heading3"/>
+      </w:pPr>
+      <w:r>
+        <w:t>Model the reasoning aloud · 4</w:t>
+      </w:r>
+    </w:p>
+    <w:p>
+      <w:pPr>
+        <w:spacing w:line="336" w:lineRule="auto" w:after="180"/>
+      </w:pPr>
+      <w:r>
+        <w:rPr>
+          <w:b w:val="0"/>
+        </w:rPr>
+        <w:t xml:space="preserve">Compare the intermediate </w:t>
+      </w:r>
+      <w:r>
+        <w:rPr>
+          <w:b/>
+        </w:rPr>
+        <w:t>evidence</w:t>
+      </w:r>
+      <w:r>
+        <w:rPr>
+          <w:b w:val="0"/>
+        </w:rPr>
+        <w:t xml:space="preserve"> with the final statement. Explain why each number or decision follows from the stated </w:t>
+      </w:r>
+      <w:r>
+        <w:rPr>
+          <w:b/>
+        </w:rPr>
+        <w:t>input</w:t>
+      </w:r>
+      <w:r>
+        <w:rPr>
+          <w:b w:val="0"/>
+        </w:rPr>
+        <w:t>s.</w:t>
+      </w:r>
+    </w:p>
+    <w:p>
+      <w:pPr>
+        <w:spacing w:line="336" w:lineRule="auto" w:after="180"/>
+      </w:pPr>
+      <w:r>
+        <w:rPr>
+          <w:b w:val="0"/>
+        </w:rPr>
+        <w:t xml:space="preserve">The conclusion belongs to this scenario and procedure; changing the </w:t>
+      </w:r>
+      <w:r>
+        <w:rPr>
+          <w:b/>
+        </w:rPr>
+        <w:t>input</w:t>
+      </w:r>
+      <w:r>
+        <w:rPr>
+          <w:b w:val="0"/>
+        </w:rPr>
+        <w:t>s, evaluation population or authority can change what it establishes. Retain the raw record so a later revision can be compared honestly.</w:t>
       </w:r>
     </w:p>
     <w:tbl>
@@ -706,7 +1346,13 @@
       </w:tr>
     </w:tbl>
     <w:p>
-      <w:r>
+      <w:pPr>
+        <w:spacing w:line="336" w:lineRule="auto" w:after="180"/>
+      </w:pPr>
+      <w:r>
+        <w:rPr>
+          <w:b w:val="0"/>
+        </w:rPr>
         <w:t>Use the diagram and verbal explanation together. Ask learners to match a sentence to a specific visual step; do not assign learners fixed visual or auditory learning styles.</w:t>
       </w:r>
     </w:p>
@@ -719,7 +1365,13 @@
       </w:r>
     </w:p>
     <w:p>
-      <w:r>
+      <w:pPr>
+        <w:spacing w:line="336" w:lineRule="auto" w:after="180"/>
+      </w:pPr>
+      <w:r>
+        <w:rPr>
+          <w:b w:val="0"/>
+        </w:rPr>
         <w:t>Write results without enlarging them. A fictional study evaluates answer support on twelve fixed questions from one approved collection.</w:t>
       </w:r>
     </w:p>
@@ -732,7 +1384,22 @@
       </w:r>
     </w:p>
     <w:p>
-      <w:r>
+      <w:pPr>
+        <w:pStyle w:val="Heading3"/>
+      </w:pPr>
+      <w:r>
+        <w:t>Supplied facts</w:t>
+      </w:r>
+    </w:p>
+    <w:p>
+      <w:pPr>
+        <w:spacing w:line="336" w:lineRule="auto" w:after="180"/>
+        <w:shd w:fill="F1F6FC"/>
+      </w:pPr>
+      <w:r>
+        <w:rPr>
+          <w:b w:val="0"/>
+        </w:rPr>
         <w:t>A supports 9/12 answers; B supports 10/12. No user learning outcomes are recorded.</w:t>
       </w:r>
     </w:p>
@@ -932,21 +1599,31 @@
       </w:r>
     </w:p>
     <w:p>
-      <w:r>
-        <w:t>Results describe what was measured; limitations prevent substitution of a different outcome or population. A small descriptive improvement needs its scope attached.</w:t>
+      <w:pPr>
+        <w:pStyle w:val="Heading3"/>
+      </w:pPr>
+      <w:r>
+        <w:t>Why the result follows</w:t>
       </w:r>
     </w:p>
     <w:p>
       <w:pPr>
-        <w:pStyle w:val="Heading3"/>
-      </w:pPr>
-      <w:r>
-        <w:t>What this example does not establish</w:t>
+        <w:spacing w:line="336" w:lineRule="auto" w:after="180"/>
+        <w:shd w:fill="F1F6FC"/>
+      </w:pPr>
+      <w:r>
+        <w:rPr>
+          <w:b w:val="0"/>
+        </w:rPr>
+        <w:t>Results describe what was measured; limitations prevent substitution of a different outcome or population. A small descriptive improvement needs its scope attached.</w:t>
       </w:r>
     </w:p>
     <w:p>
-      <w:r>
-        <w:t>No significance or stable population effect is established; broader task and learner evidence would require another study.</w:t>
+      <w:pPr>
+        <w:pStyle w:val="Heading3"/>
+      </w:pPr>
+      <w:r>
+        <w:t>What this example does not establish</w:t>
       </w:r>
     </w:p>
     <w:p>
@@ -954,43 +1631,180 @@
         <w:pStyle w:val="Heading3"/>
       </w:pPr>
       <w:r>
-        <w:t>Change one thing in the pictured case</w:t>
+        <w:t>Keep the stated limit</w:t>
       </w:r>
     </w:p>
     <w:p>
-      <w:r>
-        <w:t>Change: Write "B makes every student smarter".</w:t>
+      <w:pPr>
+        <w:spacing w:line="336" w:lineRule="auto" w:after="180"/>
+        <w:shd w:fill="FFF5E6"/>
+      </w:pPr>
+      <w:r>
+        <w:rPr>
+          <w:b w:val="0"/>
+        </w:rPr>
+        <w:t xml:space="preserve">No significance or stable population effect is established; broader task and learner </w:t>
+      </w:r>
+      <w:r>
+        <w:rPr>
+          <w:b/>
+        </w:rPr>
+        <w:t>evidence</w:t>
+      </w:r>
+      <w:r>
+        <w:rPr>
+          <w:b w:val="0"/>
+        </w:rPr>
+        <w:t xml:space="preserve"> would require another study.</w:t>
       </w:r>
     </w:p>
     <w:p>
-      <w:r>
-        <w:t>Prediction: Remove that sentence as unsupported by the study.</w:t>
+      <w:pPr>
+        <w:pStyle w:val="Heading3"/>
+      </w:pPr>
+      <w:r>
+        <w:t>Change one thing in the pictured case</w:t>
       </w:r>
     </w:p>
     <w:p>
-      <w:r>
-        <w:t>Reason: The measured unit was answers, not student understanding or intelligence.</w:t>
+      <w:pPr>
+        <w:pStyle w:val="Heading3"/>
+      </w:pPr>
+      <w:r>
+        <w:t>Change one thing</w:t>
       </w:r>
     </w:p>
     <w:p>
       <w:pPr>
-        <w:pStyle w:val="Heading3"/>
-      </w:pPr>
-      <w:r>
-        <w:t>Ask while showing the picture</w:t>
+        <w:spacing w:line="336" w:lineRule="auto" w:after="180"/>
+        <w:shd w:fill="F5F1FB"/>
+      </w:pPr>
+      <w:r>
+        <w:rPr>
+          <w:b w:val="0"/>
+        </w:rPr>
+        <w:t>Change: Write "B makes every student smarter".</w:t>
       </w:r>
     </w:p>
     <w:p>
-      <w:r>
-        <w:t>Cover the result. Ask learners to name the inputs and predict the next step. Uncover one step, connect the icon to the actual procedure, and explain its evidence. Then change the supplied condition and compare. The picture is a representation; it does not document execution of a real AI model.</w:t>
+      <w:pPr>
+        <w:pStyle w:val="Heading3"/>
+      </w:pPr>
+      <w:r>
+        <w:t>Predicted result</w:t>
       </w:r>
     </w:p>
     <w:p>
       <w:pPr>
+        <w:spacing w:line="336" w:lineRule="auto" w:after="180"/>
+        <w:shd w:fill="F1F6FC"/>
+      </w:pPr>
+      <w:r>
+        <w:rPr>
+          <w:b/>
+        </w:rPr>
+        <w:t>Prediction</w:t>
+      </w:r>
+      <w:r>
+        <w:rPr>
+          <w:b w:val="0"/>
+        </w:rPr>
+        <w:t>: Remove that sentence as unsupported by the study.</w:t>
+      </w:r>
+    </w:p>
+    <w:p>
+      <w:pPr>
+        <w:pStyle w:val="Heading3"/>
+      </w:pPr>
+      <w:r>
+        <w:t>Why the result follows</w:t>
+      </w:r>
+    </w:p>
+    <w:p>
+      <w:pPr>
+        <w:spacing w:line="336" w:lineRule="auto" w:after="180"/>
+        <w:shd w:fill="F1F6FC"/>
+      </w:pPr>
+      <w:r>
+        <w:rPr>
+          <w:b w:val="0"/>
+        </w:rPr>
+        <w:t>Reason: The measured unit was answers, not student understanding or intelligence.</w:t>
+      </w:r>
+    </w:p>
+    <w:p>
+      <w:pPr>
+        <w:pStyle w:val="Heading3"/>
+      </w:pPr>
+      <w:r>
+        <w:t>Ask while showing the picture</w:t>
+      </w:r>
+    </w:p>
+    <w:p>
+      <w:pPr>
+        <w:pStyle w:val="Heading3"/>
+      </w:pPr>
+      <w:r>
+        <w:t>Ask while showing the picture · 5</w:t>
+      </w:r>
+    </w:p>
+    <w:p>
+      <w:pPr>
+        <w:spacing w:line="336" w:lineRule="auto" w:after="180"/>
+      </w:pPr>
+      <w:r>
+        <w:rPr>
+          <w:b w:val="0"/>
+        </w:rPr>
+        <w:t xml:space="preserve">Cover the result. Ask learners to name the </w:t>
+      </w:r>
+      <w:r>
+        <w:rPr>
+          <w:b/>
+        </w:rPr>
+        <w:t>input</w:t>
+      </w:r>
+      <w:r>
+        <w:rPr>
+          <w:b w:val="0"/>
+        </w:rPr>
+        <w:t xml:space="preserve">s and predict the next step. Uncover one step, connect the icon to the actual procedure, and explain its </w:t>
+      </w:r>
+      <w:r>
+        <w:rPr>
+          <w:b/>
+        </w:rPr>
+        <w:t>evidence</w:t>
+      </w:r>
+      <w:r>
+        <w:rPr>
+          <w:b w:val="0"/>
+        </w:rPr>
+        <w:t>. Then change the supplied condition and compare.</w:t>
+      </w:r>
+    </w:p>
+    <w:p>
+      <w:pPr>
+        <w:spacing w:line="336" w:lineRule="auto" w:after="180"/>
+      </w:pPr>
+      <w:r>
+        <w:rPr>
+          <w:b w:val="0"/>
+        </w:rPr>
+        <w:t>The picture is a representation; it does not document execution of a real AI model.</w:t>
+      </w:r>
+    </w:p>
+    <w:p>
+      <w:pPr>
         <w:pStyle w:val="Heading1"/>
       </w:pPr>
       <w:r>
         <w:t>03. Demonstrate and guide practice</w:t>
+      </w:r>
+    </w:p>
+    <w:p>
+      <w:r>
+        <w:t>Demonstrate Writing results and limitations, reduce support deliberately and check individual reasoning before discussing answers.</w:t>
       </w:r>
     </w:p>
     <w:tbl>
@@ -1206,36 +2020,100 @@
       </w:tr>
     </w:tbl>
     <w:p>
-      <w:r>
-        <w:t>Use the worked example in Sections 3 and 6. Collect a prediction before revealing its result; ask the learner to point to each intermediate fact.</w:t>
+      <w:pPr>
+        <w:spacing w:line="336" w:lineRule="auto" w:after="180"/>
+      </w:pPr>
+      <w:r>
+        <w:rPr>
+          <w:b w:val="0"/>
+        </w:rPr>
+        <w:t xml:space="preserve">Use the worked example in Sections 3 and 6. Collect a </w:t>
+      </w:r>
+      <w:r>
+        <w:rPr>
+          <w:b/>
+        </w:rPr>
+        <w:t>prediction</w:t>
+      </w:r>
+      <w:r>
+        <w:rPr>
+          <w:b w:val="0"/>
+        </w:rPr>
+        <w:t xml:space="preserve"> before revealing its result; ask the learner to point to each intermediate fact.</w:t>
       </w:r>
     </w:p>
     <w:p>
-      <w:r>
-        <w:t>Provide an input/procedure/result/limit frame and a calculator when needed. Ask students to identify the first step before completing the whole trace. Extension: compare two concrete variants of this mechanism while holding unrelated conditions fixed; report both successful and unsuccessful outcomes.</w:t>
+      <w:pPr>
+        <w:spacing w:line="336" w:lineRule="auto" w:after="180"/>
+      </w:pPr>
+      <w:r>
+        <w:rPr>
+          <w:b w:val="0"/>
+        </w:rPr>
+        <w:t xml:space="preserve">Provide an </w:t>
+      </w:r>
+      <w:r>
+        <w:rPr>
+          <w:b/>
+        </w:rPr>
+        <w:t>input</w:t>
+      </w:r>
+      <w:r>
+        <w:rPr>
+          <w:b w:val="0"/>
+        </w:rPr>
+        <w:t>/procedure/result/limit frame and a calculator when needed. Ask students to identify the first step before completing the whole trace.</w:t>
       </w:r>
     </w:p>
     <w:p>
       <w:pPr>
-        <w:pStyle w:val="Heading3"/>
-      </w:pPr>
-      <w:r>
-        <w:t>Reduce help deliberately</w:t>
+        <w:spacing w:line="336" w:lineRule="auto" w:after="180"/>
+      </w:pPr>
+      <w:r>
+        <w:rPr>
+          <w:b w:val="0"/>
+        </w:rPr>
+        <w:t xml:space="preserve">Extension: compare two concrete variants of this </w:t>
+      </w:r>
+      <w:r>
+        <w:rPr>
+          <w:b/>
+        </w:rPr>
+        <w:t>mechanism</w:t>
+      </w:r>
+      <w:r>
+        <w:rPr>
+          <w:b w:val="0"/>
+        </w:rPr>
+        <w:t xml:space="preserve"> while holding unrelated conditions fixed; report both successful and unsuccessful outcomes.</w:t>
       </w:r>
     </w:p>
     <w:p>
-      <w:r>
-        <w:t>Completion task: B passes9/12, A8/12; three B failures all concern conflicting sources. No user study occurred. Show the intermediate steps and give the conclusion with its scope.</w:t>
+      <w:pPr>
+        <w:pStyle w:val="Heading3"/>
+      </w:pPr>
+      <w:r>
+        <w:t>Reduce help deliberately</w:t>
       </w:r>
     </w:p>
     <w:p>
-      <w:r>
-        <w:t>Teacher check: Teacher explanation: 75% versus66.667%, gain8.333 points on12 cases; conflict failures remain. No classroom usefulness or universal reliability claim is supported.</w:t>
+      <w:pPr>
+        <w:pStyle w:val="Heading3"/>
+      </w:pPr>
+      <w:r>
+        <w:t>Completion practice</w:t>
       </w:r>
     </w:p>
     <w:p>
-      <w:r>
-        <w:t>Start by identifying the given inputs together. Leave the intermediate steps blank. If needed, model one step, then withdraw that help on the next step. Move to a full trace only when the partial trace is understood. For partners, alternate explainer and checker; collect a response from every learner before discussion.</w:t>
+      <w:pPr>
+        <w:spacing w:line="336" w:lineRule="auto" w:after="180"/>
+        <w:shd w:fill="F5F1FB"/>
+      </w:pPr>
+      <w:r>
+        <w:rPr>
+          <w:b w:val="0"/>
+        </w:rPr>
+        <w:t>Completion task: B passes9/12, A8/12; three B failures all concern conflicting sources. No user study occurred. Show the intermediate steps and give the conclusion with its scope.</w:t>
       </w:r>
     </w:p>
     <w:p>
@@ -1243,22 +2121,53 @@
         <w:pStyle w:val="Heading3"/>
       </w:pPr>
       <w:r>
-        <w:t>Individual reasoning check</w:t>
+        <w:t>Reasoning to listen for</w:t>
       </w:r>
     </w:p>
     <w:p>
-      <w:r>
-        <w:t>Use the worked case for Writing results and limitations. Proposed explanation: “The worked result establishes every future case”. Decide whether this explanation is supported. Point to the step or supplied fact that decides; explain your repair if needed.</w:t>
+      <w:pPr>
+        <w:spacing w:line="336" w:lineRule="auto" w:after="180"/>
+        <w:shd w:fill="F1F6FC"/>
+      </w:pPr>
+      <w:r>
+        <w:rPr>
+          <w:b w:val="0"/>
+        </w:rPr>
+        <w:t>Teacher check: Teacher explanation: 75% versus66.667%, gain8.333 points on12 cases; conflict failures remain. No classroom usefulness or universal reliability claim is supported.</w:t>
       </w:r>
     </w:p>
     <w:p>
-      <w:r>
-        <w:t>Expected correction: A limitation should directly bound the corresponding claim rather than contradict an oversized headline.</w:t>
+      <w:pPr>
+        <w:spacing w:line="336" w:lineRule="auto" w:after="180"/>
+      </w:pPr>
+      <w:r>
+        <w:rPr>
+          <w:b w:val="0"/>
+        </w:rPr>
+        <w:t xml:space="preserve">Start by identifying the given </w:t>
+      </w:r>
+      <w:r>
+        <w:rPr>
+          <w:b/>
+        </w:rPr>
+        <w:t>input</w:t>
+      </w:r>
+      <w:r>
+        <w:rPr>
+          <w:b w:val="0"/>
+        </w:rPr>
+        <w:t>s together. Leave the intermediate steps blank. If needed, model one step, then withdraw that help on the next step. Move to a full trace only when the partial trace is understood.</w:t>
       </w:r>
     </w:p>
     <w:p>
-      <w:r>
-        <w:t>Collect explanations, not only yes/no votes. If a misunderstanding is common, re-model the relevant step for the class. If it affects a few learners, give a short targeted group explanation while others solve a more demanding variation.</w:t>
+      <w:pPr>
+        <w:spacing w:line="336" w:lineRule="auto" w:after="180"/>
+      </w:pPr>
+      <w:r>
+        <w:rPr>
+          <w:b w:val="0"/>
+        </w:rPr>
+        <w:t>For partners, alternate explainer and checker; collect a response from every learner before discussion.</w:t>
       </w:r>
     </w:p>
     <w:p>
@@ -1266,63 +2175,296 @@
         <w:pStyle w:val="Heading3"/>
       </w:pPr>
       <w:r>
-        <w:t>Pictorial practice question</w:t>
+        <w:t>Individual reasoning check</w:t>
       </w:r>
     </w:p>
     <w:p>
-      <w:r>
-        <w:t>Compute the supported-answer rates for 9/12 and 10/12. What actual outcome was measured, and why is a claim that every student becomes smarter outside this evidence?</w:t>
+      <w:pPr>
+        <w:spacing w:line="336" w:lineRule="auto" w:after="180"/>
+      </w:pPr>
+      <w:r>
+        <w:rPr>
+          <w:b w:val="0"/>
+        </w:rPr>
+        <w:t>Use the worked case for Writing results and limitations. Proposed explanation: “The worked result establishes every future case”. Decide whether this explanation is supported.</w:t>
       </w:r>
     </w:p>
     <w:p>
       <w:pPr>
-        <w:pStyle w:val="Heading3"/>
-      </w:pPr>
-      <w:r>
-        <w:t>Reasoned teacher answer</w:t>
+        <w:spacing w:line="336" w:lineRule="auto" w:after="180"/>
+      </w:pPr>
+      <w:r>
+        <w:rPr>
+          <w:b w:val="0"/>
+        </w:rPr>
+        <w:t>Point to the step or supplied fact that decides; explain your repair if needed.</w:t>
       </w:r>
     </w:p>
     <w:p>
-      <w:r>
-        <w:t>A is 75%; B is about 83.3%, a one-case improvement. Name the collection, rubric and twelve-case denominator. Do not infer that children learn more from this answer-support measure. Changed case: Remove that sentence as unsupported by the study. The measured unit was answers, not student understanding or intelligence.</w:t>
+      <w:pPr>
+        <w:pStyle w:val="Heading3"/>
+      </w:pPr>
+      <w:r>
+        <w:t>Expected repair</w:t>
       </w:r>
     </w:p>
     <w:p>
-      <w:r>
-        <w:t>Changed-case reasoning: Remove that sentence as unsupported by the study. The measured unit was answers, not student understanding or intelligence.</w:t>
+      <w:pPr>
+        <w:spacing w:line="336" w:lineRule="auto" w:after="180"/>
+        <w:shd w:fill="F1F6FC"/>
+      </w:pPr>
+      <w:r>
+        <w:rPr>
+          <w:b w:val="0"/>
+        </w:rPr>
+        <w:t>Expected correction: A limitation should directly bound the corresponding claim rather than contradict an oversized headline.</w:t>
       </w:r>
     </w:p>
     <w:p>
-      <w:r>
-        <w:t>Collect each learner’s explanation before discussion. Use the first missing connection between input, deciding step and result to choose support. This question is worked-case practice, not fresh mastery evidence.</w:t>
+      <w:pPr>
+        <w:spacing w:line="336" w:lineRule="auto" w:after="180"/>
+      </w:pPr>
+      <w:r>
+        <w:rPr>
+          <w:b w:val="0"/>
+        </w:rPr>
+        <w:t>Collect explanations, not only yes/no votes. If a misunderstanding is common, re-model the relevant step for the class.</w:t>
       </w:r>
     </w:p>
     <w:p>
       <w:pPr>
-        <w:pStyle w:val="Heading1"/>
-      </w:pPr>
-      <w:r>
-        <w:t>04. Run the investigation and diagnose misconceptions</w:t>
+        <w:spacing w:line="336" w:lineRule="auto" w:after="180"/>
+      </w:pPr>
+      <w:r>
+        <w:rPr>
+          <w:b w:val="0"/>
+        </w:rPr>
+        <w:t>If it affects a few learners, give a short targeted group explanation while others solve a more demanding variation.</w:t>
       </w:r>
     </w:p>
     <w:p>
-      <w:r>
-        <w:t>The worked result establishes every future case: A limitation should directly bound the corresponding claim rather than contradict an oversized headline.</w:t>
+      <w:pPr>
+        <w:pStyle w:val="Heading3"/>
+      </w:pPr>
+      <w:r>
+        <w:t>Pictorial practice question</w:t>
       </w:r>
     </w:p>
     <w:p>
-      <w:r>
-        <w:t>A missing input may be replaced without recording the change: A replacement changes the evidence or contract. Record the change and its justification; do not silently turn unknown into a measured value.</w:t>
+      <w:pPr>
+        <w:spacing w:line="336" w:lineRule="auto" w:after="180"/>
+        <w:shd w:fill="F5F1FB"/>
+      </w:pPr>
+      <w:r>
+        <w:rPr>
+          <w:b w:val="0"/>
+        </w:rPr>
+        <w:t xml:space="preserve">Compute the supported-answer rates for 9/12 and 10/12. What actual outcome was measured, and why is a claim that every student becomes smarter outside this </w:t>
+      </w:r>
+      <w:r>
+        <w:rPr>
+          <w:b/>
+        </w:rPr>
+        <w:t>evidence</w:t>
+      </w:r>
+      <w:r>
+        <w:rPr>
+          <w:b w:val="0"/>
+        </w:rPr>
+        <w:t>?</w:t>
       </w:r>
     </w:p>
     <w:p>
-      <w:r>
-        <w:t>Repeating an assessed case is new independent evidence: A replay checks consistency. An example used for feedback or revision cannot later be described as untouched final evaluation.</w:t>
+      <w:pPr>
+        <w:pStyle w:val="Heading3"/>
+      </w:pPr>
+      <w:r>
+        <w:t>Reasoned teacher answer</w:t>
       </w:r>
     </w:p>
     <w:p>
-      <w:r>
-        <w:t>Use Section 9 for the evidence ledger. Add a boundary or missing-input case and record the expected response before checking. More successful repeats of one case do not establish wider coverage.</w:t>
+      <w:pPr>
+        <w:spacing w:line="336" w:lineRule="auto" w:after="180"/>
+      </w:pPr>
+      <w:r>
+        <w:rPr>
+          <w:b w:val="0"/>
+        </w:rPr>
+        <w:t>A is 75%; B is about 83.3%, a one-case improvement. Name the collection, rubric and twelve-case denominator. Do not infer that children learn more from this answer-support measure.</w:t>
+      </w:r>
+    </w:p>
+    <w:p>
+      <w:pPr>
+        <w:spacing w:line="336" w:lineRule="auto" w:after="180"/>
+      </w:pPr>
+      <w:r>
+        <w:rPr>
+          <w:b w:val="0"/>
+        </w:rPr>
+        <w:t>Changed case: Remove that sentence as unsupported by the study. The measured unit was answers, not student understanding or intelligence.</w:t>
+      </w:r>
+    </w:p>
+    <w:p>
+      <w:pPr>
+        <w:spacing w:line="336" w:lineRule="auto" w:after="180"/>
+      </w:pPr>
+      <w:r>
+        <w:rPr>
+          <w:b w:val="0"/>
+        </w:rPr>
+        <w:t>Changed-case reasoning: Remove that sentence as unsupported by the study. The measured unit was answers, not student understanding or intelligence.</w:t>
+      </w:r>
+    </w:p>
+    <w:p>
+      <w:pPr>
+        <w:spacing w:line="336" w:lineRule="auto" w:after="180"/>
+      </w:pPr>
+      <w:r>
+        <w:rPr>
+          <w:b w:val="0"/>
+        </w:rPr>
+        <w:t xml:space="preserve">Collect each learner’s explanation before discussion. Use the first missing connection between </w:t>
+      </w:r>
+      <w:r>
+        <w:rPr>
+          <w:b/>
+        </w:rPr>
+        <w:t>input</w:t>
+      </w:r>
+      <w:r>
+        <w:rPr>
+          <w:b w:val="0"/>
+        </w:rPr>
+        <w:t xml:space="preserve">, deciding step and result to choose support. This question is worked-case practice, not fresh mastery </w:t>
+      </w:r>
+      <w:r>
+        <w:rPr>
+          <w:b/>
+        </w:rPr>
+        <w:t>evidence</w:t>
+      </w:r>
+      <w:r>
+        <w:rPr>
+          <w:b w:val="0"/>
+        </w:rPr>
+        <w:t>.</w:t>
+      </w:r>
+    </w:p>
+    <w:p>
+      <w:pPr>
+        <w:pStyle w:val="Heading1"/>
+      </w:pPr>
+      <w:r>
+        <w:t>04. Run the investigation and diagnose misconceptions</w:t>
+      </w:r>
+    </w:p>
+    <w:p>
+      <w:r>
+        <w:t>Run the Writing results and limitations investigation and use the first unsupported step to choose a teaching response.</w:t>
+      </w:r>
+    </w:p>
+    <w:p>
+      <w:pPr>
+        <w:spacing w:line="336" w:lineRule="auto" w:after="180"/>
+      </w:pPr>
+      <w:r>
+        <w:rPr>
+          <w:b w:val="0"/>
+        </w:rPr>
+        <w:t>The worked result establishes every future case: A limitation should directly bound the corresponding claim rather than contradict an oversized headline.</w:t>
+      </w:r>
+    </w:p>
+    <w:p>
+      <w:pPr>
+        <w:spacing w:line="336" w:lineRule="auto" w:after="180"/>
+      </w:pPr>
+      <w:r>
+        <w:rPr>
+          <w:b w:val="0"/>
+        </w:rPr>
+        <w:t xml:space="preserve">A missing </w:t>
+      </w:r>
+      <w:r>
+        <w:rPr>
+          <w:b/>
+        </w:rPr>
+        <w:t>input</w:t>
+      </w:r>
+      <w:r>
+        <w:rPr>
+          <w:b w:val="0"/>
+        </w:rPr>
+        <w:t xml:space="preserve"> may be replaced without recording the change: A replacement changes the </w:t>
+      </w:r>
+      <w:r>
+        <w:rPr>
+          <w:b/>
+        </w:rPr>
+        <w:t>evidence</w:t>
+      </w:r>
+      <w:r>
+        <w:rPr>
+          <w:b w:val="0"/>
+        </w:rPr>
+        <w:t xml:space="preserve"> or contract. Record the change and its justification; do not silently turn unknown into a measured value.</w:t>
+      </w:r>
+    </w:p>
+    <w:p>
+      <w:pPr>
+        <w:spacing w:line="336" w:lineRule="auto" w:after="180"/>
+      </w:pPr>
+      <w:r>
+        <w:rPr>
+          <w:b w:val="0"/>
+        </w:rPr>
+        <w:t xml:space="preserve">Repeating an assessed case is new independent </w:t>
+      </w:r>
+      <w:r>
+        <w:rPr>
+          <w:b/>
+        </w:rPr>
+        <w:t>evidence</w:t>
+      </w:r>
+      <w:r>
+        <w:rPr>
+          <w:b w:val="0"/>
+        </w:rPr>
+        <w:t>: A replay checks consistency. An example used for feedback or revision cannot later be described as untouched final evaluation.</w:t>
+      </w:r>
+    </w:p>
+    <w:p>
+      <w:pPr>
+        <w:spacing w:line="336" w:lineRule="auto" w:after="180"/>
+      </w:pPr>
+      <w:r>
+        <w:rPr>
+          <w:b w:val="0"/>
+        </w:rPr>
+        <w:t xml:space="preserve">Use Section 9 for the </w:t>
+      </w:r>
+      <w:r>
+        <w:rPr>
+          <w:b/>
+        </w:rPr>
+        <w:t>evidence</w:t>
+      </w:r>
+      <w:r>
+        <w:rPr>
+          <w:b w:val="0"/>
+        </w:rPr>
+        <w:t xml:space="preserve"> ledger. Add a boundary or missing-</w:t>
+      </w:r>
+      <w:r>
+        <w:rPr>
+          <w:b/>
+        </w:rPr>
+        <w:t>input</w:t>
+      </w:r>
+      <w:r>
+        <w:rPr>
+          <w:b w:val="0"/>
+        </w:rPr>
+        <w:t xml:space="preserve"> case and record the expected response before checking. More successful repeats of one case do not establish wider coverage.</w:t>
       </w:r>
     </w:p>
     <w:p>
@@ -1480,29 +2622,38 @@
       </w:tr>
     </w:tbl>
     <w:p>
-      <w:r>
-        <w:t>Offer an oral explanation, drawing, enlarged visual or fewer examples when that removes a reading/writing barrier. Keep the same reasoning goal. Stretch secure learners by changing a boundary or assumption and asking them to defend the effect, not simply by assigning more of the same questions.</w:t>
+      <w:pPr>
+        <w:spacing w:line="336" w:lineRule="auto" w:after="180"/>
+      </w:pPr>
+      <w:r>
+        <w:rPr>
+          <w:b w:val="0"/>
+        </w:rPr>
+        <w:t>Offer an oral explanation, drawing, enlarged visual or fewer examples when that removes a reading/writing barrier. Keep the same reasoning goal.</w:t>
       </w:r>
     </w:p>
     <w:p>
       <w:pPr>
-        <w:pStyle w:val="Heading1"/>
-      </w:pPr>
-      <w:r>
-        <w:t>05. Assess and explain the answers</w:t>
+        <w:spacing w:line="336" w:lineRule="auto" w:after="180"/>
+      </w:pPr>
+      <w:r>
+        <w:rPr>
+          <w:b w:val="0"/>
+        </w:rPr>
+        <w:t>Stretch secure learners by changing a boundary or assumption and asking them to defend the effect, not simply by assigning more of the same questions.</w:t>
       </w:r>
     </w:p>
     <w:p>
       <w:pPr>
-        <w:pStyle w:val="Heading3"/>
-      </w:pPr>
-      <w:r>
-        <w:t>Guided and exit questions</w:t>
+        <w:pStyle w:val="Heading1"/>
+      </w:pPr>
+      <w:r>
+        <w:t>05. Assess and explain the answers</w:t>
       </w:r>
     </w:p>
     <w:p>
       <w:r>
-        <w:t>Guided: 75% versus66.667%, gain8.333 points on12 cases; conflict failures remain. No classroom usefulness or universal reliability claim is supported. Qualification: A limitation should directly bound the corresponding claim rather than contradict an oversized headline. Exit: accept a concrete variation with its predicted outcome and a stated condition that would challenge the mechanism; reject a claim resting on unmeasured evidence.</w:t>
+        <w:t>Use the Writing results and limitations questions, teacher keys and criteria after the relevant attempts. Previously discussed cases are practice; protect the separately selected independent task.</w:t>
       </w:r>
     </w:p>
     <w:p>
@@ -1510,89 +2661,220 @@
         <w:pStyle w:val="Heading3"/>
       </w:pPr>
       <w:r>
-        <w:t>W1 Explain the mechanism</w:t>
+        <w:t>Guided and exit questions</w:t>
       </w:r>
     </w:p>
     <w:p>
-      <w:r>
-        <w:t>Explain the weekly mechanism in your own words. Use the worked scenario to name its input, decision rule and output.</w:t>
+      <w:pPr>
+        <w:spacing w:line="336" w:lineRule="auto" w:after="180"/>
+      </w:pPr>
+      <w:r>
+        <w:rPr>
+          <w:b w:val="0"/>
+        </w:rPr>
+        <w:t>Guided: 75% versus66.667%, gain8.333 points on12 cases; conflict failures remain. No classroom usefulness or universal reliability claim is supported.</w:t>
       </w:r>
     </w:p>
     <w:p>
-      <w:r>
-        <w:t>Teacher explanation: Results and limitations should state observed estimates before interpreting them. Separate measured comparisons from causal or deployment claims. Give counts, denominators, effect sizes, valid uncertainty and failed conditions. State missing evidence and preserve the original primary outcome.</w:t>
+      <w:pPr>
+        <w:spacing w:line="336" w:lineRule="auto" w:after="180"/>
+      </w:pPr>
+      <w:r>
+        <w:rPr>
+          <w:b w:val="0"/>
+        </w:rPr>
+        <w:t>Qualification: A limitation should directly bound the corresponding claim rather than contradict an oversized headline.</w:t>
       </w:r>
     </w:p>
     <w:p>
       <w:pPr>
-        <w:pStyle w:val="Heading3"/>
-      </w:pPr>
-      <w:r>
-        <w:t>W2 Trace the worked case</w:t>
+        <w:spacing w:line="336" w:lineRule="auto" w:after="180"/>
+      </w:pPr>
+      <w:r>
+        <w:rPr>
+          <w:b w:val="0"/>
+        </w:rPr>
+        <w:t xml:space="preserve">Exit: accept a concrete variation with its predicted outcome and a stated condition that would challenge the </w:t>
+      </w:r>
+      <w:r>
+        <w:rPr>
+          <w:b/>
+        </w:rPr>
+        <w:t>mechanism</w:t>
+      </w:r>
+      <w:r>
+        <w:rPr>
+          <w:b w:val="0"/>
+        </w:rPr>
+        <w:t xml:space="preserve">; reject a claim resting on unmeasured </w:t>
+      </w:r>
+      <w:r>
+        <w:rPr>
+          <w:b/>
+        </w:rPr>
+        <w:t>evidence</w:t>
+      </w:r>
+      <w:r>
+        <w:rPr>
+          <w:b w:val="0"/>
+        </w:rPr>
+        <w:t>.</w:t>
       </w:r>
     </w:p>
     <w:p>
-      <w:r>
-        <w:t>B passes9/12, A8/12; three B failures all concern conflicting sources. No user study occurred. Show the intermediate steps and give the conclusion with its scope.</w:t>
+      <w:pPr>
+        <w:pStyle w:val="Heading3"/>
+      </w:pPr>
+      <w:r>
+        <w:t>W1 Explain the mechanism</w:t>
       </w:r>
     </w:p>
     <w:p>
-      <w:r>
-        <w:t>Teacher explanation: 75% versus66.667%, gain8.333 points on12 cases; conflict failures remain. No classroom usefulness or universal reliability claim is supported.</w:t>
+      <w:pPr>
+        <w:pStyle w:val="Heading3"/>
+      </w:pPr>
+      <w:r>
+        <w:t>Workbook question · W1</w:t>
       </w:r>
     </w:p>
     <w:p>
       <w:pPr>
-        <w:pStyle w:val="Heading3"/>
-      </w:pPr>
-      <w:r>
-        <w:t>W3 Audit the limit</w:t>
+        <w:spacing w:line="336" w:lineRule="auto" w:after="180"/>
+        <w:shd w:fill="F5F1FB"/>
+      </w:pPr>
+      <w:r>
+        <w:rPr>
+          <w:b w:val="0"/>
+        </w:rPr>
+        <w:t xml:space="preserve">Explain the weekly </w:t>
+      </w:r>
+      <w:r>
+        <w:rPr>
+          <w:b/>
+        </w:rPr>
+        <w:t>mechanism</w:t>
+      </w:r>
+      <w:r>
+        <w:rPr>
+          <w:b w:val="0"/>
+        </w:rPr>
+        <w:t xml:space="preserve"> in your own words. Use the worked scenario to name its </w:t>
+      </w:r>
+      <w:r>
+        <w:rPr>
+          <w:b/>
+        </w:rPr>
+        <w:t>input</w:t>
+      </w:r>
+      <w:r>
+        <w:rPr>
+          <w:b w:val="0"/>
+        </w:rPr>
+        <w:t xml:space="preserve">, decision rule and </w:t>
+      </w:r>
+      <w:r>
+        <w:rPr>
+          <w:b/>
+        </w:rPr>
+        <w:t>output</w:t>
+      </w:r>
+      <w:r>
+        <w:rPr>
+          <w:b w:val="0"/>
+        </w:rPr>
+        <w:t>.</w:t>
       </w:r>
     </w:p>
     <w:p>
-      <w:r>
-        <w:t>A report omits this qualification: A limitation should directly bound the corresponding claim rather than contradict an oversized headline. Explain how omitting it could change a reader's interpretation, and write an accurate replacement.</w:t>
+      <w:pPr>
+        <w:pStyle w:val="Heading3"/>
+      </w:pPr>
+      <w:r>
+        <w:t>Teacher reasoning · W1</w:t>
       </w:r>
     </w:p>
     <w:p>
-      <w:r>
-        <w:t>Teacher explanation: A limitation should directly bound the corresponding claim rather than contradict an oversized headline. State the observed result separately from the unverified or out-of-scope claim; preserve the original evidence rather than inventing a missing fact.</w:t>
+      <w:pPr>
+        <w:spacing w:line="336" w:lineRule="auto" w:after="180"/>
+        <w:shd w:fill="F1F6FC"/>
+      </w:pPr>
+      <w:r>
+        <w:rPr>
+          <w:b w:val="0"/>
+        </w:rPr>
+        <w:t>Teacher explanation: Results and limitations should state observed estimates before interpreting them. Separate measured comparisons from causal or deployment claims.</w:t>
       </w:r>
     </w:p>
     <w:p>
       <w:pPr>
-        <w:pStyle w:val="Heading3"/>
-      </w:pPr>
-      <w:r>
-        <w:t>W4 Apply a new case independently</w:t>
+        <w:spacing w:line="336" w:lineRule="auto" w:after="180"/>
+        <w:shd w:fill="F1F6FC"/>
+      </w:pPr>
+      <w:r>
+        <w:rPr>
+          <w:b w:val="0"/>
+        </w:rPr>
+        <w:t xml:space="preserve">Give counts, denominators, effect sizes, valid uncertainty and failed conditions. State missing </w:t>
+      </w:r>
+      <w:r>
+        <w:rPr>
+          <w:b/>
+        </w:rPr>
+        <w:t>evidence</w:t>
+      </w:r>
+      <w:r>
+        <w:rPr>
+          <w:b w:val="0"/>
+        </w:rPr>
+        <w:t xml:space="preserve"> and preserve the original primary outcome.</w:t>
       </w:r>
     </w:p>
     <w:p>
-      <w:r>
-        <w:t>Candidate10/15, baseline9/15; no timings measured. Write result and two limits.</w:t>
+      <w:pPr>
+        <w:pStyle w:val="Heading3"/>
+      </w:pPr>
+      <w:r>
+        <w:t>W2 Trace the worked case</w:t>
       </w:r>
     </w:p>
     <w:p>
-      <w:r>
-        <w:t>Teacher explanation: 66.667% versus60%, gain6.667 points in15 cases. Timing is unmeasured and coverage/population generalisation remain limited.</w:t>
+      <w:pPr>
+        <w:pStyle w:val="Heading3"/>
+      </w:pPr>
+      <w:r>
+        <w:t>Workbook question · W2</w:t>
       </w:r>
     </w:p>
     <w:p>
       <w:pPr>
-        <w:pStyle w:val="Heading3"/>
-      </w:pPr>
-      <w:r>
-        <w:t>W5 Design a revealing follow-up</w:t>
+        <w:spacing w:line="336" w:lineRule="auto" w:after="180"/>
+        <w:shd w:fill="F5F1FB"/>
+      </w:pPr>
+      <w:r>
+        <w:rPr>
+          <w:b w:val="0"/>
+        </w:rPr>
+        <w:t>B passes9/12, A8/12; three B failures all concern conflicting sources. No user study occurred. Show the intermediate steps and give the conclusion with its scope.</w:t>
       </w:r>
     </w:p>
     <w:p>
-      <w:r>
-        <w:t>For the worked scenario, propose one additional case that could reveal a failure, describe its expected outcome before running it, and explain what would need to remain fixed for a fair comparison. Do not reuse W4 as a new final test after receiving feedback.</w:t>
+      <w:pPr>
+        <w:pStyle w:val="Heading3"/>
+      </w:pPr>
+      <w:r>
+        <w:t>Teacher reasoning · W2</w:t>
       </w:r>
     </w:p>
     <w:p>
-      <w:r>
-        <w:t>Teacher explanation: Accept a concrete variant of the worked input or a missing/conflicting/boundary condition, with an expectation derived from the declared procedure. Require preserved settings, original outputs and data roles. A limitation should directly bound the corresponding claim rather than contradict an oversized headline. The new case should test this particular mechanism rather than merely restate the original result.</w:t>
+      <w:pPr>
+        <w:spacing w:line="336" w:lineRule="auto" w:after="180"/>
+        <w:shd w:fill="F1F6FC"/>
+      </w:pPr>
+      <w:r>
+        <w:rPr>
+          <w:b w:val="0"/>
+        </w:rPr>
+        <w:t>Teacher explanation: 75% versus66.667%, gain8.333 points on12 cases; conflict failures remain. No classroom usefulness or universal reliability claim is supported.</w:t>
       </w:r>
     </w:p>
     <w:p>
@@ -1600,25 +2882,51 @@
         <w:pStyle w:val="Heading3"/>
       </w:pPr>
       <w:r>
-        <w:t>Independent assessment and fresh retry</w:t>
+        <w:t>W3 Audit the limit</w:t>
       </w:r>
     </w:p>
     <w:p>
-      <w:r>
-        <w:t>W4: 66.667% versus60%, gain6.667 points in15 cases. Timing is unmeasured and coverage/population generalisation remain limited. Require intermediate reasoning and the stated scope. Fresh retry: Candidate7/10, baseline8/10. Expected reasoning: 70% versus80%, candidate lower10 points; report negative result and sample scope. If students need support, record it and reassess with another new case rather than awarding independence to a copied answer.</w:t>
+      <w:pPr>
+        <w:pStyle w:val="Heading3"/>
+      </w:pPr>
+      <w:r>
+        <w:t>Workbook question · W3</w:t>
       </w:r>
     </w:p>
     <w:p>
       <w:pPr>
-        <w:pStyle w:val="Heading3"/>
-      </w:pPr>
-      <w:r>
-        <w:t>Assess independent transfer</w:t>
+        <w:spacing w:line="336" w:lineRule="auto" w:after="180"/>
+        <w:shd w:fill="F5F1FB"/>
+      </w:pPr>
+      <w:r>
+        <w:rPr>
+          <w:b w:val="0"/>
+        </w:rPr>
+        <w:t>A report omits this qualification: A limitation should directly bound the corresponding claim rather than contradict an oversized headline.</w:t>
       </w:r>
     </w:p>
     <w:p>
-      <w:r>
-        <w:t>Selected case: Candidate10/15, baseline9/15; no timings measured. Write result and two limits.</w:t>
+      <w:pPr>
+        <w:spacing w:line="336" w:lineRule="auto" w:after="180"/>
+        <w:shd w:fill="F5F1FB"/>
+      </w:pPr>
+      <w:r>
+        <w:rPr>
+          <w:b w:val="0"/>
+        </w:rPr>
+        <w:t xml:space="preserve">Explain how omitting it could change a reader's </w:t>
+      </w:r>
+      <w:r>
+        <w:rPr>
+          <w:b/>
+        </w:rPr>
+        <w:t>interpretation</w:t>
+      </w:r>
+      <w:r>
+        <w:rPr>
+          <w:b w:val="0"/>
+        </w:rPr>
+        <w:t>, and write an accurate replacement.</w:t>
       </w:r>
     </w:p>
     <w:p>
@@ -1626,12 +2934,367 @@
         <w:pStyle w:val="Heading3"/>
       </w:pPr>
       <w:r>
-        <w:t>Selected case answer</w:t>
+        <w:t>Teacher reasoning · W3</w:t>
       </w:r>
     </w:p>
     <w:p>
-      <w:r>
-        <w:t>Teacher explanation: 66.667% versus60%, gain6.667 points in15 cases. Timing is unmeasured and coverage/population generalisation remain limited.</w:t>
+      <w:pPr>
+        <w:spacing w:line="336" w:lineRule="auto" w:after="180"/>
+        <w:shd w:fill="F1F6FC"/>
+      </w:pPr>
+      <w:r>
+        <w:rPr>
+          <w:b w:val="0"/>
+        </w:rPr>
+        <w:t>Teacher explanation: A limitation should directly bound the corresponding claim rather than contradict an oversized headline.</w:t>
+      </w:r>
+    </w:p>
+    <w:p>
+      <w:pPr>
+        <w:spacing w:line="336" w:lineRule="auto" w:after="180"/>
+        <w:shd w:fill="F1F6FC"/>
+      </w:pPr>
+      <w:r>
+        <w:rPr>
+          <w:b w:val="0"/>
+        </w:rPr>
+        <w:t xml:space="preserve">State the observed result separately from the unverified or out-of-scope claim; preserve the original </w:t>
+      </w:r>
+      <w:r>
+        <w:rPr>
+          <w:b/>
+        </w:rPr>
+        <w:t>evidence</w:t>
+      </w:r>
+      <w:r>
+        <w:rPr>
+          <w:b w:val="0"/>
+        </w:rPr>
+        <w:t xml:space="preserve"> rather than inventing a missing fact.</w:t>
+      </w:r>
+    </w:p>
+    <w:p>
+      <w:pPr>
+        <w:pStyle w:val="Heading3"/>
+      </w:pPr>
+      <w:r>
+        <w:t>W4 Apply a new case independently</w:t>
+      </w:r>
+    </w:p>
+    <w:p>
+      <w:pPr>
+        <w:pStyle w:val="Heading3"/>
+      </w:pPr>
+      <w:r>
+        <w:t>Workbook question · W4</w:t>
+      </w:r>
+    </w:p>
+    <w:p>
+      <w:pPr>
+        <w:spacing w:line="336" w:lineRule="auto" w:after="180"/>
+        <w:shd w:fill="F5F1FB"/>
+      </w:pPr>
+      <w:r>
+        <w:rPr>
+          <w:b w:val="0"/>
+        </w:rPr>
+        <w:t>Candidate10/15, baseline9/15; no timings measured. Write result and two limits.</w:t>
+      </w:r>
+    </w:p>
+    <w:p>
+      <w:pPr>
+        <w:pStyle w:val="Heading3"/>
+      </w:pPr>
+      <w:r>
+        <w:t>Teacher reasoning · W4</w:t>
+      </w:r>
+    </w:p>
+    <w:p>
+      <w:pPr>
+        <w:spacing w:line="336" w:lineRule="auto" w:after="180"/>
+        <w:shd w:fill="F1F6FC"/>
+      </w:pPr>
+      <w:r>
+        <w:rPr>
+          <w:b w:val="0"/>
+        </w:rPr>
+        <w:t>Teacher explanation: 66.667% versus</w:t>
+      </w:r>
+      <w:r>
+        <w:rPr>
+          <w:b/>
+        </w:rPr>
+        <w:t>60%</w:t>
+      </w:r>
+      <w:r>
+        <w:rPr>
+          <w:b w:val="0"/>
+        </w:rPr>
+        <w:t>, gain6.667 points in15 cases. Timing is unmeasured and coverage/population generalisation remain limited.</w:t>
+      </w:r>
+    </w:p>
+    <w:p>
+      <w:pPr>
+        <w:pStyle w:val="Heading3"/>
+      </w:pPr>
+      <w:r>
+        <w:t>W5 Design a revealing follow-up</w:t>
+      </w:r>
+    </w:p>
+    <w:p>
+      <w:pPr>
+        <w:pStyle w:val="Heading3"/>
+      </w:pPr>
+      <w:r>
+        <w:t>Workbook question · W5</w:t>
+      </w:r>
+    </w:p>
+    <w:p>
+      <w:pPr>
+        <w:spacing w:line="336" w:lineRule="auto" w:after="180"/>
+        <w:shd w:fill="F5F1FB"/>
+      </w:pPr>
+      <w:r>
+        <w:rPr>
+          <w:b w:val="0"/>
+        </w:rPr>
+        <w:t>For the worked scenario, propose one additional case that could reveal a failure, describe its expected outcome before running it, and explain what would need to remain fixed for a fair comparison.</w:t>
+      </w:r>
+    </w:p>
+    <w:p>
+      <w:pPr>
+        <w:spacing w:line="336" w:lineRule="auto" w:after="180"/>
+        <w:shd w:fill="F5F1FB"/>
+      </w:pPr>
+      <w:r>
+        <w:rPr>
+          <w:b w:val="0"/>
+        </w:rPr>
+        <w:t>Do not reuse W4 as a new final test after receiving feedback.</w:t>
+      </w:r>
+    </w:p>
+    <w:p>
+      <w:pPr>
+        <w:pStyle w:val="Heading3"/>
+      </w:pPr>
+      <w:r>
+        <w:t>Teacher reasoning · W5</w:t>
+      </w:r>
+    </w:p>
+    <w:p>
+      <w:pPr>
+        <w:spacing w:line="336" w:lineRule="auto" w:after="180"/>
+        <w:shd w:fill="F1F6FC"/>
+      </w:pPr>
+      <w:r>
+        <w:rPr>
+          <w:b w:val="0"/>
+        </w:rPr>
+        <w:t xml:space="preserve">Teacher explanation: Accept a concrete variant of the worked </w:t>
+      </w:r>
+      <w:r>
+        <w:rPr>
+          <w:b/>
+        </w:rPr>
+        <w:t>input</w:t>
+      </w:r>
+      <w:r>
+        <w:rPr>
+          <w:b w:val="0"/>
+        </w:rPr>
+        <w:t xml:space="preserve"> or a missing/conflicting/boundary condition, with an expectation derived from the declared procedure.</w:t>
+      </w:r>
+    </w:p>
+    <w:p>
+      <w:pPr>
+        <w:spacing w:line="336" w:lineRule="auto" w:after="180"/>
+        <w:shd w:fill="F1F6FC"/>
+      </w:pPr>
+      <w:r>
+        <w:rPr>
+          <w:b w:val="0"/>
+        </w:rPr>
+        <w:t xml:space="preserve">Require preserved settings, original </w:t>
+      </w:r>
+      <w:r>
+        <w:rPr>
+          <w:b/>
+        </w:rPr>
+        <w:t>output</w:t>
+      </w:r>
+      <w:r>
+        <w:rPr>
+          <w:b w:val="0"/>
+        </w:rPr>
+        <w:t>s and data roles. A limitation should directly bound the corresponding claim rather than contradict an oversized headline.</w:t>
+      </w:r>
+    </w:p>
+    <w:p>
+      <w:pPr>
+        <w:spacing w:line="336" w:lineRule="auto" w:after="180"/>
+        <w:shd w:fill="F1F6FC"/>
+      </w:pPr>
+      <w:r>
+        <w:rPr>
+          <w:b w:val="0"/>
+        </w:rPr>
+        <w:t xml:space="preserve">The new case should test this particular </w:t>
+      </w:r>
+      <w:r>
+        <w:rPr>
+          <w:b/>
+        </w:rPr>
+        <w:t>mechanism</w:t>
+      </w:r>
+      <w:r>
+        <w:rPr>
+          <w:b w:val="0"/>
+        </w:rPr>
+        <w:t xml:space="preserve"> rather than merely restate the original result.</w:t>
+      </w:r>
+    </w:p>
+    <w:p>
+      <w:pPr>
+        <w:pStyle w:val="Heading3"/>
+      </w:pPr>
+      <w:r>
+        <w:t>Independent assessment and fresh retry</w:t>
+      </w:r>
+    </w:p>
+    <w:p>
+      <w:pPr>
+        <w:pStyle w:val="Heading3"/>
+      </w:pPr>
+      <w:r>
+        <w:t>Teacher key · Independent assessment and fresh retry</w:t>
+      </w:r>
+    </w:p>
+    <w:p>
+      <w:pPr>
+        <w:spacing w:line="336" w:lineRule="auto" w:after="180"/>
+        <w:shd w:fill="F1F6FC"/>
+      </w:pPr>
+      <w:r>
+        <w:rPr>
+          <w:b w:val="0"/>
+        </w:rPr>
+        <w:t>W4: 66.667% versus</w:t>
+      </w:r>
+      <w:r>
+        <w:rPr>
+          <w:b/>
+        </w:rPr>
+        <w:t>60%</w:t>
+      </w:r>
+      <w:r>
+        <w:rPr>
+          <w:b w:val="0"/>
+        </w:rPr>
+        <w:t>, gain6.667 points in15 cases. Timing is unmeasured and coverage/population generalisation remain limited. Require intermediate reasoning and the stated scope. Fresh retry: Candidate7/10, baseline8/10.</w:t>
+      </w:r>
+    </w:p>
+    <w:p>
+      <w:pPr>
+        <w:spacing w:line="336" w:lineRule="auto" w:after="180"/>
+        <w:shd w:fill="F1F6FC"/>
+      </w:pPr>
+      <w:r>
+        <w:rPr>
+          <w:b w:val="0"/>
+        </w:rPr>
+        <w:t xml:space="preserve">Expected reasoning: </w:t>
+      </w:r>
+      <w:r>
+        <w:rPr>
+          <w:b/>
+        </w:rPr>
+        <w:t>70%</w:t>
+      </w:r>
+      <w:r>
+        <w:rPr>
+          <w:b w:val="0"/>
+        </w:rPr>
+        <w:t xml:space="preserve"> versus</w:t>
+      </w:r>
+      <w:r>
+        <w:rPr>
+          <w:b/>
+        </w:rPr>
+        <w:t>80%</w:t>
+      </w:r>
+      <w:r>
+        <w:rPr>
+          <w:b w:val="0"/>
+        </w:rPr>
+        <w:t>, candidate lower10 points; report negative result and sample scope. If students need support, record it and reassess with another new case rather than awarding independence to a copied answer.</w:t>
+      </w:r>
+    </w:p>
+    <w:p>
+      <w:pPr>
+        <w:pStyle w:val="Heading3"/>
+      </w:pPr>
+      <w:r>
+        <w:t>Assess independent transfer</w:t>
+      </w:r>
+    </w:p>
+    <w:p>
+      <w:pPr>
+        <w:pStyle w:val="Heading3"/>
+      </w:pPr>
+      <w:r>
+        <w:t>Independent question · withhold the key</w:t>
+      </w:r>
+    </w:p>
+    <w:p>
+      <w:pPr>
+        <w:spacing w:line="336" w:lineRule="auto" w:after="180"/>
+        <w:shd w:fill="F5F1FB"/>
+      </w:pPr>
+      <w:r>
+        <w:rPr>
+          <w:b w:val="0"/>
+        </w:rPr>
+        <w:t>Selected case: Candidate10/15, baseline9/15; no timings measured. Write result and two limits.</w:t>
+      </w:r>
+    </w:p>
+    <w:p>
+      <w:pPr>
+        <w:pStyle w:val="Heading3"/>
+      </w:pPr>
+      <w:r>
+        <w:t>Selected case answer</w:t>
+      </w:r>
+    </w:p>
+    <w:p>
+      <w:pPr>
+        <w:pStyle w:val="Heading3"/>
+      </w:pPr>
+      <w:r>
+        <w:t>Teacher key · Selected case answer</w:t>
+      </w:r>
+    </w:p>
+    <w:p>
+      <w:pPr>
+        <w:spacing w:line="336" w:lineRule="auto" w:after="180"/>
+        <w:shd w:fill="F1F6FC"/>
+      </w:pPr>
+      <w:r>
+        <w:rPr>
+          <w:b w:val="0"/>
+        </w:rPr>
+        <w:t>Teacher explanation: 66.667% versus</w:t>
+      </w:r>
+      <w:r>
+        <w:rPr>
+          <w:b/>
+        </w:rPr>
+        <w:t>60%</w:t>
+      </w:r>
+      <w:r>
+        <w:rPr>
+          <w:b w:val="0"/>
+        </w:rPr>
+        <w:t>, gain6.667 points in15 cases. Timing is unmeasured and coverage/population generalisation remain limited.</w:t>
       </w:r>
     </w:p>
     <w:tbl>
@@ -1737,67 +3400,281 @@
       </w:tr>
     </w:tbl>
     <w:p>
-      <w:r>
-        <w:t>Record each dimension as not yet, with support, or independent. Accept a valid alternative procedure with a defensible trace. Do not penalise an honestly recorded model failure if the learner correctly explains its evidence and limits.</w:t>
+      <w:pPr>
+        <w:pStyle w:val="Heading3"/>
+      </w:pPr>
+      <w:r>
+        <w:t>Teacher key · Selected case answer</w:t>
       </w:r>
     </w:p>
     <w:p>
       <w:pPr>
-        <w:pStyle w:val="Heading3"/>
-      </w:pPr>
-      <w:r>
-        <w:t>Feedback that the learner uses</w:t>
+        <w:spacing w:line="336" w:lineRule="auto" w:after="180"/>
+        <w:shd w:fill="F1F6FC"/>
+      </w:pPr>
+      <w:r>
+        <w:rPr>
+          <w:b w:val="0"/>
+        </w:rPr>
+        <w:t>Record each dimension as not yet, with support, or independent. Accept a valid alternative procedure with a defensible trace.</w:t>
       </w:r>
     </w:p>
     <w:p>
-      <w:r>
-        <w:t>Name the earliest unsupported step and give one action to repair it. Have the learner make that repair now and explain why. Then assess the relevant skill on a fresh, fully specified case. Confirm it was not previously practised with feedback; solve and check the new case before assigning it. A follow-up design prompt is a starting brief, not automatically an equivalent test.</w:t>
+      <w:pPr>
+        <w:spacing w:line="336" w:lineRule="auto" w:after="180"/>
+        <w:shd w:fill="F1F6FC"/>
+      </w:pPr>
+      <w:r>
+        <w:rPr>
+          <w:b w:val="0"/>
+        </w:rPr>
+        <w:t xml:space="preserve">Do not penalise an honestly recorded model failure if the learner correctly explains its </w:t>
+      </w:r>
+      <w:r>
+        <w:rPr>
+          <w:b/>
+        </w:rPr>
+        <w:t>evidence</w:t>
+      </w:r>
+      <w:r>
+        <w:rPr>
+          <w:b w:val="0"/>
+        </w:rPr>
+        <w:t xml:space="preserve"> and limits.</w:t>
       </w:r>
     </w:p>
     <w:p>
       <w:pPr>
-        <w:pStyle w:val="Heading1"/>
-      </w:pPr>
-      <w:r>
-        <w:t>06. Connect the project, support and next lesson</w:t>
+        <w:pStyle w:val="Heading3"/>
+      </w:pPr>
+      <w:r>
+        <w:t>Feedback that the learner uses</w:t>
       </w:r>
     </w:p>
     <w:p>
-      <w:r>
-        <w:t>Add a labelled writing results and limitations evidence sheet to Reproducible AI Research Study. Show how you can explain the mechanism and terminology of writing results and limitations. Use the supplied fictional case and keep its inputs, intermediate steps, calculation or prediction, and limitation. Connect this record to last week’s record; a matching answer without a trace is insufficient.</w:t>
+      <w:pPr>
+        <w:spacing w:line="336" w:lineRule="auto" w:after="180"/>
+      </w:pPr>
+      <w:r>
+        <w:rPr>
+          <w:b w:val="0"/>
+        </w:rPr>
+        <w:t>Name the earliest unsupported step and give one action to repair it. Have the learner make that repair now and explain why. Then assess the relevant skill on a fresh, fully specified case.</w:t>
       </w:r>
     </w:p>
     <w:p>
-      <w:r>
-        <w:t>Provide an input/procedure/result/limit frame and a calculator when needed. Ask students to identify the first step before completing the whole trace. Extension: compare two concrete variants of this mechanism while holding unrelated conditions fixed; report both successful and unsuccessful outcomes.</w:t>
+      <w:pPr>
+        <w:spacing w:line="336" w:lineRule="auto" w:after="180"/>
+      </w:pPr>
+      <w:r>
+        <w:rPr>
+          <w:b w:val="0"/>
+        </w:rPr>
+        <w:t>Confirm it was not previously practised with feedback; solve and check the new case before assigning it. A follow-up design prompt is a starting brief, not automatically an equivalent test.</w:t>
       </w:r>
     </w:p>
     <w:p>
-      <w:r>
-        <w:t>Next connection: Peer review and response. Preserve the current case record and retrieve its evidence boundary before moving on.</w:t>
+      <w:pPr>
+        <w:pStyle w:val="Heading1"/>
+      </w:pPr>
+      <w:r>
+        <w:t>06. Connect the project, support and next lesson</w:t>
       </w:r>
     </w:p>
     <w:p>
       <w:r>
-        <w:t>Retain the project ledger and assess a changed case after support. Check the relevant prerequisite before carrying this component forward.</w:t>
+        <w:t>Connect Writing results and limitations to Reproducible AI Research Study, adapt support and plan a later changed-case check.</w:t>
       </w:r>
     </w:p>
     <w:p>
       <w:pPr>
-        <w:pStyle w:val="Heading3"/>
-      </w:pPr>
-      <w:r>
-        <w:t>Plan the delayed return</w:t>
+        <w:spacing w:line="336" w:lineRule="auto" w:after="180"/>
+      </w:pPr>
+      <w:r>
+        <w:rPr>
+          <w:b w:val="0"/>
+        </w:rPr>
+        <w:t xml:space="preserve">Add a labelled writing results and limitations </w:t>
+      </w:r>
+      <w:r>
+        <w:rPr>
+          <w:b/>
+        </w:rPr>
+        <w:t>evidence</w:t>
+      </w:r>
+      <w:r>
+        <w:rPr>
+          <w:b w:val="0"/>
+        </w:rPr>
+        <w:t xml:space="preserve"> sheet to Reproducible AI Research Study. Show how you can explain the </w:t>
+      </w:r>
+      <w:r>
+        <w:rPr>
+          <w:b/>
+        </w:rPr>
+        <w:t>mechanism</w:t>
+      </w:r>
+      <w:r>
+        <w:rPr>
+          <w:b w:val="0"/>
+        </w:rPr>
+        <w:t xml:space="preserve"> and terminology of writing results and limitations.</w:t>
       </w:r>
     </w:p>
     <w:p>
-      <w:r>
-        <w:t>Suggested return points in this level: ai-7/32, ai-7/34. Use actual classroom dates, adjusting for holidays and gaps. One, three and six teaching weeks are scheduling choices, not a claimed optimal spacing.</w:t>
+      <w:pPr>
+        <w:spacing w:line="336" w:lineRule="auto" w:after="180"/>
+      </w:pPr>
+      <w:r>
+        <w:rPr>
+          <w:b w:val="0"/>
+        </w:rPr>
+        <w:t xml:space="preserve">Use the supplied fictional case and keep its </w:t>
+      </w:r>
+      <w:r>
+        <w:rPr>
+          <w:b/>
+        </w:rPr>
+        <w:t>input</w:t>
+      </w:r>
+      <w:r>
+        <w:rPr>
+          <w:b w:val="0"/>
+        </w:rPr>
+        <w:t xml:space="preserve">s, intermediate steps, calculation or </w:t>
+      </w:r>
+      <w:r>
+        <w:rPr>
+          <w:b/>
+        </w:rPr>
+        <w:t>prediction</w:t>
+      </w:r>
+      <w:r>
+        <w:rPr>
+          <w:b w:val="0"/>
+        </w:rPr>
+        <w:t>, and limitation. Connect this record to last week’s record; a matching answer without a trace is insufficient.</w:t>
       </w:r>
     </w:p>
     <w:p>
-      <w:r>
-        <w:t>At a delayed check, ask for the idea from memory and a changed application. Compare with the earlier independent response and record support used. For a new level, revisit the previous capstone before checking the new prerequisites.</w:t>
+      <w:pPr>
+        <w:spacing w:line="336" w:lineRule="auto" w:after="180"/>
+      </w:pPr>
+      <w:r>
+        <w:rPr>
+          <w:b w:val="0"/>
+        </w:rPr>
+        <w:t xml:space="preserve">Provide an </w:t>
+      </w:r>
+      <w:r>
+        <w:rPr>
+          <w:b/>
+        </w:rPr>
+        <w:t>input</w:t>
+      </w:r>
+      <w:r>
+        <w:rPr>
+          <w:b w:val="0"/>
+        </w:rPr>
+        <w:t>/procedure/result/limit frame and a calculator when needed. Ask students to identify the first step before completing the whole trace.</w:t>
+      </w:r>
+    </w:p>
+    <w:p>
+      <w:pPr>
+        <w:spacing w:line="336" w:lineRule="auto" w:after="180"/>
+      </w:pPr>
+      <w:r>
+        <w:rPr>
+          <w:b w:val="0"/>
+        </w:rPr>
+        <w:t xml:space="preserve">Extension: compare two concrete variants of this </w:t>
+      </w:r>
+      <w:r>
+        <w:rPr>
+          <w:b/>
+        </w:rPr>
+        <w:t>mechanism</w:t>
+      </w:r>
+      <w:r>
+        <w:rPr>
+          <w:b w:val="0"/>
+        </w:rPr>
+        <w:t xml:space="preserve"> while holding unrelated conditions fixed; report both successful and unsuccessful outcomes.</w:t>
+      </w:r>
+    </w:p>
+    <w:p>
+      <w:pPr>
+        <w:spacing w:line="336" w:lineRule="auto" w:after="180"/>
+      </w:pPr>
+      <w:r>
+        <w:rPr>
+          <w:b w:val="0"/>
+        </w:rPr>
+        <w:t xml:space="preserve">Next connection: Peer review and response. Preserve the current case record and retrieve its </w:t>
+      </w:r>
+      <w:r>
+        <w:rPr>
+          <w:b/>
+        </w:rPr>
+        <w:t>evidence</w:t>
+      </w:r>
+      <w:r>
+        <w:rPr>
+          <w:b w:val="0"/>
+        </w:rPr>
+        <w:t xml:space="preserve"> boundary before moving on.</w:t>
+      </w:r>
+    </w:p>
+    <w:p>
+      <w:pPr>
+        <w:spacing w:line="336" w:lineRule="auto" w:after="180"/>
+      </w:pPr>
+      <w:r>
+        <w:rPr>
+          <w:b w:val="0"/>
+        </w:rPr>
+        <w:t>Retain the project ledger and assess a changed case after support. Check the relevant prerequisite before carrying this component forward.</w:t>
+      </w:r>
+    </w:p>
+    <w:p>
+      <w:pPr>
+        <w:pStyle w:val="Heading3"/>
+      </w:pPr>
+      <w:r>
+        <w:t>Plan the delayed return</w:t>
+      </w:r>
+    </w:p>
+    <w:p>
+      <w:pPr>
+        <w:spacing w:line="336" w:lineRule="auto" w:after="180"/>
+      </w:pPr>
+      <w:r>
+        <w:rPr>
+          <w:b w:val="0"/>
+        </w:rPr>
+        <w:t>Suggested return points in this level: ai-7/32, ai-7/34. Use actual classroom dates, adjusting for holidays and gaps. One, three and six teaching weeks are scheduling choices, not a claimed optimal spacing.</w:t>
+      </w:r>
+    </w:p>
+    <w:p>
+      <w:pPr>
+        <w:spacing w:line="336" w:lineRule="auto" w:after="180"/>
+      </w:pPr>
+      <w:r>
+        <w:rPr>
+          <w:b w:val="0"/>
+        </w:rPr>
+        <w:t>At a delayed check, ask for the idea from memory and a changed application. Compare with the earlier independent response and record support used.</w:t>
+      </w:r>
+    </w:p>
+    <w:p>
+      <w:pPr>
+        <w:spacing w:line="336" w:lineRule="auto" w:after="180"/>
+      </w:pPr>
+      <w:r>
+        <w:rPr>
+          <w:b w:val="0"/>
+        </w:rPr>
+        <w:t>For a new level, revisit the previous capstone before checking the new prerequisites.</w:t>
       </w:r>
     </w:p>
     <w:tbl>
@@ -1957,8 +3834,26 @@
       </w:tr>
     </w:tbl>
     <w:p>
-      <w:r>
-        <w:t>Use the evidence to choose reteaching or the next step. A completed page, confidence rating or attractive project does not by itself demonstrate understanding.</w:t>
+      <w:pPr>
+        <w:spacing w:line="336" w:lineRule="auto" w:after="180"/>
+      </w:pPr>
+      <w:r>
+        <w:rPr>
+          <w:b w:val="0"/>
+        </w:rPr>
+        <w:t xml:space="preserve">Use the </w:t>
+      </w:r>
+      <w:r>
+        <w:rPr>
+          <w:b/>
+        </w:rPr>
+        <w:t>evidence</w:t>
+      </w:r>
+      <w:r>
+        <w:rPr>
+          <w:b w:val="0"/>
+        </w:rPr>
+        <w:t xml:space="preserve"> to choose reteaching or the next step. A completed page, confidence rating or attractive project does not by itself demonstrate understanding.</w:t>
       </w:r>
     </w:p>
     <w:p>
@@ -1970,7 +3865,13 @@
       </w:r>
     </w:p>
     <w:p>
-      <w:r>
+      <w:pPr>
+        <w:spacing w:line="336" w:lineRule="auto" w:after="180"/>
+      </w:pPr>
+      <w:r>
+        <w:rPr>
+          <w:b w:val="0"/>
+        </w:rPr>
         <w:t>For the Reproducible AI Research Study, retain an annotated worked trace and the changed-case reasoning. Connect the claim to its records, units and assumptions so another investigator can challenge or reproduce it.</w:t>
       </w:r>
     </w:p>
@@ -1984,12 +3885,62 @@
     </w:p>
     <w:p>
       <w:r>
-        <w:t>Teaching target: Explain the mechanism and terminology of writing results and limitations</w:t>
+        <w:t>Use this preparation summary alongside the detailed Writing results and limitations lesson; it is a checklist rather than a replacement for the full sequence.</w:t>
       </w:r>
     </w:p>
     <w:p>
-      <w:r>
-        <w:t>Prepare the labelled worked-case picture, the matching workbook, fictional input cards and a place for individual responses. Check a local Python 3 environment before class; have a paper-trace version ready.</w:t>
+      <w:pPr>
+        <w:pStyle w:val="Heading3"/>
+      </w:pPr>
+      <w:r>
+        <w:t>Teaching target</w:t>
+      </w:r>
+    </w:p>
+    <w:p>
+      <w:pPr>
+        <w:spacing w:line="336" w:lineRule="auto" w:after="180"/>
+        <w:shd w:fill="EDF7F3"/>
+      </w:pPr>
+      <w:r>
+        <w:rPr>
+          <w:b w:val="0"/>
+        </w:rPr>
+        <w:t xml:space="preserve">Teaching target: Explain the </w:t>
+      </w:r>
+      <w:r>
+        <w:rPr>
+          <w:b/>
+        </w:rPr>
+        <w:t>mechanism</w:t>
+      </w:r>
+      <w:r>
+        <w:rPr>
+          <w:b w:val="0"/>
+        </w:rPr>
+        <w:t xml:space="preserve"> and terminology of writing results and limitations</w:t>
+      </w:r>
+    </w:p>
+    <w:p>
+      <w:pPr>
+        <w:spacing w:line="336" w:lineRule="auto" w:after="180"/>
+      </w:pPr>
+      <w:r>
+        <w:rPr>
+          <w:b w:val="0"/>
+        </w:rPr>
+        <w:t xml:space="preserve">Prepare the labelled worked-case picture, the matching workbook, fictional </w:t>
+      </w:r>
+      <w:r>
+        <w:rPr>
+          <w:b/>
+        </w:rPr>
+        <w:t>input</w:t>
+      </w:r>
+      <w:r>
+        <w:rPr>
+          <w:b w:val="0"/>
+        </w:rPr>
+        <w:t xml:space="preserve"> cards and a place for individual responses. Check a local Python 3 environment before class; have a paper-trace version ready.</w:t>
       </w:r>
     </w:p>
     <w:tbl>
@@ -2136,37 +4087,171 @@
       </w:tr>
     </w:tbl>
     <w:p>
-      <w:r>
+      <w:pPr>
+        <w:spacing w:line="336" w:lineRule="auto" w:after="180"/>
+      </w:pPr>
+      <w:r>
+        <w:rPr>
+          <w:b w:val="0"/>
+        </w:rPr>
         <w:t>Before class, solve the supported practice: B passes9/12, A8/12; three B failures all concern conflicting sources. No user study occurred. Show the intermediate steps and give the conclusion with its scope.</w:t>
       </w:r>
     </w:p>
     <w:p>
-      <w:r>
-        <w:t>Reasoned practice answer: Teacher explanation: 75% versus66.667%, gain8.333 points on12 cases; conflict failures remain. No classroom usefulness or universal reliability claim is supported.</w:t>
+      <w:pPr>
+        <w:pStyle w:val="Heading3"/>
+      </w:pPr>
+      <w:r>
+        <w:t>Supported practice answer</w:t>
       </w:r>
     </w:p>
     <w:p>
-      <w:r>
-        <w:t>Check every learner before discussion: Use the worked case for Writing results and limitations. Proposed explanation: “The worked result establishes every future case”. Decide whether this explanation is supported. Point to the step or supplied fact that decides; explain your repair if needed.</w:t>
+      <w:pPr>
+        <w:spacing w:line="336" w:lineRule="auto" w:after="180"/>
+        <w:shd w:fill="F1F6FC"/>
+      </w:pPr>
+      <w:r>
+        <w:rPr>
+          <w:b w:val="0"/>
+        </w:rPr>
+        <w:t>Reasoned practice answer: Teacher explanation: 75% versus66.667%, gain8.333 points on12 cases; conflict failures remain. No classroom usefulness or universal reliability claim is supported.</w:t>
       </w:r>
     </w:p>
     <w:p>
-      <w:r>
-        <w:t>Misconception repair: A limitation should directly bound the corresponding claim rather than contradict an oversized headline.</w:t>
+      <w:pPr>
+        <w:spacing w:line="336" w:lineRule="auto" w:after="180"/>
+      </w:pPr>
+      <w:r>
+        <w:rPr>
+          <w:b w:val="0"/>
+        </w:rPr>
+        <w:t>Check every learner before discussion: Use the worked case for Writing results and limitations. Proposed explanation: “The worked result establishes every future case”. Decide whether this explanation is supported.</w:t>
       </w:r>
     </w:p>
     <w:p>
-      <w:r>
-        <w:t>Support: read the exact case aloud, enlarge the labelled picture, supply input cards and model only the first deciding step. Accept a spoken explanation or drawing; retain the reasoning goal.</w:t>
+      <w:pPr>
+        <w:spacing w:line="336" w:lineRule="auto" w:after="180"/>
+      </w:pPr>
+      <w:r>
+        <w:rPr>
+          <w:b w:val="0"/>
+        </w:rPr>
+        <w:t>Point to the step or supplied fact that decides; explain your repair if needed.</w:t>
       </w:r>
     </w:p>
     <w:p>
-      <w:r>
-        <w:t>Extension: Write "B makes every student smarter". Require a prediction and a reason before comparing. Expected result: Remove that sentence as unsupported by the study. Reason: The measured unit was answers, not student understanding or intelligence.</w:t>
+      <w:pPr>
+        <w:pStyle w:val="Heading3"/>
+      </w:pPr>
+      <w:r>
+        <w:t>Repair the misconception</w:t>
       </w:r>
     </w:p>
     <w:p>
-      <w:r>
+      <w:pPr>
+        <w:spacing w:line="336" w:lineRule="auto" w:after="180"/>
+        <w:shd w:fill="FFF5E6"/>
+      </w:pPr>
+      <w:r>
+        <w:rPr>
+          <w:b w:val="0"/>
+        </w:rPr>
+        <w:t>Misconception repair: A limitation should directly bound the corresponding claim rather than contradict an oversized headline.</w:t>
+      </w:r>
+    </w:p>
+    <w:p>
+      <w:pPr>
+        <w:pStyle w:val="Heading3"/>
+      </w:pPr>
+      <w:r>
+        <w:t>Support without giving away the answer</w:t>
+      </w:r>
+    </w:p>
+    <w:p>
+      <w:pPr>
+        <w:spacing w:line="336" w:lineRule="auto" w:after="180"/>
+        <w:shd w:fill="F1F6F8"/>
+      </w:pPr>
+      <w:r>
+        <w:rPr>
+          <w:b w:val="0"/>
+        </w:rPr>
+        <w:t xml:space="preserve">Support: read the exact case aloud, enlarge the labelled picture, supply </w:t>
+      </w:r>
+      <w:r>
+        <w:rPr>
+          <w:b/>
+        </w:rPr>
+        <w:t>input</w:t>
+      </w:r>
+      <w:r>
+        <w:rPr>
+          <w:b w:val="0"/>
+        </w:rPr>
+        <w:t xml:space="preserve"> cards and model only the first deciding step. Accept a spoken explanation or drawing; retain the reasoning goal.</w:t>
+      </w:r>
+    </w:p>
+    <w:p>
+      <w:pPr>
+        <w:pStyle w:val="Heading3"/>
+      </w:pPr>
+      <w:r>
+        <w:t>Extend the reasoning</w:t>
+      </w:r>
+    </w:p>
+    <w:p>
+      <w:pPr>
+        <w:spacing w:line="336" w:lineRule="auto" w:after="180"/>
+        <w:shd w:fill="F5F1FB"/>
+      </w:pPr>
+      <w:r>
+        <w:rPr>
+          <w:b w:val="0"/>
+        </w:rPr>
+        <w:t xml:space="preserve">Extension: Write "B makes every student smarter". Require a </w:t>
+      </w:r>
+      <w:r>
+        <w:rPr>
+          <w:b/>
+        </w:rPr>
+        <w:t>prediction</w:t>
+      </w:r>
+      <w:r>
+        <w:rPr>
+          <w:b w:val="0"/>
+        </w:rPr>
+        <w:t xml:space="preserve"> and a reason before comparing. Expected result: Remove that sentence as unsupported by the study.</w:t>
+      </w:r>
+    </w:p>
+    <w:p>
+      <w:pPr>
+        <w:spacing w:line="336" w:lineRule="auto" w:after="180"/>
+        <w:shd w:fill="F5F1FB"/>
+      </w:pPr>
+      <w:r>
+        <w:rPr>
+          <w:b w:val="0"/>
+        </w:rPr>
+        <w:t>Reason: The measured unit was answers, not student understanding or intelligence.</w:t>
+      </w:r>
+    </w:p>
+    <w:p>
+      <w:pPr>
+        <w:pStyle w:val="Heading3"/>
+      </w:pPr>
+      <w:r>
+        <w:t>Protect the independent attempt</w:t>
+      </w:r>
+    </w:p>
+    <w:p>
+      <w:pPr>
+        <w:spacing w:line="336" w:lineRule="auto" w:after="180"/>
+        <w:shd w:fill="FFF5E6"/>
+      </w:pPr>
+      <w:r>
+        <w:rPr>
+          <w:b w:val="0"/>
+        </w:rPr>
         <w:t>Independent assessment: withhold the reserved answer until the learner has attempted the new case. Record support separately from correctness.</w:t>
       </w:r>
     </w:p>
@@ -2355,46 +4440,957 @@
       </w:tr>
     </w:tbl>
     <w:p>
-      <w:r>
-        <w:t>Project checkpoint: Present and defend. Demonstrate the system, explain one failure and justify the next improvement with evidence.</w:t>
+      <w:pPr>
+        <w:pStyle w:val="Heading3"/>
+      </w:pPr>
+      <w:r>
+        <w:t>Project checkpoint</w:t>
       </w:r>
     </w:p>
     <w:p>
-      <w:r>
-        <w:t>Use the weekly teacher answer for topic-specific reasoning. A saved progress tick is an activity record; judge mastery from the learner’s explanation and evidence.</w:t>
+      <w:pPr>
+        <w:spacing w:line="336" w:lineRule="auto" w:after="180"/>
+        <w:shd w:fill="EDF7F3"/>
+      </w:pPr>
+      <w:r>
+        <w:rPr>
+          <w:b w:val="0"/>
+        </w:rPr>
+        <w:t xml:space="preserve">Project checkpoint: Present and defend. Demonstrate the system, explain one failure and justify the next improvement with </w:t>
+      </w:r>
+      <w:r>
+        <w:rPr>
+          <w:b/>
+        </w:rPr>
+        <w:t>evidence</w:t>
+      </w:r>
+      <w:r>
+        <w:rPr>
+          <w:b w:val="0"/>
+        </w:rPr>
+        <w:t>.</w:t>
       </w:r>
     </w:p>
     <w:p>
       <w:pPr>
-        <w:pStyle w:val="Heading1"/>
-      </w:pPr>
-      <w:r>
-        <w:t>08. Use feedback, labs and repair paths</w:t>
+        <w:spacing w:line="336" w:lineRule="auto" w:after="180"/>
+      </w:pPr>
+      <w:r>
+        <w:rPr>
+          <w:b w:val="0"/>
+        </w:rPr>
+        <w:t xml:space="preserve">Use the weekly teacher answer for topic-specific reasoning. A saved progress tick is an activity record; judge mastery from the learner’s explanation and </w:t>
+      </w:r>
+      <w:r>
+        <w:rPr>
+          <w:b/>
+        </w:rPr>
+        <w:t>evidence</w:t>
+      </w:r>
+      <w:r>
+        <w:rPr>
+          <w:b w:val="0"/>
+        </w:rPr>
+        <w:t>.</w:t>
       </w:r>
     </w:p>
     <w:p>
-      <w:r>
-        <w:t>Use the two formative questions as supported practice, not as independent mastery scores. Discuss the deciding evidence rather than accepting a guessed selection.</w:t>
+      <w:pPr>
+        <w:pStyle w:val="Heading1"/>
+      </w:pPr>
+      <w:r>
+        <w:t>08. Use feedback, labs and repair paths</w:t>
       </w:r>
     </w:p>
     <w:p>
       <w:r>
-        <w:t>The feedback comes from the reviewed public worked case. Do not reveal the separately reserved independent teacher answer until the learner has attempted that case.</w:t>
+        <w:t>Use feedback, earlier review and portfolios purposefully. Apply the coding routine only when this lesson has an executable lab.</w:t>
       </w:r>
     </w:p>
     <w:p>
-      <w:r>
-        <w:t>Ask students to predict before running code. Preserve errors and actual outputs; collect a changed test and an explanation. The branch-boundary and indexing lessons deliberately include failure cases.</w:t>
+      <w:pPr>
+        <w:spacing w:line="336" w:lineRule="auto" w:after="180"/>
+      </w:pPr>
+      <w:r>
+        <w:rPr>
+          <w:b w:val="0"/>
+        </w:rPr>
+        <w:t xml:space="preserve">Use the two formative questions as supported practice, not as independent mastery scores. Discuss the deciding </w:t>
+      </w:r>
+      <w:r>
+        <w:rPr>
+          <w:b/>
+        </w:rPr>
+        <w:t>evidence</w:t>
+      </w:r>
+      <w:r>
+        <w:rPr>
+          <w:b w:val="0"/>
+        </w:rPr>
+        <w:t xml:space="preserve"> rather than accepting a guessed selection.</w:t>
       </w:r>
     </w:p>
     <w:p>
-      <w:r>
-        <w:t>Use the earlier worked-explanation links to address a specific missing building block, then return to the current question. Adapt this suggestion after observing the learner; it is not an automatic diagnosis.</w:t>
+      <w:pPr>
+        <w:spacing w:line="336" w:lineRule="auto" w:after="180"/>
+      </w:pPr>
+      <w:r>
+        <w:rPr>
+          <w:b w:val="0"/>
+        </w:rPr>
+        <w:t>The feedback comes from the reviewed public worked case. Do not reveal the separately reserved independent teacher answer until the learner has attempted that case.</w:t>
       </w:r>
     </w:p>
     <w:p>
-      <w:r>
-        <w:t>Collect the completed-work portfolio as evidence. Record support separately from correctness, and assess explanation, trace/test and limitations. Progress ticks and quiz selections alone do not establish mastery.</w:t>
+      <w:pPr>
+        <w:pStyle w:val="Heading3"/>
+      </w:pPr>
+      <w:r>
+        <w:t>For later coding lessons</w:t>
+      </w:r>
+    </w:p>
+    <w:p>
+      <w:r>
+        <w:t>This week has no code block. Use this routine when a later lesson includes an executable lab.</w:t>
+      </w:r>
+    </w:p>
+    <w:p>
+      <w:pPr>
+        <w:spacing w:line="336" w:lineRule="auto" w:after="180"/>
+        <w:shd w:fill="F1F6F8"/>
+      </w:pPr>
+      <w:r>
+        <w:rPr>
+          <w:b w:val="0"/>
+        </w:rPr>
+        <w:t xml:space="preserve">Ask students to predict before running code. Preserve errors and actual </w:t>
+      </w:r>
+      <w:r>
+        <w:rPr>
+          <w:b/>
+        </w:rPr>
+        <w:t>output</w:t>
+      </w:r>
+      <w:r>
+        <w:rPr>
+          <w:b w:val="0"/>
+        </w:rPr>
+        <w:t>s; collect a changed test and an explanation. The branch-boundary and indexing lessons deliberately include failure cases.</w:t>
+      </w:r>
+    </w:p>
+    <w:p>
+      <w:pPr>
+        <w:spacing w:line="336" w:lineRule="auto" w:after="180"/>
+      </w:pPr>
+      <w:r>
+        <w:rPr>
+          <w:b w:val="0"/>
+        </w:rPr>
+        <w:t>Use the earlier worked-explanation links to address a specific missing building block, then return to the current question. Adapt this suggestion after observing the learner; it is not an automatic diagnosis.</w:t>
+      </w:r>
+    </w:p>
+    <w:p>
+      <w:pPr>
+        <w:spacing w:line="336" w:lineRule="auto" w:after="180"/>
+      </w:pPr>
+      <w:r>
+        <w:rPr>
+          <w:b w:val="0"/>
+        </w:rPr>
+        <w:t xml:space="preserve">Collect the completed-work portfolio as </w:t>
+      </w:r>
+      <w:r>
+        <w:rPr>
+          <w:b/>
+        </w:rPr>
+        <w:t>evidence</w:t>
+      </w:r>
+      <w:r>
+        <w:rPr>
+          <w:b w:val="0"/>
+        </w:rPr>
+        <w:t>. Record support separately from correctness, and assess explanation, trace/test and limitations. Progress ticks and quiz selections alone do not establish mastery.</w:t>
+      </w:r>
+    </w:p>
+    <w:p>
+      <w:pPr>
+        <w:pStyle w:val="Heading1"/>
+      </w:pPr>
+      <w:r>
+        <w:t>09. Visual concept journey</w:t>
+      </w:r>
+    </w:p>
+    <w:p>
+      <w:r>
+        <w:t>Show one Writing results and limitations graphic at a time, request a prediction and discuss its trace before the independent assessment.</w:t>
+      </w:r>
+    </w:p>
+    <w:p>
+      <w:pPr>
+        <w:spacing w:line="336" w:lineRule="auto" w:after="180"/>
+      </w:pPr>
+      <w:r>
+        <w:rPr>
+          <w:b w:val="0"/>
+        </w:rPr>
+        <w:t xml:space="preserve">Use one picture at a time. Hide a worked result before asking for a </w:t>
+      </w:r>
+      <w:r>
+        <w:rPr>
+          <w:b/>
+        </w:rPr>
+        <w:t>prediction</w:t>
+      </w:r>
+      <w:r>
+        <w:rPr>
+          <w:b w:val="0"/>
+        </w:rPr>
+        <w:t>, then reveal it for feedback. These are supported teaching cases; retain the separate independent assessment for a fresh first attempt.</w:t>
+      </w:r>
+    </w:p>
+    <w:p>
+      <w:pPr>
+        <w:pStyle w:val="Heading3"/>
+      </w:pPr>
+      <w:r>
+        <w:t>01. Writing results and limitations: the case</w:t>
+      </w:r>
+    </w:p>
+    <w:p>
+      <w:r>
+        <w:drawing>
+          <wp:inline xmlns:a="http://schemas.openxmlformats.org/drawingml/2006/main" xmlns:pic="http://schemas.openxmlformats.org/drawingml/2006/picture">
+            <wp:extent cx="5486400" cy="2834640"/>
+            <wp:docPr id="3" name="Picture 3" descr="Write results without enlarging them. A fictional study evaluates answer support on twelve fixed questions from one approved collection. Supplied facts: A supports 9/12 answers; B supports 10/12. No user learning outcomes are recorded."/>
+            <wp:cNvGraphicFramePr>
+              <a:graphicFrameLocks noChangeAspect="1"/>
+            </wp:cNvGraphicFramePr>
+            <a:graphic>
+              <a:graphicData uri="http://schemas.openxmlformats.org/drawingml/2006/picture">
+                <pic:pic>
+                  <pic:nvPicPr>
+                    <pic:cNvPr id="0" name="academy-story-ai-7-31-01.png"/>
+                    <pic:cNvPicPr/>
+                  </pic:nvPicPr>
+                  <pic:blipFill>
+                    <a:blip r:embed="rId11"/>
+                    <a:stretch>
+                      <a:fillRect/>
+                    </a:stretch>
+                  </pic:blipFill>
+                  <pic:spPr>
+                    <a:xfrm>
+                      <a:off x="0" y="0"/>
+                      <a:ext cx="5486400" cy="2834640"/>
+                    </a:xfrm>
+                    <a:prstGeom prst="rect"/>
+                  </pic:spPr>
+                </pic:pic>
+              </a:graphicData>
+            </a:graphic>
+          </wp:inline>
+        </w:drawing>
+      </w:r>
+    </w:p>
+    <w:p>
+      <w:pPr>
+        <w:spacing w:line="336" w:lineRule="auto" w:after="180"/>
+      </w:pPr>
+      <w:r>
+        <w:rPr>
+          <w:b w:val="0"/>
+        </w:rPr>
+        <w:t>Write results without enlarging them. A fictional study evaluates answer support on twelve fixed questions from one approved collection. Supplied facts: A supports 9/12 answers; B supports 10/12.</w:t>
+      </w:r>
+    </w:p>
+    <w:p>
+      <w:pPr>
+        <w:spacing w:line="336" w:lineRule="auto" w:after="180"/>
+      </w:pPr>
+      <w:r>
+        <w:rPr>
+          <w:b w:val="0"/>
+        </w:rPr>
+        <w:t>No user learning outcomes are recorded.</w:t>
+      </w:r>
+    </w:p>
+    <w:p>
+      <w:pPr>
+        <w:spacing w:line="336" w:lineRule="auto" w:after="180"/>
+        <w:shd w:fill="F5F1FB"/>
+      </w:pPr>
+      <w:r>
+        <w:rPr>
+          <w:b w:val="0"/>
+        </w:rPr>
+        <w:t>Point to the given fact that matters most. Explain why it matters.</w:t>
+      </w:r>
+    </w:p>
+    <w:p>
+      <w:pPr>
+        <w:pStyle w:val="Heading3"/>
+      </w:pPr>
+      <w:r>
+        <w:t>Discuss while showing the picture</w:t>
+      </w:r>
+    </w:p>
+    <w:p>
+      <w:pPr>
+        <w:spacing w:line="336" w:lineRule="auto" w:after="180"/>
+        <w:shd w:fill="F1F6F8"/>
+      </w:pPr>
+      <w:r>
+        <w:rPr>
+          <w:b w:val="0"/>
+        </w:rPr>
+        <w:t>Teacher prompt: Point to the given fact that matters most. Explain why it matters. Ask learners to describe one label or arrow in ordinary words. Use the adjacent transcript if the image is difficult to see.</w:t>
+      </w:r>
+    </w:p>
+    <w:p>
+      <w:pPr>
+        <w:pStyle w:val="Heading3"/>
+      </w:pPr>
+      <w:r>
+        <w:t>02. Follow the deciding steps</w:t>
+      </w:r>
+    </w:p>
+    <w:p>
+      <w:r>
+        <w:drawing>
+          <wp:inline xmlns:a="http://schemas.openxmlformats.org/drawingml/2006/main" xmlns:pic="http://schemas.openxmlformats.org/drawingml/2006/picture">
+            <wp:extent cx="5486400" cy="3182112"/>
+            <wp:docPr id="4" name="Picture 4" descr="Report the observation: A is 75%; B is about 83.3%, a one-case improvement. → Link to the method: Name the collection, rubric and twelve-case denominator. → State limits: Do not infer that children learn more from this answer-support measure."/>
+            <wp:cNvGraphicFramePr>
+              <a:graphicFrameLocks noChangeAspect="1"/>
+            </wp:cNvGraphicFramePr>
+            <a:graphic>
+              <a:graphicData uri="http://schemas.openxmlformats.org/drawingml/2006/picture">
+                <pic:pic>
+                  <pic:nvPicPr>
+                    <pic:cNvPr id="0" name="academy-story-ai-7-31-02.png"/>
+                    <pic:cNvPicPr/>
+                  </pic:nvPicPr>
+                  <pic:blipFill>
+                    <a:blip r:embed="rId12"/>
+                    <a:stretch>
+                      <a:fillRect/>
+                    </a:stretch>
+                  </pic:blipFill>
+                  <pic:spPr>
+                    <a:xfrm>
+                      <a:off x="0" y="0"/>
+                      <a:ext cx="5486400" cy="3182112"/>
+                    </a:xfrm>
+                    <a:prstGeom prst="rect"/>
+                  </pic:spPr>
+                </pic:pic>
+              </a:graphicData>
+            </a:graphic>
+          </wp:inline>
+        </w:drawing>
+      </w:r>
+    </w:p>
+    <w:p>
+      <w:pPr>
+        <w:spacing w:line="336" w:lineRule="auto" w:after="180"/>
+      </w:pPr>
+      <w:r>
+        <w:rPr>
+          <w:b w:val="0"/>
+        </w:rPr>
+        <w:t xml:space="preserve">Report the </w:t>
+      </w:r>
+      <w:r>
+        <w:rPr>
+          <w:b/>
+        </w:rPr>
+        <w:t>observation</w:t>
+      </w:r>
+      <w:r>
+        <w:rPr>
+          <w:b w:val="0"/>
+        </w:rPr>
+        <w:t>: A is 75%; B is about 83.3%, a one-case improvement. → Link to the method: Name the collection, rubric and twelve-case denominator. → State limits: Do not infer that children learn more from this answer-support measure.</w:t>
+      </w:r>
+    </w:p>
+    <w:p>
+      <w:pPr>
+        <w:spacing w:line="336" w:lineRule="auto" w:after="180"/>
+        <w:shd w:fill="F5F1FB"/>
+      </w:pPr>
+      <w:r>
+        <w:rPr>
+          <w:b w:val="0"/>
+        </w:rPr>
+        <w:t xml:space="preserve">Point to each numbered stage and explain which recorded </w:t>
+      </w:r>
+      <w:r>
+        <w:rPr>
+          <w:b/>
+        </w:rPr>
+        <w:t>input</w:t>
+      </w:r>
+      <w:r>
+        <w:rPr>
+          <w:b w:val="0"/>
+        </w:rPr>
+        <w:t xml:space="preserve"> it uses.</w:t>
+      </w:r>
+    </w:p>
+    <w:p>
+      <w:pPr>
+        <w:pStyle w:val="Heading3"/>
+      </w:pPr>
+      <w:r>
+        <w:t>Discuss while showing the picture</w:t>
+      </w:r>
+    </w:p>
+    <w:p>
+      <w:pPr>
+        <w:spacing w:line="336" w:lineRule="auto" w:after="180"/>
+        <w:shd w:fill="F1F6F8"/>
+      </w:pPr>
+      <w:r>
+        <w:rPr>
+          <w:b w:val="0"/>
+        </w:rPr>
+        <w:t xml:space="preserve">Teacher prompt: Point to each numbered stage and explain which recorded </w:t>
+      </w:r>
+      <w:r>
+        <w:rPr>
+          <w:b/>
+        </w:rPr>
+        <w:t>input</w:t>
+      </w:r>
+      <w:r>
+        <w:rPr>
+          <w:b w:val="0"/>
+        </w:rPr>
+        <w:t xml:space="preserve"> it uses. Ask learners to describe one label or arrow in ordinary words. Use the adjacent transcript if the image is difficult to see.</w:t>
+      </w:r>
+    </w:p>
+    <w:p>
+      <w:pPr>
+        <w:pStyle w:val="Heading3"/>
+      </w:pPr>
+      <w:r>
+        <w:t>03. Supported answers in one collection</w:t>
+      </w:r>
+    </w:p>
+    <w:p>
+      <w:r>
+        <w:drawing>
+          <wp:inline xmlns:a="http://schemas.openxmlformats.org/drawingml/2006/main" xmlns:pic="http://schemas.openxmlformats.org/drawingml/2006/picture">
+            <wp:extent cx="5486400" cy="2834640"/>
+            <wp:docPr id="5" name="Picture 5" descr="Supported answers in one collection. Units: supported answers out of 12. A: 9. B: 10."/>
+            <wp:cNvGraphicFramePr>
+              <a:graphicFrameLocks noChangeAspect="1"/>
+            </wp:cNvGraphicFramePr>
+            <a:graphic>
+              <a:graphicData uri="http://schemas.openxmlformats.org/drawingml/2006/picture">
+                <pic:pic>
+                  <pic:nvPicPr>
+                    <pic:cNvPr id="0" name="academy-story-ai-7-31-03.png"/>
+                    <pic:cNvPicPr/>
+                  </pic:nvPicPr>
+                  <pic:blipFill>
+                    <a:blip r:embed="rId13"/>
+                    <a:stretch>
+                      <a:fillRect/>
+                    </a:stretch>
+                  </pic:blipFill>
+                  <pic:spPr>
+                    <a:xfrm>
+                      <a:off x="0" y="0"/>
+                      <a:ext cx="5486400" cy="2834640"/>
+                    </a:xfrm>
+                    <a:prstGeom prst="rect"/>
+                  </pic:spPr>
+                </pic:pic>
+              </a:graphicData>
+            </a:graphic>
+          </wp:inline>
+        </w:drawing>
+      </w:r>
+    </w:p>
+    <w:p>
+      <w:pPr>
+        <w:spacing w:line="336" w:lineRule="auto" w:after="180"/>
+      </w:pPr>
+      <w:r>
+        <w:rPr>
+          <w:b w:val="0"/>
+        </w:rPr>
+        <w:t>Supported answers in one collection. Units: supported answers out of 12. A: 9. B: 10.</w:t>
+      </w:r>
+    </w:p>
+    <w:p>
+      <w:pPr>
+        <w:spacing w:line="336" w:lineRule="auto" w:after="180"/>
+        <w:shd w:fill="F5F1FB"/>
+      </w:pPr>
+      <w:r>
+        <w:rPr>
+          <w:b w:val="0"/>
+        </w:rPr>
+        <w:t>Read the labels and values. Explain the relationship the model shows.</w:t>
+      </w:r>
+    </w:p>
+    <w:p>
+      <w:pPr>
+        <w:pStyle w:val="Heading3"/>
+      </w:pPr>
+      <w:r>
+        <w:t>Discuss while showing the picture</w:t>
+      </w:r>
+    </w:p>
+    <w:p>
+      <w:pPr>
+        <w:spacing w:line="336" w:lineRule="auto" w:after="180"/>
+        <w:shd w:fill="F1F6F8"/>
+      </w:pPr>
+      <w:r>
+        <w:rPr>
+          <w:b w:val="0"/>
+        </w:rPr>
+        <w:t>Teacher prompt: Read the labels and values. Explain the relationship the model shows. Ask learners to describe one label or arrow in ordinary words. Use the adjacent transcript if the image is difficult to see.</w:t>
+      </w:r>
+    </w:p>
+    <w:p>
+      <w:pPr>
+        <w:spacing w:line="336" w:lineRule="auto" w:after="180"/>
+        <w:shd w:fill="F1F6F8"/>
+      </w:pPr>
+      <w:r>
+        <w:rPr>
+          <w:b w:val="0"/>
+        </w:rPr>
+        <w:t>Check row/column meanings, units and denominators before discussing a difference. Supplied toy values are not real class or model results.</w:t>
+      </w:r>
+    </w:p>
+    <w:p>
+      <w:pPr>
+        <w:pStyle w:val="Heading3"/>
+      </w:pPr>
+      <w:r>
+        <w:t>04. Change one thing. Trace what follows.</w:t>
+      </w:r>
+    </w:p>
+    <w:p>
+      <w:r>
+        <w:drawing>
+          <wp:inline xmlns:a="http://schemas.openxmlformats.org/drawingml/2006/main" xmlns:pic="http://schemas.openxmlformats.org/drawingml/2006/picture">
+            <wp:extent cx="5486400" cy="3026664"/>
+            <wp:docPr id="6" name="Picture 6" descr="Original case: Do not infer that children learn more from this answer-support measure. Changed condition: Write &quot;B makes every student smarter&quot;. Expected result: Remove that sentence as unsupported by the study. Reason: The measured unit was answers, not student understanding or intelligence."/>
+            <wp:cNvGraphicFramePr>
+              <a:graphicFrameLocks noChangeAspect="1"/>
+            </wp:cNvGraphicFramePr>
+            <a:graphic>
+              <a:graphicData uri="http://schemas.openxmlformats.org/drawingml/2006/picture">
+                <pic:pic>
+                  <pic:nvPicPr>
+                    <pic:cNvPr id="0" name="academy-story-ai-7-31-04.png"/>
+                    <pic:cNvPicPr/>
+                  </pic:nvPicPr>
+                  <pic:blipFill>
+                    <a:blip r:embed="rId14"/>
+                    <a:stretch>
+                      <a:fillRect/>
+                    </a:stretch>
+                  </pic:blipFill>
+                  <pic:spPr>
+                    <a:xfrm>
+                      <a:off x="0" y="0"/>
+                      <a:ext cx="5486400" cy="3026664"/>
+                    </a:xfrm>
+                    <a:prstGeom prst="rect"/>
+                  </pic:spPr>
+                </pic:pic>
+              </a:graphicData>
+            </a:graphic>
+          </wp:inline>
+        </w:drawing>
+      </w:r>
+    </w:p>
+    <w:p>
+      <w:pPr>
+        <w:spacing w:line="336" w:lineRule="auto" w:after="180"/>
+      </w:pPr>
+      <w:r>
+        <w:rPr>
+          <w:b w:val="0"/>
+        </w:rPr>
+        <w:t>Original case: Do not infer that children learn more from this answer-support measure. Changed condition: Write "B makes every student smarter". Expected result: Remove that sentence as unsupported by the study.</w:t>
+      </w:r>
+    </w:p>
+    <w:p>
+      <w:pPr>
+        <w:spacing w:line="336" w:lineRule="auto" w:after="180"/>
+      </w:pPr>
+      <w:r>
+        <w:rPr>
+          <w:b w:val="0"/>
+        </w:rPr>
+        <w:t>Reason: The measured unit was answers, not student understanding or intelligence.</w:t>
+      </w:r>
+    </w:p>
+    <w:p>
+      <w:pPr>
+        <w:spacing w:line="336" w:lineRule="auto" w:after="180"/>
+        <w:shd w:fill="F5F1FB"/>
+      </w:pPr>
+      <w:r>
+        <w:rPr>
+          <w:b w:val="0"/>
+        </w:rPr>
+        <w:t>Predict before checking the worked changed-case result. Name what changed and what the supplied facts allow you to conclude.</w:t>
+      </w:r>
+    </w:p>
+    <w:p>
+      <w:pPr>
+        <w:pStyle w:val="Heading3"/>
+      </w:pPr>
+      <w:r>
+        <w:t>Discuss while showing the picture</w:t>
+      </w:r>
+    </w:p>
+    <w:p>
+      <w:pPr>
+        <w:spacing w:line="336" w:lineRule="auto" w:after="180"/>
+        <w:shd w:fill="F1F6F8"/>
+      </w:pPr>
+      <w:r>
+        <w:rPr>
+          <w:b w:val="0"/>
+        </w:rPr>
+        <w:t>Teacher prompt: Predict before checking the worked changed-case result. Name what changed and what the supplied facts allow you to conclude. Ask learners to describe one label or arrow in ordinary words.</w:t>
+      </w:r>
+    </w:p>
+    <w:p>
+      <w:pPr>
+        <w:spacing w:line="336" w:lineRule="auto" w:after="180"/>
+        <w:shd w:fill="F1F6F8"/>
+      </w:pPr>
+      <w:r>
+        <w:rPr>
+          <w:b w:val="0"/>
+        </w:rPr>
+        <w:t>Use the adjacent transcript if the image is difficult to see. Changed-case reasoning: The measured unit was answers, not student understanding or intelligence.</w:t>
+      </w:r>
+    </w:p>
+    <w:p>
+      <w:pPr>
+        <w:pStyle w:val="Heading3"/>
+      </w:pPr>
+      <w:r>
+        <w:t>05. Connect the explanation to its limit</w:t>
+      </w:r>
+    </w:p>
+    <w:p>
+      <w:r>
+        <w:drawing>
+          <wp:inline xmlns:a="http://schemas.openxmlformats.org/drawingml/2006/main" xmlns:pic="http://schemas.openxmlformats.org/drawingml/2006/picture">
+            <wp:extent cx="5486400" cy="2834640"/>
+            <wp:docPr id="7" name="Picture 7" descr="Results describe what was measured; limitations prevent substitution of a different outcome or population. A small descriptive improvement needs its scope attached. Limit: No significance or stable population effect is established; broader task and learner evidence would require another study."/>
+            <wp:cNvGraphicFramePr>
+              <a:graphicFrameLocks noChangeAspect="1"/>
+            </wp:cNvGraphicFramePr>
+            <a:graphic>
+              <a:graphicData uri="http://schemas.openxmlformats.org/drawingml/2006/picture">
+                <pic:pic>
+                  <pic:nvPicPr>
+                    <pic:cNvPr id="0" name="academy-story-ai-7-31-05.png"/>
+                    <pic:cNvPicPr/>
+                  </pic:nvPicPr>
+                  <pic:blipFill>
+                    <a:blip r:embed="rId15"/>
+                    <a:stretch>
+                      <a:fillRect/>
+                    </a:stretch>
+                  </pic:blipFill>
+                  <pic:spPr>
+                    <a:xfrm>
+                      <a:off x="0" y="0"/>
+                      <a:ext cx="5486400" cy="2834640"/>
+                    </a:xfrm>
+                    <a:prstGeom prst="rect"/>
+                  </pic:spPr>
+                </pic:pic>
+              </a:graphicData>
+            </a:graphic>
+          </wp:inline>
+        </w:drawing>
+      </w:r>
+    </w:p>
+    <w:p>
+      <w:pPr>
+        <w:spacing w:line="336" w:lineRule="auto" w:after="180"/>
+      </w:pPr>
+      <w:r>
+        <w:rPr>
+          <w:b w:val="0"/>
+        </w:rPr>
+        <w:t>Results describe what was measured; limitations prevent substitution of a different outcome or population. A small descriptive improvement needs its scope attached.</w:t>
+      </w:r>
+    </w:p>
+    <w:p>
+      <w:pPr>
+        <w:spacing w:line="336" w:lineRule="auto" w:after="180"/>
+      </w:pPr>
+      <w:r>
+        <w:rPr>
+          <w:b w:val="0"/>
+        </w:rPr>
+        <w:t xml:space="preserve">Limit: No significance or stable population effect is established; broader task and learner </w:t>
+      </w:r>
+      <w:r>
+        <w:rPr>
+          <w:b/>
+        </w:rPr>
+        <w:t>evidence</w:t>
+      </w:r>
+      <w:r>
+        <w:rPr>
+          <w:b w:val="0"/>
+        </w:rPr>
+        <w:t xml:space="preserve"> would require another study.</w:t>
+      </w:r>
+    </w:p>
+    <w:p>
+      <w:pPr>
+        <w:spacing w:line="336" w:lineRule="auto" w:after="180"/>
+        <w:shd w:fill="F5F1FB"/>
+      </w:pPr>
+      <w:r>
+        <w:rPr>
+          <w:b w:val="0"/>
+        </w:rPr>
+        <w:t>Explain the case, then point to a limit on the claim.</w:t>
+      </w:r>
+    </w:p>
+    <w:p>
+      <w:pPr>
+        <w:pStyle w:val="Heading3"/>
+      </w:pPr>
+      <w:r>
+        <w:t>Discuss while showing the picture</w:t>
+      </w:r>
+    </w:p>
+    <w:p>
+      <w:pPr>
+        <w:spacing w:line="336" w:lineRule="auto" w:after="180"/>
+        <w:shd w:fill="F1F6F8"/>
+      </w:pPr>
+      <w:r>
+        <w:rPr>
+          <w:b w:val="0"/>
+        </w:rPr>
+        <w:t>Teacher prompt: Explain the case, then point to a limit on the claim. Ask learners to describe one label or arrow in ordinary words. Use the adjacent transcript if the image is difficult to see.</w:t>
+      </w:r>
+    </w:p>
+    <w:p>
+      <w:pPr>
+        <w:spacing w:line="336" w:lineRule="auto" w:after="180"/>
+        <w:shd w:fill="F1F6F8"/>
+      </w:pPr>
+      <w:r>
+        <w:rPr>
+          <w:b w:val="0"/>
+        </w:rPr>
+        <w:t xml:space="preserve">Keep the stated scope: No significance or stable population effect is established; broader task and learner </w:t>
+      </w:r>
+      <w:r>
+        <w:rPr>
+          <w:b/>
+        </w:rPr>
+        <w:t>evidence</w:t>
+      </w:r>
+      <w:r>
+        <w:rPr>
+          <w:b w:val="0"/>
+        </w:rPr>
+        <w:t xml:space="preserve"> would require another study.</w:t>
+      </w:r>
+    </w:p>
+    <w:p>
+      <w:pPr>
+        <w:pStyle w:val="Heading3"/>
+      </w:pPr>
+      <w:r>
+        <w:t>06. Make the idea visible in your project</w:t>
+      </w:r>
+    </w:p>
+    <w:p>
+      <w:r>
+        <w:drawing>
+          <wp:inline xmlns:a="http://schemas.openxmlformats.org/drawingml/2006/main" xmlns:pic="http://schemas.openxmlformats.org/drawingml/2006/picture">
+            <wp:extent cx="5486400" cy="3681984"/>
+            <wp:docPr id="8" name="Picture 8" descr="For the Reproducible AI Research Study, retain an annotated worked trace and the changed-case reasoning. Connect the claim to its records, units and assumptions so another investigator can challenge or reproduce it. Draw your input, deciding step, result and limit. Supported question: Compute the supported-answer rates for 9/12 and 10/12. What actual outcome was measured, and why is a claim that every student becomes smarter outside this evidence?"/>
+            <wp:cNvGraphicFramePr>
+              <a:graphicFrameLocks noChangeAspect="1"/>
+            </wp:cNvGraphicFramePr>
+            <a:graphic>
+              <a:graphicData uri="http://schemas.openxmlformats.org/drawingml/2006/picture">
+                <pic:pic>
+                  <pic:nvPicPr>
+                    <pic:cNvPr id="0" name="academy-story-ai-7-31-06.png"/>
+                    <pic:cNvPicPr/>
+                  </pic:nvPicPr>
+                  <pic:blipFill>
+                    <a:blip r:embed="rId16"/>
+                    <a:stretch>
+                      <a:fillRect/>
+                    </a:stretch>
+                  </pic:blipFill>
+                  <pic:spPr>
+                    <a:xfrm>
+                      <a:off x="0" y="0"/>
+                      <a:ext cx="5486400" cy="3681984"/>
+                    </a:xfrm>
+                    <a:prstGeom prst="rect"/>
+                  </pic:spPr>
+                </pic:pic>
+              </a:graphicData>
+            </a:graphic>
+          </wp:inline>
+        </w:drawing>
+      </w:r>
+    </w:p>
+    <w:p>
+      <w:pPr>
+        <w:spacing w:line="336" w:lineRule="auto" w:after="180"/>
+      </w:pPr>
+      <w:r>
+        <w:rPr>
+          <w:b w:val="0"/>
+        </w:rPr>
+        <w:t>For the Reproducible AI Research Study, retain an annotated worked trace and the changed-case reasoning. Connect the claim to its records, units and assumptions so another investigator can challenge or reproduce it.</w:t>
+      </w:r>
+    </w:p>
+    <w:p>
+      <w:pPr>
+        <w:spacing w:line="336" w:lineRule="auto" w:after="180"/>
+      </w:pPr>
+      <w:r>
+        <w:rPr>
+          <w:b w:val="0"/>
+        </w:rPr>
+        <w:t xml:space="preserve">Draw your </w:t>
+      </w:r>
+      <w:r>
+        <w:rPr>
+          <w:b/>
+        </w:rPr>
+        <w:t>input</w:t>
+      </w:r>
+      <w:r>
+        <w:rPr>
+          <w:b w:val="0"/>
+        </w:rPr>
+        <w:t>, deciding step, result and limit. Supported question: Compute the supported-answer rates for 9/12 and 10/12.</w:t>
+      </w:r>
+    </w:p>
+    <w:p>
+      <w:pPr>
+        <w:spacing w:line="336" w:lineRule="auto" w:after="180"/>
+      </w:pPr>
+      <w:r>
+        <w:rPr>
+          <w:b w:val="0"/>
+        </w:rPr>
+        <w:t xml:space="preserve">What actual outcome was measured, and why is a claim that every student becomes smarter outside this </w:t>
+      </w:r>
+      <w:r>
+        <w:rPr>
+          <w:b/>
+        </w:rPr>
+        <w:t>evidence</w:t>
+      </w:r>
+      <w:r>
+        <w:rPr>
+          <w:b w:val="0"/>
+        </w:rPr>
+        <w:t>?</w:t>
+      </w:r>
+    </w:p>
+    <w:p>
+      <w:pPr>
+        <w:spacing w:line="336" w:lineRule="auto" w:after="180"/>
+        <w:shd w:fill="F5F1FB"/>
+      </w:pPr>
+      <w:r>
+        <w:rPr>
+          <w:b w:val="0"/>
+        </w:rPr>
+        <w:t xml:space="preserve">Draw your project trace and justify the deciding step using </w:t>
+      </w:r>
+      <w:r>
+        <w:rPr>
+          <w:b/>
+        </w:rPr>
+        <w:t>evidence</w:t>
+      </w:r>
+      <w:r>
+        <w:rPr>
+          <w:b w:val="0"/>
+        </w:rPr>
+        <w:t>.</w:t>
+      </w:r>
+    </w:p>
+    <w:p>
+      <w:pPr>
+        <w:pStyle w:val="Heading3"/>
+      </w:pPr>
+      <w:r>
+        <w:t>Discuss while showing the picture</w:t>
+      </w:r>
+    </w:p>
+    <w:p>
+      <w:pPr>
+        <w:spacing w:line="336" w:lineRule="auto" w:after="180"/>
+        <w:shd w:fill="F1F6F8"/>
+      </w:pPr>
+      <w:r>
+        <w:rPr>
+          <w:b w:val="0"/>
+        </w:rPr>
+        <w:t xml:space="preserve">Teacher prompt: Draw your project trace and justify the deciding step using </w:t>
+      </w:r>
+      <w:r>
+        <w:rPr>
+          <w:b/>
+        </w:rPr>
+        <w:t>evidence</w:t>
+      </w:r>
+      <w:r>
+        <w:rPr>
+          <w:b w:val="0"/>
+        </w:rPr>
+        <w:t>. Ask learners to describe one label or arrow in ordinary words. Use the adjacent transcript if the image is difficult to see.</w:t>
+      </w:r>
+    </w:p>
+    <w:p>
+      <w:pPr>
+        <w:spacing w:line="336" w:lineRule="auto" w:after="180"/>
+        <w:shd w:fill="F1F6F8"/>
+      </w:pPr>
+      <w:r>
+        <w:rPr>
+          <w:b w:val="0"/>
+        </w:rPr>
+        <w:t>Supported practice key: A is 75%; B is about 83.3%, a one-case improvement. Name the collection, rubric and twelve-case denominator. Do not infer that children learn more from this answer-support measure.</w:t>
+      </w:r>
+    </w:p>
+    <w:p>
+      <w:pPr>
+        <w:spacing w:line="336" w:lineRule="auto" w:after="180"/>
+        <w:shd w:fill="F1F6F8"/>
+      </w:pPr>
+      <w:r>
+        <w:rPr>
+          <w:b w:val="0"/>
+        </w:rPr>
+        <w:t>Changed case: Remove that sentence as unsupported by the study. The measured unit was answers, not student understanding or intelligence.</w:t>
       </w:r>
     </w:p>
     <w:sectPr>

--- a/downloads/teacher/ai-7-week-31.docx
+++ b/downloads/teacher/ai-7-week-31.docx
@@ -137,7 +137,7 @@
           </w:tcPr>
           <w:p>
             <w:r>
-              <w:t>Sections 1–6; record the brief recall in the workbook.</w:t>
+              <w:t>Use Your mission, Notice the evidence, See how it works, Words that unlock the idea and Follow a worked example; record the brief recall in the workbook.</w:t>
             </w:r>
           </w:p>
         </w:tc>
@@ -169,7 +169,7 @@
           </w:tcPr>
           <w:p>
             <w:r>
-              <w:t>Sections 7–10; use the matching workbook W2 and misconception check.</w:t>
+              <w:t>Use Find and repair a mistake, Practise together and Run the investigation, with workbook W2 and Individual reasoning check.</w:t>
             </w:r>
           </w:p>
         </w:tc>
@@ -201,7 +201,7 @@
           </w:tcPr>
           <w:p>
             <w:r>
-              <w:t>Sections 9 and 11–14. Give extra time to finish the full task set; use Section 15 when the week includes a coding lab.</w:t>
+              <w:t>Use Run the investigation, Build your understanding, Connect your project and Show what you know. Reserve further time for the full task set. Use a code example only where one is actually supplied.</w:t>
             </w:r>
           </w:p>
         </w:tc>
@@ -496,7 +496,7 @@
         <w:rPr>
           <w:b w:val="0"/>
         </w:rPr>
-        <w:t>Two 45-minute sessions. Results and limitations should state observed estimates before interpreting them. Separate measured comparisons from causal or deployment claims.</w:t>
+        <w:t>Compact alternative: two 45-minute sessions for the core explanation and W1–W5 only. The main plan uses three sessions; schedule further time for the complete investigation, project, visual journey and any code examples. Results and limitations should state observed estimates before interpreting them. Separate measured comparisons from causal or deployment claims.</w:t>
       </w:r>
     </w:p>
     <w:p>
@@ -1881,7 +1881,7 @@
           </w:tcPr>
           <w:p>
             <w:r>
-              <w:t>Explain section 1 and vocabulary. Complete W1 with a mechanism-based explanation.</w:t>
+              <w:t>Explain See how it works and Words that unlock the idea. Complete W1 with a mechanism-based explanation.</w:t>
             </w:r>
           </w:p>
         </w:tc>
@@ -4016,7 +4016,7 @@
           </w:tcPr>
           <w:p>
             <w:r>
-              <w:t>Sections 1–6; record the brief recall in the workbook.</w:t>
+              <w:t>Use Your mission, Notice the evidence, See how it works, Words that unlock the idea and Follow a worked example; record the brief recall in the workbook.</w:t>
             </w:r>
           </w:p>
         </w:tc>
@@ -4048,7 +4048,7 @@
           </w:tcPr>
           <w:p>
             <w:r>
-              <w:t>Sections 7–10; use the matching workbook W2 and misconception check.</w:t>
+              <w:t>Use Find and repair a mistake, Practise together and Run the investigation, with workbook W2 and Individual reasoning check.</w:t>
             </w:r>
           </w:p>
         </w:tc>
@@ -4080,7 +4080,7 @@
           </w:tcPr>
           <w:p>
             <w:r>
-              <w:t>Sections 9 and 11–14. Give extra time to finish the full task set; use Section 15 when the week includes a coding lab.</w:t>
+              <w:t>Use Run the investigation, Build your understanding, Connect your project and Show what you know. Reserve further time for the full task set. Use a code example only where one is actually supplied.</w:t>
             </w:r>
           </w:p>
         </w:tc>

--- a/downloads/teacher/ai-7-week-31.docx
+++ b/downloads/teacher/ai-7-week-31.docx
@@ -25,20 +25,38 @@
         <w:pStyle w:val="Heading1"/>
       </w:pPr>
       <w:r>
-        <w:t>01. Prepare the purpose, prerequisites and materials</w:t>
+        <w:t>Teach the evidence-to-conclusion chain for Writing results and limitations</w:t>
       </w:r>
     </w:p>
     <w:p>
       <w:r>
-        <w:t>Prepare Writing results and limitations: check the target, prerequisites, resources and adaptable teaching schedule.</w:t>
+        <w:t>Keep counts, outcome definitions and failed conditions visible without substituting unmeasured benefits.</w:t>
       </w:r>
     </w:p>
     <w:p>
-      <w:pPr>
-        <w:pStyle w:val="Heading3"/>
-      </w:pPr>
-      <w:r>
-        <w:t>Teach the learning cycle</w:t>
+      <w:r>
+        <w:t>Model the main case → reveal the picture gradually → probe limits → assess independent reasoning → plan a changed-case return.</w:t>
+      </w:r>
+    </w:p>
+    <w:p>
+      <w:pPr>
+        <w:pStyle w:val="Heading1"/>
+      </w:pPr>
+      <w:r>
+        <w:t>01. Prepare the connected research investigation</w:t>
+      </w:r>
+    </w:p>
+    <w:p>
+      <w:r>
+        <w:t>Keep modelling, shared practice and independent evidence distinct.</w:t>
+      </w:r>
+    </w:p>
+    <w:p>
+      <w:pPr>
+        <w:pStyle w:val="Heading2"/>
+      </w:pPr>
+      <w:r>
+        <w:t>Target and main teaching plan</w:t>
       </w:r>
     </w:p>
     <w:p>
@@ -243,18 +261,21 @@
     </w:p>
     <w:p>
       <w:pPr>
-        <w:pStyle w:val="Heading3"/>
-      </w:pPr>
-      <w:r>
-        <w:t>Retrieval answer guidance</w:t>
+        <w:pStyle w:val="Heading2"/>
+      </w:pPr>
+      <w:r>
+        <w:t>Preparation and prerequisite</w:t>
       </w:r>
     </w:p>
     <w:p>
       <w:pPr>
-        <w:pStyle w:val="Heading3"/>
-      </w:pPr>
-      <w:r>
-        <w:t>Writing the methods section</w:t>
+        <w:spacing w:line="336" w:lineRule="auto" w:after="180"/>
+      </w:pPr>
+      <w:r>
+        <w:rPr>
+          <w:b w:val="0"/>
+        </w:rPr>
+        <w:t>Lesson and workbook; paper and pencil</w:t>
       </w:r>
     </w:p>
     <w:p>
@@ -265,7 +286,7 @@
         <w:rPr>
           <w:b w:val="0"/>
         </w:rPr>
-        <w:t>Without opening the old lesson, explain one key idea from Writing the methods section. Give an example and a mistake that the idea helps you avoid.</w:t>
+        <w:t>Calculator and optional local Python 3 for arithmetic; no live API or private data</w:t>
       </w:r>
     </w:p>
     <w:p>
@@ -276,19 +297,7 @@
         <w:rPr>
           <w:b w:val="0"/>
         </w:rPr>
-        <w:t xml:space="preserve">Look for: Explain the </w:t>
-      </w:r>
-      <w:r>
-        <w:rPr>
-          <w:b/>
-        </w:rPr>
-        <w:t>mechanism</w:t>
-      </w:r>
-      <w:r>
-        <w:rPr>
-          <w:b w:val="0"/>
-        </w:rPr>
-        <w:t xml:space="preserve"> and terminology of writing the methods section</w:t>
+        <w:t>Prepare the fresh retry separately and withhold its solution until after collection</w:t>
       </w:r>
     </w:p>
     <w:p>
@@ -299,19 +308,31 @@
         <w:rPr>
           <w:b w:val="0"/>
         </w:rPr>
-        <w:t xml:space="preserve">Reference example, not the only acceptable wording: Teacher explanation: A methods section should let a reader reconstruct the design and computation. Detail should explain choices that affect </w:t>
+        <w:t xml:space="preserve">A result depends on the </w:t>
       </w:r>
       <w:r>
         <w:rPr>
           <w:b/>
         </w:rPr>
-        <w:t>evidence</w:t>
+        <w:t>input</w:t>
       </w:r>
       <w:r>
         <w:rPr>
           <w:b w:val="0"/>
         </w:rPr>
-        <w:t>.</w:t>
+        <w:t xml:space="preserve">s, procedure and conditions that produced it. Preserve data roles and distinguish observed outcomes from </w:t>
+      </w:r>
+      <w:r>
+        <w:rPr>
+          <w:b/>
+        </w:rPr>
+        <w:t>prediction</w:t>
+      </w:r>
+      <w:r>
+        <w:rPr>
+          <w:b w:val="0"/>
+        </w:rPr>
+        <w:t>s or unmeasured conditions.</w:t>
       </w:r>
     </w:p>
     <w:p>
@@ -322,15 +343,15 @@
         <w:rPr>
           <w:b w:val="0"/>
         </w:rPr>
-        <w:t>Report question, units, sampling, permissions, data roles, baseline, procedure, metrics, uncertainty assumptions, missing/exclusion handling and versions. Distinguish prespecified and later changes.</w:t>
+        <w:t>If the prior concept cannot be explained, use a short retrieval activity before this chapter.</w:t>
       </w:r>
     </w:p>
     <w:p>
       <w:pPr>
-        <w:pStyle w:val="Heading3"/>
-      </w:pPr>
-      <w:r>
-        <w:t>Negative results and claim revision</w:t>
+        <w:pStyle w:val="Heading2"/>
+      </w:pPr>
+      <w:r>
+        <w:t>Opening retrieval</w:t>
       </w:r>
     </w:p>
     <w:p>
@@ -341,7 +362,7 @@
         <w:rPr>
           <w:b w:val="0"/>
         </w:rPr>
-        <w:t>Without opening the old lesson, explain one key idea from Negative results and claim revision. Give an example and a mistake that the idea helps you avoid.</w:t>
+        <w:t>Without opening the old lesson, explain one key idea from Writing the methods section. Give an example and a mistake that the idea helps you avoid.</w:t>
       </w:r>
     </w:p>
     <w:p>
@@ -364,7 +385,7 @@
         <w:rPr>
           <w:b w:val="0"/>
         </w:rPr>
-        <w:t xml:space="preserve"> and terminology of negative results and claim revision</w:t>
+        <w:t xml:space="preserve"> and terminology of writing the methods section</w:t>
       </w:r>
     </w:p>
     <w:p>
@@ -375,7 +396,7 @@
         <w:rPr>
           <w:b w:val="0"/>
         </w:rPr>
-        <w:t xml:space="preserve">Reference example, not the only acceptable wording: Teacher explanation: Negative results report that the </w:t>
+        <w:t xml:space="preserve">Reference example, not the only acceptable wording: Teacher explanation: A methods section should let a reader reconstruct the design and computation. Detail should explain choices that affect </w:t>
       </w:r>
       <w:r>
         <w:rPr>
@@ -387,7 +408,7 @@
         <w:rPr>
           <w:b w:val="0"/>
         </w:rPr>
-        <w:t xml:space="preserve"> did not meet a declared expectation.</w:t>
+        <w:t>.</w:t>
       </w:r>
     </w:p>
     <w:p>
@@ -398,7 +419,7 @@
         <w:rPr>
           <w:b w:val="0"/>
         </w:rPr>
-        <w:t>They can reveal design limits or useful constraints without proving no effect anywhere. Compare results with the original criterion and uncertainty assumptions.</w:t>
+        <w:t>Report question, units, sampling, permissions, data roles, baseline, procedure, metrics, uncertainty assumptions, missing/exclusion handling and versions. Distinguish prespecified and later changes.</w:t>
       </w:r>
     </w:p>
     <w:p>
@@ -409,27 +430,30 @@
         <w:rPr>
           <w:b w:val="0"/>
         </w:rPr>
-        <w:t xml:space="preserve">Preserve the failed hypothesis, discuss plausible </w:t>
-      </w:r>
-      <w:r>
-        <w:rPr>
-          <w:b/>
-        </w:rPr>
-        <w:t>mechanism</w:t>
-      </w:r>
-      <w:r>
-        <w:rPr>
-          <w:b w:val="0"/>
-        </w:rPr>
-        <w:t>s and label revised questions as new work.</w:t>
+        <w:t>Without opening the old lesson, explain one key idea from Negative results and claim revision. Give an example and a mistake that the idea helps you avoid.</w:t>
       </w:r>
     </w:p>
     <w:p>
       <w:pPr>
-        <w:pStyle w:val="Heading3"/>
-      </w:pPr>
-      <w:r>
-        <w:t>Running the primary experiment</w:t>
+        <w:spacing w:line="336" w:lineRule="auto" w:after="180"/>
+      </w:pPr>
+      <w:r>
+        <w:rPr>
+          <w:b w:val="0"/>
+        </w:rPr>
+        <w:t xml:space="preserve">Look for: Explain the </w:t>
+      </w:r>
+      <w:r>
+        <w:rPr>
+          <w:b/>
+        </w:rPr>
+        <w:t>mechanism</w:t>
+      </w:r>
+      <w:r>
+        <w:rPr>
+          <w:b w:val="0"/>
+        </w:rPr>
+        <w:t xml:space="preserve"> and terminology of negative results and claim revision</w:t>
       </w:r>
     </w:p>
     <w:p>
@@ -440,7 +464,19 @@
         <w:rPr>
           <w:b w:val="0"/>
         </w:rPr>
-        <w:t>Without opening the old lesson, explain one key idea from Running the primary experiment. Give an example and a mistake that the idea helps you avoid.</w:t>
+        <w:t xml:space="preserve">Reference example, not the only acceptable wording: Teacher explanation: Negative results report that the </w:t>
+      </w:r>
+      <w:r>
+        <w:rPr>
+          <w:b/>
+        </w:rPr>
+        <w:t>evidence</w:t>
+      </w:r>
+      <w:r>
+        <w:rPr>
+          <w:b w:val="0"/>
+        </w:rPr>
+        <w:t xml:space="preserve"> did not meet a declared expectation.</w:t>
       </w:r>
     </w:p>
     <w:p>
@@ -451,19 +487,7 @@
         <w:rPr>
           <w:b w:val="0"/>
         </w:rPr>
-        <w:t xml:space="preserve">Look for: Explain the </w:t>
-      </w:r>
-      <w:r>
-        <w:rPr>
-          <w:b/>
-        </w:rPr>
-        <w:t>mechanism</w:t>
-      </w:r>
-      <w:r>
-        <w:rPr>
-          <w:b w:val="0"/>
-        </w:rPr>
-        <w:t xml:space="preserve"> and terminology of running the primary experiment</w:t>
+        <w:t>They can reveal design limits or useful constraints without proving no effect anywhere. Compare results with the original criterion and uncertainty assumptions.</w:t>
       </w:r>
     </w:p>
     <w:p>
@@ -474,7 +498,19 @@
         <w:rPr>
           <w:b w:val="0"/>
         </w:rPr>
-        <w:t>Reference example, not the only acceptable wording: Teacher explanation: The primary experiment follows the frozen plan and captures every eligible outcome. Unexpected failures are recorded rather than silently retried away.</w:t>
+        <w:t xml:space="preserve">Preserve the failed hypothesis, discuss plausible </w:t>
+      </w:r>
+      <w:r>
+        <w:rPr>
+          <w:b/>
+        </w:rPr>
+        <w:t>mechanism</w:t>
+      </w:r>
+      <w:r>
+        <w:rPr>
+          <w:b w:val="0"/>
+        </w:rPr>
+        <w:t>s and label revised questions as new work.</w:t>
       </w:r>
     </w:p>
     <w:p>
@@ -485,7 +521,7 @@
         <w:rPr>
           <w:b w:val="0"/>
         </w:rPr>
-        <w:t>Run declared cases, store raw paired results and deviations, and keep primary analysis separate from exploratory repairs. Stop or escalate only according to the stated rule.</w:t>
+        <w:t>Without opening the old lesson, explain one key idea from Running the primary experiment. Give an example and a mistake that the idea helps you avoid.</w:t>
       </w:r>
     </w:p>
     <w:p>
@@ -496,7 +532,19 @@
         <w:rPr>
           <w:b w:val="0"/>
         </w:rPr>
-        <w:t>Compact alternative: two 45-minute sessions for the core explanation and W1–W5 only. The main plan uses three sessions; schedule further time for the complete investigation, project, visual journey and any code examples. Results and limitations should state observed estimates before interpreting them. Separate measured comparisons from causal or deployment claims.</w:t>
+        <w:t xml:space="preserve">Look for: Explain the </w:t>
+      </w:r>
+      <w:r>
+        <w:rPr>
+          <w:b/>
+        </w:rPr>
+        <w:t>mechanism</w:t>
+      </w:r>
+      <w:r>
+        <w:rPr>
+          <w:b w:val="0"/>
+        </w:rPr>
+        <w:t xml:space="preserve"> and terminology of running the primary experiment</w:t>
       </w:r>
     </w:p>
     <w:p>
@@ -507,19 +555,7 @@
         <w:rPr>
           <w:b w:val="0"/>
         </w:rPr>
-        <w:t xml:space="preserve">Use the supplied constructed scenarios to make the </w:t>
-      </w:r>
-      <w:r>
-        <w:rPr>
-          <w:b/>
-        </w:rPr>
-        <w:t>mechanism</w:t>
-      </w:r>
-      <w:r>
-        <w:rPr>
-          <w:b w:val="0"/>
-        </w:rPr>
-        <w:t xml:space="preserve"> inspectable. Collect W4 before sharing solutions.</w:t>
+        <w:t>Reference example, not the only acceptable wording: Teacher explanation: The primary experiment follows the frozen plan and captures every eligible outcome. Unexpected failures are recorded rather than silently retried away.</w:t>
       </w:r>
     </w:p>
     <w:p>
@@ -530,27 +566,15 @@
         <w:rPr>
           <w:b w:val="0"/>
         </w:rPr>
-        <w:t xml:space="preserve">Students should name intermediate </w:t>
-      </w:r>
-      <w:r>
-        <w:rPr>
-          <w:b/>
-        </w:rPr>
-        <w:t>evidence</w:t>
-      </w:r>
-      <w:r>
-        <w:rPr>
-          <w:b w:val="0"/>
-        </w:rPr>
-        <w:t xml:space="preserve"> and limitations; classroom pacing and learning effectiveness remain unvalidated.</w:t>
+        <w:t>Run declared cases, store raw paired results and deviations, and keep primary analysis separate from exploratory repairs. Stop or escalate only according to the stated rule.</w:t>
       </w:r>
     </w:p>
     <w:p>
       <w:pPr>
-        <w:pStyle w:val="Heading3"/>
-      </w:pPr>
-      <w:r>
-        <w:t>Outcomes</w:t>
+        <w:pStyle w:val="Heading2"/>
+      </w:pPr>
+      <w:r>
+        <w:t>Pictured end goal</w:t>
       </w:r>
     </w:p>
     <w:p>
@@ -561,41 +585,23 @@
         <w:rPr>
           <w:b w:val="0"/>
         </w:rPr>
-        <w:t xml:space="preserve">Explain the </w:t>
-      </w:r>
-      <w:r>
-        <w:rPr>
-          <w:b/>
-        </w:rPr>
-        <w:t>mechanism</w:t>
-      </w:r>
-      <w:r>
-        <w:rPr>
-          <w:b w:val="0"/>
-        </w:rPr>
-        <w:t xml:space="preserve"> and terminology of writing results and limitations</w:t>
+        <w:t>Explain writing results and limitations using the records and boundaries of this fictional investigation.</w:t>
       </w:r>
     </w:p>
     <w:p>
       <w:pPr>
-        <w:spacing w:line="336" w:lineRule="auto" w:after="180"/>
-      </w:pPr>
-      <w:r>
-        <w:rPr>
-          <w:b w:val="0"/>
-        </w:rPr>
-        <w:t>Apply the stated procedure to a new case with a traceable result</w:t>
+        <w:pStyle w:val="Heading2"/>
+      </w:pPr>
+      <w:r>
+        <w:t>Earlier wording, alternatives and picture transcripts · reference / check after trying</w:t>
       </w:r>
     </w:p>
     <w:p>
       <w:pPr>
-        <w:spacing w:line="336" w:lineRule="auto" w:after="180"/>
-      </w:pPr>
-      <w:r>
-        <w:rPr>
-          <w:b w:val="0"/>
-        </w:rPr>
-        <w:t>Identify an assumption or limitation and design a revealing follow-up</w:t>
+        <w:pStyle w:val="Heading3"/>
+      </w:pPr>
+      <w:r>
+        <w:t>Teach the learning cycle</w:t>
       </w:r>
     </w:p>
     <w:p>
@@ -603,48 +609,42 @@
         <w:pStyle w:val="Heading3"/>
       </w:pPr>
       <w:r>
-        <w:t>Preparation</w:t>
+        <w:t>Retrieval answer guidance</w:t>
       </w:r>
     </w:p>
     <w:p>
       <w:pPr>
-        <w:spacing w:line="336" w:lineRule="auto" w:after="180"/>
-      </w:pPr>
-      <w:r>
-        <w:rPr>
-          <w:b w:val="0"/>
-        </w:rPr>
-        <w:t>Lesson and workbook; paper and pencil</w:t>
+        <w:pStyle w:val="Heading3"/>
+      </w:pPr>
+      <w:r>
+        <w:t>Writing the methods section</w:t>
       </w:r>
     </w:p>
     <w:p>
       <w:pPr>
-        <w:spacing w:line="336" w:lineRule="auto" w:after="180"/>
-      </w:pPr>
-      <w:r>
-        <w:rPr>
-          <w:b w:val="0"/>
-        </w:rPr>
-        <w:t>Calculator and optional local Python 3 for arithmetic; no live API or private data</w:t>
+        <w:pStyle w:val="Heading3"/>
+      </w:pPr>
+      <w:r>
+        <w:t>Negative results and claim revision</w:t>
       </w:r>
     </w:p>
     <w:p>
       <w:pPr>
-        <w:spacing w:line="336" w:lineRule="auto" w:after="180"/>
-      </w:pPr>
-      <w:r>
-        <w:rPr>
-          <w:b w:val="0"/>
-        </w:rPr>
-        <w:t>Prepare the fresh retry separately and withhold its solution until after collection</w:t>
+        <w:pStyle w:val="Heading3"/>
+      </w:pPr>
+      <w:r>
+        <w:t>Running the primary experiment</w:t>
       </w:r>
     </w:p>
     <w:p>
       <w:pPr>
-        <w:pStyle w:val="Heading3"/>
-      </w:pPr>
-      <w:r>
-        <w:t>Prerequisite answer</w:t>
+        <w:spacing w:line="336" w:lineRule="auto" w:after="180"/>
+      </w:pPr>
+      <w:r>
+        <w:rPr>
+          <w:b w:val="0"/>
+        </w:rPr>
+        <w:t>Compact alternative: two 45-minute sessions for the core explanation and W1–W5 only. The main plan uses three sessions; schedule further time for the complete investigation, project, visual journey and any code examples. Results and limitations should state observed estimates before interpreting them. Separate measured comparisons from causal or deployment claims.</w:t>
       </w:r>
     </w:p>
     <w:p>
@@ -655,31 +655,19 @@
         <w:rPr>
           <w:b w:val="0"/>
         </w:rPr>
-        <w:t xml:space="preserve">A result depends on the </w:t>
+        <w:t xml:space="preserve">Use the supplied constructed scenarios to make the </w:t>
       </w:r>
       <w:r>
         <w:rPr>
           <w:b/>
         </w:rPr>
-        <w:t>input</w:t>
+        <w:t>mechanism</w:t>
       </w:r>
       <w:r>
         <w:rPr>
           <w:b w:val="0"/>
         </w:rPr>
-        <w:t xml:space="preserve">s, procedure and conditions that produced it. Preserve data roles and distinguish observed outcomes from </w:t>
-      </w:r>
-      <w:r>
-        <w:rPr>
-          <w:b/>
-        </w:rPr>
-        <w:t>prediction</w:t>
-      </w:r>
-      <w:r>
-        <w:rPr>
-          <w:b w:val="0"/>
-        </w:rPr>
-        <w:t>s or unmeasured conditions.</w:t>
+        <w:t xml:space="preserve"> inspectable. Collect W4 before sharing solutions.</w:t>
       </w:r>
     </w:p>
     <w:p>
@@ -690,7 +678,19 @@
         <w:rPr>
           <w:b w:val="0"/>
         </w:rPr>
-        <w:t>If the prior concept cannot be explained, use a short retrieval activity before this chapter.</w:t>
+        <w:t xml:space="preserve">Students should name intermediate </w:t>
+      </w:r>
+      <w:r>
+        <w:rPr>
+          <w:b/>
+        </w:rPr>
+        <w:t>evidence</w:t>
+      </w:r>
+      <w:r>
+        <w:rPr>
+          <w:b w:val="0"/>
+        </w:rPr>
+        <w:t xml:space="preserve"> and limitations; classroom pacing and learning effectiveness remain unvalidated.</w:t>
       </w:r>
     </w:p>
     <w:p>
@@ -698,7 +698,7 @@
         <w:pStyle w:val="Heading3"/>
       </w:pPr>
       <w:r>
-        <w:t>End goal for the pictorial case</w:t>
+        <w:t>Outcomes</w:t>
       </w:r>
     </w:p>
     <w:p>
@@ -709,7 +709,19 @@
         <w:rPr>
           <w:b w:val="0"/>
         </w:rPr>
-        <w:t>Explain writing results and limitations using the records and boundaries of this fictional investigation.</w:t>
+        <w:t xml:space="preserve">Explain the </w:t>
+      </w:r>
+      <w:r>
+        <w:rPr>
+          <w:b/>
+        </w:rPr>
+        <w:t>mechanism</w:t>
+      </w:r>
+      <w:r>
+        <w:rPr>
+          <w:b w:val="0"/>
+        </w:rPr>
+        <w:t xml:space="preserve"> and terminology of writing results and limitations</w:t>
       </w:r>
     </w:p>
     <w:p>
@@ -720,31 +732,34 @@
         <w:rPr>
           <w:b w:val="0"/>
         </w:rPr>
-        <w:t>This added worked case illustrates the week’s main idea. Retain all original and connected topics; schedule its practice within the teaching cycle.</w:t>
+        <w:t>Apply the stated procedure to a new case with a traceable result</w:t>
       </w:r>
     </w:p>
     <w:p>
       <w:pPr>
-        <w:pStyle w:val="Heading1"/>
-      </w:pPr>
-      <w:r>
-        <w:t>02. Explain and model the mechanism</w:t>
+        <w:spacing w:line="336" w:lineRule="auto" w:after="180"/>
+      </w:pPr>
+      <w:r>
+        <w:rPr>
+          <w:b w:val="0"/>
+        </w:rPr>
+        <w:t>Identify an assumption or limitation and design a revealing follow-up</w:t>
       </w:r>
     </w:p>
     <w:p>
-      <w:r>
-        <w:t>Model Writing results and limitations using the supplied case, labelled mechanism and reasoning. Make the scope of each conclusion explicit.</w:t>
+      <w:pPr>
+        <w:pStyle w:val="Heading3"/>
+      </w:pPr>
+      <w:r>
+        <w:t>Preparation</w:t>
       </w:r>
     </w:p>
     <w:p>
       <w:pPr>
-        <w:spacing w:line="336" w:lineRule="auto" w:after="180"/>
-      </w:pPr>
-      <w:r>
-        <w:rPr>
-          <w:b w:val="0"/>
-        </w:rPr>
-        <w:t>Results and limitations should state observed estimates before interpreting them. Separate measured comparisons from causal or deployment claims.</w:t>
+        <w:pStyle w:val="Heading3"/>
+      </w:pPr>
+      <w:r>
+        <w:t>Prerequisite answer</w:t>
       </w:r>
     </w:p>
     <w:p>
@@ -752,7 +767,7 @@
         <w:pStyle w:val="Heading3"/>
       </w:pPr>
       <w:r>
-        <w:t>Explain Writing results and limitations · 1</w:t>
+        <w:t>End goal for the pictorial case</w:t>
       </w:r>
     </w:p>
     <w:p>
@@ -763,49 +778,1520 @@
         <w:rPr>
           <w:b w:val="0"/>
         </w:rPr>
-        <w:t>Begin by writing the question the procedure is intended to answer. Identify the information already supplied, the information it will produce and the information still missing.</w:t>
+        <w:t>This added worked case illustrates the week’s main idea. Retain all original and connected topics; schedule its practice within the teaching cycle.</w:t>
       </w:r>
     </w:p>
     <w:p>
       <w:pPr>
-        <w:spacing w:line="336" w:lineRule="auto" w:after="180"/>
-      </w:pPr>
-      <w:r>
-        <w:rPr>
-          <w:b w:val="0"/>
-        </w:rPr>
-        <w:t>These are constructed classroom examples; they do not require live accounts, private records or an external service. Do not treat a plausible explanation as a measured outcome.</w:t>
+        <w:pStyle w:val="Heading1"/>
+      </w:pPr>
+      <w:r>
+        <w:t>02. Model the whole case and check each inference</w:t>
       </w:r>
     </w:p>
     <w:p>
-      <w:pPr>
-        <w:spacing w:line="336" w:lineRule="auto" w:after="180"/>
-      </w:pPr>
-      <w:r>
-        <w:rPr>
-          <w:b w:val="0"/>
-        </w:rPr>
-        <w:t xml:space="preserve">Give counts, denominators, effect sizes, valid uncertainty and failed conditions. State missing </w:t>
-      </w:r>
-      <w:r>
-        <w:rPr>
-          <w:b/>
-        </w:rPr>
-        <w:t>evidence</w:t>
-      </w:r>
-      <w:r>
-        <w:rPr>
-          <w:b w:val="0"/>
-        </w:rPr>
-        <w:t xml:space="preserve"> and preserve the original primary outcome.</w:t>
+      <w:r>
+        <w:t>Keep the independent answer private until after the first attempt.</w:t>
       </w:r>
     </w:p>
     <w:p>
       <w:pPr>
+        <w:pStyle w:val="Heading2"/>
+      </w:pPr>
+      <w:r>
+        <w:t>Definitions and complete contract</w:t>
+      </w:r>
+    </w:p>
+    <w:p>
+      <w:pPr>
+        <w:spacing w:line="336" w:lineRule="auto" w:after="180"/>
+      </w:pPr>
+      <w:r>
+        <w:rPr>
+          <w:b w:val="0"/>
+        </w:rPr>
+        <w:t>Results and limitations should state observed estimates before interpreting them. Separate measured comparisons from causal or deployment claims.</w:t>
+      </w:r>
+    </w:p>
+    <w:p>
+      <w:pPr>
+        <w:spacing w:line="336" w:lineRule="auto" w:after="180"/>
+      </w:pPr>
+      <w:r>
+        <w:rPr>
+          <w:b w:val="0"/>
+        </w:rPr>
+        <w:t xml:space="preserve">Give counts, denominators, effect sizes, valid uncertainty and failed conditions. State missing </w:t>
+      </w:r>
+      <w:r>
+        <w:rPr>
+          <w:b/>
+        </w:rPr>
+        <w:t>evidence</w:t>
+      </w:r>
+      <w:r>
+        <w:rPr>
+          <w:b w:val="0"/>
+        </w:rPr>
+        <w:t xml:space="preserve"> and preserve the original primary outcome.</w:t>
+      </w:r>
+    </w:p>
+    <w:tbl>
+      <w:tblPr>
+        <w:tblStyle w:val="LightShading-Accent1"/>
+        <w:tblW w:type="auto" w:w="0"/>
+        <w:tblLook w:firstColumn="1" w:firstRow="1" w:lastColumn="0" w:lastRow="0" w:noHBand="0" w:noVBand="1" w:val="04A0"/>
+      </w:tblPr>
+      <w:tblGrid>
+        <w:gridCol w:w="5112"/>
+        <w:gridCol w:w="5112"/>
+      </w:tblGrid>
+      <w:tr>
+        <w:trPr>
+          <w:tblHeader/>
+        </w:trPr>
+        <w:tc>
+          <w:tcPr>
+            <w:tcW w:type="dxa" w:w="5112"/>
+          </w:tcPr>
+          <w:p>
+            <w:r>
+              <w:t>Results item</w:t>
+            </w:r>
+          </w:p>
+        </w:tc>
+        <w:tc>
+          <w:tcPr>
+            <w:tcW w:type="dxa" w:w="5112"/>
+          </w:tcPr>
+          <w:p>
+            <w:r>
+              <w:t>Complete supplied exercise contract</w:t>
+            </w:r>
+          </w:p>
+        </w:tc>
+      </w:tr>
+      <w:tr>
+        <w:tc>
+          <w:tcPr>
+            <w:tcW w:type="dxa" w:w="5112"/>
+          </w:tcPr>
+          <w:p>
+            <w:r>
+              <w:t>Main supplied counts</w:t>
+            </w:r>
+          </w:p>
+        </w:tc>
+        <w:tc>
+          <w:tcPr>
+            <w:tcW w:type="dxa" w:w="5112"/>
+          </w:tcPr>
+          <w:p>
+            <w:r>
+              <w:t>A eight of twelve passes; B nine of twelve</w:t>
+            </w:r>
+          </w:p>
+        </w:tc>
+      </w:tr>
+      <w:tr>
+        <w:tc>
+          <w:tcPr>
+            <w:tcW w:type="dxa" w:w="5112"/>
+          </w:tcPr>
+          <w:p>
+            <w:r>
+              <w:t>Main failures</w:t>
+            </w:r>
+          </w:p>
+        </w:tc>
+        <w:tc>
+          <w:tcPr>
+            <w:tcW w:type="dxa" w:w="5112"/>
+          </w:tcPr>
+          <w:p>
+            <w:r>
+              <w:t>All three B failures concern conflicting sources</w:t>
+            </w:r>
+          </w:p>
+        </w:tc>
+      </w:tr>
+      <w:tr>
+        <w:tc>
+          <w:tcPr>
+            <w:tcW w:type="dxa" w:w="5112"/>
+          </w:tcPr>
+          <w:p>
+            <w:r>
+              <w:t>Missing conflict denominator</w:t>
+            </w:r>
+          </w:p>
+        </w:tc>
+        <w:tc>
+          <w:tcPr>
+            <w:tcW w:type="dxa" w:w="5112"/>
+          </w:tcPr>
+          <w:p>
+            <w:r>
+              <w:t>Total number of conflict cases not supplied; no conflict-slice pass rate can be calculated</w:t>
+            </w:r>
+          </w:p>
+        </w:tc>
+      </w:tr>
+      <w:tr>
+        <w:tc>
+          <w:tcPr>
+            <w:tcW w:type="dxa" w:w="5112"/>
+          </w:tcPr>
+          <w:p>
+            <w:r>
+              <w:t>Main user evidence</w:t>
+            </w:r>
+          </w:p>
+        </w:tc>
+        <w:tc>
+          <w:tcPr>
+            <w:tcW w:type="dxa" w:w="5112"/>
+          </w:tcPr>
+          <w:p>
+            <w:r>
+              <w:t>No user study occurred</w:t>
+            </w:r>
+          </w:p>
+        </w:tc>
+      </w:tr>
+      <w:tr>
+        <w:tc>
+          <w:tcPr>
+            <w:tcW w:type="dxa" w:w="5112"/>
+          </w:tcPr>
+          <w:p>
+            <w:r>
+              <w:t>Separate picture</w:t>
+            </w:r>
+          </w:p>
+        </w:tc>
+        <w:tc>
+          <w:tcPr>
+            <w:tcW w:type="dxa" w:w="5112"/>
+          </w:tcPr>
+          <w:p>
+            <w:r>
+              <w:t>A supports nine of twelve answers; B ten of twelve, one approved collection</w:t>
+            </w:r>
+          </w:p>
+        </w:tc>
+      </w:tr>
+      <w:tr>
+        <w:tc>
+          <w:tcPr>
+            <w:tcW w:type="dxa" w:w="5112"/>
+          </w:tcPr>
+          <w:p>
+            <w:r>
+              <w:t>Unmeasured picture outcome</w:t>
+            </w:r>
+          </w:p>
+        </w:tc>
+        <w:tc>
+          <w:tcPr>
+            <w:tcW w:type="dxa" w:w="5112"/>
+          </w:tcPr>
+          <w:p>
+            <w:r>
+              <w:t>User learning is not recorded</w:t>
+            </w:r>
+          </w:p>
+        </w:tc>
+      </w:tr>
+      <w:tr>
+        <w:tc>
+          <w:tcPr>
+            <w:tcW w:type="dxa" w:w="5112"/>
+          </w:tcPr>
+          <w:p>
+            <w:r>
+              <w:t>Unknown inference</w:t>
+            </w:r>
+          </w:p>
+        </w:tc>
+        <w:tc>
+          <w:tcPr>
+            <w:tcW w:type="dxa" w:w="5112"/>
+          </w:tcPr>
+          <w:p>
+            <w:r>
+              <w:t>Significance, stable population effect, cause, timings and deployment usefulness not supplied</w:t>
+            </w:r>
+          </w:p>
+        </w:tc>
+      </w:tr>
+    </w:tbl>
+    <w:p>
+      <w:pPr>
+        <w:pStyle w:val="Heading2"/>
+      </w:pPr>
+      <w:r>
+        <w:t>Main evidence ledger and checked key</w:t>
+      </w:r>
+    </w:p>
+    <w:tbl>
+      <w:tblPr>
+        <w:tblStyle w:val="LightShading-Accent1"/>
+        <w:tblW w:type="auto" w:w="0"/>
+        <w:tblLook w:firstColumn="1" w:firstRow="1" w:lastColumn="0" w:lastRow="0" w:noHBand="0" w:noVBand="1" w:val="04A0"/>
+      </w:tblPr>
+      <w:tblGrid>
+        <w:gridCol w:w="5112"/>
+        <w:gridCol w:w="5112"/>
+      </w:tblGrid>
+      <w:tr>
+        <w:trPr>
+          <w:tblHeader/>
+        </w:trPr>
+        <w:tc>
+          <w:tcPr>
+            <w:tcW w:type="dxa" w:w="5112"/>
+          </w:tcPr>
+          <w:p>
+            <w:r>
+              <w:t>Main results component</w:t>
+            </w:r>
+          </w:p>
+        </w:tc>
+        <w:tc>
+          <w:tcPr>
+            <w:tcW w:type="dxa" w:w="5112"/>
+          </w:tcPr>
+          <w:p>
+            <w:r>
+              <w:t>Supported statement</w:t>
+            </w:r>
+          </w:p>
+        </w:tc>
+      </w:tr>
+      <w:tr>
+        <w:tc>
+          <w:tcPr>
+            <w:tcW w:type="dxa" w:w="5112"/>
+          </w:tcPr>
+          <w:p>
+            <w:r>
+              <w:t>Observed pass rates</w:t>
+            </w:r>
+          </w:p>
+        </w:tc>
+        <w:tc>
+          <w:tcPr>
+            <w:tcW w:type="dxa" w:w="5112"/>
+          </w:tcPr>
+          <w:p>
+            <w:r>
+              <w:t>A 8/12 ≈ 66.667%; B 9/12 = 75%</w:t>
+            </w:r>
+          </w:p>
+        </w:tc>
+      </w:tr>
+      <w:tr>
+        <w:tc>
+          <w:tcPr>
+            <w:tcW w:type="dxa" w:w="5112"/>
+          </w:tcPr>
+          <w:p>
+            <w:r>
+              <w:t>Descriptive difference</w:t>
+            </w:r>
+          </w:p>
+        </w:tc>
+        <w:tc>
+          <w:tcPr>
+            <w:tcW w:type="dxa" w:w="5112"/>
+          </w:tcPr>
+          <w:p>
+            <w:r>
+              <w:t>1/12 ≈ 8.333 percentage points in B’s favor</w:t>
+            </w:r>
+          </w:p>
+        </w:tc>
+      </w:tr>
+      <w:tr>
+        <w:tc>
+          <w:tcPr>
+            <w:tcW w:type="dxa" w:w="5112"/>
+          </w:tcPr>
+          <w:p>
+            <w:r>
+              <w:t>Failure category</w:t>
+            </w:r>
+          </w:p>
+        </w:tc>
+        <w:tc>
+          <w:tcPr>
+            <w:tcW w:type="dxa" w:w="5112"/>
+          </w:tcPr>
+          <w:p>
+            <w:r>
+              <w:t>Three B failures involve conflicting sources</w:t>
+            </w:r>
+          </w:p>
+        </w:tc>
+      </w:tr>
+      <w:tr>
+        <w:tc>
+          <w:tcPr>
+            <w:tcW w:type="dxa" w:w="5112"/>
+          </w:tcPr>
+          <w:p>
+            <w:r>
+              <w:t>What category statement does not imply</w:t>
+            </w:r>
+          </w:p>
+        </w:tc>
+        <w:tc>
+          <w:tcPr>
+            <w:tcW w:type="dxa" w:w="5112"/>
+          </w:tcPr>
+          <w:p>
+            <w:r>
+              <w:t>Not that every conflict case failed; total conflict cases unknown</w:t>
+            </w:r>
+          </w:p>
+        </w:tc>
+      </w:tr>
+      <w:tr>
+        <w:tc>
+          <w:tcPr>
+            <w:tcW w:type="dxa" w:w="5112"/>
+          </w:tcPr>
+          <w:p>
+            <w:r>
+              <w:t>User-study status</w:t>
+            </w:r>
+          </w:p>
+        </w:tc>
+        <w:tc>
+          <w:tcPr>
+            <w:tcW w:type="dxa" w:w="5112"/>
+          </w:tcPr>
+          <w:p>
+            <w:r>
+              <w:t>No study occurred; classroom usefulness not measured</w:t>
+            </w:r>
+          </w:p>
+        </w:tc>
+      </w:tr>
+      <w:tr>
+        <w:tc>
+          <w:tcPr>
+            <w:tcW w:type="dxa" w:w="5112"/>
+          </w:tcPr>
+          <w:p>
+            <w:r>
+              <w:t>Paired identities / statistical effect</w:t>
+            </w:r>
+          </w:p>
+        </w:tc>
+        <w:tc>
+          <w:tcPr>
+            <w:tcW w:type="dxa" w:w="5112"/>
+          </w:tcPr>
+          <w:p>
+            <w:r>
+              <w:t>Not supplied; no reconstructed transitions or significance</w:t>
+            </w:r>
+          </w:p>
+        </w:tc>
+      </w:tr>
+      <w:tr>
+        <w:tc>
+          <w:tcPr>
+            <w:tcW w:type="dxa" w:w="5112"/>
+          </w:tcPr>
+          <w:p>
+            <w:r>
+              <w:t>Scoped report</w:t>
+            </w:r>
+          </w:p>
+        </w:tc>
+        <w:tc>
+          <w:tcPr>
+            <w:tcW w:type="dxa" w:w="5112"/>
+          </w:tcPr>
+          <w:p>
+            <w:r>
+              <w:t>B passed one more of twelve supplied cases, with conflict failures retained</w:t>
+            </w:r>
+          </w:p>
+        </w:tc>
+      </w:tr>
+    </w:tbl>
+    <w:p>
+      <w:pPr>
+        <w:spacing w:line="336" w:lineRule="auto" w:after="180"/>
+      </w:pPr>
+      <w:r>
+        <w:rPr>
+          <w:b w:val="0"/>
+        </w:rPr>
+        <w:t>Main A 8/12 ≈ 66.667%, B 9/12 = 75%, gain 1/12 ≈ 8.333 percentage points. All three B failures concern conflicting sources, but total conflict cases are unknown, so no conflict-slice rate follows. No user study supports classroom usefulness. Separate picture A support 9/12 = 75%, B 10/12 ≈ 83.333%, same one-case gain but a different stated outcome. No learning or timing claim follows.</w:t>
+      </w:r>
+    </w:p>
+    <w:p>
+      <w:pPr>
+        <w:spacing w:line="336" w:lineRule="auto" w:after="180"/>
+      </w:pPr>
+      <w:r>
+        <w:rPr>
+          <w:b w:val="0"/>
+        </w:rPr>
+        <w:t>Independent candidate 10/15 ≈ 66.667%, baseline 9/15 = 60%, descriptive gain 1/15 ≈ 6.667 points. State no timings measured and no established population/significance or broad task generalization. Accept other concrete supported limits without inventing missing observations.</w:t>
+      </w:r>
+    </w:p>
+    <w:p>
+      <w:pPr>
         <w:pStyle w:val="Heading3"/>
       </w:pPr>
       <w:r>
-        <w:t>Explain Writing results and limitations · 2</w:t>
+        <w:t>Writing results and limitations — evidence trace</w:t>
+      </w:r>
+    </w:p>
+    <w:tbl>
+      <w:tblPr>
+        <w:tblStyle w:val="LightShading-Accent1"/>
+        <w:tblW w:type="auto" w:w="0"/>
+        <w:tblLook w:firstColumn="1" w:firstRow="1" w:lastColumn="0" w:lastRow="0" w:noHBand="0" w:noVBand="1" w:val="04A0"/>
+      </w:tblPr>
+      <w:tblGrid>
+        <w:gridCol w:w="3408"/>
+        <w:gridCol w:w="3408"/>
+        <w:gridCol w:w="3408"/>
+      </w:tblGrid>
+      <w:tr>
+        <w:trPr>
+          <w:tblHeader/>
+        </w:trPr>
+        <w:tc>
+          <w:tcPr>
+            <w:tcW w:type="dxa" w:w="3408"/>
+          </w:tcPr>
+          <w:p>
+            <w:r>
+              <w:t>Input and scope</w:t>
+            </w:r>
+          </w:p>
+        </w:tc>
+        <w:tc>
+          <w:tcPr>
+            <w:tcW w:type="dxa" w:w="3408"/>
+          </w:tcPr>
+          <w:p>
+            <w:r>
+              <w:t>Check or calculation</w:t>
+            </w:r>
+          </w:p>
+        </w:tc>
+        <w:tc>
+          <w:tcPr>
+            <w:tcW w:type="dxa" w:w="3408"/>
+          </w:tcPr>
+          <w:p>
+            <w:r>
+              <w:t>Conclusion and limit</w:t>
+            </w:r>
+          </w:p>
+        </w:tc>
+      </w:tr>
+      <w:tr>
+        <w:tc>
+          <w:tcPr>
+            <w:tcW w:type="dxa" w:w="3408"/>
+          </w:tcPr>
+          <w:p>
+            <w:r>
+              <w:t>B passes 9/12, A 8/12; three B failures all concern conflicting sources. No user study occurred.</w:t>
+            </w:r>
+          </w:p>
+        </w:tc>
+        <w:tc>
+          <w:tcPr>
+            <w:tcW w:type="dxa" w:w="3408"/>
+          </w:tcPr>
+          <w:p>
+            <w:r>
+              <w:t>Give counts, denominators, effect sizes, valid uncertainty and failed conditions. State missing evidence and preserve the original primary outcome.</w:t>
+            </w:r>
+          </w:p>
+        </w:tc>
+        <w:tc>
+          <w:tcPr>
+            <w:tcW w:type="dxa" w:w="3408"/>
+          </w:tcPr>
+          <w:p>
+            <w:r>
+              <w:t>75% versus 66.667%, gain 8.333 points on 12 cases; conflict failures remain. No classroom usefulness or universal reliability claim is supported.</w:t>
+            </w:r>
+          </w:p>
+        </w:tc>
+      </w:tr>
+    </w:tbl>
+    <w:p>
+      <w:r>
+        <w:t>The figure connects this chapter's worked input, declared procedure and result. Read the complete worked reasoning for qualifiers and intermediate steps; the abbreviated labels do not replace that reasoning.</w:t>
+      </w:r>
+    </w:p>
+    <w:p>
+      <w:pPr>
+        <w:spacing w:line="336" w:lineRule="auto" w:after="180"/>
+      </w:pPr>
+      <w:r>
+        <w:rPr>
+          <w:b w:val="0"/>
+        </w:rPr>
+        <w:t xml:space="preserve">Guided: 75% versus 66.667%, gain 8.333 points on 12 cases; conflict failures remain. No classroom usefulness or universal reliability claim is supported. Qualification: A limitation should directly bound the corresponding claim rather than contradict an oversized headline. Exit: accept a concrete variation with its predicted outcome and a stated condition that would challenge the </w:t>
+      </w:r>
+      <w:r>
+        <w:rPr>
+          <w:b/>
+        </w:rPr>
+        <w:t>mechanism</w:t>
+      </w:r>
+      <w:r>
+        <w:rPr>
+          <w:b w:val="0"/>
+        </w:rPr>
+        <w:t xml:space="preserve">; reject a claim resting on unmeasured </w:t>
+      </w:r>
+      <w:r>
+        <w:rPr>
+          <w:b/>
+        </w:rPr>
+        <w:t>evidence</w:t>
+      </w:r>
+      <w:r>
+        <w:rPr>
+          <w:b w:val="0"/>
+        </w:rPr>
+        <w:t>.</w:t>
+      </w:r>
+    </w:p>
+    <w:p>
+      <w:pPr>
+        <w:spacing w:line="336" w:lineRule="auto" w:after="180"/>
+      </w:pPr>
+      <w:r>
+        <w:rPr>
+          <w:b w:val="0"/>
+        </w:rPr>
+        <w:t>B passes 9/12, A 8/12; three B failures all concern conflicting sources. No user study occurred.</w:t>
+      </w:r>
+    </w:p>
+    <w:p>
+      <w:pPr>
+        <w:spacing w:line="336" w:lineRule="auto" w:after="180"/>
+      </w:pPr>
+      <w:r>
+        <w:rPr>
+          <w:b w:val="0"/>
+        </w:rPr>
+        <w:t>75% versus 66.667%, gain 8.333 points on 12 cases; conflict failures remain. No classroom usefulness or universal reliability claim is supported.</w:t>
+      </w:r>
+    </w:p>
+    <w:p>
+      <w:pPr>
+        <w:spacing w:line="336" w:lineRule="auto" w:after="180"/>
+      </w:pPr>
+      <w:r>
+        <w:rPr>
+          <w:b w:val="0"/>
+        </w:rPr>
+        <w:t xml:space="preserve">Compare the intermediate </w:t>
+      </w:r>
+      <w:r>
+        <w:rPr>
+          <w:b/>
+        </w:rPr>
+        <w:t>evidence</w:t>
+      </w:r>
+      <w:r>
+        <w:rPr>
+          <w:b w:val="0"/>
+        </w:rPr>
+        <w:t xml:space="preserve"> with the final statement. Explain why each number or decision follows from the stated </w:t>
+      </w:r>
+      <w:r>
+        <w:rPr>
+          <w:b/>
+        </w:rPr>
+        <w:t>input</w:t>
+      </w:r>
+      <w:r>
+        <w:rPr>
+          <w:b w:val="0"/>
+        </w:rPr>
+        <w:t>s.</w:t>
+      </w:r>
+    </w:p>
+    <w:p>
+      <w:pPr>
+        <w:spacing w:line="336" w:lineRule="auto" w:after="180"/>
+      </w:pPr>
+      <w:r>
+        <w:rPr>
+          <w:b w:val="0"/>
+        </w:rPr>
+        <w:t xml:space="preserve">The conclusion belongs to this scenario and procedure; changing the </w:t>
+      </w:r>
+      <w:r>
+        <w:rPr>
+          <w:b/>
+        </w:rPr>
+        <w:t>input</w:t>
+      </w:r>
+      <w:r>
+        <w:rPr>
+          <w:b w:val="0"/>
+        </w:rPr>
+        <w:t>s, evaluation population or authority can change what it establishes. Retain the raw record so a later revision can be compared honestly.</w:t>
+      </w:r>
+    </w:p>
+    <w:p>
+      <w:pPr>
+        <w:pStyle w:val="Heading2"/>
+      </w:pPr>
+      <w:r>
+        <w:t>Boundary and misconception probes</w:t>
+      </w:r>
+    </w:p>
+    <w:tbl>
+      <w:tblPr>
+        <w:tblStyle w:val="LightShading-Accent1"/>
+        <w:tblW w:type="auto" w:w="0"/>
+        <w:tblLook w:firstColumn="1" w:firstRow="1" w:lastColumn="0" w:lastRow="0" w:noHBand="0" w:noVBand="1" w:val="04A0"/>
+      </w:tblPr>
+      <w:tblGrid>
+        <w:gridCol w:w="5112"/>
+        <w:gridCol w:w="5112"/>
+      </w:tblGrid>
+      <w:tr>
+        <w:trPr>
+          <w:tblHeader/>
+        </w:trPr>
+        <w:tc>
+          <w:tcPr>
+            <w:tcW w:type="dxa" w:w="5112"/>
+          </w:tcPr>
+          <w:p>
+            <w:r>
+              <w:t>Results/limits audit</w:t>
+            </w:r>
+          </w:p>
+        </w:tc>
+        <w:tc>
+          <w:tcPr>
+            <w:tcW w:type="dxa" w:w="5112"/>
+          </w:tcPr>
+          <w:p>
+            <w:r>
+              <w:t>Checked interpretation</w:t>
+            </w:r>
+          </w:p>
+        </w:tc>
+      </w:tr>
+      <w:tr>
+        <w:tc>
+          <w:tcPr>
+            <w:tcW w:type="dxa" w:w="5112"/>
+          </w:tcPr>
+          <w:p>
+            <w:r>
+              <w:t>One more observed pass</w:t>
+            </w:r>
+          </w:p>
+        </w:tc>
+        <w:tc>
+          <w:tcPr>
+            <w:tcW w:type="dxa" w:w="5112"/>
+          </w:tcPr>
+          <w:p>
+            <w:r>
+              <w:t>Report magnitude and denominator</w:t>
+            </w:r>
+          </w:p>
+        </w:tc>
+      </w:tr>
+      <w:tr>
+        <w:tc>
+          <w:tcPr>
+            <w:tcW w:type="dxa" w:w="5112"/>
+          </w:tcPr>
+          <w:p>
+            <w:r>
+              <w:t>All B failures involve conflict</w:t>
+            </w:r>
+          </w:p>
+        </w:tc>
+        <w:tc>
+          <w:tcPr>
+            <w:tcW w:type="dxa" w:w="5112"/>
+          </w:tcPr>
+          <w:p>
+            <w:r>
+              <w:t>Failure category known; total conflict slice unknown</w:t>
+            </w:r>
+          </w:p>
+        </w:tc>
+      </w:tr>
+      <w:tr>
+        <w:tc>
+          <w:tcPr>
+            <w:tcW w:type="dxa" w:w="5112"/>
+          </w:tcPr>
+          <w:p>
+            <w:r>
+              <w:t>No user study</w:t>
+            </w:r>
+          </w:p>
+        </w:tc>
+        <w:tc>
+          <w:tcPr>
+            <w:tcW w:type="dxa" w:w="5112"/>
+          </w:tcPr>
+          <w:p>
+            <w:r>
+              <w:t>Do not claim measured classroom usefulness</w:t>
+            </w:r>
+          </w:p>
+        </w:tc>
+      </w:tr>
+      <w:tr>
+        <w:tc>
+          <w:tcPr>
+            <w:tcW w:type="dxa" w:w="5112"/>
+          </w:tcPr>
+          <w:p>
+            <w:r>
+              <w:t>More supported answers</w:t>
+            </w:r>
+          </w:p>
+        </w:tc>
+        <w:tc>
+          <w:tcPr>
+            <w:tcW w:type="dxa" w:w="5112"/>
+          </w:tcPr>
+          <w:p>
+            <w:r>
+              <w:t>Not measured learning or general intelligence</w:t>
+            </w:r>
+          </w:p>
+        </w:tc>
+      </w:tr>
+      <w:tr>
+        <w:tc>
+          <w:tcPr>
+            <w:tcW w:type="dxa" w:w="5112"/>
+          </w:tcPr>
+          <w:p>
+            <w:r>
+              <w:t>Higher descriptive count</w:t>
+            </w:r>
+          </w:p>
+        </w:tc>
+        <w:tc>
+          <w:tcPr>
+            <w:tcW w:type="dxa" w:w="5112"/>
+          </w:tcPr>
+          <w:p>
+            <w:r>
+              <w:t>No automatic significance or causal inference</w:t>
+            </w:r>
+          </w:p>
+        </w:tc>
+      </w:tr>
+      <w:tr>
+        <w:tc>
+          <w:tcPr>
+            <w:tcW w:type="dxa" w:w="5112"/>
+          </w:tcPr>
+          <w:p>
+            <w:r>
+              <w:t>No timings measured</w:t>
+            </w:r>
+          </w:p>
+        </w:tc>
+        <w:tc>
+          <w:tcPr>
+            <w:tcW w:type="dxa" w:w="5112"/>
+          </w:tcPr>
+          <w:p>
+            <w:r>
+              <w:t>Do not claim speed improvement</w:t>
+            </w:r>
+          </w:p>
+        </w:tc>
+      </w:tr>
+      <w:tr>
+        <w:tc>
+          <w:tcPr>
+            <w:tcW w:type="dxa" w:w="5112"/>
+          </w:tcPr>
+          <w:p>
+            <w:r>
+              <w:t>Aggregate paired counts only</w:t>
+            </w:r>
+          </w:p>
+        </w:tc>
+        <w:tc>
+          <w:tcPr>
+            <w:tcW w:type="dxa" w:w="5112"/>
+          </w:tcPr>
+          <w:p>
+            <w:r>
+              <w:t>Do not invent exact case transitions</w:t>
+            </w:r>
+          </w:p>
+        </w:tc>
+      </w:tr>
+      <w:tr>
+        <w:tc>
+          <w:tcPr>
+            <w:tcW w:type="dxa" w:w="5112"/>
+          </w:tcPr>
+          <w:p>
+            <w:r>
+              <w:t>A limitation is acknowledged</w:t>
+            </w:r>
+          </w:p>
+        </w:tc>
+        <w:tc>
+          <w:tcPr>
+            <w:tcW w:type="dxa" w:w="5112"/>
+          </w:tcPr>
+          <w:p>
+            <w:r>
+              <w:t>Does not license keeping the unsupported broad claim</w:t>
+            </w:r>
+          </w:p>
+        </w:tc>
+      </w:tr>
+    </w:tbl>
+    <w:p>
+      <w:pPr>
+        <w:pStyle w:val="Heading2"/>
+      </w:pPr>
+      <w:r>
+        <w:t>Separate pictured facts and full reasoning</w:t>
+      </w:r>
+    </w:p>
+    <w:p>
+      <w:pPr>
+        <w:spacing w:line="336" w:lineRule="auto" w:after="180"/>
+      </w:pPr>
+      <w:r>
+        <w:rPr>
+          <w:b w:val="0"/>
+        </w:rPr>
+        <w:t>Write results without enlarging them. A fictional study evaluates answer support on twelve fixed questions from one approved collection.</w:t>
+      </w:r>
+    </w:p>
+    <w:p>
+      <w:pPr>
+        <w:spacing w:line="336" w:lineRule="auto" w:after="180"/>
+      </w:pPr>
+      <w:r>
+        <w:rPr>
+          <w:b w:val="0"/>
+        </w:rPr>
+        <w:t>A supports 9/12 answers; B supports 10/12. No user learning outcomes are recorded.</w:t>
+      </w:r>
+    </w:p>
+    <w:p>
+      <w:pPr>
+        <w:spacing w:line="336" w:lineRule="auto" w:after="180"/>
+      </w:pPr>
+      <w:r>
+        <w:rPr>
+          <w:b w:val="0"/>
+        </w:rPr>
+        <w:t>The separate picture measures answer support on twelve fixed questions from one approved collection. A supports nine answers, or 75%; B supports ten, or approximately 83.333%. The difference is one supported answer, about 8.333 percentage points. This is a support outcome, not evidence that any learner became smarter. No user learning, timings, significance or stable population effect is supplied.</w:t>
+      </w:r>
+    </w:p>
+    <w:p>
+      <w:pPr>
+        <w:spacing w:line="336" w:lineRule="auto" w:after="180"/>
+      </w:pPr>
+      <w:r>
+        <w:rPr>
+          <w:b w:val="0"/>
+        </w:rPr>
+        <w:t>Keep the main eight-versus-nine pass case separate from this nine-versus-ten support case. A broader question about learners would require its own appropriate design and evidence, not a stronger adjective in the conclusion.</w:t>
+      </w:r>
+    </w:p>
+    <w:tbl>
+      <w:tblPr>
+        <w:tblStyle w:val="LightShading-Accent1"/>
+        <w:tblW w:type="auto" w:w="0"/>
+        <w:tblLook w:firstColumn="1" w:firstRow="1" w:lastColumn="0" w:lastRow="0" w:noHBand="0" w:noVBand="1" w:val="04A0"/>
+      </w:tblPr>
+      <w:tblGrid>
+        <w:gridCol w:w="3408"/>
+        <w:gridCol w:w="3408"/>
+        <w:gridCol w:w="3408"/>
+      </w:tblGrid>
+      <w:tr>
+        <w:trPr>
+          <w:tblHeader/>
+        </w:trPr>
+        <w:tc>
+          <w:tcPr>
+            <w:tcW w:type="dxa" w:w="3408"/>
+          </w:tcPr>
+          <w:p>
+            <w:r>
+              <w:t>Separate support outcome</w:t>
+            </w:r>
+          </w:p>
+        </w:tc>
+        <w:tc>
+          <w:tcPr>
+            <w:tcW w:type="dxa" w:w="3408"/>
+          </w:tcPr>
+          <w:p>
+            <w:r>
+              <w:t>A</w:t>
+            </w:r>
+          </w:p>
+        </w:tc>
+        <w:tc>
+          <w:tcPr>
+            <w:tcW w:type="dxa" w:w="3408"/>
+          </w:tcPr>
+          <w:p>
+            <w:r>
+              <w:t>B</w:t>
+            </w:r>
+          </w:p>
+        </w:tc>
+      </w:tr>
+      <w:tr>
+        <w:tc>
+          <w:tcPr>
+            <w:tcW w:type="dxa" w:w="3408"/>
+          </w:tcPr>
+          <w:p>
+            <w:r>
+              <w:t>Supported answers</w:t>
+            </w:r>
+          </w:p>
+        </w:tc>
+        <w:tc>
+          <w:tcPr>
+            <w:tcW w:type="dxa" w:w="3408"/>
+          </w:tcPr>
+          <w:p>
+            <w:r>
+              <w:t>9/12</w:t>
+            </w:r>
+          </w:p>
+        </w:tc>
+        <w:tc>
+          <w:tcPr>
+            <w:tcW w:type="dxa" w:w="3408"/>
+          </w:tcPr>
+          <w:p>
+            <w:r>
+              <w:t>10/12</w:t>
+            </w:r>
+          </w:p>
+        </w:tc>
+      </w:tr>
+      <w:tr>
+        <w:tc>
+          <w:tcPr>
+            <w:tcW w:type="dxa" w:w="3408"/>
+          </w:tcPr>
+          <w:p>
+            <w:r>
+              <w:t>Observed rate</w:t>
+            </w:r>
+          </w:p>
+        </w:tc>
+        <w:tc>
+          <w:tcPr>
+            <w:tcW w:type="dxa" w:w="3408"/>
+          </w:tcPr>
+          <w:p>
+            <w:r>
+              <w:t>75%</w:t>
+            </w:r>
+          </w:p>
+        </w:tc>
+        <w:tc>
+          <w:tcPr>
+            <w:tcW w:type="dxa" w:w="3408"/>
+          </w:tcPr>
+          <w:p>
+            <w:r>
+              <w:t>≈83.333%</w:t>
+            </w:r>
+          </w:p>
+        </w:tc>
+      </w:tr>
+      <w:tr>
+        <w:tc>
+          <w:tcPr>
+            <w:tcW w:type="dxa" w:w="3408"/>
+          </w:tcPr>
+          <w:p>
+            <w:r>
+              <w:t>Difference</w:t>
+            </w:r>
+          </w:p>
+        </w:tc>
+        <w:tc>
+          <w:tcPr>
+            <w:tcW w:type="dxa" w:w="3408"/>
+          </w:tcPr>
+          <w:p>
+            <w:r>
+              <w:t>One additional supported answer</w:t>
+            </w:r>
+          </w:p>
+        </w:tc>
+        <w:tc>
+          <w:tcPr>
+            <w:tcW w:type="dxa" w:w="3408"/>
+          </w:tcPr>
+          <w:p>
+            <w:r>
+              <w:t>≈8.333 percentage points</w:t>
+            </w:r>
+          </w:p>
+        </w:tc>
+      </w:tr>
+      <w:tr>
+        <w:tc>
+          <w:tcPr>
+            <w:tcW w:type="dxa" w:w="3408"/>
+          </w:tcPr>
+          <w:p>
+            <w:r>
+              <w:t>Collection</w:t>
+            </w:r>
+          </w:p>
+        </w:tc>
+        <w:tc>
+          <w:tcPr>
+            <w:tcW w:type="dxa" w:w="3408"/>
+          </w:tcPr>
+          <w:p>
+            <w:r>
+              <w:t>Same stated approved collection</w:t>
+            </w:r>
+          </w:p>
+        </w:tc>
+        <w:tc>
+          <w:tcPr>
+            <w:tcW w:type="dxa" w:w="3408"/>
+          </w:tcPr>
+          <w:p>
+            <w:r>
+              <w:t>Only this fixed question set</w:t>
+            </w:r>
+          </w:p>
+        </w:tc>
+      </w:tr>
+      <w:tr>
+        <w:tc>
+          <w:tcPr>
+            <w:tcW w:type="dxa" w:w="3408"/>
+          </w:tcPr>
+          <w:p>
+            <w:r>
+              <w:t>Learner improvement</w:t>
+            </w:r>
+          </w:p>
+        </w:tc>
+        <w:tc>
+          <w:tcPr>
+            <w:tcW w:type="dxa" w:w="3408"/>
+          </w:tcPr>
+          <w:p>
+            <w:r>
+              <w:t>Not measured</w:t>
+            </w:r>
+          </w:p>
+        </w:tc>
+        <w:tc>
+          <w:tcPr>
+            <w:tcW w:type="dxa" w:w="3408"/>
+          </w:tcPr>
+          <w:p>
+            <w:r>
+              <w:t>Not measured</w:t>
+            </w:r>
+          </w:p>
+        </w:tc>
+      </w:tr>
+      <w:tr>
+        <w:tc>
+          <w:tcPr>
+            <w:tcW w:type="dxa" w:w="3408"/>
+          </w:tcPr>
+          <w:p>
+            <w:r>
+              <w:t>Timing / significance</w:t>
+            </w:r>
+          </w:p>
+        </w:tc>
+        <w:tc>
+          <w:tcPr>
+            <w:tcW w:type="dxa" w:w="3408"/>
+          </w:tcPr>
+          <w:p>
+            <w:r>
+              <w:t>Not supplied</w:t>
+            </w:r>
+          </w:p>
+        </w:tc>
+        <w:tc>
+          <w:tcPr>
+            <w:tcW w:type="dxa" w:w="3408"/>
+          </w:tcPr>
+          <w:p>
+            <w:r>
+              <w:t>Not supplied</w:t>
+            </w:r>
+          </w:p>
+        </w:tc>
+      </w:tr>
+      <w:tr>
+        <w:tc>
+          <w:tcPr>
+            <w:tcW w:type="dxa" w:w="3408"/>
+          </w:tcPr>
+          <w:p>
+            <w:r>
+              <w:t>Claim every student becomes smarter</w:t>
+            </w:r>
+          </w:p>
+        </w:tc>
+        <w:tc>
+          <w:tcPr>
+            <w:tcW w:type="dxa" w:w="3408"/>
+          </w:tcPr>
+          <w:p>
+            <w:r>
+              <w:t>Unsupported outcome substitution</w:t>
+            </w:r>
+          </w:p>
+        </w:tc>
+        <w:tc>
+          <w:tcPr>
+            <w:tcW w:type="dxa" w:w="3408"/>
+          </w:tcPr>
+          <w:p>
+            <w:r>
+              <w:t>Not a consequence of support counts</w:t>
+            </w:r>
+          </w:p>
+        </w:tc>
+      </w:tr>
+    </w:tbl>
+    <w:p>
+      <w:r>
+        <w:drawing>
+          <wp:inline xmlns:a="http://schemas.openxmlformats.org/drawingml/2006/main" xmlns:pic="http://schemas.openxmlformats.org/drawingml/2006/picture">
+            <wp:extent cx="5486400" cy="2992582"/>
+            <wp:docPr id="1" name="Picture 1" descr="Main pass counts are A eight of twelve and B nine of twelve. Separate supported-answer counts are A nine of twelve and B ten of twelve. Each supplied comparison gains one of twelve, approximately eight point three three three percentage points. No user learning or timings were measured."/>
+            <wp:cNvGraphicFramePr>
+              <a:graphicFrameLocks noChangeAspect="1"/>
+            </wp:cNvGraphicFramePr>
+            <a:graphic>
+              <a:graphicData uri="http://schemas.openxmlformats.org/drawingml/2006/picture">
+                <pic:pic>
+                  <pic:nvPicPr>
+                    <pic:cNvPr id="0" name="ai-7-31-scoped-results.png"/>
+                    <pic:cNvPicPr/>
+                  </pic:nvPicPr>
+                  <pic:blipFill>
+                    <a:blip r:embed="rId9"/>
+                    <a:stretch>
+                      <a:fillRect/>
+                    </a:stretch>
+                  </pic:blipFill>
+                  <pic:spPr>
+                    <a:xfrm>
+                      <a:off x="0" y="0"/>
+                      <a:ext cx="5486400" cy="2992582"/>
+                    </a:xfrm>
+                    <a:prstGeom prst="rect"/>
+                  </pic:spPr>
+                </pic:pic>
+              </a:graphicData>
+            </a:graphic>
+          </wp:inline>
+        </w:drawing>
+      </w:r>
+    </w:p>
+    <w:p>
+      <w:pPr>
+        <w:pStyle w:val="Heading2"/>
+      </w:pPr>
+      <w:r>
+        <w:t>Picture trace and changed-condition key</w:t>
+      </w:r>
+    </w:p>
+    <w:p>
+      <w:r>
+        <w:drawing>
+          <wp:inline xmlns:a="http://schemas.openxmlformats.org/drawingml/2006/main" xmlns:pic="http://schemas.openxmlformats.org/drawingml/2006/picture">
+            <wp:extent cx="5486400" cy="3182112"/>
+            <wp:docPr id="2" name="Picture 2" descr="Report the observation: A is 75%; B is about 83.3%, a one-case improvement. → Link to the method: Name the collection, rubric and twelve-case denominator. → State limits: Do not infer that children learn more from this answer-support measure."/>
+            <wp:cNvGraphicFramePr>
+              <a:graphicFrameLocks noChangeAspect="1"/>
+            </wp:cNvGraphicFramePr>
+            <a:graphic>
+              <a:graphicData uri="http://schemas.openxmlformats.org/drawingml/2006/picture">
+                <pic:pic>
+                  <pic:nvPicPr>
+                    <pic:cNvPr id="0" name="academy-story-ai-7-31-02.png"/>
+                    <pic:cNvPicPr/>
+                  </pic:nvPicPr>
+                  <pic:blipFill>
+                    <a:blip r:embed="rId10"/>
+                    <a:stretch>
+                      <a:fillRect/>
+                    </a:stretch>
+                  </pic:blipFill>
+                  <pic:spPr>
+                    <a:xfrm>
+                      <a:off x="0" y="0"/>
+                      <a:ext cx="5486400" cy="3182112"/>
+                    </a:xfrm>
+                    <a:prstGeom prst="rect"/>
+                  </pic:spPr>
+                </pic:pic>
+              </a:graphicData>
+            </a:graphic>
+          </wp:inline>
+        </w:drawing>
+      </w:r>
+    </w:p>
+    <w:p>
+      <w:pPr>
+        <w:pStyle w:val="Heading3"/>
+      </w:pPr>
+      <w:r>
+        <w:t>Read the picture one step at a time</w:t>
+      </w:r>
+    </w:p>
+    <w:tbl>
+      <w:tblPr>
+        <w:tblStyle w:val="LightShading-Accent1"/>
+        <w:tblW w:type="auto" w:w="0"/>
+        <w:tblLook w:firstColumn="1" w:firstRow="1" w:lastColumn="0" w:lastRow="0" w:noHBand="0" w:noVBand="1" w:val="04A0"/>
+      </w:tblPr>
+      <w:tblGrid>
+        <w:gridCol w:w="5112"/>
+        <w:gridCol w:w="5112"/>
+      </w:tblGrid>
+      <w:tr>
+        <w:trPr>
+          <w:tblHeader/>
+        </w:trPr>
+        <w:tc>
+          <w:tcPr>
+            <w:tcW w:type="dxa" w:w="5112"/>
+          </w:tcPr>
+          <w:p>
+            <w:r>
+              <w:t>Step</w:t>
+            </w:r>
+          </w:p>
+        </w:tc>
+        <w:tc>
+          <w:tcPr>
+            <w:tcW w:type="dxa" w:w="5112"/>
+          </w:tcPr>
+          <w:p>
+            <w:r>
+              <w:t>What happens and why</w:t>
+            </w:r>
+          </w:p>
+        </w:tc>
+      </w:tr>
+      <w:tr>
+        <w:tc>
+          <w:tcPr>
+            <w:tcW w:type="dxa" w:w="5112"/>
+          </w:tcPr>
+          <w:p>
+            <w:r>
+              <w:t>1. Report the observation</w:t>
+            </w:r>
+          </w:p>
+        </w:tc>
+        <w:tc>
+          <w:tcPr>
+            <w:tcW w:type="dxa" w:w="5112"/>
+          </w:tcPr>
+          <w:p>
+            <w:r>
+              <w:t>A is 75%; B is about 83.3%, a one-case improvement.</w:t>
+            </w:r>
+          </w:p>
+        </w:tc>
+      </w:tr>
+      <w:tr>
+        <w:tc>
+          <w:tcPr>
+            <w:tcW w:type="dxa" w:w="5112"/>
+          </w:tcPr>
+          <w:p>
+            <w:r>
+              <w:t>2. Link to the method</w:t>
+            </w:r>
+          </w:p>
+        </w:tc>
+        <w:tc>
+          <w:tcPr>
+            <w:tcW w:type="dxa" w:w="5112"/>
+          </w:tcPr>
+          <w:p>
+            <w:r>
+              <w:t>Name the collection, rubric and twelve-case denominator.</w:t>
+            </w:r>
+          </w:p>
+        </w:tc>
+      </w:tr>
+      <w:tr>
+        <w:tc>
+          <w:tcPr>
+            <w:tcW w:type="dxa" w:w="5112"/>
+          </w:tcPr>
+          <w:p>
+            <w:r>
+              <w:t>3. State limits</w:t>
+            </w:r>
+          </w:p>
+        </w:tc>
+        <w:tc>
+          <w:tcPr>
+            <w:tcW w:type="dxa" w:w="5112"/>
+          </w:tcPr>
+          <w:p>
+            <w:r>
+              <w:t>Do not infer that children learn more from this answer-support measure.</w:t>
+            </w:r>
+          </w:p>
+        </w:tc>
+      </w:tr>
+    </w:tbl>
+    <w:p>
+      <w:r>
+        <w:t>Match each pictured step to the supplied facts. This is a worked teaching case, not an independent assessment.</w:t>
+      </w:r>
+    </w:p>
+    <w:p>
+      <w:pPr>
+        <w:spacing w:line="336" w:lineRule="auto" w:after="180"/>
+      </w:pPr>
+      <w:r>
+        <w:rPr>
+          <w:b w:val="0"/>
+        </w:rPr>
+        <w:t>Results describe what was measured; limitations prevent substitution of a different outcome or population. A small descriptive improvement needs its scope attached.</w:t>
+      </w:r>
+    </w:p>
+    <w:p>
+      <w:pPr>
+        <w:spacing w:line="336" w:lineRule="auto" w:after="180"/>
+      </w:pPr>
+      <w:r>
+        <w:rPr>
+          <w:b w:val="0"/>
+        </w:rPr>
+        <w:t xml:space="preserve">No significance or stable population effect is established; broader task and learner </w:t>
+      </w:r>
+      <w:r>
+        <w:rPr>
+          <w:b/>
+        </w:rPr>
+        <w:t>evidence</w:t>
+      </w:r>
+      <w:r>
+        <w:rPr>
+          <w:b w:val="0"/>
+        </w:rPr>
+        <w:t xml:space="preserve"> would require another study.</w:t>
+      </w:r>
+    </w:p>
+    <w:p>
+      <w:pPr>
+        <w:spacing w:line="336" w:lineRule="auto" w:after="180"/>
+      </w:pPr>
+      <w:r>
+        <w:rPr>
+          <w:b w:val="0"/>
+        </w:rPr>
+        <w:t>Change: Write "B makes every student smarter".</w:t>
+      </w:r>
+    </w:p>
+    <w:p>
+      <w:pPr>
+        <w:spacing w:line="336" w:lineRule="auto" w:after="180"/>
+      </w:pPr>
+      <w:r>
+        <w:rPr>
+          <w:b/>
+        </w:rPr>
+        <w:t>Prediction</w:t>
+      </w:r>
+      <w:r>
+        <w:rPr>
+          <w:b w:val="0"/>
+        </w:rPr>
+        <w:t>: Remove that sentence as unsupported by the study.</w:t>
+      </w:r>
+    </w:p>
+    <w:p>
+      <w:pPr>
+        <w:spacing w:line="336" w:lineRule="auto" w:after="180"/>
+      </w:pPr>
+      <w:r>
+        <w:rPr>
+          <w:b w:val="0"/>
+        </w:rPr>
+        <w:t>Reason: The measured unit was answers, not student understanding or intelligence.</w:t>
+      </w:r>
+    </w:p>
+    <w:p>
+      <w:pPr>
+        <w:pStyle w:val="Heading2"/>
+      </w:pPr>
+      <w:r>
+        <w:t>Earlier wording, alternatives and picture transcripts · reference / check after trying</w:t>
+      </w:r>
+    </w:p>
+    <w:p>
+      <w:pPr>
+        <w:spacing w:line="336" w:lineRule="auto" w:after="180"/>
+      </w:pPr>
+      <w:r>
+        <w:rPr>
+          <w:b w:val="0"/>
+        </w:rPr>
+        <w:t>Begin by writing the question the procedure is intended to answer. Identify the information already supplied, the information it will produce and the information still missing.</w:t>
+      </w:r>
+    </w:p>
+    <w:p>
+      <w:pPr>
+        <w:spacing w:line="336" w:lineRule="auto" w:after="180"/>
+      </w:pPr>
+      <w:r>
+        <w:rPr>
+          <w:b w:val="0"/>
+        </w:rPr>
+        <w:t>These are constructed classroom examples; they do not require live accounts, private records or an external service. Do not treat a plausible explanation as a measured outcome.</w:t>
       </w:r>
     </w:p>
     <w:p>
@@ -961,99 +2447,30 @@
         <w:pStyle w:val="Heading3"/>
       </w:pPr>
       <w:r>
-        <w:t>Writing results and limitations — evidence trace</w:t>
-      </w:r>
-    </w:p>
-    <w:tbl>
-      <w:tblPr>
-        <w:tblStyle w:val="LightShading-Accent1"/>
-        <w:tblW w:type="auto" w:w="0"/>
-        <w:tblLook w:firstColumn="1" w:firstRow="1" w:lastColumn="0" w:lastRow="0" w:noHBand="0" w:noVBand="1" w:val="04A0"/>
-      </w:tblPr>
-      <w:tblGrid>
-        <w:gridCol w:w="3408"/>
-        <w:gridCol w:w="3408"/>
-        <w:gridCol w:w="3408"/>
-      </w:tblGrid>
-      <w:tr>
-        <w:trPr>
-          <w:tblHeader/>
-        </w:trPr>
-        <w:tc>
-          <w:tcPr>
-            <w:tcW w:type="dxa" w:w="3408"/>
-          </w:tcPr>
-          <w:p>
-            <w:r>
-              <w:t>Input and scope</w:t>
-            </w:r>
-          </w:p>
-        </w:tc>
-        <w:tc>
-          <w:tcPr>
-            <w:tcW w:type="dxa" w:w="3408"/>
-          </w:tcPr>
-          <w:p>
-            <w:r>
-              <w:t>Check or calculation</w:t>
-            </w:r>
-          </w:p>
-        </w:tc>
-        <w:tc>
-          <w:tcPr>
-            <w:tcW w:type="dxa" w:w="3408"/>
-          </w:tcPr>
-          <w:p>
-            <w:r>
-              <w:t>Conclusion and limit</w:t>
-            </w:r>
-          </w:p>
-        </w:tc>
-      </w:tr>
-      <w:tr>
-        <w:tc>
-          <w:tcPr>
-            <w:tcW w:type="dxa" w:w="3408"/>
-          </w:tcPr>
-          <w:p>
-            <w:r>
-              <w:t>B passes9/12, A8/12; three B failures all concern conflicting sources. No user study occurred.</w:t>
-            </w:r>
-          </w:p>
-        </w:tc>
-        <w:tc>
-          <w:tcPr>
-            <w:tcW w:type="dxa" w:w="3408"/>
-          </w:tcPr>
-          <w:p>
-            <w:r>
-              <w:t>Give counts, denominators, effect sizes, valid uncertainty and failed conditions. State missing evidence and preserve the original primary outcome.</w:t>
-            </w:r>
-          </w:p>
-        </w:tc>
-        <w:tc>
-          <w:tcPr>
-            <w:tcW w:type="dxa" w:w="3408"/>
-          </w:tcPr>
-          <w:p>
-            <w:r>
-              <w:t>75% versus66.667%, gain8.333 points on12 cases; conflict failures remain. No classroom usefulness or universal reliability claim is supported.</w:t>
-            </w:r>
-          </w:p>
-        </w:tc>
-      </w:tr>
-    </w:tbl>
-    <w:p>
-      <w:r>
-        <w:t>The figure connects this chapter's worked input, declared procedure and result. Read the complete worked reasoning for qualifiers and intermediate steps; the abbreviated labels do not replace that reasoning.</w:t>
+        <w:t>Model the reasoning aloud</w:t>
       </w:r>
     </w:p>
     <w:p>
       <w:pPr>
-        <w:pStyle w:val="Heading3"/>
-      </w:pPr>
-      <w:r>
-        <w:t>Explain Writing results and limitations · 3</w:t>
+        <w:spacing w:line="336" w:lineRule="auto" w:after="180"/>
+      </w:pPr>
+      <w:r>
+        <w:rPr>
+          <w:b w:val="0"/>
+        </w:rPr>
+        <w:t xml:space="preserve">Use the complete worked example below before asking learners to complete W2. Reveal a small part, invite a </w:t>
+      </w:r>
+      <w:r>
+        <w:rPr>
+          <w:b/>
+        </w:rPr>
+        <w:t>prediction</w:t>
+      </w:r>
+      <w:r>
+        <w:rPr>
+          <w:b w:val="0"/>
+        </w:rPr>
+        <w:t>, then explain the deciding step.</w:t>
       </w:r>
     </w:p>
     <w:p>
@@ -1064,183 +2481,7 @@
         <w:rPr>
           <w:b w:val="0"/>
         </w:rPr>
-        <w:t>Guided: 75% versus66.667%, gain8.333 points on12 cases; conflict failures remain. No classroom usefulness or universal reliability claim is supported.</w:t>
-      </w:r>
-    </w:p>
-    <w:p>
-      <w:pPr>
-        <w:spacing w:line="336" w:lineRule="auto" w:after="180"/>
-      </w:pPr>
-      <w:r>
-        <w:rPr>
-          <w:b w:val="0"/>
-        </w:rPr>
-        <w:t>Qualification: A limitation should directly bound the corresponding claim rather than contradict an oversized headline.</w:t>
-      </w:r>
-    </w:p>
-    <w:p>
-      <w:pPr>
-        <w:spacing w:line="336" w:lineRule="auto" w:after="180"/>
-      </w:pPr>
-      <w:r>
-        <w:rPr>
-          <w:b w:val="0"/>
-        </w:rPr>
-        <w:t xml:space="preserve">Exit: accept a concrete variation with its predicted outcome and a stated condition that would challenge the </w:t>
-      </w:r>
-      <w:r>
-        <w:rPr>
-          <w:b/>
-        </w:rPr>
-        <w:t>mechanism</w:t>
-      </w:r>
-      <w:r>
-        <w:rPr>
-          <w:b w:val="0"/>
-        </w:rPr>
-        <w:t xml:space="preserve">; reject a claim resting on unmeasured </w:t>
-      </w:r>
-      <w:r>
-        <w:rPr>
-          <w:b/>
-        </w:rPr>
-        <w:t>evidence</w:t>
-      </w:r>
-      <w:r>
-        <w:rPr>
-          <w:b w:val="0"/>
-        </w:rPr>
-        <w:t>.</w:t>
-      </w:r>
-    </w:p>
-    <w:p>
-      <w:pPr>
-        <w:pStyle w:val="Heading3"/>
-      </w:pPr>
-      <w:r>
-        <w:t>Model the reasoning aloud</w:t>
-      </w:r>
-    </w:p>
-    <w:p>
-      <w:pPr>
-        <w:spacing w:line="336" w:lineRule="auto" w:after="180"/>
-      </w:pPr>
-      <w:r>
-        <w:rPr>
-          <w:b w:val="0"/>
-        </w:rPr>
-        <w:t xml:space="preserve">Use the complete worked example below before asking learners to complete W2. Reveal a small part, invite a </w:t>
-      </w:r>
-      <w:r>
-        <w:rPr>
-          <w:b/>
-        </w:rPr>
-        <w:t>prediction</w:t>
-      </w:r>
-      <w:r>
-        <w:rPr>
-          <w:b w:val="0"/>
-        </w:rPr>
-        <w:t>, then explain the deciding step.</w:t>
-      </w:r>
-    </w:p>
-    <w:p>
-      <w:pPr>
-        <w:spacing w:line="336" w:lineRule="auto" w:after="180"/>
-      </w:pPr>
-      <w:r>
-        <w:rPr>
-          <w:b w:val="0"/>
-        </w:rPr>
         <w:t>These teacher notes contain solutions; do not reveal the independent case answer during modelling.</w:t>
-      </w:r>
-    </w:p>
-    <w:p>
-      <w:pPr>
-        <w:spacing w:line="336" w:lineRule="auto" w:after="180"/>
-      </w:pPr>
-      <w:r>
-        <w:rPr>
-          <w:b w:val="0"/>
-        </w:rPr>
-        <w:t>B passes9/12, A8/12; three B failures all concern conflicting sources. No user study occurred.</w:t>
-      </w:r>
-    </w:p>
-    <w:p>
-      <w:pPr>
-        <w:spacing w:line="336" w:lineRule="auto" w:after="180"/>
-      </w:pPr>
-      <w:r>
-        <w:rPr>
-          <w:b w:val="0"/>
-        </w:rPr>
-        <w:t>75% versus66.667%, gain8.333 points on12 cases; conflict failures remain. No classroom usefulness or universal reliability claim is supported.</w:t>
-      </w:r>
-    </w:p>
-    <w:p>
-      <w:pPr>
-        <w:pStyle w:val="Heading3"/>
-      </w:pPr>
-      <w:r>
-        <w:t>Model the reasoning aloud · 4</w:t>
-      </w:r>
-    </w:p>
-    <w:p>
-      <w:pPr>
-        <w:spacing w:line="336" w:lineRule="auto" w:after="180"/>
-      </w:pPr>
-      <w:r>
-        <w:rPr>
-          <w:b w:val="0"/>
-        </w:rPr>
-        <w:t xml:space="preserve">Compare the intermediate </w:t>
-      </w:r>
-      <w:r>
-        <w:rPr>
-          <w:b/>
-        </w:rPr>
-        <w:t>evidence</w:t>
-      </w:r>
-      <w:r>
-        <w:rPr>
-          <w:b w:val="0"/>
-        </w:rPr>
-        <w:t xml:space="preserve"> with the final statement. Explain why each number or decision follows from the stated </w:t>
-      </w:r>
-      <w:r>
-        <w:rPr>
-          <w:b/>
-        </w:rPr>
-        <w:t>input</w:t>
-      </w:r>
-      <w:r>
-        <w:rPr>
-          <w:b w:val="0"/>
-        </w:rPr>
-        <w:t>s.</w:t>
-      </w:r>
-    </w:p>
-    <w:p>
-      <w:pPr>
-        <w:spacing w:line="336" w:lineRule="auto" w:after="180"/>
-      </w:pPr>
-      <w:r>
-        <w:rPr>
-          <w:b w:val="0"/>
-        </w:rPr>
-        <w:t xml:space="preserve">The conclusion belongs to this scenario and procedure; changing the </w:t>
-      </w:r>
-      <w:r>
-        <w:rPr>
-          <w:b/>
-        </w:rPr>
-        <w:t>input</w:t>
-      </w:r>
-      <w:r>
-        <w:rPr>
-          <w:b w:val="0"/>
-        </w:rPr>
-        <w:t>s, evaluation population or authority can change what it establishes. Retain the raw record so a later revision can be compared honestly.</w:t>
       </w:r>
     </w:p>
     <w:tbl>
@@ -1366,41 +2607,10 @@
     </w:p>
     <w:p>
       <w:pPr>
-        <w:spacing w:line="336" w:lineRule="auto" w:after="180"/>
-      </w:pPr>
-      <w:r>
-        <w:rPr>
-          <w:b w:val="0"/>
-        </w:rPr>
-        <w:t>Write results without enlarging them. A fictional study evaluates answer support on twelve fixed questions from one approved collection.</w:t>
-      </w:r>
-    </w:p>
-    <w:p>
-      <w:pPr>
         <w:pStyle w:val="Heading3"/>
       </w:pPr>
       <w:r>
         <w:t>The facts we will use</w:t>
-      </w:r>
-    </w:p>
-    <w:p>
-      <w:pPr>
-        <w:pStyle w:val="Heading3"/>
-      </w:pPr>
-      <w:r>
-        <w:t>Supplied facts</w:t>
-      </w:r>
-    </w:p>
-    <w:p>
-      <w:pPr>
-        <w:spacing w:line="336" w:lineRule="auto" w:after="180"/>
-        <w:shd w:fill="F1F6FC"/>
-      </w:pPr>
-      <w:r>
-        <w:rPr>
-          <w:b w:val="0"/>
-        </w:rPr>
-        <w:t>A supports 9/12 answers; B supports 10/12. No user learning outcomes are recorded.</w:t>
       </w:r>
     </w:p>
     <w:p>
@@ -1408,7 +2618,7 @@
         <w:drawing>
           <wp:inline xmlns:a="http://schemas.openxmlformats.org/drawingml/2006/main" xmlns:pic="http://schemas.openxmlformats.org/drawingml/2006/picture">
             <wp:extent cx="5486400" cy="2641600"/>
-            <wp:docPr id="1" name="Picture 1" descr="Supported answers in one collection"/>
+            <wp:docPr id="3" name="Picture 3" descr="Supported answers in one collection"/>
             <wp:cNvGraphicFramePr>
               <a:graphicFrameLocks noChangeAspect="1"/>
             </wp:cNvGraphicFramePr>
@@ -1420,7 +2630,7 @@
                     <pic:cNvPicPr/>
                   </pic:nvPicPr>
                   <pic:blipFill>
-                    <a:blip r:embed="rId9"/>
+                    <a:blip r:embed="rId11"/>
                     <a:stretch>
                       <a:fillRect/>
                     </a:stretch>
@@ -1444,7 +2654,7 @@
         <w:drawing>
           <wp:inline xmlns:a="http://schemas.openxmlformats.org/drawingml/2006/main" xmlns:pic="http://schemas.openxmlformats.org/drawingml/2006/picture">
             <wp:extent cx="5486400" cy="5185229"/>
-            <wp:docPr id="2" name="Picture 2" descr="Writing results and limitations. Report the observation: A is 75%; B is about 83.3%, a one-case improvement.. Link to the method: Name the collection, rubric and twelve-case denominator.. State limits: Do not infer that children learn more from this answer-support measure."/>
+            <wp:docPr id="4" name="Picture 4" descr="Writing results and limitations. Report the observation: A is 75%; B is about 83.3%, a one-case improvement.. Link to the method: Name the collection, rubric and twelve-case denominator.. State limits: Do not infer that children learn more from this answer-support measure."/>
             <wp:cNvGraphicFramePr>
               <a:graphicFrameLocks noChangeAspect="1"/>
             </wp:cNvGraphicFramePr>
@@ -1456,7 +2666,7 @@
                     <pic:cNvPicPr/>
                   </pic:nvPicPr>
                   <pic:blipFill>
-                    <a:blip r:embed="rId10"/>
+                    <a:blip r:embed="rId12"/>
                     <a:stretch>
                       <a:fillRect/>
                     </a:stretch>
@@ -1480,114 +2690,7 @@
         <w:pStyle w:val="Heading3"/>
       </w:pPr>
       <w:r>
-        <w:t>Read the picture one step at a time</w:t>
-      </w:r>
-    </w:p>
-    <w:tbl>
-      <w:tblPr>
-        <w:tblStyle w:val="LightShading-Accent1"/>
-        <w:tblW w:type="auto" w:w="0"/>
-        <w:tblLook w:firstColumn="1" w:firstRow="1" w:lastColumn="0" w:lastRow="0" w:noHBand="0" w:noVBand="1" w:val="04A0"/>
-      </w:tblPr>
-      <w:tblGrid>
-        <w:gridCol w:w="5112"/>
-        <w:gridCol w:w="5112"/>
-      </w:tblGrid>
-      <w:tr>
-        <w:trPr>
-          <w:tblHeader/>
-        </w:trPr>
-        <w:tc>
-          <w:tcPr>
-            <w:tcW w:type="dxa" w:w="5112"/>
-          </w:tcPr>
-          <w:p>
-            <w:r>
-              <w:t>Step</w:t>
-            </w:r>
-          </w:p>
-        </w:tc>
-        <w:tc>
-          <w:tcPr>
-            <w:tcW w:type="dxa" w:w="5112"/>
-          </w:tcPr>
-          <w:p>
-            <w:r>
-              <w:t>What happens and why</w:t>
-            </w:r>
-          </w:p>
-        </w:tc>
-      </w:tr>
-      <w:tr>
-        <w:tc>
-          <w:tcPr>
-            <w:tcW w:type="dxa" w:w="5112"/>
-          </w:tcPr>
-          <w:p>
-            <w:r>
-              <w:t>1. Report the observation</w:t>
-            </w:r>
-          </w:p>
-        </w:tc>
-        <w:tc>
-          <w:tcPr>
-            <w:tcW w:type="dxa" w:w="5112"/>
-          </w:tcPr>
-          <w:p>
-            <w:r>
-              <w:t>A is 75%; B is about 83.3%, a one-case improvement.</w:t>
-            </w:r>
-          </w:p>
-        </w:tc>
-      </w:tr>
-      <w:tr>
-        <w:tc>
-          <w:tcPr>
-            <w:tcW w:type="dxa" w:w="5112"/>
-          </w:tcPr>
-          <w:p>
-            <w:r>
-              <w:t>2. Link to the method</w:t>
-            </w:r>
-          </w:p>
-        </w:tc>
-        <w:tc>
-          <w:tcPr>
-            <w:tcW w:type="dxa" w:w="5112"/>
-          </w:tcPr>
-          <w:p>
-            <w:r>
-              <w:t>Name the collection, rubric and twelve-case denominator.</w:t>
-            </w:r>
-          </w:p>
-        </w:tc>
-      </w:tr>
-      <w:tr>
-        <w:tc>
-          <w:tcPr>
-            <w:tcW w:type="dxa" w:w="5112"/>
-          </w:tcPr>
-          <w:p>
-            <w:r>
-              <w:t>3. State limits</w:t>
-            </w:r>
-          </w:p>
-        </w:tc>
-        <w:tc>
-          <w:tcPr>
-            <w:tcW w:type="dxa" w:w="5112"/>
-          </w:tcPr>
-          <w:p>
-            <w:r>
-              <w:t>Do not infer that children learn more from this answer-support measure.</w:t>
-            </w:r>
-          </w:p>
-        </w:tc>
-      </w:tr>
-    </w:tbl>
-    <w:p>
-      <w:r>
-        <w:t>Match each pictured step to the supplied facts. This is a worked teaching case, not an independent assessment.</w:t>
+        <w:t>Why this result follows</w:t>
       </w:r>
     </w:p>
     <w:p>
@@ -1595,7 +2698,7 @@
         <w:pStyle w:val="Heading3"/>
       </w:pPr>
       <w:r>
-        <w:t>Why this result follows</w:t>
+        <w:t>What this example does not establish</w:t>
       </w:r>
     </w:p>
     <w:p>
@@ -1603,149 +2706,168 @@
         <w:pStyle w:val="Heading3"/>
       </w:pPr>
       <w:r>
-        <w:t>Why the result follows</w:t>
+        <w:t>Change one thing in the pictured case</w:t>
       </w:r>
     </w:p>
     <w:p>
       <w:pPr>
-        <w:spacing w:line="336" w:lineRule="auto" w:after="180"/>
-        <w:shd w:fill="F1F6FC"/>
-      </w:pPr>
-      <w:r>
-        <w:rPr>
-          <w:b w:val="0"/>
-        </w:rPr>
-        <w:t>Results describe what was measured; limitations prevent substitution of a different outcome or population. A small descriptive improvement needs its scope attached.</w:t>
+        <w:pStyle w:val="Heading3"/>
+      </w:pPr>
+      <w:r>
+        <w:t>Ask while showing the picture</w:t>
       </w:r>
     </w:p>
     <w:p>
       <w:pPr>
-        <w:pStyle w:val="Heading3"/>
-      </w:pPr>
-      <w:r>
-        <w:t>What this example does not establish</w:t>
+        <w:spacing w:line="336" w:lineRule="auto" w:after="180"/>
+      </w:pPr>
+      <w:r>
+        <w:rPr>
+          <w:b w:val="0"/>
+        </w:rPr>
+        <w:t xml:space="preserve">Cover the result. Ask learners to name the </w:t>
+      </w:r>
+      <w:r>
+        <w:rPr>
+          <w:b/>
+        </w:rPr>
+        <w:t>input</w:t>
+      </w:r>
+      <w:r>
+        <w:rPr>
+          <w:b w:val="0"/>
+        </w:rPr>
+        <w:t xml:space="preserve">s and predict the next step. Uncover one step, connect the icon to the actual procedure, and explain its </w:t>
+      </w:r>
+      <w:r>
+        <w:rPr>
+          <w:b/>
+        </w:rPr>
+        <w:t>evidence</w:t>
+      </w:r>
+      <w:r>
+        <w:rPr>
+          <w:b w:val="0"/>
+        </w:rPr>
+        <w:t>. Then change the supplied condition and compare.</w:t>
       </w:r>
     </w:p>
     <w:p>
       <w:pPr>
-        <w:pStyle w:val="Heading3"/>
-      </w:pPr>
-      <w:r>
-        <w:t>Keep the stated limit</w:t>
+        <w:spacing w:line="336" w:lineRule="auto" w:after="180"/>
+      </w:pPr>
+      <w:r>
+        <w:rPr>
+          <w:b w:val="0"/>
+        </w:rPr>
+        <w:t>The picture is a representation; it does not document execution of a real AI model.</w:t>
       </w:r>
     </w:p>
     <w:p>
       <w:pPr>
-        <w:spacing w:line="336" w:lineRule="auto" w:after="180"/>
-        <w:shd w:fill="FFF5E6"/>
-      </w:pPr>
-      <w:r>
-        <w:rPr>
-          <w:b w:val="0"/>
-        </w:rPr>
-        <w:t xml:space="preserve">No significance or stable population effect is established; broader task and learner </w:t>
-      </w:r>
-      <w:r>
-        <w:rPr>
-          <w:b/>
-        </w:rPr>
-        <w:t>evidence</w:t>
-      </w:r>
-      <w:r>
-        <w:rPr>
-          <w:b w:val="0"/>
-        </w:rPr>
-        <w:t xml:space="preserve"> would require another study.</w:t>
+        <w:pStyle w:val="Heading1"/>
+      </w:pPr>
+      <w:r>
+        <w:t>03. Model a step,then remove help</w:t>
       </w:r>
     </w:p>
     <w:p>
-      <w:pPr>
-        <w:pStyle w:val="Heading3"/>
-      </w:pPr>
-      <w:r>
-        <w:t>Change one thing in the pictured case</w:t>
+      <w:r>
+        <w:t>Collect each learner’s reasoning before showing a key.</w:t>
       </w:r>
     </w:p>
     <w:p>
       <w:pPr>
-        <w:pStyle w:val="Heading3"/>
-      </w:pPr>
-      <w:r>
-        <w:t>Change one thing</w:t>
+        <w:pStyle w:val="Heading2"/>
+      </w:pPr>
+      <w:r>
+        <w:t>Current completion task and checked reasoning</w:t>
       </w:r>
     </w:p>
     <w:p>
       <w:pPr>
         <w:spacing w:line="336" w:lineRule="auto" w:after="180"/>
-        <w:shd w:fill="F5F1FB"/>
       </w:pPr>
       <w:r>
         <w:rPr>
           <w:b w:val="0"/>
         </w:rPr>
-        <w:t>Change: Write "B makes every student smarter".</w:t>
+        <w:t>Completion task: B passes 9/12, A 8/12; three B failures all concern conflicting sources. No user study occurred. Show the intermediate steps and give the conclusion with its scope.</w:t>
       </w:r>
     </w:p>
     <w:p>
       <w:pPr>
-        <w:pStyle w:val="Heading3"/>
-      </w:pPr>
-      <w:r>
-        <w:t>Predicted result</w:t>
+        <w:spacing w:line="336" w:lineRule="auto" w:after="180"/>
+      </w:pPr>
+      <w:r>
+        <w:rPr>
+          <w:b w:val="0"/>
+        </w:rPr>
+        <w:t>Teacher check: Teacher explanation: 75% versus 66.667%, gain 8.333 points on 12 cases; conflict failures remain. No classroom usefulness or universal reliability claim is supported.</w:t>
       </w:r>
     </w:p>
     <w:p>
       <w:pPr>
         <w:spacing w:line="336" w:lineRule="auto" w:after="180"/>
-        <w:shd w:fill="F1F6FC"/>
-      </w:pPr>
+      </w:pPr>
+      <w:r>
+        <w:rPr>
+          <w:b w:val="0"/>
+        </w:rPr>
+        <w:t xml:space="preserve">Start by identifying the given </w:t>
+      </w:r>
       <w:r>
         <w:rPr>
           <w:b/>
         </w:rPr>
-        <w:t>Prediction</w:t>
+        <w:t>input</w:t>
       </w:r>
       <w:r>
         <w:rPr>
           <w:b w:val="0"/>
         </w:rPr>
-        <w:t>: Remove that sentence as unsupported by the study.</w:t>
+        <w:t>s together. Leave the intermediate steps blank. If needed, model one step, then withdraw that help on the next step. Move to a full trace only when the partial trace is understood.</w:t>
       </w:r>
     </w:p>
     <w:p>
       <w:pPr>
-        <w:pStyle w:val="Heading3"/>
-      </w:pPr>
-      <w:r>
-        <w:t>Why the result follows</w:t>
+        <w:spacing w:line="336" w:lineRule="auto" w:after="180"/>
+      </w:pPr>
+      <w:r>
+        <w:rPr>
+          <w:b w:val="0"/>
+        </w:rPr>
+        <w:t>For partners, alternate explainer and checker; collect a response from every learner before discussion.</w:t>
       </w:r>
     </w:p>
     <w:p>
       <w:pPr>
-        <w:spacing w:line="336" w:lineRule="auto" w:after="180"/>
-        <w:shd w:fill="F1F6FC"/>
-      </w:pPr>
-      <w:r>
-        <w:rPr>
-          <w:b w:val="0"/>
-        </w:rPr>
-        <w:t>Reason: The measured unit was answers, not student understanding or intelligence.</w:t>
+        <w:pStyle w:val="Heading2"/>
+      </w:pPr>
+      <w:r>
+        <w:t>Individual misconception check</w:t>
       </w:r>
     </w:p>
     <w:p>
       <w:pPr>
-        <w:pStyle w:val="Heading3"/>
-      </w:pPr>
-      <w:r>
-        <w:t>Ask while showing the picture</w:t>
+        <w:spacing w:line="336" w:lineRule="auto" w:after="180"/>
+      </w:pPr>
+      <w:r>
+        <w:rPr>
+          <w:b w:val="0"/>
+        </w:rPr>
+        <w:t>Use the worked case for Writing results and limitations. Proposed explanation: “The worked result establishes every future case”. Decide whether this explanation is supported.</w:t>
       </w:r>
     </w:p>
     <w:p>
       <w:pPr>
-        <w:pStyle w:val="Heading3"/>
-      </w:pPr>
-      <w:r>
-        <w:t>Ask while showing the picture · 5</w:t>
+        <w:spacing w:line="336" w:lineRule="auto" w:after="180"/>
+      </w:pPr>
+      <w:r>
+        <w:rPr>
+          <w:b w:val="0"/>
+        </w:rPr>
+        <w:t>Point to the step or supplied fact that decides; explain your repair if needed.</w:t>
       </w:r>
     </w:p>
     <w:p>
@@ -1756,31 +2878,7 @@
         <w:rPr>
           <w:b w:val="0"/>
         </w:rPr>
-        <w:t xml:space="preserve">Cover the result. Ask learners to name the </w:t>
-      </w:r>
-      <w:r>
-        <w:rPr>
-          <w:b/>
-        </w:rPr>
-        <w:t>input</w:t>
-      </w:r>
-      <w:r>
-        <w:rPr>
-          <w:b w:val="0"/>
-        </w:rPr>
-        <w:t xml:space="preserve">s and predict the next step. Uncover one step, connect the icon to the actual procedure, and explain its </w:t>
-      </w:r>
-      <w:r>
-        <w:rPr>
-          <w:b/>
-        </w:rPr>
-        <w:t>evidence</w:t>
-      </w:r>
-      <w:r>
-        <w:rPr>
-          <w:b w:val="0"/>
-        </w:rPr>
-        <w:t>. Then change the supplied condition and compare.</w:t>
+        <w:t>Expected correction: A limitation should directly bound the corresponding claim rather than contradict an oversized headline.</w:t>
       </w:r>
     </w:p>
     <w:p>
@@ -1791,20 +2889,202 @@
         <w:rPr>
           <w:b w:val="0"/>
         </w:rPr>
-        <w:t>The picture is a representation; it does not document execution of a real AI model.</w:t>
+        <w:t>Collect explanations, not only yes/no votes. If a misunderstanding is common, re-model the relevant step for the class.</w:t>
       </w:r>
     </w:p>
     <w:p>
       <w:pPr>
-        <w:pStyle w:val="Heading1"/>
-      </w:pPr>
-      <w:r>
-        <w:t>03. Demonstrate and guide practice</w:t>
+        <w:spacing w:line="336" w:lineRule="auto" w:after="180"/>
+      </w:pPr>
+      <w:r>
+        <w:rPr>
+          <w:b w:val="0"/>
+        </w:rPr>
+        <w:t>If it affects a few learners, give a short targeted group explanation while others solve a more demanding variation.</w:t>
       </w:r>
     </w:p>
     <w:p>
-      <w:r>
-        <w:t>Demonstrate Writing results and limitations, reduce support deliberately and check individual reasoning before discussing answers.</w:t>
+      <w:pPr>
+        <w:pStyle w:val="Heading2"/>
+      </w:pPr>
+      <w:r>
+        <w:t>Pictured reasoning and changed case</w:t>
+      </w:r>
+    </w:p>
+    <w:p>
+      <w:pPr>
+        <w:spacing w:line="336" w:lineRule="auto" w:after="180"/>
+      </w:pPr>
+      <w:r>
+        <w:rPr>
+          <w:b w:val="0"/>
+        </w:rPr>
+        <w:t xml:space="preserve">Compute the supported-answer rates for 9/12 and 10/12. What actual outcome was measured, and why is a claim that every student becomes smarter outside this </w:t>
+      </w:r>
+      <w:r>
+        <w:rPr>
+          <w:b/>
+        </w:rPr>
+        <w:t>evidence</w:t>
+      </w:r>
+      <w:r>
+        <w:rPr>
+          <w:b w:val="0"/>
+        </w:rPr>
+        <w:t>?</w:t>
+      </w:r>
+    </w:p>
+    <w:p>
+      <w:pPr>
+        <w:spacing w:line="336" w:lineRule="auto" w:after="180"/>
+      </w:pPr>
+      <w:r>
+        <w:rPr>
+          <w:b w:val="0"/>
+        </w:rPr>
+        <w:t>A is 75%; B is about 83.3%, a one-case improvement. Name the collection, rubric and twelve-case denominator. Do not infer that children learn more from this answer-support measure.</w:t>
+      </w:r>
+    </w:p>
+    <w:p>
+      <w:pPr>
+        <w:spacing w:line="336" w:lineRule="auto" w:after="180"/>
+      </w:pPr>
+      <w:r>
+        <w:rPr>
+          <w:b w:val="0"/>
+        </w:rPr>
+        <w:t>Changed case: Remove that sentence as unsupported by the study. The measured unit was answers, not student understanding or intelligence.</w:t>
+      </w:r>
+    </w:p>
+    <w:p>
+      <w:pPr>
+        <w:spacing w:line="336" w:lineRule="auto" w:after="180"/>
+      </w:pPr>
+      <w:r>
+        <w:rPr>
+          <w:b w:val="0"/>
+        </w:rPr>
+        <w:t>Changed-case reasoning: Remove that sentence as unsupported by the study. The measured unit was answers, not student understanding or intelligence.</w:t>
+      </w:r>
+    </w:p>
+    <w:p>
+      <w:pPr>
+        <w:spacing w:line="336" w:lineRule="auto" w:after="180"/>
+      </w:pPr>
+      <w:r>
+        <w:rPr>
+          <w:b w:val="0"/>
+        </w:rPr>
+        <w:t xml:space="preserve">Collect each learner’s explanation before discussion. Use the first missing connection between </w:t>
+      </w:r>
+      <w:r>
+        <w:rPr>
+          <w:b/>
+        </w:rPr>
+        <w:t>input</w:t>
+      </w:r>
+      <w:r>
+        <w:rPr>
+          <w:b w:val="0"/>
+        </w:rPr>
+        <w:t xml:space="preserve">, deciding step and result to choose support. This question is worked-case practice, not fresh mastery </w:t>
+      </w:r>
+      <w:r>
+        <w:rPr>
+          <w:b/>
+        </w:rPr>
+        <w:t>evidence</w:t>
+      </w:r>
+      <w:r>
+        <w:rPr>
+          <w:b w:val="0"/>
+        </w:rPr>
+        <w:t>.</w:t>
+      </w:r>
+    </w:p>
+    <w:p>
+      <w:pPr>
+        <w:pStyle w:val="Heading2"/>
+      </w:pPr>
+      <w:r>
+        <w:t>Accessible support and extension</w:t>
+      </w:r>
+    </w:p>
+    <w:p>
+      <w:pPr>
+        <w:spacing w:line="336" w:lineRule="auto" w:after="180"/>
+      </w:pPr>
+      <w:r>
+        <w:rPr>
+          <w:b w:val="0"/>
+        </w:rPr>
+        <w:t xml:space="preserve">Use the worked example in Sections 3 and 6. Collect a </w:t>
+      </w:r>
+      <w:r>
+        <w:rPr>
+          <w:b/>
+        </w:rPr>
+        <w:t>prediction</w:t>
+      </w:r>
+      <w:r>
+        <w:rPr>
+          <w:b w:val="0"/>
+        </w:rPr>
+        <w:t xml:space="preserve"> before revealing its result; ask the learner to point to each intermediate fact.</w:t>
+      </w:r>
+    </w:p>
+    <w:p>
+      <w:pPr>
+        <w:spacing w:line="336" w:lineRule="auto" w:after="180"/>
+      </w:pPr>
+      <w:r>
+        <w:rPr>
+          <w:b w:val="0"/>
+        </w:rPr>
+        <w:t xml:space="preserve">Provide an </w:t>
+      </w:r>
+      <w:r>
+        <w:rPr>
+          <w:b/>
+        </w:rPr>
+        <w:t>input</w:t>
+      </w:r>
+      <w:r>
+        <w:rPr>
+          <w:b w:val="0"/>
+        </w:rPr>
+        <w:t>/procedure/result/limit frame and a calculator when needed. Ask students to identify the first step before completing the whole trace.</w:t>
+      </w:r>
+    </w:p>
+    <w:p>
+      <w:pPr>
+        <w:spacing w:line="336" w:lineRule="auto" w:after="180"/>
+      </w:pPr>
+      <w:r>
+        <w:rPr>
+          <w:b w:val="0"/>
+        </w:rPr>
+        <w:t xml:space="preserve">Extension: compare two concrete variants of this </w:t>
+      </w:r>
+      <w:r>
+        <w:rPr>
+          <w:b/>
+        </w:rPr>
+        <w:t>mechanism</w:t>
+      </w:r>
+      <w:r>
+        <w:rPr>
+          <w:b w:val="0"/>
+        </w:rPr>
+        <w:t xml:space="preserve"> while holding unrelated conditions fixed; report both successful and unsuccessful outcomes.</w:t>
+      </w:r>
+    </w:p>
+    <w:p>
+      <w:pPr>
+        <w:pStyle w:val="Heading2"/>
+      </w:pPr>
+      <w:r>
+        <w:t>Earlier wording, alternatives and picture transcripts · reference / check after trying</w:t>
       </w:r>
     </w:p>
     <w:tbl>
@@ -2021,71 +3301,26 @@
     </w:tbl>
     <w:p>
       <w:pPr>
-        <w:spacing w:line="336" w:lineRule="auto" w:after="180"/>
-      </w:pPr>
-      <w:r>
-        <w:rPr>
-          <w:b w:val="0"/>
-        </w:rPr>
-        <w:t xml:space="preserve">Use the worked example in Sections 3 and 6. Collect a </w:t>
-      </w:r>
-      <w:r>
-        <w:rPr>
-          <w:b/>
-        </w:rPr>
-        <w:t>prediction</w:t>
-      </w:r>
-      <w:r>
-        <w:rPr>
-          <w:b w:val="0"/>
-        </w:rPr>
-        <w:t xml:space="preserve"> before revealing its result; ask the learner to point to each intermediate fact.</w:t>
+        <w:pStyle w:val="Heading3"/>
+      </w:pPr>
+      <w:r>
+        <w:t>Reduce help deliberately</w:t>
       </w:r>
     </w:p>
     <w:p>
       <w:pPr>
-        <w:spacing w:line="336" w:lineRule="auto" w:after="180"/>
-      </w:pPr>
-      <w:r>
-        <w:rPr>
-          <w:b w:val="0"/>
-        </w:rPr>
-        <w:t xml:space="preserve">Provide an </w:t>
-      </w:r>
-      <w:r>
-        <w:rPr>
-          <w:b/>
-        </w:rPr>
-        <w:t>input</w:t>
-      </w:r>
-      <w:r>
-        <w:rPr>
-          <w:b w:val="0"/>
-        </w:rPr>
-        <w:t>/procedure/result/limit frame and a calculator when needed. Ask students to identify the first step before completing the whole trace.</w:t>
+        <w:pStyle w:val="Heading3"/>
+      </w:pPr>
+      <w:r>
+        <w:t>Individual reasoning check</w:t>
       </w:r>
     </w:p>
     <w:p>
       <w:pPr>
-        <w:spacing w:line="336" w:lineRule="auto" w:after="180"/>
-      </w:pPr>
-      <w:r>
-        <w:rPr>
-          <w:b w:val="0"/>
-        </w:rPr>
-        <w:t xml:space="preserve">Extension: compare two concrete variants of this </w:t>
-      </w:r>
-      <w:r>
-        <w:rPr>
-          <w:b/>
-        </w:rPr>
-        <w:t>mechanism</w:t>
-      </w:r>
-      <w:r>
-        <w:rPr>
-          <w:b w:val="0"/>
-        </w:rPr>
-        <w:t xml:space="preserve"> while holding unrelated conditions fixed; report both successful and unsuccessful outcomes.</w:t>
+        <w:pStyle w:val="Heading3"/>
+      </w:pPr>
+      <w:r>
+        <w:t>Pictorial practice question</w:t>
       </w:r>
     </w:p>
     <w:p>
@@ -2093,47 +3328,39 @@
         <w:pStyle w:val="Heading3"/>
       </w:pPr>
       <w:r>
-        <w:t>Reduce help deliberately</w:t>
+        <w:t>Reasoned teacher answer</w:t>
       </w:r>
     </w:p>
     <w:p>
       <w:pPr>
-        <w:pStyle w:val="Heading3"/>
-      </w:pPr>
-      <w:r>
-        <w:t>Completion practice</w:t>
+        <w:pStyle w:val="Heading1"/>
+      </w:pPr>
+      <w:r>
+        <w:t>04. Run the complete supplied investigation</w:t>
       </w:r>
     </w:p>
     <w:p>
-      <w:pPr>
-        <w:spacing w:line="336" w:lineRule="auto" w:after="180"/>
-        <w:shd w:fill="F5F1FB"/>
-      </w:pPr>
-      <w:r>
-        <w:rPr>
-          <w:b w:val="0"/>
-        </w:rPr>
-        <w:t>Completion task: B passes9/12, A8/12; three B failures all concern conflicting sources. No user study occurred. Show the intermediate steps and give the conclusion with its scope.</w:t>
+      <w:r>
+        <w:t>Separate predictions,actual runs and paper traces.</w:t>
       </w:r>
     </w:p>
     <w:p>
       <w:pPr>
-        <w:pStyle w:val="Heading3"/>
-      </w:pPr>
-      <w:r>
-        <w:t>Reasoning to listen for</w:t>
+        <w:pStyle w:val="Heading2"/>
+      </w:pPr>
+      <w:r>
+        <w:t>Complete inputs,expected results and limits</w:t>
       </w:r>
     </w:p>
     <w:p>
       <w:pPr>
         <w:spacing w:line="336" w:lineRule="auto" w:after="180"/>
-        <w:shd w:fill="F1F6FC"/>
       </w:pPr>
       <w:r>
         <w:rPr>
           <w:b w:val="0"/>
         </w:rPr>
-        <w:t>Teacher check: Teacher explanation: 75% versus66.667%, gain8.333 points on12 cases; conflict failures remain. No classroom usefulness or universal reliability claim is supported.</w:t>
+        <w:t>Main A 8/12 ≈ 66.667%, B 9/12 = 75%, gain 1/12 ≈ 8.333 percentage points. All three B failures concern conflicting sources, but total conflict cases are unknown, so no conflict-slice rate follows. No user study supports classroom usefulness. Separate picture A support 9/12 = 75%, B 10/12 ≈ 83.333%, same one-case gain but a different stated outcome. No learning or timing claim follows.</w:t>
       </w:r>
     </w:p>
     <w:p>
@@ -2144,38 +3371,26 @@
         <w:rPr>
           <w:b w:val="0"/>
         </w:rPr>
-        <w:t xml:space="preserve">Start by identifying the given </w:t>
-      </w:r>
-      <w:r>
-        <w:rPr>
-          <w:b/>
-        </w:rPr>
-        <w:t>input</w:t>
-      </w:r>
-      <w:r>
-        <w:rPr>
-          <w:b w:val="0"/>
-        </w:rPr>
-        <w:t>s together. Leave the intermediate steps blank. If needed, model one step, then withdraw that help on the next step. Move to a full trace only when the partial trace is understood.</w:t>
+        <w:t>Independent candidate 10/15 ≈ 66.667%, baseline 9/15 = 60%, descriptive gain 1/15 ≈ 6.667 points. State no timings measured and no established population/significance or broad task generalization. Accept other concrete supported limits without inventing missing observations.</w:t>
       </w:r>
     </w:p>
     <w:p>
       <w:pPr>
-        <w:spacing w:line="336" w:lineRule="auto" w:after="180"/>
-      </w:pPr>
-      <w:r>
-        <w:rPr>
-          <w:b w:val="0"/>
-        </w:rPr>
-        <w:t>For partners, alternate explainer and checker; collect a response from every learner before discussion.</w:t>
+        <w:pStyle w:val="Heading2"/>
+      </w:pPr>
+      <w:r>
+        <w:t>Diagnose the current misconceptions</w:t>
       </w:r>
     </w:p>
     <w:p>
       <w:pPr>
-        <w:pStyle w:val="Heading3"/>
-      </w:pPr>
-      <w:r>
-        <w:t>Individual reasoning check</w:t>
+        <w:spacing w:line="336" w:lineRule="auto" w:after="180"/>
+      </w:pPr>
+      <w:r>
+        <w:rPr>
+          <w:b w:val="0"/>
+        </w:rPr>
+        <w:t>The worked result establishes every future case: A limitation should directly bound the corresponding claim rather than contradict an oversized headline.</w:t>
       </w:r>
     </w:p>
     <w:p>
@@ -2186,7 +3401,31 @@
         <w:rPr>
           <w:b w:val="0"/>
         </w:rPr>
-        <w:t>Use the worked case for Writing results and limitations. Proposed explanation: “The worked result establishes every future case”. Decide whether this explanation is supported.</w:t>
+        <w:t xml:space="preserve">A missing </w:t>
+      </w:r>
+      <w:r>
+        <w:rPr>
+          <w:b/>
+        </w:rPr>
+        <w:t>input</w:t>
+      </w:r>
+      <w:r>
+        <w:rPr>
+          <w:b w:val="0"/>
+        </w:rPr>
+        <w:t xml:space="preserve"> may be replaced without recording the change: A replacement changes the </w:t>
+      </w:r>
+      <w:r>
+        <w:rPr>
+          <w:b/>
+        </w:rPr>
+        <w:t>evidence</w:t>
+      </w:r>
+      <w:r>
+        <w:rPr>
+          <w:b w:val="0"/>
+        </w:rPr>
+        <w:t xml:space="preserve"> or contract. Record the change and its justification; do not silently turn unknown into a measured value.</w:t>
       </w:r>
     </w:p>
     <w:p>
@@ -2197,282 +3436,62 @@
         <w:rPr>
           <w:b w:val="0"/>
         </w:rPr>
-        <w:t>Point to the step or supplied fact that decides; explain your repair if needed.</w:t>
+        <w:t xml:space="preserve">Repeating an assessed case is new independent </w:t>
+      </w:r>
+      <w:r>
+        <w:rPr>
+          <w:b/>
+        </w:rPr>
+        <w:t>evidence</w:t>
+      </w:r>
+      <w:r>
+        <w:rPr>
+          <w:b w:val="0"/>
+        </w:rPr>
+        <w:t>: A replay checks consistency. An example used for feedback or revision cannot later be described as untouched final evaluation.</w:t>
       </w:r>
     </w:p>
     <w:p>
       <w:pPr>
-        <w:pStyle w:val="Heading3"/>
-      </w:pPr>
-      <w:r>
-        <w:t>Expected repair</w:t>
+        <w:spacing w:line="336" w:lineRule="auto" w:after="180"/>
+      </w:pPr>
+      <w:r>
+        <w:rPr>
+          <w:b w:val="0"/>
+        </w:rPr>
+        <w:t xml:space="preserve">Use Section 9 for the </w:t>
+      </w:r>
+      <w:r>
+        <w:rPr>
+          <w:b/>
+        </w:rPr>
+        <w:t>evidence</w:t>
+      </w:r>
+      <w:r>
+        <w:rPr>
+          <w:b w:val="0"/>
+        </w:rPr>
+        <w:t xml:space="preserve"> ledger. Add a boundary or missing-</w:t>
+      </w:r>
+      <w:r>
+        <w:rPr>
+          <w:b/>
+        </w:rPr>
+        <w:t>input</w:t>
+      </w:r>
+      <w:r>
+        <w:rPr>
+          <w:b w:val="0"/>
+        </w:rPr>
+        <w:t xml:space="preserve"> case and record the expected response before checking. More successful repeats of one case do not establish wider coverage.</w:t>
       </w:r>
     </w:p>
     <w:p>
       <w:pPr>
-        <w:spacing w:line="336" w:lineRule="auto" w:after="180"/>
-        <w:shd w:fill="F1F6FC"/>
-      </w:pPr>
-      <w:r>
-        <w:rPr>
-          <w:b w:val="0"/>
-        </w:rPr>
-        <w:t>Expected correction: A limitation should directly bound the corresponding claim rather than contradict an oversized headline.</w:t>
-      </w:r>
-    </w:p>
-    <w:p>
-      <w:pPr>
-        <w:spacing w:line="336" w:lineRule="auto" w:after="180"/>
-      </w:pPr>
-      <w:r>
-        <w:rPr>
-          <w:b w:val="0"/>
-        </w:rPr>
-        <w:t>Collect explanations, not only yes/no votes. If a misunderstanding is common, re-model the relevant step for the class.</w:t>
-      </w:r>
-    </w:p>
-    <w:p>
-      <w:pPr>
-        <w:spacing w:line="336" w:lineRule="auto" w:after="180"/>
-      </w:pPr>
-      <w:r>
-        <w:rPr>
-          <w:b w:val="0"/>
-        </w:rPr>
-        <w:t>If it affects a few learners, give a short targeted group explanation while others solve a more demanding variation.</w:t>
-      </w:r>
-    </w:p>
-    <w:p>
-      <w:pPr>
-        <w:pStyle w:val="Heading3"/>
-      </w:pPr>
-      <w:r>
-        <w:t>Pictorial practice question</w:t>
-      </w:r>
-    </w:p>
-    <w:p>
-      <w:pPr>
-        <w:spacing w:line="336" w:lineRule="auto" w:after="180"/>
-        <w:shd w:fill="F5F1FB"/>
-      </w:pPr>
-      <w:r>
-        <w:rPr>
-          <w:b w:val="0"/>
-        </w:rPr>
-        <w:t xml:space="preserve">Compute the supported-answer rates for 9/12 and 10/12. What actual outcome was measured, and why is a claim that every student becomes smarter outside this </w:t>
-      </w:r>
-      <w:r>
-        <w:rPr>
-          <w:b/>
-        </w:rPr>
-        <w:t>evidence</w:t>
-      </w:r>
-      <w:r>
-        <w:rPr>
-          <w:b w:val="0"/>
-        </w:rPr>
-        <w:t>?</w:t>
-      </w:r>
-    </w:p>
-    <w:p>
-      <w:pPr>
-        <w:pStyle w:val="Heading3"/>
-      </w:pPr>
-      <w:r>
-        <w:t>Reasoned teacher answer</w:t>
-      </w:r>
-    </w:p>
-    <w:p>
-      <w:pPr>
-        <w:spacing w:line="336" w:lineRule="auto" w:after="180"/>
-      </w:pPr>
-      <w:r>
-        <w:rPr>
-          <w:b w:val="0"/>
-        </w:rPr>
-        <w:t>A is 75%; B is about 83.3%, a one-case improvement. Name the collection, rubric and twelve-case denominator. Do not infer that children learn more from this answer-support measure.</w:t>
-      </w:r>
-    </w:p>
-    <w:p>
-      <w:pPr>
-        <w:spacing w:line="336" w:lineRule="auto" w:after="180"/>
-      </w:pPr>
-      <w:r>
-        <w:rPr>
-          <w:b w:val="0"/>
-        </w:rPr>
-        <w:t>Changed case: Remove that sentence as unsupported by the study. The measured unit was answers, not student understanding or intelligence.</w:t>
-      </w:r>
-    </w:p>
-    <w:p>
-      <w:pPr>
-        <w:spacing w:line="336" w:lineRule="auto" w:after="180"/>
-      </w:pPr>
-      <w:r>
-        <w:rPr>
-          <w:b w:val="0"/>
-        </w:rPr>
-        <w:t>Changed-case reasoning: Remove that sentence as unsupported by the study. The measured unit was answers, not student understanding or intelligence.</w:t>
-      </w:r>
-    </w:p>
-    <w:p>
-      <w:pPr>
-        <w:spacing w:line="336" w:lineRule="auto" w:after="180"/>
-      </w:pPr>
-      <w:r>
-        <w:rPr>
-          <w:b w:val="0"/>
-        </w:rPr>
-        <w:t xml:space="preserve">Collect each learner’s explanation before discussion. Use the first missing connection between </w:t>
-      </w:r>
-      <w:r>
-        <w:rPr>
-          <w:b/>
-        </w:rPr>
-        <w:t>input</w:t>
-      </w:r>
-      <w:r>
-        <w:rPr>
-          <w:b w:val="0"/>
-        </w:rPr>
-        <w:t xml:space="preserve">, deciding step and result to choose support. This question is worked-case practice, not fresh mastery </w:t>
-      </w:r>
-      <w:r>
-        <w:rPr>
-          <w:b/>
-        </w:rPr>
-        <w:t>evidence</w:t>
-      </w:r>
-      <w:r>
-        <w:rPr>
-          <w:b w:val="0"/>
-        </w:rPr>
-        <w:t>.</w:t>
-      </w:r>
-    </w:p>
-    <w:p>
-      <w:pPr>
-        <w:pStyle w:val="Heading1"/>
-      </w:pPr>
-      <w:r>
-        <w:t>04. Run the investigation and diagnose misconceptions</w:t>
-      </w:r>
-    </w:p>
-    <w:p>
-      <w:r>
-        <w:t>Run the Writing results and limitations investigation and use the first unsupported step to choose a teaching response.</w:t>
-      </w:r>
-    </w:p>
-    <w:p>
-      <w:pPr>
-        <w:spacing w:line="336" w:lineRule="auto" w:after="180"/>
-      </w:pPr>
-      <w:r>
-        <w:rPr>
-          <w:b w:val="0"/>
-        </w:rPr>
-        <w:t>The worked result establishes every future case: A limitation should directly bound the corresponding claim rather than contradict an oversized headline.</w:t>
-      </w:r>
-    </w:p>
-    <w:p>
-      <w:pPr>
-        <w:spacing w:line="336" w:lineRule="auto" w:after="180"/>
-      </w:pPr>
-      <w:r>
-        <w:rPr>
-          <w:b w:val="0"/>
-        </w:rPr>
-        <w:t xml:space="preserve">A missing </w:t>
-      </w:r>
-      <w:r>
-        <w:rPr>
-          <w:b/>
-        </w:rPr>
-        <w:t>input</w:t>
-      </w:r>
-      <w:r>
-        <w:rPr>
-          <w:b w:val="0"/>
-        </w:rPr>
-        <w:t xml:space="preserve"> may be replaced without recording the change: A replacement changes the </w:t>
-      </w:r>
-      <w:r>
-        <w:rPr>
-          <w:b/>
-        </w:rPr>
-        <w:t>evidence</w:t>
-      </w:r>
-      <w:r>
-        <w:rPr>
-          <w:b w:val="0"/>
-        </w:rPr>
-        <w:t xml:space="preserve"> or contract. Record the change and its justification; do not silently turn unknown into a measured value.</w:t>
-      </w:r>
-    </w:p>
-    <w:p>
-      <w:pPr>
-        <w:spacing w:line="336" w:lineRule="auto" w:after="180"/>
-      </w:pPr>
-      <w:r>
-        <w:rPr>
-          <w:b w:val="0"/>
-        </w:rPr>
-        <w:t xml:space="preserve">Repeating an assessed case is new independent </w:t>
-      </w:r>
-      <w:r>
-        <w:rPr>
-          <w:b/>
-        </w:rPr>
-        <w:t>evidence</w:t>
-      </w:r>
-      <w:r>
-        <w:rPr>
-          <w:b w:val="0"/>
-        </w:rPr>
-        <w:t>: A replay checks consistency. An example used for feedback or revision cannot later be described as untouched final evaluation.</w:t>
-      </w:r>
-    </w:p>
-    <w:p>
-      <w:pPr>
-        <w:spacing w:line="336" w:lineRule="auto" w:after="180"/>
-      </w:pPr>
-      <w:r>
-        <w:rPr>
-          <w:b w:val="0"/>
-        </w:rPr>
-        <w:t xml:space="preserve">Use Section 9 for the </w:t>
-      </w:r>
-      <w:r>
-        <w:rPr>
-          <w:b/>
-        </w:rPr>
-        <w:t>evidence</w:t>
-      </w:r>
-      <w:r>
-        <w:rPr>
-          <w:b w:val="0"/>
-        </w:rPr>
-        <w:t xml:space="preserve"> ledger. Add a boundary or missing-</w:t>
-      </w:r>
-      <w:r>
-        <w:rPr>
-          <w:b/>
-        </w:rPr>
-        <w:t>input</w:t>
-      </w:r>
-      <w:r>
-        <w:rPr>
-          <w:b w:val="0"/>
-        </w:rPr>
-        <w:t xml:space="preserve"> case and record the expected response before checking. More successful repeats of one case do not establish wider coverage.</w:t>
-      </w:r>
-    </w:p>
-    <w:p>
-      <w:pPr>
-        <w:pStyle w:val="Heading3"/>
-      </w:pPr>
-      <w:r>
-        <w:t>Match the support to the first error</w:t>
+        <w:pStyle w:val="Heading2"/>
+      </w:pPr>
+      <w:r>
+        <w:t>Choose accessible support</w:t>
       </w:r>
     </w:p>
     <w:tbl>
@@ -2645,45 +3664,39 @@
     </w:p>
     <w:p>
       <w:pPr>
-        <w:pStyle w:val="Heading1"/>
-      </w:pPr>
-      <w:r>
-        <w:t>05. Assess and explain the answers</w:t>
+        <w:pStyle w:val="Heading2"/>
+      </w:pPr>
+      <w:r>
+        <w:t>Earlier wording, alternatives and picture transcripts · reference / check after trying</w:t>
       </w:r>
     </w:p>
     <w:p>
-      <w:r>
-        <w:t>Use the Writing results and limitations questions, teacher keys and criteria after the relevant attempts. Previously discussed cases are practice; protect the separately selected independent task.</w:t>
+      <w:pPr>
+        <w:pStyle w:val="Heading3"/>
+      </w:pPr>
+      <w:r>
+        <w:t>Match the support to the first error</w:t>
       </w:r>
     </w:p>
     <w:p>
       <w:pPr>
-        <w:pStyle w:val="Heading3"/>
-      </w:pPr>
-      <w:r>
-        <w:t>Guided and exit questions</w:t>
+        <w:pStyle w:val="Heading1"/>
+      </w:pPr>
+      <w:r>
+        <w:t>05. Assess the new research scenario</w:t>
       </w:r>
     </w:p>
     <w:p>
-      <w:pPr>
-        <w:spacing w:line="336" w:lineRule="auto" w:after="180"/>
-      </w:pPr>
-      <w:r>
-        <w:rPr>
-          <w:b w:val="0"/>
-        </w:rPr>
-        <w:t>Guided: 75% versus66.667%, gain8.333 points on12 cases; conflict failures remain. No classroom usefulness or universal reliability claim is supported.</w:t>
+      <w:r>
+        <w:t>Keep the selected answer private until after a first attempt.</w:t>
       </w:r>
     </w:p>
     <w:p>
       <w:pPr>
-        <w:spacing w:line="336" w:lineRule="auto" w:after="180"/>
-      </w:pPr>
-      <w:r>
-        <w:rPr>
-          <w:b w:val="0"/>
-        </w:rPr>
-        <w:t>Qualification: A limitation should directly bound the corresponding claim rather than contradict an oversized headline.</w:t>
+        <w:pStyle w:val="Heading2"/>
+      </w:pPr>
+      <w:r>
+        <w:t>Selected independent task and checked answer</w:t>
       </w:r>
     </w:p>
     <w:p>
@@ -2694,607 +3707,38 @@
         <w:rPr>
           <w:b w:val="0"/>
         </w:rPr>
-        <w:t xml:space="preserve">Exit: accept a concrete variation with its predicted outcome and a stated condition that would challenge the </w:t>
-      </w:r>
-      <w:r>
-        <w:rPr>
-          <w:b/>
-        </w:rPr>
-        <w:t>mechanism</w:t>
-      </w:r>
-      <w:r>
-        <w:rPr>
-          <w:b w:val="0"/>
-        </w:rPr>
-        <w:t xml:space="preserve">; reject a claim resting on unmeasured </w:t>
-      </w:r>
-      <w:r>
-        <w:rPr>
-          <w:b/>
-        </w:rPr>
-        <w:t>evidence</w:t>
-      </w:r>
-      <w:r>
-        <w:rPr>
-          <w:b w:val="0"/>
-        </w:rPr>
-        <w:t>.</w:t>
+        <w:t>Selected case: Candidate 10/15, baseline 9/15; no timings measured. Write result and two limits.</w:t>
       </w:r>
     </w:p>
     <w:p>
       <w:pPr>
-        <w:pStyle w:val="Heading3"/>
-      </w:pPr>
-      <w:r>
-        <w:t>W1 Explain the mechanism</w:t>
+        <w:spacing w:line="336" w:lineRule="auto" w:after="180"/>
+      </w:pPr>
+      <w:r>
+        <w:rPr>
+          <w:b w:val="0"/>
+        </w:rPr>
+        <w:t>Teacher explanation: 66.667% versus</w:t>
+      </w:r>
+      <w:r>
+        <w:rPr>
+          <w:b/>
+        </w:rPr>
+        <w:t>60%</w:t>
+      </w:r>
+      <w:r>
+        <w:rPr>
+          <w:b w:val="0"/>
+        </w:rPr>
+        <w:t>, gain6.667 points in15 cases. Timing is unmeasured and coverage/population generalisation remain limited.</w:t>
       </w:r>
     </w:p>
     <w:p>
       <w:pPr>
-        <w:pStyle w:val="Heading3"/>
-      </w:pPr>
-      <w:r>
-        <w:t>Workbook question · W1</w:t>
-      </w:r>
-    </w:p>
-    <w:p>
-      <w:pPr>
-        <w:spacing w:line="336" w:lineRule="auto" w:after="180"/>
-        <w:shd w:fill="F5F1FB"/>
-      </w:pPr>
-      <w:r>
-        <w:rPr>
-          <w:b w:val="0"/>
-        </w:rPr>
-        <w:t xml:space="preserve">Explain the weekly </w:t>
-      </w:r>
-      <w:r>
-        <w:rPr>
-          <w:b/>
-        </w:rPr>
-        <w:t>mechanism</w:t>
-      </w:r>
-      <w:r>
-        <w:rPr>
-          <w:b w:val="0"/>
-        </w:rPr>
-        <w:t xml:space="preserve"> in your own words. Use the worked scenario to name its </w:t>
-      </w:r>
-      <w:r>
-        <w:rPr>
-          <w:b/>
-        </w:rPr>
-        <w:t>input</w:t>
-      </w:r>
-      <w:r>
-        <w:rPr>
-          <w:b w:val="0"/>
-        </w:rPr>
-        <w:t xml:space="preserve">, decision rule and </w:t>
-      </w:r>
-      <w:r>
-        <w:rPr>
-          <w:b/>
-        </w:rPr>
-        <w:t>output</w:t>
-      </w:r>
-      <w:r>
-        <w:rPr>
-          <w:b w:val="0"/>
-        </w:rPr>
-        <w:t>.</w:t>
-      </w:r>
-    </w:p>
-    <w:p>
-      <w:pPr>
-        <w:pStyle w:val="Heading3"/>
-      </w:pPr>
-      <w:r>
-        <w:t>Teacher reasoning · W1</w:t>
-      </w:r>
-    </w:p>
-    <w:p>
-      <w:pPr>
-        <w:spacing w:line="336" w:lineRule="auto" w:after="180"/>
-        <w:shd w:fill="F1F6FC"/>
-      </w:pPr>
-      <w:r>
-        <w:rPr>
-          <w:b w:val="0"/>
-        </w:rPr>
-        <w:t>Teacher explanation: Results and limitations should state observed estimates before interpreting them. Separate measured comparisons from causal or deployment claims.</w:t>
-      </w:r>
-    </w:p>
-    <w:p>
-      <w:pPr>
-        <w:spacing w:line="336" w:lineRule="auto" w:after="180"/>
-        <w:shd w:fill="F1F6FC"/>
-      </w:pPr>
-      <w:r>
-        <w:rPr>
-          <w:b w:val="0"/>
-        </w:rPr>
-        <w:t xml:space="preserve">Give counts, denominators, effect sizes, valid uncertainty and failed conditions. State missing </w:t>
-      </w:r>
-      <w:r>
-        <w:rPr>
-          <w:b/>
-        </w:rPr>
-        <w:t>evidence</w:t>
-      </w:r>
-      <w:r>
-        <w:rPr>
-          <w:b w:val="0"/>
-        </w:rPr>
-        <w:t xml:space="preserve"> and preserve the original primary outcome.</w:t>
-      </w:r>
-    </w:p>
-    <w:p>
-      <w:pPr>
-        <w:pStyle w:val="Heading3"/>
-      </w:pPr>
-      <w:r>
-        <w:t>W2 Trace the worked case</w:t>
-      </w:r>
-    </w:p>
-    <w:p>
-      <w:pPr>
-        <w:pStyle w:val="Heading3"/>
-      </w:pPr>
-      <w:r>
-        <w:t>Workbook question · W2</w:t>
-      </w:r>
-    </w:p>
-    <w:p>
-      <w:pPr>
-        <w:spacing w:line="336" w:lineRule="auto" w:after="180"/>
-        <w:shd w:fill="F5F1FB"/>
-      </w:pPr>
-      <w:r>
-        <w:rPr>
-          <w:b w:val="0"/>
-        </w:rPr>
-        <w:t>B passes9/12, A8/12; three B failures all concern conflicting sources. No user study occurred. Show the intermediate steps and give the conclusion with its scope.</w:t>
-      </w:r>
-    </w:p>
-    <w:p>
-      <w:pPr>
-        <w:pStyle w:val="Heading3"/>
-      </w:pPr>
-      <w:r>
-        <w:t>Teacher reasoning · W2</w:t>
-      </w:r>
-    </w:p>
-    <w:p>
-      <w:pPr>
-        <w:spacing w:line="336" w:lineRule="auto" w:after="180"/>
-        <w:shd w:fill="F1F6FC"/>
-      </w:pPr>
-      <w:r>
-        <w:rPr>
-          <w:b w:val="0"/>
-        </w:rPr>
-        <w:t>Teacher explanation: 75% versus66.667%, gain8.333 points on12 cases; conflict failures remain. No classroom usefulness or universal reliability claim is supported.</w:t>
-      </w:r>
-    </w:p>
-    <w:p>
-      <w:pPr>
-        <w:pStyle w:val="Heading3"/>
-      </w:pPr>
-      <w:r>
-        <w:t>W3 Audit the limit</w:t>
-      </w:r>
-    </w:p>
-    <w:p>
-      <w:pPr>
-        <w:pStyle w:val="Heading3"/>
-      </w:pPr>
-      <w:r>
-        <w:t>Workbook question · W3</w:t>
-      </w:r>
-    </w:p>
-    <w:p>
-      <w:pPr>
-        <w:spacing w:line="336" w:lineRule="auto" w:after="180"/>
-        <w:shd w:fill="F5F1FB"/>
-      </w:pPr>
-      <w:r>
-        <w:rPr>
-          <w:b w:val="0"/>
-        </w:rPr>
-        <w:t>A report omits this qualification: A limitation should directly bound the corresponding claim rather than contradict an oversized headline.</w:t>
-      </w:r>
-    </w:p>
-    <w:p>
-      <w:pPr>
-        <w:spacing w:line="336" w:lineRule="auto" w:after="180"/>
-        <w:shd w:fill="F5F1FB"/>
-      </w:pPr>
-      <w:r>
-        <w:rPr>
-          <w:b w:val="0"/>
-        </w:rPr>
-        <w:t xml:space="preserve">Explain how omitting it could change a reader's </w:t>
-      </w:r>
-      <w:r>
-        <w:rPr>
-          <w:b/>
-        </w:rPr>
-        <w:t>interpretation</w:t>
-      </w:r>
-      <w:r>
-        <w:rPr>
-          <w:b w:val="0"/>
-        </w:rPr>
-        <w:t>, and write an accurate replacement.</w:t>
-      </w:r>
-    </w:p>
-    <w:p>
-      <w:pPr>
-        <w:pStyle w:val="Heading3"/>
-      </w:pPr>
-      <w:r>
-        <w:t>Teacher reasoning · W3</w:t>
-      </w:r>
-    </w:p>
-    <w:p>
-      <w:pPr>
-        <w:spacing w:line="336" w:lineRule="auto" w:after="180"/>
-        <w:shd w:fill="F1F6FC"/>
-      </w:pPr>
-      <w:r>
-        <w:rPr>
-          <w:b w:val="0"/>
-        </w:rPr>
-        <w:t>Teacher explanation: A limitation should directly bound the corresponding claim rather than contradict an oversized headline.</w:t>
-      </w:r>
-    </w:p>
-    <w:p>
-      <w:pPr>
-        <w:spacing w:line="336" w:lineRule="auto" w:after="180"/>
-        <w:shd w:fill="F1F6FC"/>
-      </w:pPr>
-      <w:r>
-        <w:rPr>
-          <w:b w:val="0"/>
-        </w:rPr>
-        <w:t xml:space="preserve">State the observed result separately from the unverified or out-of-scope claim; preserve the original </w:t>
-      </w:r>
-      <w:r>
-        <w:rPr>
-          <w:b/>
-        </w:rPr>
-        <w:t>evidence</w:t>
-      </w:r>
-      <w:r>
-        <w:rPr>
-          <w:b w:val="0"/>
-        </w:rPr>
-        <w:t xml:space="preserve"> rather than inventing a missing fact.</w:t>
-      </w:r>
-    </w:p>
-    <w:p>
-      <w:pPr>
-        <w:pStyle w:val="Heading3"/>
-      </w:pPr>
-      <w:r>
-        <w:t>W4 Apply a new case independently</w:t>
-      </w:r>
-    </w:p>
-    <w:p>
-      <w:pPr>
-        <w:pStyle w:val="Heading3"/>
-      </w:pPr>
-      <w:r>
-        <w:t>Workbook question · W4</w:t>
-      </w:r>
-    </w:p>
-    <w:p>
-      <w:pPr>
-        <w:spacing w:line="336" w:lineRule="auto" w:after="180"/>
-        <w:shd w:fill="F5F1FB"/>
-      </w:pPr>
-      <w:r>
-        <w:rPr>
-          <w:b w:val="0"/>
-        </w:rPr>
-        <w:t>Candidate10/15, baseline9/15; no timings measured. Write result and two limits.</w:t>
-      </w:r>
-    </w:p>
-    <w:p>
-      <w:pPr>
-        <w:pStyle w:val="Heading3"/>
-      </w:pPr>
-      <w:r>
-        <w:t>Teacher reasoning · W4</w:t>
-      </w:r>
-    </w:p>
-    <w:p>
-      <w:pPr>
-        <w:spacing w:line="336" w:lineRule="auto" w:after="180"/>
-        <w:shd w:fill="F1F6FC"/>
-      </w:pPr>
-      <w:r>
-        <w:rPr>
-          <w:b w:val="0"/>
-        </w:rPr>
-        <w:t>Teacher explanation: 66.667% versus</w:t>
-      </w:r>
-      <w:r>
-        <w:rPr>
-          <w:b/>
-        </w:rPr>
-        <w:t>60%</w:t>
-      </w:r>
-      <w:r>
-        <w:rPr>
-          <w:b w:val="0"/>
-        </w:rPr>
-        <w:t>, gain6.667 points in15 cases. Timing is unmeasured and coverage/population generalisation remain limited.</w:t>
-      </w:r>
-    </w:p>
-    <w:p>
-      <w:pPr>
-        <w:pStyle w:val="Heading3"/>
-      </w:pPr>
-      <w:r>
-        <w:t>W5 Design a revealing follow-up</w:t>
-      </w:r>
-    </w:p>
-    <w:p>
-      <w:pPr>
-        <w:pStyle w:val="Heading3"/>
-      </w:pPr>
-      <w:r>
-        <w:t>Workbook question · W5</w:t>
-      </w:r>
-    </w:p>
-    <w:p>
-      <w:pPr>
-        <w:spacing w:line="336" w:lineRule="auto" w:after="180"/>
-        <w:shd w:fill="F5F1FB"/>
-      </w:pPr>
-      <w:r>
-        <w:rPr>
-          <w:b w:val="0"/>
-        </w:rPr>
-        <w:t>For the worked scenario, propose one additional case that could reveal a failure, describe its expected outcome before running it, and explain what would need to remain fixed for a fair comparison.</w:t>
-      </w:r>
-    </w:p>
-    <w:p>
-      <w:pPr>
-        <w:spacing w:line="336" w:lineRule="auto" w:after="180"/>
-        <w:shd w:fill="F5F1FB"/>
-      </w:pPr>
-      <w:r>
-        <w:rPr>
-          <w:b w:val="0"/>
-        </w:rPr>
-        <w:t>Do not reuse W4 as a new final test after receiving feedback.</w:t>
-      </w:r>
-    </w:p>
-    <w:p>
-      <w:pPr>
-        <w:pStyle w:val="Heading3"/>
-      </w:pPr>
-      <w:r>
-        <w:t>Teacher reasoning · W5</w:t>
-      </w:r>
-    </w:p>
-    <w:p>
-      <w:pPr>
-        <w:spacing w:line="336" w:lineRule="auto" w:after="180"/>
-        <w:shd w:fill="F1F6FC"/>
-      </w:pPr>
-      <w:r>
-        <w:rPr>
-          <w:b w:val="0"/>
-        </w:rPr>
-        <w:t xml:space="preserve">Teacher explanation: Accept a concrete variant of the worked </w:t>
-      </w:r>
-      <w:r>
-        <w:rPr>
-          <w:b/>
-        </w:rPr>
-        <w:t>input</w:t>
-      </w:r>
-      <w:r>
-        <w:rPr>
-          <w:b w:val="0"/>
-        </w:rPr>
-        <w:t xml:space="preserve"> or a missing/conflicting/boundary condition, with an expectation derived from the declared procedure.</w:t>
-      </w:r>
-    </w:p>
-    <w:p>
-      <w:pPr>
-        <w:spacing w:line="336" w:lineRule="auto" w:after="180"/>
-        <w:shd w:fill="F1F6FC"/>
-      </w:pPr>
-      <w:r>
-        <w:rPr>
-          <w:b w:val="0"/>
-        </w:rPr>
-        <w:t xml:space="preserve">Require preserved settings, original </w:t>
-      </w:r>
-      <w:r>
-        <w:rPr>
-          <w:b/>
-        </w:rPr>
-        <w:t>output</w:t>
-      </w:r>
-      <w:r>
-        <w:rPr>
-          <w:b w:val="0"/>
-        </w:rPr>
-        <w:t>s and data roles. A limitation should directly bound the corresponding claim rather than contradict an oversized headline.</w:t>
-      </w:r>
-    </w:p>
-    <w:p>
-      <w:pPr>
-        <w:spacing w:line="336" w:lineRule="auto" w:after="180"/>
-        <w:shd w:fill="F1F6FC"/>
-      </w:pPr>
-      <w:r>
-        <w:rPr>
-          <w:b w:val="0"/>
-        </w:rPr>
-        <w:t xml:space="preserve">The new case should test this particular </w:t>
-      </w:r>
-      <w:r>
-        <w:rPr>
-          <w:b/>
-        </w:rPr>
-        <w:t>mechanism</w:t>
-      </w:r>
-      <w:r>
-        <w:rPr>
-          <w:b w:val="0"/>
-        </w:rPr>
-        <w:t xml:space="preserve"> rather than merely restate the original result.</w:t>
-      </w:r>
-    </w:p>
-    <w:p>
-      <w:pPr>
-        <w:pStyle w:val="Heading3"/>
-      </w:pPr>
-      <w:r>
-        <w:t>Independent assessment and fresh retry</w:t>
-      </w:r>
-    </w:p>
-    <w:p>
-      <w:pPr>
-        <w:pStyle w:val="Heading3"/>
-      </w:pPr>
-      <w:r>
-        <w:t>Teacher key · Independent assessment and fresh retry</w:t>
-      </w:r>
-    </w:p>
-    <w:p>
-      <w:pPr>
-        <w:spacing w:line="336" w:lineRule="auto" w:after="180"/>
-        <w:shd w:fill="F1F6FC"/>
-      </w:pPr>
-      <w:r>
-        <w:rPr>
-          <w:b w:val="0"/>
-        </w:rPr>
-        <w:t>W4: 66.667% versus</w:t>
-      </w:r>
-      <w:r>
-        <w:rPr>
-          <w:b/>
-        </w:rPr>
-        <w:t>60%</w:t>
-      </w:r>
-      <w:r>
-        <w:rPr>
-          <w:b w:val="0"/>
-        </w:rPr>
-        <w:t>, gain6.667 points in15 cases. Timing is unmeasured and coverage/population generalisation remain limited. Require intermediate reasoning and the stated scope. Fresh retry: Candidate7/10, baseline8/10.</w:t>
-      </w:r>
-    </w:p>
-    <w:p>
-      <w:pPr>
-        <w:spacing w:line="336" w:lineRule="auto" w:after="180"/>
-        <w:shd w:fill="F1F6FC"/>
-      </w:pPr>
-      <w:r>
-        <w:rPr>
-          <w:b w:val="0"/>
-        </w:rPr>
-        <w:t xml:space="preserve">Expected reasoning: </w:t>
-      </w:r>
-      <w:r>
-        <w:rPr>
-          <w:b/>
-        </w:rPr>
-        <w:t>70%</w:t>
-      </w:r>
-      <w:r>
-        <w:rPr>
-          <w:b w:val="0"/>
-        </w:rPr>
-        <w:t xml:space="preserve"> versus</w:t>
-      </w:r>
-      <w:r>
-        <w:rPr>
-          <w:b/>
-        </w:rPr>
-        <w:t>80%</w:t>
-      </w:r>
-      <w:r>
-        <w:rPr>
-          <w:b w:val="0"/>
-        </w:rPr>
-        <w:t>, candidate lower10 points; report negative result and sample scope. If students need support, record it and reassess with another new case rather than awarding independence to a copied answer.</w:t>
-      </w:r>
-    </w:p>
-    <w:p>
-      <w:pPr>
-        <w:pStyle w:val="Heading3"/>
-      </w:pPr>
-      <w:r>
-        <w:t>Assess independent transfer</w:t>
-      </w:r>
-    </w:p>
-    <w:p>
-      <w:pPr>
-        <w:pStyle w:val="Heading3"/>
-      </w:pPr>
-      <w:r>
-        <w:t>Independent question · withhold the key</w:t>
-      </w:r>
-    </w:p>
-    <w:p>
-      <w:pPr>
-        <w:spacing w:line="336" w:lineRule="auto" w:after="180"/>
-        <w:shd w:fill="F5F1FB"/>
-      </w:pPr>
-      <w:r>
-        <w:rPr>
-          <w:b w:val="0"/>
-        </w:rPr>
-        <w:t>Selected case: Candidate10/15, baseline9/15; no timings measured. Write result and two limits.</w:t>
-      </w:r>
-    </w:p>
-    <w:p>
-      <w:pPr>
-        <w:pStyle w:val="Heading3"/>
-      </w:pPr>
-      <w:r>
-        <w:t>Selected case answer</w:t>
-      </w:r>
-    </w:p>
-    <w:p>
-      <w:pPr>
-        <w:pStyle w:val="Heading3"/>
-      </w:pPr>
-      <w:r>
-        <w:t>Teacher key · Selected case answer</w:t>
-      </w:r>
-    </w:p>
-    <w:p>
-      <w:pPr>
-        <w:spacing w:line="336" w:lineRule="auto" w:after="180"/>
-        <w:shd w:fill="F1F6FC"/>
-      </w:pPr>
-      <w:r>
-        <w:rPr>
-          <w:b w:val="0"/>
-        </w:rPr>
-        <w:t>Teacher explanation: 66.667% versus</w:t>
-      </w:r>
-      <w:r>
-        <w:rPr>
-          <w:b/>
-        </w:rPr>
-        <w:t>60%</w:t>
-      </w:r>
-      <w:r>
-        <w:rPr>
-          <w:b w:val="0"/>
-        </w:rPr>
-        <w:t>, gain6.667 points in15 cases. Timing is unmeasured and coverage/population generalisation remain limited.</w:t>
+        <w:pStyle w:val="Heading2"/>
+      </w:pPr>
+      <w:r>
+        <w:t>Judge explanation,trace and limits</w:t>
       </w:r>
     </w:p>
     <w:tbl>
@@ -3401,54 +3845,55 @@
     </w:tbl>
     <w:p>
       <w:pPr>
-        <w:pStyle w:val="Heading3"/>
-      </w:pPr>
-      <w:r>
-        <w:t>Teacher key · Selected case answer</w:t>
+        <w:spacing w:line="336" w:lineRule="auto" w:after="180"/>
+      </w:pPr>
+      <w:r>
+        <w:rPr>
+          <w:b w:val="0"/>
+        </w:rPr>
+        <w:t>Record each dimension as not yet, with support, or independent. Accept a valid alternative procedure with a defensible trace.</w:t>
       </w:r>
     </w:p>
     <w:p>
       <w:pPr>
         <w:spacing w:line="336" w:lineRule="auto" w:after="180"/>
-        <w:shd w:fill="F1F6FC"/>
       </w:pPr>
       <w:r>
         <w:rPr>
           <w:b w:val="0"/>
         </w:rPr>
-        <w:t>Record each dimension as not yet, with support, or independent. Accept a valid alternative procedure with a defensible trace.</w:t>
+        <w:t xml:space="preserve">Do not penalise an honestly recorded model failure if the learner correctly explains its </w:t>
+      </w:r>
+      <w:r>
+        <w:rPr>
+          <w:b/>
+        </w:rPr>
+        <w:t>evidence</w:t>
+      </w:r>
+      <w:r>
+        <w:rPr>
+          <w:b w:val="0"/>
+        </w:rPr>
+        <w:t xml:space="preserve"> and limits.</w:t>
       </w:r>
     </w:p>
     <w:p>
       <w:pPr>
-        <w:spacing w:line="336" w:lineRule="auto" w:after="180"/>
-        <w:shd w:fill="F1F6FC"/>
-      </w:pPr>
-      <w:r>
-        <w:rPr>
-          <w:b w:val="0"/>
-        </w:rPr>
-        <w:t xml:space="preserve">Do not penalise an honestly recorded model failure if the learner correctly explains its </w:t>
-      </w:r>
-      <w:r>
-        <w:rPr>
-          <w:b/>
-        </w:rPr>
-        <w:t>evidence</w:t>
-      </w:r>
-      <w:r>
-        <w:rPr>
-          <w:b w:val="0"/>
-        </w:rPr>
-        <w:t xml:space="preserve"> and limits.</w:t>
+        <w:pStyle w:val="Heading2"/>
+      </w:pPr>
+      <w:r>
+        <w:t>Give one usable repair</w:t>
       </w:r>
     </w:p>
     <w:p>
       <w:pPr>
-        <w:pStyle w:val="Heading3"/>
-      </w:pPr>
-      <w:r>
-        <w:t>Feedback that the learner uses</w:t>
+        <w:spacing w:line="336" w:lineRule="auto" w:after="180"/>
+      </w:pPr>
+      <w:r>
+        <w:rPr>
+          <w:b w:val="0"/>
+        </w:rPr>
+        <w:t>Name the earliest unsupported step and give one action to repair it. Have the learner make that repair now and explain why. Then assess the relevant skill on a fresh, fully specified case.</w:t>
       </w:r>
     </w:p>
     <w:p>
@@ -3459,31 +3904,73 @@
         <w:rPr>
           <w:b w:val="0"/>
         </w:rPr>
-        <w:t>Name the earliest unsupported step and give one action to repair it. Have the learner make that repair now and explain why. Then assess the relevant skill on a fresh, fully specified case.</w:t>
+        <w:t>Confirm it was not previously practised with feedback; solve and check the new case before assigning it. A follow-up design prompt is a starting brief, not automatically an equivalent test.</w:t>
       </w:r>
     </w:p>
     <w:p>
       <w:pPr>
-        <w:spacing w:line="336" w:lineRule="auto" w:after="180"/>
-      </w:pPr>
-      <w:r>
-        <w:rPr>
-          <w:b w:val="0"/>
-        </w:rPr>
-        <w:t>Confirm it was not previously practised with feedback; solve and check the new case before assigning it. A follow-up design prompt is a starting brief, not automatically an equivalent test.</w:t>
+        <w:pStyle w:val="Heading2"/>
+      </w:pPr>
+      <w:r>
+        <w:t>W1 Explain the mechanism</w:t>
       </w:r>
     </w:p>
     <w:p>
       <w:pPr>
-        <w:pStyle w:val="Heading1"/>
-      </w:pPr>
-      <w:r>
-        <w:t>06. Connect the project, support and next lesson</w:t>
+        <w:spacing w:line="336" w:lineRule="auto" w:after="180"/>
+      </w:pPr>
+      <w:r>
+        <w:rPr>
+          <w:b w:val="0"/>
+        </w:rPr>
+        <w:t xml:space="preserve">Explain the weekly </w:t>
+      </w:r>
+      <w:r>
+        <w:rPr>
+          <w:b/>
+        </w:rPr>
+        <w:t>mechanism</w:t>
+      </w:r>
+      <w:r>
+        <w:rPr>
+          <w:b w:val="0"/>
+        </w:rPr>
+        <w:t xml:space="preserve"> in your own words. Use the worked scenario to name its </w:t>
+      </w:r>
+      <w:r>
+        <w:rPr>
+          <w:b/>
+        </w:rPr>
+        <w:t>input</w:t>
+      </w:r>
+      <w:r>
+        <w:rPr>
+          <w:b w:val="0"/>
+        </w:rPr>
+        <w:t xml:space="preserve">, decision rule and </w:t>
+      </w:r>
+      <w:r>
+        <w:rPr>
+          <w:b/>
+        </w:rPr>
+        <w:t>output</w:t>
+      </w:r>
+      <w:r>
+        <w:rPr>
+          <w:b w:val="0"/>
+        </w:rPr>
+        <w:t>.</w:t>
       </w:r>
     </w:p>
     <w:p>
-      <w:r>
-        <w:t>Connect Writing results and limitations to Reproducible AI Research Study, adapt support and plan a later changed-case check.</w:t>
+      <w:pPr>
+        <w:spacing w:line="336" w:lineRule="auto" w:after="180"/>
+      </w:pPr>
+      <w:r>
+        <w:rPr>
+          <w:b w:val="0"/>
+        </w:rPr>
+        <w:t>Teacher explanation: Results and limitations should state observed estimates before interpreting them. Separate measured comparisons from causal or deployment claims.</w:t>
       </w:r>
     </w:p>
     <w:p>
@@ -3494,7 +3981,7 @@
         <w:rPr>
           <w:b w:val="0"/>
         </w:rPr>
-        <w:t xml:space="preserve">Add a labelled writing results and limitations </w:t>
+        <w:t xml:space="preserve">Give counts, denominators, effect sizes, valid uncertainty and failed conditions. State missing </w:t>
       </w:r>
       <w:r>
         <w:rPr>
@@ -3506,54 +3993,15 @@
         <w:rPr>
           <w:b w:val="0"/>
         </w:rPr>
-        <w:t xml:space="preserve"> sheet to Reproducible AI Research Study. Show how you can explain the </w:t>
-      </w:r>
-      <w:r>
-        <w:rPr>
-          <w:b/>
-        </w:rPr>
-        <w:t>mechanism</w:t>
-      </w:r>
-      <w:r>
-        <w:rPr>
-          <w:b w:val="0"/>
-        </w:rPr>
-        <w:t xml:space="preserve"> and terminology of writing results and limitations.</w:t>
+        <w:t xml:space="preserve"> and preserve the original primary outcome.</w:t>
       </w:r>
     </w:p>
     <w:p>
       <w:pPr>
-        <w:spacing w:line="336" w:lineRule="auto" w:after="180"/>
-      </w:pPr>
-      <w:r>
-        <w:rPr>
-          <w:b w:val="0"/>
-        </w:rPr>
-        <w:t xml:space="preserve">Use the supplied fictional case and keep its </w:t>
-      </w:r>
-      <w:r>
-        <w:rPr>
-          <w:b/>
-        </w:rPr>
-        <w:t>input</w:t>
-      </w:r>
-      <w:r>
-        <w:rPr>
-          <w:b w:val="0"/>
-        </w:rPr>
-        <w:t xml:space="preserve">s, intermediate steps, calculation or </w:t>
-      </w:r>
-      <w:r>
-        <w:rPr>
-          <w:b/>
-        </w:rPr>
-        <w:t>prediction</w:t>
-      </w:r>
-      <w:r>
-        <w:rPr>
-          <w:b w:val="0"/>
-        </w:rPr>
-        <w:t>, and limitation. Connect this record to last week’s record; a matching answer without a trace is insufficient.</w:t>
+        <w:pStyle w:val="Heading2"/>
+      </w:pPr>
+      <w:r>
+        <w:t>W2 Trace the worked case</w:t>
       </w:r>
     </w:p>
     <w:p>
@@ -3564,19 +4012,7 @@
         <w:rPr>
           <w:b w:val="0"/>
         </w:rPr>
-        <w:t xml:space="preserve">Provide an </w:t>
-      </w:r>
-      <w:r>
-        <w:rPr>
-          <w:b/>
-        </w:rPr>
-        <w:t>input</w:t>
-      </w:r>
-      <w:r>
-        <w:rPr>
-          <w:b w:val="0"/>
-        </w:rPr>
-        <w:t>/procedure/result/limit frame and a calculator when needed. Ask students to identify the first step before completing the whole trace.</w:t>
+        <w:t>B passes 9/12, A 8/12; three B failures all concern conflicting sources. No user study occurred. Show the intermediate steps and give the conclusion with its scope.</w:t>
       </w:r>
     </w:p>
     <w:p>
@@ -3587,42 +4023,15 @@
         <w:rPr>
           <w:b w:val="0"/>
         </w:rPr>
-        <w:t xml:space="preserve">Extension: compare two concrete variants of this </w:t>
-      </w:r>
-      <w:r>
-        <w:rPr>
-          <w:b/>
-        </w:rPr>
-        <w:t>mechanism</w:t>
-      </w:r>
-      <w:r>
-        <w:rPr>
-          <w:b w:val="0"/>
-        </w:rPr>
-        <w:t xml:space="preserve"> while holding unrelated conditions fixed; report both successful and unsuccessful outcomes.</w:t>
+        <w:t>Teacher explanation: 75% versus 66.667%, gain 8.333 points on 12 cases; conflict failures remain. No classroom usefulness or universal reliability claim is supported.</w:t>
       </w:r>
     </w:p>
     <w:p>
       <w:pPr>
-        <w:spacing w:line="336" w:lineRule="auto" w:after="180"/>
-      </w:pPr>
-      <w:r>
-        <w:rPr>
-          <w:b w:val="0"/>
-        </w:rPr>
-        <w:t xml:space="preserve">Next connection: Peer review and response. Preserve the current case record and retrieve its </w:t>
-      </w:r>
-      <w:r>
-        <w:rPr>
-          <w:b/>
-        </w:rPr>
-        <w:t>evidence</w:t>
-      </w:r>
-      <w:r>
-        <w:rPr>
-          <w:b w:val="0"/>
-        </w:rPr>
-        <w:t xml:space="preserve"> boundary before moving on.</w:t>
+        <w:pStyle w:val="Heading2"/>
+      </w:pPr>
+      <w:r>
+        <w:t>W3 Audit the limit</w:t>
       </w:r>
     </w:p>
     <w:p>
@@ -3633,15 +4042,568 @@
         <w:rPr>
           <w:b w:val="0"/>
         </w:rPr>
-        <w:t>Retain the project ledger and assess a changed case after support. Check the relevant prerequisite before carrying this component forward.</w:t>
+        <w:t>A report omits this qualification: A limitation should directly bound the corresponding claim rather than contradict an oversized headline.</w:t>
       </w:r>
     </w:p>
     <w:p>
       <w:pPr>
+        <w:spacing w:line="336" w:lineRule="auto" w:after="180"/>
+      </w:pPr>
+      <w:r>
+        <w:rPr>
+          <w:b w:val="0"/>
+        </w:rPr>
+        <w:t xml:space="preserve">Explain how omitting it could change a reader's </w:t>
+      </w:r>
+      <w:r>
+        <w:rPr>
+          <w:b/>
+        </w:rPr>
+        <w:t>interpretation</w:t>
+      </w:r>
+      <w:r>
+        <w:rPr>
+          <w:b w:val="0"/>
+        </w:rPr>
+        <w:t>, and write an accurate replacement.</w:t>
+      </w:r>
+    </w:p>
+    <w:p>
+      <w:pPr>
+        <w:spacing w:line="336" w:lineRule="auto" w:after="180"/>
+      </w:pPr>
+      <w:r>
+        <w:rPr>
+          <w:b w:val="0"/>
+        </w:rPr>
+        <w:t>Teacher explanation: A limitation should directly bound the corresponding claim rather than contradict an oversized headline.</w:t>
+      </w:r>
+    </w:p>
+    <w:p>
+      <w:pPr>
+        <w:spacing w:line="336" w:lineRule="auto" w:after="180"/>
+      </w:pPr>
+      <w:r>
+        <w:rPr>
+          <w:b w:val="0"/>
+        </w:rPr>
+        <w:t xml:space="preserve">State the observed result separately from the unverified or out-of-scope claim; preserve the original </w:t>
+      </w:r>
+      <w:r>
+        <w:rPr>
+          <w:b/>
+        </w:rPr>
+        <w:t>evidence</w:t>
+      </w:r>
+      <w:r>
+        <w:rPr>
+          <w:b w:val="0"/>
+        </w:rPr>
+        <w:t xml:space="preserve"> rather than inventing a missing fact.</w:t>
+      </w:r>
+    </w:p>
+    <w:p>
+      <w:pPr>
+        <w:pStyle w:val="Heading2"/>
+      </w:pPr>
+      <w:r>
+        <w:t>W5 Design a revealing follow-up</w:t>
+      </w:r>
+    </w:p>
+    <w:p>
+      <w:pPr>
+        <w:spacing w:line="336" w:lineRule="auto" w:after="180"/>
+      </w:pPr>
+      <w:r>
+        <w:rPr>
+          <w:b w:val="0"/>
+        </w:rPr>
+        <w:t>For the worked scenario, propose one additional case that could reveal a failure, describe its expected outcome before running it, and explain what would need to remain fixed for a fair comparison.</w:t>
+      </w:r>
+    </w:p>
+    <w:p>
+      <w:pPr>
+        <w:spacing w:line="336" w:lineRule="auto" w:after="180"/>
+      </w:pPr>
+      <w:r>
+        <w:rPr>
+          <w:b w:val="0"/>
+        </w:rPr>
+        <w:t>Do not reuse W4 as a new final test after receiving feedback.</w:t>
+      </w:r>
+    </w:p>
+    <w:p>
+      <w:pPr>
+        <w:spacing w:line="336" w:lineRule="auto" w:after="180"/>
+      </w:pPr>
+      <w:r>
+        <w:rPr>
+          <w:b w:val="0"/>
+        </w:rPr>
+        <w:t xml:space="preserve">Teacher explanation: Accept a concrete variant of the worked </w:t>
+      </w:r>
+      <w:r>
+        <w:rPr>
+          <w:b/>
+        </w:rPr>
+        <w:t>input</w:t>
+      </w:r>
+      <w:r>
+        <w:rPr>
+          <w:b w:val="0"/>
+        </w:rPr>
+        <w:t xml:space="preserve"> or a missing/conflicting/boundary condition, with an expectation derived from the declared procedure.</w:t>
+      </w:r>
+    </w:p>
+    <w:p>
+      <w:pPr>
+        <w:spacing w:line="336" w:lineRule="auto" w:after="180"/>
+      </w:pPr>
+      <w:r>
+        <w:rPr>
+          <w:b w:val="0"/>
+        </w:rPr>
+        <w:t xml:space="preserve">Require preserved settings, original </w:t>
+      </w:r>
+      <w:r>
+        <w:rPr>
+          <w:b/>
+        </w:rPr>
+        <w:t>output</w:t>
+      </w:r>
+      <w:r>
+        <w:rPr>
+          <w:b w:val="0"/>
+        </w:rPr>
+        <w:t>s and data roles. A limitation should directly bound the corresponding claim rather than contradict an oversized headline.</w:t>
+      </w:r>
+    </w:p>
+    <w:p>
+      <w:pPr>
+        <w:spacing w:line="336" w:lineRule="auto" w:after="180"/>
+      </w:pPr>
+      <w:r>
+        <w:rPr>
+          <w:b w:val="0"/>
+        </w:rPr>
+        <w:t xml:space="preserve">The new case should test this particular </w:t>
+      </w:r>
+      <w:r>
+        <w:rPr>
+          <w:b/>
+        </w:rPr>
+        <w:t>mechanism</w:t>
+      </w:r>
+      <w:r>
+        <w:rPr>
+          <w:b w:val="0"/>
+        </w:rPr>
+        <w:t xml:space="preserve"> rather than merely restate the original result.</w:t>
+      </w:r>
+    </w:p>
+    <w:p>
+      <w:pPr>
+        <w:pStyle w:val="Heading2"/>
+      </w:pPr>
+      <w:r>
+        <w:t>Earlier wording, alternatives and picture transcripts · reference / check after trying</w:t>
+      </w:r>
+    </w:p>
+    <w:p>
+      <w:pPr>
         <w:pStyle w:val="Heading3"/>
       </w:pPr>
       <w:r>
-        <w:t>Plan the delayed return</w:t>
+        <w:t>Guided and exit questions</w:t>
+      </w:r>
+    </w:p>
+    <w:p>
+      <w:pPr>
+        <w:spacing w:line="336" w:lineRule="auto" w:after="180"/>
+      </w:pPr>
+      <w:r>
+        <w:rPr>
+          <w:b w:val="0"/>
+        </w:rPr>
+        <w:t xml:space="preserve">Guided: 75% versus 66.667%, gain 8.333 points on 12 cases; conflict failures remain. No classroom usefulness or universal reliability claim is supported. Qualification: A limitation should directly bound the corresponding claim rather than contradict an oversized headline. Exit: accept a concrete variation with its predicted outcome and a stated condition that would challenge the </w:t>
+      </w:r>
+      <w:r>
+        <w:rPr>
+          <w:b/>
+        </w:rPr>
+        <w:t>mechanism</w:t>
+      </w:r>
+      <w:r>
+        <w:rPr>
+          <w:b w:val="0"/>
+        </w:rPr>
+        <w:t xml:space="preserve">; reject a claim resting on unmeasured </w:t>
+      </w:r>
+      <w:r>
+        <w:rPr>
+          <w:b/>
+        </w:rPr>
+        <w:t>evidence</w:t>
+      </w:r>
+      <w:r>
+        <w:rPr>
+          <w:b w:val="0"/>
+        </w:rPr>
+        <w:t>.</w:t>
+      </w:r>
+    </w:p>
+    <w:p>
+      <w:pPr>
+        <w:pStyle w:val="Heading3"/>
+      </w:pPr>
+      <w:r>
+        <w:t>W1 Explain the mechanism</w:t>
+      </w:r>
+    </w:p>
+    <w:p>
+      <w:pPr>
+        <w:pStyle w:val="Heading3"/>
+      </w:pPr>
+      <w:r>
+        <w:t>W2 Trace the worked case</w:t>
+      </w:r>
+    </w:p>
+    <w:p>
+      <w:pPr>
+        <w:pStyle w:val="Heading3"/>
+      </w:pPr>
+      <w:r>
+        <w:t>W3 Audit the limit</w:t>
+      </w:r>
+    </w:p>
+    <w:p>
+      <w:pPr>
+        <w:pStyle w:val="Heading3"/>
+      </w:pPr>
+      <w:r>
+        <w:t>W4 Apply a new case independently</w:t>
+      </w:r>
+    </w:p>
+    <w:p>
+      <w:pPr>
+        <w:spacing w:line="336" w:lineRule="auto" w:after="180"/>
+      </w:pPr>
+      <w:r>
+        <w:rPr>
+          <w:b w:val="0"/>
+        </w:rPr>
+        <w:t>Candidate 10/15, baseline 9/15; no timings measured. Write result and two limits.</w:t>
+      </w:r>
+    </w:p>
+    <w:p>
+      <w:pPr>
+        <w:spacing w:line="336" w:lineRule="auto" w:after="180"/>
+      </w:pPr>
+      <w:r>
+        <w:rPr>
+          <w:b w:val="0"/>
+        </w:rPr>
+        <w:t>Teacher explanation: 66.667% versus</w:t>
+      </w:r>
+      <w:r>
+        <w:rPr>
+          <w:b/>
+        </w:rPr>
+        <w:t>60%</w:t>
+      </w:r>
+      <w:r>
+        <w:rPr>
+          <w:b w:val="0"/>
+        </w:rPr>
+        <w:t>, gain6.667 points in15 cases. Timing is unmeasured and coverage/population generalisation remain limited.</w:t>
+      </w:r>
+    </w:p>
+    <w:p>
+      <w:pPr>
+        <w:pStyle w:val="Heading3"/>
+      </w:pPr>
+      <w:r>
+        <w:t>W5 Design a revealing follow-up</w:t>
+      </w:r>
+    </w:p>
+    <w:p>
+      <w:pPr>
+        <w:pStyle w:val="Heading3"/>
+      </w:pPr>
+      <w:r>
+        <w:t>Independent assessment and fresh retry</w:t>
+      </w:r>
+    </w:p>
+    <w:p>
+      <w:pPr>
+        <w:spacing w:line="336" w:lineRule="auto" w:after="180"/>
+      </w:pPr>
+      <w:r>
+        <w:rPr>
+          <w:b w:val="0"/>
+        </w:rPr>
+        <w:t>W4: 66.667% versus</w:t>
+      </w:r>
+      <w:r>
+        <w:rPr>
+          <w:b/>
+        </w:rPr>
+        <w:t>60%</w:t>
+      </w:r>
+      <w:r>
+        <w:rPr>
+          <w:b w:val="0"/>
+        </w:rPr>
+        <w:t>, gain6.667 points in15 cases. Timing is unmeasured and coverage/population generalisation remain limited. Require intermediate reasoning and the stated scope. Fresh retry: Candidate7/10, baseline8/10.</w:t>
+      </w:r>
+    </w:p>
+    <w:p>
+      <w:pPr>
+        <w:spacing w:line="336" w:lineRule="auto" w:after="180"/>
+      </w:pPr>
+      <w:r>
+        <w:rPr>
+          <w:b w:val="0"/>
+        </w:rPr>
+        <w:t xml:space="preserve">Expected reasoning: </w:t>
+      </w:r>
+      <w:r>
+        <w:rPr>
+          <w:b/>
+        </w:rPr>
+        <w:t>70%</w:t>
+      </w:r>
+      <w:r>
+        <w:rPr>
+          <w:b w:val="0"/>
+        </w:rPr>
+        <w:t xml:space="preserve"> versus</w:t>
+      </w:r>
+      <w:r>
+        <w:rPr>
+          <w:b/>
+        </w:rPr>
+        <w:t>80%</w:t>
+      </w:r>
+      <w:r>
+        <w:rPr>
+          <w:b w:val="0"/>
+        </w:rPr>
+        <w:t>, candidate lower10 points; report negative result and sample scope. If students need support, record it and reassess with another new case rather than awarding independence to a copied answer.</w:t>
+      </w:r>
+    </w:p>
+    <w:p>
+      <w:pPr>
+        <w:pStyle w:val="Heading3"/>
+      </w:pPr>
+      <w:r>
+        <w:t>Assess independent transfer</w:t>
+      </w:r>
+    </w:p>
+    <w:p>
+      <w:pPr>
+        <w:pStyle w:val="Heading3"/>
+      </w:pPr>
+      <w:r>
+        <w:t>Selected case answer</w:t>
+      </w:r>
+    </w:p>
+    <w:p>
+      <w:pPr>
+        <w:pStyle w:val="Heading3"/>
+      </w:pPr>
+      <w:r>
+        <w:t>Feedback that the learner uses</w:t>
+      </w:r>
+    </w:p>
+    <w:p>
+      <w:pPr>
+        <w:pStyle w:val="Heading1"/>
+      </w:pPr>
+      <w:r>
+        <w:t>06. Connect, support and revisit research reasoning</w:t>
+      </w:r>
+    </w:p>
+    <w:p>
+      <w:r>
+        <w:t>Use saved evidence and assumptions to choose the next question.</w:t>
+      </w:r>
+    </w:p>
+    <w:p>
+      <w:pPr>
+        <w:pStyle w:val="Heading2"/>
+      </w:pPr>
+      <w:r>
+        <w:t>Project and next-week bridge</w:t>
+      </w:r>
+    </w:p>
+    <w:p>
+      <w:pPr>
+        <w:spacing w:line="336" w:lineRule="auto" w:after="180"/>
+      </w:pPr>
+      <w:r>
+        <w:rPr>
+          <w:b w:val="0"/>
+        </w:rPr>
+        <w:t xml:space="preserve">Add a labelled writing results and limitations </w:t>
+      </w:r>
+      <w:r>
+        <w:rPr>
+          <w:b/>
+        </w:rPr>
+        <w:t>evidence</w:t>
+      </w:r>
+      <w:r>
+        <w:rPr>
+          <w:b w:val="0"/>
+        </w:rPr>
+        <w:t xml:space="preserve"> sheet to Reproducible AI Research Study. Show how you can explain the </w:t>
+      </w:r>
+      <w:r>
+        <w:rPr>
+          <w:b/>
+        </w:rPr>
+        <w:t>mechanism</w:t>
+      </w:r>
+      <w:r>
+        <w:rPr>
+          <w:b w:val="0"/>
+        </w:rPr>
+        <w:t xml:space="preserve"> and terminology of writing results and limitations.</w:t>
+      </w:r>
+    </w:p>
+    <w:p>
+      <w:pPr>
+        <w:spacing w:line="336" w:lineRule="auto" w:after="180"/>
+      </w:pPr>
+      <w:r>
+        <w:rPr>
+          <w:b w:val="0"/>
+        </w:rPr>
+        <w:t xml:space="preserve">Use the supplied fictional case and keep its </w:t>
+      </w:r>
+      <w:r>
+        <w:rPr>
+          <w:b/>
+        </w:rPr>
+        <w:t>input</w:t>
+      </w:r>
+      <w:r>
+        <w:rPr>
+          <w:b w:val="0"/>
+        </w:rPr>
+        <w:t xml:space="preserve">s, intermediate steps, calculation or </w:t>
+      </w:r>
+      <w:r>
+        <w:rPr>
+          <w:b/>
+        </w:rPr>
+        <w:t>prediction</w:t>
+      </w:r>
+      <w:r>
+        <w:rPr>
+          <w:b w:val="0"/>
+        </w:rPr>
+        <w:t>, and limitation. Connect this record to last week’s record; a matching answer without a trace is insufficient.</w:t>
+      </w:r>
+    </w:p>
+    <w:p>
+      <w:pPr>
+        <w:spacing w:line="336" w:lineRule="auto" w:after="180"/>
+      </w:pPr>
+      <w:r>
+        <w:rPr>
+          <w:b w:val="0"/>
+        </w:rPr>
+        <w:t xml:space="preserve">Provide an </w:t>
+      </w:r>
+      <w:r>
+        <w:rPr>
+          <w:b/>
+        </w:rPr>
+        <w:t>input</w:t>
+      </w:r>
+      <w:r>
+        <w:rPr>
+          <w:b w:val="0"/>
+        </w:rPr>
+        <w:t>/procedure/result/limit frame and a calculator when needed. Ask students to identify the first step before completing the whole trace.</w:t>
+      </w:r>
+    </w:p>
+    <w:p>
+      <w:pPr>
+        <w:spacing w:line="336" w:lineRule="auto" w:after="180"/>
+      </w:pPr>
+      <w:r>
+        <w:rPr>
+          <w:b w:val="0"/>
+        </w:rPr>
+        <w:t xml:space="preserve">Extension: compare two concrete variants of this </w:t>
+      </w:r>
+      <w:r>
+        <w:rPr>
+          <w:b/>
+        </w:rPr>
+        <w:t>mechanism</w:t>
+      </w:r>
+      <w:r>
+        <w:rPr>
+          <w:b w:val="0"/>
+        </w:rPr>
+        <w:t xml:space="preserve"> while holding unrelated conditions fixed; report both successful and unsuccessful outcomes.</w:t>
+      </w:r>
+    </w:p>
+    <w:p>
+      <w:pPr>
+        <w:spacing w:line="336" w:lineRule="auto" w:after="180"/>
+      </w:pPr>
+      <w:r>
+        <w:rPr>
+          <w:b w:val="0"/>
+        </w:rPr>
+        <w:t xml:space="preserve">Next connection: Peer review and response. Preserve the current case record and retrieve its </w:t>
+      </w:r>
+      <w:r>
+        <w:rPr>
+          <w:b/>
+        </w:rPr>
+        <w:t>evidence</w:t>
+      </w:r>
+      <w:r>
+        <w:rPr>
+          <w:b w:val="0"/>
+        </w:rPr>
+        <w:t xml:space="preserve"> boundary before moving on.</w:t>
+      </w:r>
+    </w:p>
+    <w:p>
+      <w:pPr>
+        <w:spacing w:line="336" w:lineRule="auto" w:after="180"/>
+      </w:pPr>
+      <w:r>
+        <w:rPr>
+          <w:b w:val="0"/>
+        </w:rPr>
+        <w:t>Retain the project ledger and assess a changed case after support. Check the relevant prerequisite before carrying this component forward.</w:t>
+      </w:r>
+    </w:p>
+    <w:p>
+      <w:pPr>
+        <w:spacing w:line="336" w:lineRule="auto" w:after="180"/>
+      </w:pPr>
+      <w:r>
+        <w:rPr>
+          <w:b w:val="0"/>
+        </w:rPr>
+        <w:t>For the Reproducible AI Research Study, retain an annotated worked trace and the changed-case reasoning. Connect the claim to its records, units and assumptions so another investigator can challenge or reproduce it.</w:t>
+      </w:r>
+    </w:p>
+    <w:p>
+      <w:pPr>
+        <w:pStyle w:val="Heading2"/>
+      </w:pPr>
+      <w:r>
+        <w:t>Delayed return and support record</w:t>
       </w:r>
     </w:p>
     <w:p>
@@ -3858,48 +4820,60 @@
     </w:p>
     <w:p>
       <w:pPr>
-        <w:pStyle w:val="Heading3"/>
-      </w:pPr>
-      <w:r>
-        <w:t>Project evidence from this case</w:t>
+        <w:pStyle w:val="Heading2"/>
+      </w:pPr>
+      <w:r>
+        <w:t>Earlier wording, alternatives and picture transcripts · reference / check after trying</w:t>
       </w:r>
     </w:p>
     <w:p>
       <w:pPr>
-        <w:spacing w:line="336" w:lineRule="auto" w:after="180"/>
-      </w:pPr>
-      <w:r>
-        <w:rPr>
-          <w:b w:val="0"/>
-        </w:rPr>
-        <w:t>For the Reproducible AI Research Study, retain an annotated worked trace and the changed-case reasoning. Connect the claim to its records, units and assumptions so another investigator can challenge or reproduce it.</w:t>
+        <w:pStyle w:val="Heading3"/>
+      </w:pPr>
+      <w:r>
+        <w:t>Plan the delayed return</w:t>
       </w:r>
     </w:p>
     <w:p>
       <w:pPr>
-        <w:pStyle w:val="Heading1"/>
-      </w:pPr>
-      <w:r>
-        <w:t>07. Prepare, teach and assess</w:t>
+        <w:pStyle w:val="Heading3"/>
+      </w:pPr>
+      <w:r>
+        <w:t>Project evidence from this case</w:t>
       </w:r>
     </w:p>
     <w:p>
-      <w:r>
-        <w:t>Use this preparation summary alongside the detailed Writing results and limitations lesson; it is a checklist rather than a replacement for the full sequence.</w:t>
+      <w:pPr>
+        <w:pStyle w:val="Heading1"/>
+      </w:pPr>
+      <w:r>
+        <w:t>Reference bank and extra practice</w:t>
       </w:r>
     </w:p>
     <w:p>
       <w:pPr>
-        <w:pStyle w:val="Heading3"/>
-      </w:pPr>
-      <w:r>
-        <w:t>Teaching target</w:t>
+        <w:pStyle w:val="Heading1"/>
+      </w:pPr>
+      <w:r>
+        <w:t>07. Reference · Alternative planning checklist</w:t>
       </w:r>
     </w:p>
     <w:p>
+      <w:r>
+        <w:t>Use alongside the main route when helpful.</w:t>
+      </w:r>
+    </w:p>
+    <w:p>
+      <w:pPr>
+        <w:pStyle w:val="Heading2"/>
+      </w:pPr>
+      <w:r>
+        <w:t>Planning,assessment and project reminders</w:t>
+      </w:r>
+    </w:p>
+    <w:p>
       <w:pPr>
         <w:spacing w:line="336" w:lineRule="auto" w:after="180"/>
-        <w:shd w:fill="EDF7F3"/>
       </w:pPr>
       <w:r>
         <w:rPr>
@@ -4094,27 +5068,29 @@
         <w:rPr>
           <w:b w:val="0"/>
         </w:rPr>
-        <w:t>Before class, solve the supported practice: B passes9/12, A8/12; three B failures all concern conflicting sources. No user study occurred. Show the intermediate steps and give the conclusion with its scope.</w:t>
+        <w:t>Before class, solve the supported practice: B passes 9/12, A 8/12; three B failures all concern conflicting sources. No user study occurred. Show the intermediate steps and give the conclusion with its scope.</w:t>
       </w:r>
     </w:p>
     <w:p>
       <w:pPr>
-        <w:pStyle w:val="Heading3"/>
-      </w:pPr>
-      <w:r>
-        <w:t>Supported practice answer</w:t>
+        <w:spacing w:line="336" w:lineRule="auto" w:after="180"/>
+      </w:pPr>
+      <w:r>
+        <w:rPr>
+          <w:b w:val="0"/>
+        </w:rPr>
+        <w:t>Reasoned practice answer: Teacher explanation: 75% versus 66.667%, gain 8.333 points on 12 cases; conflict failures remain. No classroom usefulness or universal reliability claim is supported.</w:t>
       </w:r>
     </w:p>
     <w:p>
       <w:pPr>
         <w:spacing w:line="336" w:lineRule="auto" w:after="180"/>
-        <w:shd w:fill="F1F6FC"/>
       </w:pPr>
       <w:r>
         <w:rPr>
           <w:b w:val="0"/>
         </w:rPr>
-        <w:t>Reasoned practice answer: Teacher explanation: 75% versus66.667%, gain8.333 points on12 cases; conflict failures remain. No classroom usefulness or universal reliability claim is supported.</w:t>
+        <w:t>Check every learner before discussion: Use the worked case for Writing results and limitations. Proposed explanation: “The worked result establishes every future case”. Decide whether this explanation is supported.</w:t>
       </w:r>
     </w:p>
     <w:p>
@@ -4125,7 +5101,7 @@
         <w:rPr>
           <w:b w:val="0"/>
         </w:rPr>
-        <w:t>Check every learner before discussion: Use the worked case for Writing results and limitations. Proposed explanation: “The worked result establishes every future case”. Decide whether this explanation is supported.</w:t>
+        <w:t>Point to the step or supplied fact that decides; explain your repair if needed.</w:t>
       </w:r>
     </w:p>
     <w:p>
@@ -4136,117 +5112,69 @@
         <w:rPr>
           <w:b w:val="0"/>
         </w:rPr>
-        <w:t>Point to the step or supplied fact that decides; explain your repair if needed.</w:t>
+        <w:t>Misconception repair: A limitation should directly bound the corresponding claim rather than contradict an oversized headline.</w:t>
       </w:r>
     </w:p>
     <w:p>
       <w:pPr>
-        <w:pStyle w:val="Heading3"/>
-      </w:pPr>
-      <w:r>
-        <w:t>Repair the misconception</w:t>
+        <w:spacing w:line="336" w:lineRule="auto" w:after="180"/>
+      </w:pPr>
+      <w:r>
+        <w:rPr>
+          <w:b w:val="0"/>
+        </w:rPr>
+        <w:t xml:space="preserve">Support: read the exact case aloud, enlarge the labelled picture, supply </w:t>
+      </w:r>
+      <w:r>
+        <w:rPr>
+          <w:b/>
+        </w:rPr>
+        <w:t>input</w:t>
+      </w:r>
+      <w:r>
+        <w:rPr>
+          <w:b w:val="0"/>
+        </w:rPr>
+        <w:t xml:space="preserve"> cards and model only the first deciding step. Accept a spoken explanation or drawing; retain the reasoning goal.</w:t>
       </w:r>
     </w:p>
     <w:p>
       <w:pPr>
         <w:spacing w:line="336" w:lineRule="auto" w:after="180"/>
-        <w:shd w:fill="FFF5E6"/>
       </w:pPr>
       <w:r>
         <w:rPr>
           <w:b w:val="0"/>
         </w:rPr>
-        <w:t>Misconception repair: A limitation should directly bound the corresponding claim rather than contradict an oversized headline.</w:t>
+        <w:t xml:space="preserve">Extension: Write "B makes every student smarter". Require a </w:t>
+      </w:r>
+      <w:r>
+        <w:rPr>
+          <w:b/>
+        </w:rPr>
+        <w:t>prediction</w:t>
+      </w:r>
+      <w:r>
+        <w:rPr>
+          <w:b w:val="0"/>
+        </w:rPr>
+        <w:t xml:space="preserve"> and a reason before comparing. Expected result: Remove that sentence as unsupported by the study.</w:t>
       </w:r>
     </w:p>
     <w:p>
       <w:pPr>
-        <w:pStyle w:val="Heading3"/>
-      </w:pPr>
-      <w:r>
-        <w:t>Support without giving away the answer</w:t>
+        <w:spacing w:line="336" w:lineRule="auto" w:after="180"/>
+      </w:pPr>
+      <w:r>
+        <w:rPr>
+          <w:b w:val="0"/>
+        </w:rPr>
+        <w:t>Reason: The measured unit was answers, not student understanding or intelligence.</w:t>
       </w:r>
     </w:p>
     <w:p>
       <w:pPr>
         <w:spacing w:line="336" w:lineRule="auto" w:after="180"/>
-        <w:shd w:fill="F1F6F8"/>
-      </w:pPr>
-      <w:r>
-        <w:rPr>
-          <w:b w:val="0"/>
-        </w:rPr>
-        <w:t xml:space="preserve">Support: read the exact case aloud, enlarge the labelled picture, supply </w:t>
-      </w:r>
-      <w:r>
-        <w:rPr>
-          <w:b/>
-        </w:rPr>
-        <w:t>input</w:t>
-      </w:r>
-      <w:r>
-        <w:rPr>
-          <w:b w:val="0"/>
-        </w:rPr>
-        <w:t xml:space="preserve"> cards and model only the first deciding step. Accept a spoken explanation or drawing; retain the reasoning goal.</w:t>
-      </w:r>
-    </w:p>
-    <w:p>
-      <w:pPr>
-        <w:pStyle w:val="Heading3"/>
-      </w:pPr>
-      <w:r>
-        <w:t>Extend the reasoning</w:t>
-      </w:r>
-    </w:p>
-    <w:p>
-      <w:pPr>
-        <w:spacing w:line="336" w:lineRule="auto" w:after="180"/>
-        <w:shd w:fill="F5F1FB"/>
-      </w:pPr>
-      <w:r>
-        <w:rPr>
-          <w:b w:val="0"/>
-        </w:rPr>
-        <w:t xml:space="preserve">Extension: Write "B makes every student smarter". Require a </w:t>
-      </w:r>
-      <w:r>
-        <w:rPr>
-          <w:b/>
-        </w:rPr>
-        <w:t>prediction</w:t>
-      </w:r>
-      <w:r>
-        <w:rPr>
-          <w:b w:val="0"/>
-        </w:rPr>
-        <w:t xml:space="preserve"> and a reason before comparing. Expected result: Remove that sentence as unsupported by the study.</w:t>
-      </w:r>
-    </w:p>
-    <w:p>
-      <w:pPr>
-        <w:spacing w:line="336" w:lineRule="auto" w:after="180"/>
-        <w:shd w:fill="F5F1FB"/>
-      </w:pPr>
-      <w:r>
-        <w:rPr>
-          <w:b w:val="0"/>
-        </w:rPr>
-        <w:t>Reason: The measured unit was answers, not student understanding or intelligence.</w:t>
-      </w:r>
-    </w:p>
-    <w:p>
-      <w:pPr>
-        <w:pStyle w:val="Heading3"/>
-      </w:pPr>
-      <w:r>
-        <w:t>Protect the independent attempt</w:t>
-      </w:r>
-    </w:p>
-    <w:p>
-      <w:pPr>
-        <w:spacing w:line="336" w:lineRule="auto" w:after="180"/>
-        <w:shd w:fill="FFF5E6"/>
       </w:pPr>
       <w:r>
         <w:rPr>
@@ -4441,22 +5369,36 @@
     </w:tbl>
     <w:p>
       <w:pPr>
-        <w:pStyle w:val="Heading3"/>
-      </w:pPr>
-      <w:r>
-        <w:t>Project checkpoint</w:t>
+        <w:spacing w:line="336" w:lineRule="auto" w:after="180"/>
+      </w:pPr>
+      <w:r>
+        <w:rPr>
+          <w:b w:val="0"/>
+        </w:rPr>
+        <w:t xml:space="preserve">Project checkpoint: Present and defend. Demonstrate the system, explain one failure and justify the next improvement with </w:t>
+      </w:r>
+      <w:r>
+        <w:rPr>
+          <w:b/>
+        </w:rPr>
+        <w:t>evidence</w:t>
+      </w:r>
+      <w:r>
+        <w:rPr>
+          <w:b w:val="0"/>
+        </w:rPr>
+        <w:t>.</w:t>
       </w:r>
     </w:p>
     <w:p>
       <w:pPr>
         <w:spacing w:line="336" w:lineRule="auto" w:after="180"/>
-        <w:shd w:fill="EDF7F3"/>
       </w:pPr>
       <w:r>
         <w:rPr>
           <w:b w:val="0"/>
         </w:rPr>
-        <w:t xml:space="preserve">Project checkpoint: Present and defend. Demonstrate the system, explain one failure and justify the next improvement with </w:t>
+        <w:t xml:space="preserve">Use the weekly teacher answer for topic-specific reasoning. A saved progress tick is an activity record; judge mastery from the learner’s explanation and </w:t>
       </w:r>
       <w:r>
         <w:rPr>
@@ -4473,38 +5415,23 @@
     </w:p>
     <w:p>
       <w:pPr>
-        <w:spacing w:line="336" w:lineRule="auto" w:after="180"/>
-      </w:pPr>
-      <w:r>
-        <w:rPr>
-          <w:b w:val="0"/>
-        </w:rPr>
-        <w:t xml:space="preserve">Use the weekly teacher answer for topic-specific reasoning. A saved progress tick is an activity record; judge mastery from the learner’s explanation and </w:t>
-      </w:r>
-      <w:r>
-        <w:rPr>
-          <w:b/>
-        </w:rPr>
-        <w:t>evidence</w:t>
-      </w:r>
-      <w:r>
-        <w:rPr>
-          <w:b w:val="0"/>
-        </w:rPr>
-        <w:t>.</w:t>
+        <w:pStyle w:val="Heading1"/>
+      </w:pPr>
+      <w:r>
+        <w:t>08. Reference · Feedback,labs and repair paths</w:t>
       </w:r>
     </w:p>
     <w:p>
-      <w:pPr>
-        <w:pStyle w:val="Heading1"/>
-      </w:pPr>
-      <w:r>
-        <w:t>08. Use feedback, labs and repair paths</w:t>
+      <w:r>
+        <w:t>Retain the first attempt and the evidence used for a repair.</w:t>
       </w:r>
     </w:p>
     <w:p>
-      <w:r>
-        <w:t>Use feedback, earlier review and portfolios purposefully. Apply the coding routine only when this lesson has an executable lab.</w:t>
+      <w:pPr>
+        <w:pStyle w:val="Heading2"/>
+      </w:pPr>
+      <w:r>
+        <w:t>Feedback and record guidance</w:t>
       </w:r>
     </w:p>
     <w:p>
@@ -4542,40 +5469,42 @@
       </w:r>
     </w:p>
     <w:p>
-      <w:pPr>
-        <w:pStyle w:val="Heading3"/>
-      </w:pPr>
-      <w:r>
-        <w:t>For later coding lessons</w:t>
+      <w:r>
+        <w:t>This week has no code block. Use this routine when a later lesson includes an executable lab.</w:t>
       </w:r>
     </w:p>
     <w:p>
-      <w:r>
-        <w:t>This week has no code block. Use this routine when a later lesson includes an executable lab.</w:t>
+      <w:pPr>
+        <w:spacing w:line="336" w:lineRule="auto" w:after="180"/>
+      </w:pPr>
+      <w:r>
+        <w:rPr>
+          <w:b w:val="0"/>
+        </w:rPr>
+        <w:t xml:space="preserve">Ask students to predict before running code. Preserve errors and actual </w:t>
+      </w:r>
+      <w:r>
+        <w:rPr>
+          <w:b/>
+        </w:rPr>
+        <w:t>output</w:t>
+      </w:r>
+      <w:r>
+        <w:rPr>
+          <w:b w:val="0"/>
+        </w:rPr>
+        <w:t>s; collect a changed test and an explanation. The branch-boundary and indexing lessons deliberately include failure cases.</w:t>
       </w:r>
     </w:p>
     <w:p>
       <w:pPr>
         <w:spacing w:line="336" w:lineRule="auto" w:after="180"/>
-        <w:shd w:fill="F1F6F8"/>
       </w:pPr>
       <w:r>
         <w:rPr>
           <w:b w:val="0"/>
         </w:rPr>
-        <w:t xml:space="preserve">Ask students to predict before running code. Preserve errors and actual </w:t>
-      </w:r>
-      <w:r>
-        <w:rPr>
-          <w:b/>
-        </w:rPr>
-        <w:t>output</w:t>
-      </w:r>
-      <w:r>
-        <w:rPr>
-          <w:b w:val="0"/>
-        </w:rPr>
-        <w:t>s; collect a changed test and an explanation. The branch-boundary and indexing lessons deliberately include failure cases.</w:t>
+        <w:t>Use the earlier worked-explanation links to address a specific missing building block, then return to the current question. Adapt this suggestion after observing the learner; it is not an automatic diagnosis.</w:t>
       </w:r>
     </w:p>
     <w:p>
@@ -4586,71 +5515,37 @@
         <w:rPr>
           <w:b w:val="0"/>
         </w:rPr>
-        <w:t>Use the earlier worked-explanation links to address a specific missing building block, then return to the current question. Adapt this suggestion after observing the learner; it is not an automatic diagnosis.</w:t>
+        <w:t xml:space="preserve">Collect the completed-work portfolio as </w:t>
+      </w:r>
+      <w:r>
+        <w:rPr>
+          <w:b/>
+        </w:rPr>
+        <w:t>evidence</w:t>
+      </w:r>
+      <w:r>
+        <w:rPr>
+          <w:b w:val="0"/>
+        </w:rPr>
+        <w:t>. Record support separately from correctness, and assess explanation, trace/test and limitations. Progress ticks and quiz selections alone do not establish mastery.</w:t>
       </w:r>
     </w:p>
     <w:p>
       <w:pPr>
-        <w:spacing w:line="336" w:lineRule="auto" w:after="180"/>
-      </w:pPr>
-      <w:r>
-        <w:rPr>
-          <w:b w:val="0"/>
-        </w:rPr>
-        <w:t xml:space="preserve">Collect the completed-work portfolio as </w:t>
-      </w:r>
-      <w:r>
-        <w:rPr>
-          <w:b/>
-        </w:rPr>
-        <w:t>evidence</w:t>
-      </w:r>
-      <w:r>
-        <w:rPr>
-          <w:b w:val="0"/>
-        </w:rPr>
-        <w:t>. Record support separately from correctness, and assess explanation, trace/test and limitations. Progress ticks and quiz selections alone do not establish mastery.</w:t>
+        <w:pStyle w:val="Heading1"/>
+      </w:pPr>
+      <w:r>
+        <w:t>09. Reference · Teach with the six pictures</w:t>
       </w:r>
     </w:p>
     <w:p>
-      <w:pPr>
-        <w:pStyle w:val="Heading1"/>
-      </w:pPr>
-      <w:r>
-        <w:t>09. Visual concept journey</w:t>
+      <w:r>
+        <w:t>Choose one picture for a particular reasoning move.</w:t>
       </w:r>
     </w:p>
     <w:p>
-      <w:r>
-        <w:t>Show one Writing results and limitations graphic at a time, request a prediction and discuss its trace before the independent assessment.</w:t>
-      </w:r>
-    </w:p>
-    <w:p>
-      <w:pPr>
-        <w:spacing w:line="336" w:lineRule="auto" w:after="180"/>
-      </w:pPr>
-      <w:r>
-        <w:rPr>
-          <w:b w:val="0"/>
-        </w:rPr>
-        <w:t xml:space="preserve">Use one picture at a time. Hide a worked result before asking for a </w:t>
-      </w:r>
-      <w:r>
-        <w:rPr>
-          <w:b/>
-        </w:rPr>
-        <w:t>prediction</w:t>
-      </w:r>
-      <w:r>
-        <w:rPr>
-          <w:b w:val="0"/>
-        </w:rPr>
-        <w:t>, then reveal it for feedback. These are supported teaching cases; retain the separate independent assessment for a fresh first attempt.</w:t>
-      </w:r>
-    </w:p>
-    <w:p>
-      <w:pPr>
-        <w:pStyle w:val="Heading3"/>
+      <w:pPr>
+        <w:pStyle w:val="Heading2"/>
       </w:pPr>
       <w:r>
         <w:t>01. Writing results and limitations: the case</w:t>
@@ -4661,7 +5556,7 @@
         <w:drawing>
           <wp:inline xmlns:a="http://schemas.openxmlformats.org/drawingml/2006/main" xmlns:pic="http://schemas.openxmlformats.org/drawingml/2006/picture">
             <wp:extent cx="5486400" cy="2834640"/>
-            <wp:docPr id="3" name="Picture 3" descr="Write results without enlarging them. A fictional study evaluates answer support on twelve fixed questions from one approved collection. Supplied facts: A supports 9/12 answers; B supports 10/12. No user learning outcomes are recorded."/>
+            <wp:docPr id="5" name="Picture 5" descr="Write results without enlarging them. A fictional study evaluates answer support on twelve fixed questions from one approved collection. Supplied facts: A supports 9/12 answers; B supports 10/12. No user learning outcomes are recorded."/>
             <wp:cNvGraphicFramePr>
               <a:graphicFrameLocks noChangeAspect="1"/>
             </wp:cNvGraphicFramePr>
@@ -4670,227 +5565,6 @@
                 <pic:pic>
                   <pic:nvPicPr>
                     <pic:cNvPr id="0" name="academy-story-ai-7-31-01.png"/>
-                    <pic:cNvPicPr/>
-                  </pic:nvPicPr>
-                  <pic:blipFill>
-                    <a:blip r:embed="rId11"/>
-                    <a:stretch>
-                      <a:fillRect/>
-                    </a:stretch>
-                  </pic:blipFill>
-                  <pic:spPr>
-                    <a:xfrm>
-                      <a:off x="0" y="0"/>
-                      <a:ext cx="5486400" cy="2834640"/>
-                    </a:xfrm>
-                    <a:prstGeom prst="rect"/>
-                  </pic:spPr>
-                </pic:pic>
-              </a:graphicData>
-            </a:graphic>
-          </wp:inline>
-        </w:drawing>
-      </w:r>
-    </w:p>
-    <w:p>
-      <w:pPr>
-        <w:spacing w:line="336" w:lineRule="auto" w:after="180"/>
-      </w:pPr>
-      <w:r>
-        <w:rPr>
-          <w:b w:val="0"/>
-        </w:rPr>
-        <w:t>Write results without enlarging them. A fictional study evaluates answer support on twelve fixed questions from one approved collection. Supplied facts: A supports 9/12 answers; B supports 10/12.</w:t>
-      </w:r>
-    </w:p>
-    <w:p>
-      <w:pPr>
-        <w:spacing w:line="336" w:lineRule="auto" w:after="180"/>
-      </w:pPr>
-      <w:r>
-        <w:rPr>
-          <w:b w:val="0"/>
-        </w:rPr>
-        <w:t>No user learning outcomes are recorded.</w:t>
-      </w:r>
-    </w:p>
-    <w:p>
-      <w:pPr>
-        <w:spacing w:line="336" w:lineRule="auto" w:after="180"/>
-        <w:shd w:fill="F5F1FB"/>
-      </w:pPr>
-      <w:r>
-        <w:rPr>
-          <w:b w:val="0"/>
-        </w:rPr>
-        <w:t>Point to the given fact that matters most. Explain why it matters.</w:t>
-      </w:r>
-    </w:p>
-    <w:p>
-      <w:pPr>
-        <w:pStyle w:val="Heading3"/>
-      </w:pPr>
-      <w:r>
-        <w:t>Discuss while showing the picture</w:t>
-      </w:r>
-    </w:p>
-    <w:p>
-      <w:pPr>
-        <w:spacing w:line="336" w:lineRule="auto" w:after="180"/>
-        <w:shd w:fill="F1F6F8"/>
-      </w:pPr>
-      <w:r>
-        <w:rPr>
-          <w:b w:val="0"/>
-        </w:rPr>
-        <w:t>Teacher prompt: Point to the given fact that matters most. Explain why it matters. Ask learners to describe one label or arrow in ordinary words. Use the adjacent transcript if the image is difficult to see.</w:t>
-      </w:r>
-    </w:p>
-    <w:p>
-      <w:pPr>
-        <w:pStyle w:val="Heading3"/>
-      </w:pPr>
-      <w:r>
-        <w:t>02. Follow the deciding steps</w:t>
-      </w:r>
-    </w:p>
-    <w:p>
-      <w:r>
-        <w:drawing>
-          <wp:inline xmlns:a="http://schemas.openxmlformats.org/drawingml/2006/main" xmlns:pic="http://schemas.openxmlformats.org/drawingml/2006/picture">
-            <wp:extent cx="5486400" cy="3182112"/>
-            <wp:docPr id="4" name="Picture 4" descr="Report the observation: A is 75%; B is about 83.3%, a one-case improvement. → Link to the method: Name the collection, rubric and twelve-case denominator. → State limits: Do not infer that children learn more from this answer-support measure."/>
-            <wp:cNvGraphicFramePr>
-              <a:graphicFrameLocks noChangeAspect="1"/>
-            </wp:cNvGraphicFramePr>
-            <a:graphic>
-              <a:graphicData uri="http://schemas.openxmlformats.org/drawingml/2006/picture">
-                <pic:pic>
-                  <pic:nvPicPr>
-                    <pic:cNvPr id="0" name="academy-story-ai-7-31-02.png"/>
-                    <pic:cNvPicPr/>
-                  </pic:nvPicPr>
-                  <pic:blipFill>
-                    <a:blip r:embed="rId12"/>
-                    <a:stretch>
-                      <a:fillRect/>
-                    </a:stretch>
-                  </pic:blipFill>
-                  <pic:spPr>
-                    <a:xfrm>
-                      <a:off x="0" y="0"/>
-                      <a:ext cx="5486400" cy="3182112"/>
-                    </a:xfrm>
-                    <a:prstGeom prst="rect"/>
-                  </pic:spPr>
-                </pic:pic>
-              </a:graphicData>
-            </a:graphic>
-          </wp:inline>
-        </w:drawing>
-      </w:r>
-    </w:p>
-    <w:p>
-      <w:pPr>
-        <w:spacing w:line="336" w:lineRule="auto" w:after="180"/>
-      </w:pPr>
-      <w:r>
-        <w:rPr>
-          <w:b w:val="0"/>
-        </w:rPr>
-        <w:t xml:space="preserve">Report the </w:t>
-      </w:r>
-      <w:r>
-        <w:rPr>
-          <w:b/>
-        </w:rPr>
-        <w:t>observation</w:t>
-      </w:r>
-      <w:r>
-        <w:rPr>
-          <w:b w:val="0"/>
-        </w:rPr>
-        <w:t>: A is 75%; B is about 83.3%, a one-case improvement. → Link to the method: Name the collection, rubric and twelve-case denominator. → State limits: Do not infer that children learn more from this answer-support measure.</w:t>
-      </w:r>
-    </w:p>
-    <w:p>
-      <w:pPr>
-        <w:spacing w:line="336" w:lineRule="auto" w:after="180"/>
-        <w:shd w:fill="F5F1FB"/>
-      </w:pPr>
-      <w:r>
-        <w:rPr>
-          <w:b w:val="0"/>
-        </w:rPr>
-        <w:t xml:space="preserve">Point to each numbered stage and explain which recorded </w:t>
-      </w:r>
-      <w:r>
-        <w:rPr>
-          <w:b/>
-        </w:rPr>
-        <w:t>input</w:t>
-      </w:r>
-      <w:r>
-        <w:rPr>
-          <w:b w:val="0"/>
-        </w:rPr>
-        <w:t xml:space="preserve"> it uses.</w:t>
-      </w:r>
-    </w:p>
-    <w:p>
-      <w:pPr>
-        <w:pStyle w:val="Heading3"/>
-      </w:pPr>
-      <w:r>
-        <w:t>Discuss while showing the picture</w:t>
-      </w:r>
-    </w:p>
-    <w:p>
-      <w:pPr>
-        <w:spacing w:line="336" w:lineRule="auto" w:after="180"/>
-        <w:shd w:fill="F1F6F8"/>
-      </w:pPr>
-      <w:r>
-        <w:rPr>
-          <w:b w:val="0"/>
-        </w:rPr>
-        <w:t xml:space="preserve">Teacher prompt: Point to each numbered stage and explain which recorded </w:t>
-      </w:r>
-      <w:r>
-        <w:rPr>
-          <w:b/>
-        </w:rPr>
-        <w:t>input</w:t>
-      </w:r>
-      <w:r>
-        <w:rPr>
-          <w:b w:val="0"/>
-        </w:rPr>
-        <w:t xml:space="preserve"> it uses. Ask learners to describe one label or arrow in ordinary words. Use the adjacent transcript if the image is difficult to see.</w:t>
-      </w:r>
-    </w:p>
-    <w:p>
-      <w:pPr>
-        <w:pStyle w:val="Heading3"/>
-      </w:pPr>
-      <w:r>
-        <w:t>03. Supported answers in one collection</w:t>
-      </w:r>
-    </w:p>
-    <w:p>
-      <w:r>
-        <w:drawing>
-          <wp:inline xmlns:a="http://schemas.openxmlformats.org/drawingml/2006/main" xmlns:pic="http://schemas.openxmlformats.org/drawingml/2006/picture">
-            <wp:extent cx="5486400" cy="2834640"/>
-            <wp:docPr id="5" name="Picture 5" descr="Supported answers in one collection. Units: supported answers out of 12. A: 9. B: 10."/>
-            <wp:cNvGraphicFramePr>
-              <a:graphicFrameLocks noChangeAspect="1"/>
-            </wp:cNvGraphicFramePr>
-            <a:graphic>
-              <a:graphicData uri="http://schemas.openxmlformats.org/drawingml/2006/picture">
-                <pic:pic>
-                  <pic:nvPicPr>
-                    <pic:cNvPr id="0" name="academy-story-ai-7-31-03.png"/>
                     <pic:cNvPicPr/>
                   </pic:nvPicPr>
                   <pic:blipFill>
@@ -4921,56 +5595,246 @@
         <w:rPr>
           <w:b w:val="0"/>
         </w:rPr>
-        <w:t>Supported answers in one collection. Units: supported answers out of 12. A: 9. B: 10.</w:t>
+        <w:t>Write results without enlarging them. A fictional study evaluates answer support on twelve fixed questions from one approved collection. Supplied facts: A supports 9/12 answers; B supports 10/12.</w:t>
       </w:r>
     </w:p>
     <w:p>
       <w:pPr>
         <w:spacing w:line="336" w:lineRule="auto" w:after="180"/>
-        <w:shd w:fill="F5F1FB"/>
       </w:pPr>
       <w:r>
         <w:rPr>
           <w:b w:val="0"/>
         </w:rPr>
-        <w:t>Read the labels and values. Explain the relationship the model shows.</w:t>
+        <w:t>No user learning outcomes are recorded.</w:t>
       </w:r>
     </w:p>
     <w:p>
       <w:pPr>
-        <w:pStyle w:val="Heading3"/>
-      </w:pPr>
-      <w:r>
-        <w:t>Discuss while showing the picture</w:t>
+        <w:spacing w:line="336" w:lineRule="auto" w:after="180"/>
+      </w:pPr>
+      <w:r>
+        <w:rPr>
+          <w:b w:val="0"/>
+        </w:rPr>
+        <w:t>Point to the given fact that matters most. Explain why it matters.</w:t>
       </w:r>
     </w:p>
     <w:p>
       <w:pPr>
         <w:spacing w:line="336" w:lineRule="auto" w:after="180"/>
-        <w:shd w:fill="F1F6F8"/>
       </w:pPr>
       <w:r>
         <w:rPr>
           <w:b w:val="0"/>
         </w:rPr>
-        <w:t>Teacher prompt: Read the labels and values. Explain the relationship the model shows. Ask learners to describe one label or arrow in ordinary words. Use the adjacent transcript if the image is difficult to see.</w:t>
+        <w:t>Teacher prompt: Point to the given fact that matters most. Explain why it matters. Ask learners to describe one label or arrow in ordinary words. Use the adjacent transcript if the image is difficult to see.</w:t>
       </w:r>
     </w:p>
     <w:p>
       <w:pPr>
-        <w:spacing w:line="336" w:lineRule="auto" w:after="180"/>
-        <w:shd w:fill="F1F6F8"/>
-      </w:pPr>
-      <w:r>
-        <w:rPr>
-          <w:b w:val="0"/>
-        </w:rPr>
-        <w:t>Check row/column meanings, units and denominators before discussing a difference. Supplied toy values are not real class or model results.</w:t>
+        <w:pStyle w:val="Heading2"/>
+      </w:pPr>
+      <w:r>
+        <w:t>02. Follow the deciding steps</w:t>
       </w:r>
     </w:p>
     <w:p>
-      <w:pPr>
-        <w:pStyle w:val="Heading3"/>
+      <w:r>
+        <w:drawing>
+          <wp:inline xmlns:a="http://schemas.openxmlformats.org/drawingml/2006/main" xmlns:pic="http://schemas.openxmlformats.org/drawingml/2006/picture">
+            <wp:extent cx="5486400" cy="3182112"/>
+            <wp:docPr id="6" name="Picture 6" descr="Report the observation: A is 75%; B is about 83.3%, a one-case improvement. → Link to the method: Name the collection, rubric and twelve-case denominator. → State limits: Do not infer that children learn more from this answer-support measure."/>
+            <wp:cNvGraphicFramePr>
+              <a:graphicFrameLocks noChangeAspect="1"/>
+            </wp:cNvGraphicFramePr>
+            <a:graphic>
+              <a:graphicData uri="http://schemas.openxmlformats.org/drawingml/2006/picture">
+                <pic:pic>
+                  <pic:nvPicPr>
+                    <pic:cNvPr id="0" name="academy-story-ai-7-31-02.png"/>
+                    <pic:cNvPicPr/>
+                  </pic:nvPicPr>
+                  <pic:blipFill>
+                    <a:blip r:embed="rId10"/>
+                    <a:stretch>
+                      <a:fillRect/>
+                    </a:stretch>
+                  </pic:blipFill>
+                  <pic:spPr>
+                    <a:xfrm>
+                      <a:off x="0" y="0"/>
+                      <a:ext cx="5486400" cy="3182112"/>
+                    </a:xfrm>
+                    <a:prstGeom prst="rect"/>
+                  </pic:spPr>
+                </pic:pic>
+              </a:graphicData>
+            </a:graphic>
+          </wp:inline>
+        </w:drawing>
+      </w:r>
+    </w:p>
+    <w:p>
+      <w:pPr>
+        <w:spacing w:line="336" w:lineRule="auto" w:after="180"/>
+      </w:pPr>
+      <w:r>
+        <w:rPr>
+          <w:b w:val="0"/>
+        </w:rPr>
+        <w:t xml:space="preserve">Report the </w:t>
+      </w:r>
+      <w:r>
+        <w:rPr>
+          <w:b/>
+        </w:rPr>
+        <w:t>observation</w:t>
+      </w:r>
+      <w:r>
+        <w:rPr>
+          <w:b w:val="0"/>
+        </w:rPr>
+        <w:t>: A is 75%; B is about 83.3%, a one-case improvement. → Link to the method: Name the collection, rubric and twelve-case denominator. → State limits: Do not infer that children learn more from this answer-support measure.</w:t>
+      </w:r>
+    </w:p>
+    <w:p>
+      <w:pPr>
+        <w:spacing w:line="336" w:lineRule="auto" w:after="180"/>
+      </w:pPr>
+      <w:r>
+        <w:rPr>
+          <w:b w:val="0"/>
+        </w:rPr>
+        <w:t xml:space="preserve">Point to each numbered stage and explain which recorded </w:t>
+      </w:r>
+      <w:r>
+        <w:rPr>
+          <w:b/>
+        </w:rPr>
+        <w:t>input</w:t>
+      </w:r>
+      <w:r>
+        <w:rPr>
+          <w:b w:val="0"/>
+        </w:rPr>
+        <w:t xml:space="preserve"> it uses.</w:t>
+      </w:r>
+    </w:p>
+    <w:p>
+      <w:pPr>
+        <w:spacing w:line="336" w:lineRule="auto" w:after="180"/>
+      </w:pPr>
+      <w:r>
+        <w:rPr>
+          <w:b w:val="0"/>
+        </w:rPr>
+        <w:t xml:space="preserve">Teacher prompt: Point to each numbered stage and explain which recorded </w:t>
+      </w:r>
+      <w:r>
+        <w:rPr>
+          <w:b/>
+        </w:rPr>
+        <w:t>input</w:t>
+      </w:r>
+      <w:r>
+        <w:rPr>
+          <w:b w:val="0"/>
+        </w:rPr>
+        <w:t xml:space="preserve"> it uses. Ask learners to describe one label or arrow in ordinary words. Use the adjacent transcript if the image is difficult to see.</w:t>
+      </w:r>
+    </w:p>
+    <w:p>
+      <w:pPr>
+        <w:pStyle w:val="Heading2"/>
+      </w:pPr>
+      <w:r>
+        <w:t>03. Supported answers in one collection</w:t>
+      </w:r>
+    </w:p>
+    <w:p>
+      <w:r>
+        <w:drawing>
+          <wp:inline xmlns:a="http://schemas.openxmlformats.org/drawingml/2006/main" xmlns:pic="http://schemas.openxmlformats.org/drawingml/2006/picture">
+            <wp:extent cx="5486400" cy="2834640"/>
+            <wp:docPr id="7" name="Picture 7" descr="Supported answers in one collection. Units: supported answers out of 12. A: 9. B: 10."/>
+            <wp:cNvGraphicFramePr>
+              <a:graphicFrameLocks noChangeAspect="1"/>
+            </wp:cNvGraphicFramePr>
+            <a:graphic>
+              <a:graphicData uri="http://schemas.openxmlformats.org/drawingml/2006/picture">
+                <pic:pic>
+                  <pic:nvPicPr>
+                    <pic:cNvPr id="0" name="academy-story-ai-7-31-03.png"/>
+                    <pic:cNvPicPr/>
+                  </pic:nvPicPr>
+                  <pic:blipFill>
+                    <a:blip r:embed="rId14"/>
+                    <a:stretch>
+                      <a:fillRect/>
+                    </a:stretch>
+                  </pic:blipFill>
+                  <pic:spPr>
+                    <a:xfrm>
+                      <a:off x="0" y="0"/>
+                      <a:ext cx="5486400" cy="2834640"/>
+                    </a:xfrm>
+                    <a:prstGeom prst="rect"/>
+                  </pic:spPr>
+                </pic:pic>
+              </a:graphicData>
+            </a:graphic>
+          </wp:inline>
+        </w:drawing>
+      </w:r>
+    </w:p>
+    <w:p>
+      <w:pPr>
+        <w:spacing w:line="336" w:lineRule="auto" w:after="180"/>
+      </w:pPr>
+      <w:r>
+        <w:rPr>
+          <w:b w:val="0"/>
+        </w:rPr>
+        <w:t>Supported answers in one collection. Units: supported answers out of 12. A: 9. B: 10.</w:t>
+      </w:r>
+    </w:p>
+    <w:p>
+      <w:pPr>
+        <w:spacing w:line="336" w:lineRule="auto" w:after="180"/>
+      </w:pPr>
+      <w:r>
+        <w:rPr>
+          <w:b w:val="0"/>
+        </w:rPr>
+        <w:t>Read the labels and values. Explain the relationship the model shows.</w:t>
+      </w:r>
+    </w:p>
+    <w:p>
+      <w:pPr>
+        <w:spacing w:line="336" w:lineRule="auto" w:after="180"/>
+      </w:pPr>
+      <w:r>
+        <w:rPr>
+          <w:b w:val="0"/>
+        </w:rPr>
+        <w:t>Teacher prompt: Read the labels and values. Explain the relationship the model shows. Ask learners to describe one label or arrow in ordinary words. Use the adjacent transcript if the image is difficult to see.</w:t>
+      </w:r>
+    </w:p>
+    <w:p>
+      <w:pPr>
+        <w:spacing w:line="336" w:lineRule="auto" w:after="180"/>
+      </w:pPr>
+      <w:r>
+        <w:rPr>
+          <w:b w:val="0"/>
+        </w:rPr>
+        <w:t>Check row/column meanings, units and denominators before discussing a difference. Supplied toy values are not real class or model results.</w:t>
+      </w:r>
+    </w:p>
+    <w:p>
+      <w:pPr>
+        <w:pStyle w:val="Heading2"/>
       </w:pPr>
       <w:r>
         <w:t>04. Change one thing. Trace what follows.</w:t>
@@ -4981,7 +5845,7 @@
         <w:drawing>
           <wp:inline xmlns:a="http://schemas.openxmlformats.org/drawingml/2006/main" xmlns:pic="http://schemas.openxmlformats.org/drawingml/2006/picture">
             <wp:extent cx="5486400" cy="3026664"/>
-            <wp:docPr id="6" name="Picture 6" descr="Original case: Do not infer that children learn more from this answer-support measure. Changed condition: Write &quot;B makes every student smarter&quot;. Expected result: Remove that sentence as unsupported by the study. Reason: The measured unit was answers, not student understanding or intelligence."/>
+            <wp:docPr id="8" name="Picture 8" descr="Original case: Do not infer that children learn more from this answer-support measure. Changed condition: Write &quot;B makes every student smarter&quot;. Expected result: Remove that sentence as unsupported by the study. Reason: The measured unit was answers, not student understanding or intelligence."/>
             <wp:cNvGraphicFramePr>
               <a:graphicFrameLocks noChangeAspect="1"/>
             </wp:cNvGraphicFramePr>
@@ -4993,7 +5857,7 @@
                     <pic:cNvPicPr/>
                   </pic:nvPicPr>
                   <pic:blipFill>
-                    <a:blip r:embed="rId14"/>
+                    <a:blip r:embed="rId15"/>
                     <a:stretch>
                       <a:fillRect/>
                     </a:stretch>
@@ -5037,7 +5901,6 @@
     <w:p>
       <w:pPr>
         <w:spacing w:line="336" w:lineRule="auto" w:after="180"/>
-        <w:shd w:fill="F5F1FB"/>
       </w:pPr>
       <w:r>
         <w:rPr>
@@ -5048,39 +5911,29 @@
     </w:p>
     <w:p>
       <w:pPr>
-        <w:pStyle w:val="Heading3"/>
-      </w:pPr>
-      <w:r>
-        <w:t>Discuss while showing the picture</w:t>
+        <w:spacing w:line="336" w:lineRule="auto" w:after="180"/>
+      </w:pPr>
+      <w:r>
+        <w:rPr>
+          <w:b w:val="0"/>
+        </w:rPr>
+        <w:t>Teacher prompt: Predict before checking the worked changed-case result. Name what changed and what the supplied facts allow you to conclude. Ask learners to describe one label or arrow in ordinary words.</w:t>
       </w:r>
     </w:p>
     <w:p>
       <w:pPr>
         <w:spacing w:line="336" w:lineRule="auto" w:after="180"/>
-        <w:shd w:fill="F1F6F8"/>
       </w:pPr>
       <w:r>
         <w:rPr>
           <w:b w:val="0"/>
         </w:rPr>
-        <w:t>Teacher prompt: Predict before checking the worked changed-case result. Name what changed and what the supplied facts allow you to conclude. Ask learners to describe one label or arrow in ordinary words.</w:t>
+        <w:t>Use the adjacent transcript if the image is difficult to see. Changed-case reasoning: The measured unit was answers, not student understanding or intelligence.</w:t>
       </w:r>
     </w:p>
     <w:p>
       <w:pPr>
-        <w:spacing w:line="336" w:lineRule="auto" w:after="180"/>
-        <w:shd w:fill="F1F6F8"/>
-      </w:pPr>
-      <w:r>
-        <w:rPr>
-          <w:b w:val="0"/>
-        </w:rPr>
-        <w:t>Use the adjacent transcript if the image is difficult to see. Changed-case reasoning: The measured unit was answers, not student understanding or intelligence.</w:t>
-      </w:r>
-    </w:p>
-    <w:p>
-      <w:pPr>
-        <w:pStyle w:val="Heading3"/>
+        <w:pStyle w:val="Heading2"/>
       </w:pPr>
       <w:r>
         <w:t>05. Connect the explanation to its limit</w:t>
@@ -5091,7 +5944,7 @@
         <w:drawing>
           <wp:inline xmlns:a="http://schemas.openxmlformats.org/drawingml/2006/main" xmlns:pic="http://schemas.openxmlformats.org/drawingml/2006/picture">
             <wp:extent cx="5486400" cy="2834640"/>
-            <wp:docPr id="7" name="Picture 7" descr="Results describe what was measured; limitations prevent substitution of a different outcome or population. A small descriptive improvement needs its scope attached. Limit: No significance or stable population effect is established; broader task and learner evidence would require another study."/>
+            <wp:docPr id="9" name="Picture 9" descr="Results describe what was measured; limitations prevent substitution of a different outcome or population. A small descriptive improvement needs its scope attached. Limit: No significance or stable population effect is established; broader task and learner evidence would require another study."/>
             <wp:cNvGraphicFramePr>
               <a:graphicFrameLocks noChangeAspect="1"/>
             </wp:cNvGraphicFramePr>
@@ -5103,7 +5956,7 @@
                     <pic:cNvPicPr/>
                   </pic:nvPicPr>
                   <pic:blipFill>
-                    <a:blip r:embed="rId15"/>
+                    <a:blip r:embed="rId16"/>
                     <a:stretch>
                       <a:fillRect/>
                     </a:stretch>
@@ -5159,7 +6012,6 @@
     <w:p>
       <w:pPr>
         <w:spacing w:line="336" w:lineRule="auto" w:after="180"/>
-        <w:shd w:fill="F5F1FB"/>
       </w:pPr>
       <w:r>
         <w:rPr>
@@ -5170,51 +6022,41 @@
     </w:p>
     <w:p>
       <w:pPr>
-        <w:pStyle w:val="Heading3"/>
-      </w:pPr>
-      <w:r>
-        <w:t>Discuss while showing the picture</w:t>
+        <w:spacing w:line="336" w:lineRule="auto" w:after="180"/>
+      </w:pPr>
+      <w:r>
+        <w:rPr>
+          <w:b w:val="0"/>
+        </w:rPr>
+        <w:t>Teacher prompt: Explain the case, then point to a limit on the claim. Ask learners to describe one label or arrow in ordinary words. Use the adjacent transcript if the image is difficult to see.</w:t>
       </w:r>
     </w:p>
     <w:p>
       <w:pPr>
         <w:spacing w:line="336" w:lineRule="auto" w:after="180"/>
-        <w:shd w:fill="F1F6F8"/>
       </w:pPr>
       <w:r>
         <w:rPr>
           <w:b w:val="0"/>
         </w:rPr>
-        <w:t>Teacher prompt: Explain the case, then point to a limit on the claim. Ask learners to describe one label or arrow in ordinary words. Use the adjacent transcript if the image is difficult to see.</w:t>
+        <w:t xml:space="preserve">Keep the stated scope: No significance or stable population effect is established; broader task and learner </w:t>
+      </w:r>
+      <w:r>
+        <w:rPr>
+          <w:b/>
+        </w:rPr>
+        <w:t>evidence</w:t>
+      </w:r>
+      <w:r>
+        <w:rPr>
+          <w:b w:val="0"/>
+        </w:rPr>
+        <w:t xml:space="preserve"> would require another study.</w:t>
       </w:r>
     </w:p>
     <w:p>
       <w:pPr>
-        <w:spacing w:line="336" w:lineRule="auto" w:after="180"/>
-        <w:shd w:fill="F1F6F8"/>
-      </w:pPr>
-      <w:r>
-        <w:rPr>
-          <w:b w:val="0"/>
-        </w:rPr>
-        <w:t xml:space="preserve">Keep the stated scope: No significance or stable population effect is established; broader task and learner </w:t>
-      </w:r>
-      <w:r>
-        <w:rPr>
-          <w:b/>
-        </w:rPr>
-        <w:t>evidence</w:t>
-      </w:r>
-      <w:r>
-        <w:rPr>
-          <w:b w:val="0"/>
-        </w:rPr>
-        <w:t xml:space="preserve"> would require another study.</w:t>
-      </w:r>
-    </w:p>
-    <w:p>
-      <w:pPr>
-        <w:pStyle w:val="Heading3"/>
+        <w:pStyle w:val="Heading2"/>
       </w:pPr>
       <w:r>
         <w:t>06. Make the idea visible in your project</w:t>
@@ -5225,7 +6067,7 @@
         <w:drawing>
           <wp:inline xmlns:a="http://schemas.openxmlformats.org/drawingml/2006/main" xmlns:pic="http://schemas.openxmlformats.org/drawingml/2006/picture">
             <wp:extent cx="5486400" cy="3681984"/>
-            <wp:docPr id="8" name="Picture 8" descr="For the Reproducible AI Research Study, retain an annotated worked trace and the changed-case reasoning. Connect the claim to its records, units and assumptions so another investigator can challenge or reproduce it. Draw your input, deciding step, result and limit. Supported question: Compute the supported-answer rates for 9/12 and 10/12. What actual outcome was measured, and why is a claim that every student becomes smarter outside this evidence?"/>
+            <wp:docPr id="10" name="Picture 10" descr="For the Reproducible AI Research Study, retain an annotated worked trace and the changed-case reasoning. Connect the claim to its records, units and assumptions so another investigator can challenge or reproduce it. Draw your input, deciding step, result and limit. Supported question: Compute the supported-answer rates for 9/12 and 10/12. What actual outcome was measured, and why is a claim that every student becomes smarter outside this evidence?"/>
             <wp:cNvGraphicFramePr>
               <a:graphicFrameLocks noChangeAspect="1"/>
             </wp:cNvGraphicFramePr>
@@ -5237,7 +6079,7 @@
                     <pic:cNvPicPr/>
                   </pic:nvPicPr>
                   <pic:blipFill>
-                    <a:blip r:embed="rId16"/>
+                    <a:blip r:embed="rId17"/>
                     <a:stretch>
                       <a:fillRect/>
                     </a:stretch>
@@ -5316,7 +6158,6 @@
     <w:p>
       <w:pPr>
         <w:spacing w:line="336" w:lineRule="auto" w:after="180"/>
-        <w:shd w:fill="F5F1FB"/>
       </w:pPr>
       <w:r>
         <w:rPr>
@@ -5339,58 +6180,126 @@
     </w:p>
     <w:p>
       <w:pPr>
-        <w:pStyle w:val="Heading3"/>
-      </w:pPr>
-      <w:r>
-        <w:t>Discuss while showing the picture</w:t>
+        <w:spacing w:line="336" w:lineRule="auto" w:after="180"/>
+      </w:pPr>
+      <w:r>
+        <w:rPr>
+          <w:b w:val="0"/>
+        </w:rPr>
+        <w:t xml:space="preserve">Teacher prompt: Draw your project trace and justify the deciding step using </w:t>
+      </w:r>
+      <w:r>
+        <w:rPr>
+          <w:b/>
+        </w:rPr>
+        <w:t>evidence</w:t>
+      </w:r>
+      <w:r>
+        <w:rPr>
+          <w:b w:val="0"/>
+        </w:rPr>
+        <w:t>. Ask learners to describe one label or arrow in ordinary words. Use the adjacent transcript if the image is difficult to see.</w:t>
       </w:r>
     </w:p>
     <w:p>
       <w:pPr>
         <w:spacing w:line="336" w:lineRule="auto" w:after="180"/>
-        <w:shd w:fill="F1F6F8"/>
       </w:pPr>
       <w:r>
         <w:rPr>
           <w:b w:val="0"/>
         </w:rPr>
-        <w:t xml:space="preserve">Teacher prompt: Draw your project trace and justify the deciding step using </w:t>
-      </w:r>
-      <w:r>
-        <w:rPr>
-          <w:b/>
-        </w:rPr>
-        <w:t>evidence</w:t>
-      </w:r>
-      <w:r>
-        <w:rPr>
-          <w:b w:val="0"/>
-        </w:rPr>
-        <w:t>. Ask learners to describe one label or arrow in ordinary words. Use the adjacent transcript if the image is difficult to see.</w:t>
+        <w:t>Supported practice key: A is 75%; B is about 83.3%, a one-case improvement. Name the collection, rubric and twelve-case denominator. Do not infer that children learn more from this answer-support measure.</w:t>
       </w:r>
     </w:p>
     <w:p>
       <w:pPr>
         <w:spacing w:line="336" w:lineRule="auto" w:after="180"/>
-        <w:shd w:fill="F1F6F8"/>
       </w:pPr>
       <w:r>
         <w:rPr>
           <w:b w:val="0"/>
         </w:rPr>
-        <w:t>Supported practice key: A is 75%; B is about 83.3%, a one-case improvement. Name the collection, rubric and twelve-case denominator. Do not infer that children learn more from this answer-support measure.</w:t>
+        <w:t>Changed case: Remove that sentence as unsupported by the study. The measured unit was answers, not student understanding or intelligence.</w:t>
       </w:r>
     </w:p>
     <w:p>
       <w:pPr>
+        <w:pStyle w:val="Heading2"/>
+      </w:pPr>
+      <w:r>
+        <w:t>Earlier wording, alternatives and picture transcripts · reference / check after trying</w:t>
+      </w:r>
+    </w:p>
+    <w:p>
+      <w:pPr>
         <w:spacing w:line="336" w:lineRule="auto" w:after="180"/>
-        <w:shd w:fill="F1F6F8"/>
       </w:pPr>
       <w:r>
         <w:rPr>
           <w:b w:val="0"/>
         </w:rPr>
-        <w:t>Changed case: Remove that sentence as unsupported by the study. The measured unit was answers, not student understanding or intelligence.</w:t>
+        <w:t xml:space="preserve">Use one picture at a time. Hide a worked result before asking for a </w:t>
+      </w:r>
+      <w:r>
+        <w:rPr>
+          <w:b/>
+        </w:rPr>
+        <w:t>prediction</w:t>
+      </w:r>
+      <w:r>
+        <w:rPr>
+          <w:b w:val="0"/>
+        </w:rPr>
+        <w:t>, then reveal it for feedback. These are supported teaching cases; retain the separate independent assessment for a fresh first attempt.</w:t>
+      </w:r>
+    </w:p>
+    <w:p>
+      <w:pPr>
+        <w:pStyle w:val="Heading3"/>
+      </w:pPr>
+      <w:r>
+        <w:t>01. Writing results and limitations: the case</w:t>
+      </w:r>
+    </w:p>
+    <w:p>
+      <w:pPr>
+        <w:pStyle w:val="Heading3"/>
+      </w:pPr>
+      <w:r>
+        <w:t>02. Follow the deciding steps</w:t>
+      </w:r>
+    </w:p>
+    <w:p>
+      <w:pPr>
+        <w:pStyle w:val="Heading3"/>
+      </w:pPr>
+      <w:r>
+        <w:t>03. Supported answers in one collection</w:t>
+      </w:r>
+    </w:p>
+    <w:p>
+      <w:pPr>
+        <w:pStyle w:val="Heading3"/>
+      </w:pPr>
+      <w:r>
+        <w:t>04. Change one thing. Trace what follows.</w:t>
+      </w:r>
+    </w:p>
+    <w:p>
+      <w:pPr>
+        <w:pStyle w:val="Heading3"/>
+      </w:pPr>
+      <w:r>
+        <w:t>05. Connect the explanation to its limit</w:t>
+      </w:r>
+    </w:p>
+    <w:p>
+      <w:pPr>
+        <w:pStyle w:val="Heading3"/>
+      </w:pPr>
+      <w:r>
+        <w:t>06. Make the idea visible in your project</w:t>
       </w:r>
     </w:p>
     <w:sectPr>
